--- a/roteiros-venda/Roteiros-Necessaire-Make-e-Termica-Mimo.docx
+++ b/roteiros-venda/Roteiros-Necessaire-Make-e-Termica-Mimo.docx
@@ -7,38 +7,36 @@
         <w:pStyle w:val="Title"/>
       </w:pPr>
       <w:r>
-        <w:t>Roteiros de Venda: Necessaire Make e Térmica Mimo</w:t>
+        <w:t>Roteiros completos: Necessaire Make e Térmica Mimo</w:t>
       </w:r>
     </w:p>
     <w:p>
-      <w:pPr>
-        <w:pStyle w:val="Heading1"/>
-      </w:pPr>
-      <w:r>
-        <w:t>Roteiros de anúncio: Necessaire Make e Bolsa Térmica Mimo</w:t>
-      </w:r>
-    </w:p>
-    <w:p>
-      <w:r>
-        <w:t xml:space="preserve">Foco: a </w:t>
-      </w:r>
       <w:r>
         <w:rPr>
           <w:b/>
         </w:rPr>
-        <w:t>dor de vender o produto para o cliente final</w:t>
-      </w:r>
-      <w:r>
-        <w:t xml:space="preserve">, com </w:t>
+        <w:t>Objetivo:</w:t>
+      </w:r>
+      <w:r>
+        <w:t xml:space="preserve"> vender o projeto (Hotmart) para quem costura e quer faturar, com foco na </w:t>
       </w:r>
       <w:r>
         <w:rPr>
           <w:b/>
         </w:rPr>
-        <w:t>prova social</w:t>
-      </w:r>
-      <w:r>
-        <w:t xml:space="preserve"> de clientes que já venderam.</w:t>
+        <w:t>transformação em vendas</w:t>
+      </w:r>
+      <w:r>
+        <w:t xml:space="preserve"> e na </w:t>
+      </w:r>
+      <w:r>
+        <w:rPr>
+          <w:b/>
+        </w:rPr>
+        <w:t>dor de vender para o cliente final</w:t>
+      </w:r>
+      <w:r>
+        <w:t>. Inclui a dona de ateliê que quer faturar mais no fim de ano.</w:t>
       </w:r>
     </w:p>
     <w:p>
@@ -54,7 +52,7 @@
         <w:pStyle w:val="ListBullet"/>
       </w:pPr>
       <w:r>
-        <w:t xml:space="preserve">Tudo que estiver entre </w:t>
+        <w:t xml:space="preserve">Tudo entre </w:t>
       </w:r>
       <w:r>
         <w:rPr>
@@ -69,7 +67,7 @@
         <w:rPr>
           <w:b/>
         </w:rPr>
-        <w:t>exemplo ilustrativo</w:t>
+        <w:t>exemplo</w:t>
       </w:r>
       <w:r>
         <w:t xml:space="preserve">. Troque pelos </w:t>
@@ -81,7 +79,7 @@
         <w:t>números e depoimentos reais</w:t>
       </w:r>
       <w:r>
-        <w:t xml:space="preserve"> das alunas antes de gravar ou publicar.</w:t>
+        <w:t xml:space="preserve"> das alunas antes de gravar.</w:t>
       </w:r>
     </w:p>
     <w:p>
@@ -92,10 +90,10 @@
         <w:rPr>
           <w:b/>
         </w:rPr>
-        <w:t>Não publique os exemplos como se fossem reais.</w:t>
-      </w:r>
-      <w:r>
-        <w:t xml:space="preserve"> Depoimento e faturamento inventados em anúncio são propaganda enganosa e podem derrubar a conta de anúncios.</w:t>
+        <w:t>Não publique exemplo como se fosse resultado real.</w:t>
+      </w:r>
+      <w:r>
+        <w:t xml:space="preserve"> Depoimento e faturamento inventados em anúncio são propaganda enganosa e podem derrubar a conta.</w:t>
       </w:r>
     </w:p>
     <w:p>
@@ -103,16 +101,16 @@
         <w:pStyle w:val="ListBullet"/>
       </w:pPr>
       <w:r>
-        <w:t xml:space="preserve">Com cinco alunas com resultados diferentes, faça </w:t>
+        <w:t xml:space="preserve">Sempre que houver promessa de retorno, use "pode", "até" e o aviso </w:t>
       </w:r>
       <w:r>
         <w:rPr>
           <w:b/>
         </w:rPr>
-        <w:t>cinco variações do mesmo roteiro</w:t>
-      </w:r>
-      <w:r>
-        <w:t>, uma por prova social. Teste todas no tráfego e escale a que converter mais.</w:t>
+        <w:t>"resultados variam de pessoa para pessoa"</w:t>
+      </w:r>
+      <w:r>
+        <w:t>.</w:t>
       </w:r>
     </w:p>
     <w:p>
@@ -120,106 +118,16 @@
         <w:pStyle w:val="ListBullet"/>
       </w:pPr>
       <w:r>
-        <w:t>Se a aluna não tiver o número exato, use uma faixa honesta ("vendeu várias no primeiro mês") ou peça a ela um print ou áudio de confirmação.</w:t>
-      </w:r>
-    </w:p>
-    <w:p>
-      <w:pPr>
-        <w:pStyle w:val="Heading3"/>
-      </w:pPr>
-      <w:r>
-        <w:t>Dados de preço (confirmar)</w:t>
-      </w:r>
-    </w:p>
-    <w:tbl>
-      <w:tblPr>
-        <w:tblStyle w:val="TableGrid"/>
-        <w:tblW w:type="auto" w:w="0"/>
-        <w:tblLook w:firstColumn="1" w:firstRow="1" w:lastColumn="0" w:lastRow="0" w:noHBand="0" w:noVBand="1" w:val="04A0"/>
-      </w:tblPr>
-      <w:tblGrid>
-        <w:gridCol w:w="4320"/>
-        <w:gridCol w:w="4320"/>
-      </w:tblGrid>
-      <w:tr>
-        <w:tc>
-          <w:tcPr>
-            <w:tcW w:type="dxa" w:w="4320"/>
-          </w:tcPr>
-          <w:p>
-            <w:r>
-              <w:rPr>
-                <w:b/>
-              </w:rPr>
-              <w:t>Produto</w:t>
-            </w:r>
-          </w:p>
-        </w:tc>
-        <w:tc>
-          <w:tcPr>
-            <w:tcW w:type="dxa" w:w="4320"/>
-          </w:tcPr>
-          <w:p>
-            <w:r>
-              <w:rPr>
-                <w:b/>
-              </w:rPr>
-              <w:t>Preço de venda ao cliente final</w:t>
-            </w:r>
-          </w:p>
-        </w:tc>
-      </w:tr>
-      <w:tr>
-        <w:tc>
-          <w:tcPr>
-            <w:tcW w:type="dxa" w:w="4320"/>
-          </w:tcPr>
-          <w:p>
-            <w:r>
-              <w:t>Necessaire Make</w:t>
-            </w:r>
-          </w:p>
-        </w:tc>
-        <w:tc>
-          <w:tcPr>
-            <w:tcW w:type="dxa" w:w="4320"/>
-          </w:tcPr>
-          <w:p>
-            <w:r>
-              <w:t>R$ 130,00</w:t>
-            </w:r>
-          </w:p>
-        </w:tc>
-      </w:tr>
-      <w:tr>
-        <w:tc>
-          <w:tcPr>
-            <w:tcW w:type="dxa" w:w="4320"/>
-          </w:tcPr>
-          <w:p>
-            <w:r>
-              <w:t>Térmica Mimo</w:t>
-            </w:r>
-          </w:p>
-        </w:tc>
-        <w:tc>
-          <w:tcPr>
-            <w:tcW w:type="dxa" w:w="4320"/>
-          </w:tcPr>
-          <w:p>
-            <w:r>
-              <w:t>R$ 145,00</w:t>
-            </w:r>
-          </w:p>
-        </w:tc>
-      </w:tr>
-    </w:tbl>
-    <w:p>
-      <w:pPr>
-        <w:pStyle w:val="Heading3"/>
-      </w:pPr>
-      <w:r>
-        <w:t>Campos para confirmar na hora de gravar</w:t>
+        <w:t xml:space="preserve">Cada roteiro traz </w:t>
+      </w:r>
+      <w:r>
+        <w:rPr>
+          <w:b/>
+        </w:rPr>
+        <w:t>3 ganchos</w:t>
+      </w:r>
+      <w:r>
+        <w:t xml:space="preserve"> para testar. Grave o mesmo vídeo com ganchos diferentes e veja qual segura mais gente nos primeiros 3 segundos.</w:t>
       </w:r>
     </w:p>
     <w:p>
@@ -227,13 +135,16 @@
         <w:pStyle w:val="ListBullet"/>
       </w:pPr>
       <w:r>
-        <w:t xml:space="preserve">☐ Preço do projeto/curso na Hotmart: </w:t>
+        <w:t xml:space="preserve">A coluna </w:t>
       </w:r>
       <w:r>
         <w:rPr>
           <w:b/>
         </w:rPr>
-        <w:t>R$ [___]</w:t>
+        <w:t>Fala</w:t>
+      </w:r>
+      <w:r>
+        <w:t xml:space="preserve"> é para ser dita do jeito que a pessoa fala, não decorada palavra por palavra. Se travar, troque por suas palavras e mantenha a ideia.</w:t>
       </w:r>
     </w:p>
     <w:p>
@@ -241,13 +152,15 @@
         <w:pStyle w:val="ListBullet"/>
       </w:pPr>
       <w:r>
-        <w:t xml:space="preserve">☐ Garantia: </w:t>
-      </w:r>
-      <w:r>
-        <w:rPr>
-          <w:b/>
-        </w:rPr>
-        <w:t>[__ dias]</w:t>
+        <w:t>Duração pensada para Reels, TikTok e anúncio em vídeo vertical (9:16).</w:t>
+      </w:r>
+    </w:p>
+    <w:p>
+      <w:pPr>
+        <w:pStyle w:val="Heading2"/>
+      </w:pPr>
+      <w:r>
+        <w:t>Dados para confirmar antes de gravar</w:t>
       </w:r>
     </w:p>
     <w:p>
@@ -255,13 +168,13 @@
         <w:pStyle w:val="ListBullet"/>
       </w:pPr>
       <w:r>
-        <w:t xml:space="preserve">☐ Bônus: </w:t>
+        <w:t xml:space="preserve">☐ Preço do projeto Necessaire Make na Hotmart: </w:t>
       </w:r>
       <w:r>
         <w:rPr>
           <w:b/>
         </w:rPr>
-        <w:t>[___]</w:t>
+        <w:t>R$ [___]</w:t>
       </w:r>
     </w:p>
     <w:p>
@@ -269,16 +182,13 @@
         <w:pStyle w:val="ListBullet"/>
       </w:pPr>
       <w:r>
-        <w:t xml:space="preserve">☐ Custo médio de material por peça: </w:t>
+        <w:t xml:space="preserve">☐ Preço do projeto Térmica Mimo na Hotmart: </w:t>
       </w:r>
       <w:r>
         <w:rPr>
           <w:b/>
         </w:rPr>
         <w:t>R$ [___]</w:t>
-      </w:r>
-      <w:r>
-        <w:t xml:space="preserve"> (para calcular o lucro real)</w:t>
       </w:r>
     </w:p>
     <w:p>
@@ -286,21 +196,13 @@
         <w:pStyle w:val="ListBullet"/>
       </w:pPr>
       <w:r>
-        <w:t xml:space="preserve">☐ Quantas alunas já venderam: </w:t>
+        <w:t xml:space="preserve">☐ Garantia: </w:t>
       </w:r>
       <w:r>
         <w:rPr>
           <w:b/>
         </w:rPr>
-        <w:t>[___]</w:t>
-      </w:r>
-    </w:p>
-    <w:p>
-      <w:pPr>
-        <w:pStyle w:val="Heading3"/>
-      </w:pPr>
-      <w:r>
-        <w:t>Conta de lucro (ajuste com o custo real)</w:t>
+        <w:t>[__] dias</w:t>
       </w:r>
     </w:p>
     <w:p>
@@ -308,16 +210,13 @@
         <w:pStyle w:val="ListBullet"/>
       </w:pPr>
       <w:r>
-        <w:t xml:space="preserve">Necessaire Make: venda R$ 130 − material R$ [__] = lucro </w:t>
+        <w:t xml:space="preserve">☐ Bônus incluídos: </w:t>
       </w:r>
       <w:r>
         <w:rPr>
           <w:b/>
         </w:rPr>
-        <w:t>R$ [__]</w:t>
-      </w:r>
-      <w:r>
-        <w:t xml:space="preserve"> por peça</w:t>
+        <w:t>[___]</w:t>
       </w:r>
     </w:p>
     <w:p>
@@ -325,16 +224,22 @@
         <w:pStyle w:val="ListBullet"/>
       </w:pPr>
       <w:r>
-        <w:t xml:space="preserve">Térmica Mimo: venda R$ 145 − material R$ [__] = lucro </w:t>
+        <w:t xml:space="preserve">☐ Custo de material por peça (Necessaire): </w:t>
       </w:r>
       <w:r>
         <w:rPr>
           <w:b/>
         </w:rPr>
-        <w:t>R$ [__]</w:t>
-      </w:r>
-      <w:r>
-        <w:t xml:space="preserve"> por peça</w:t>
+        <w:t>R$ [___]</w:t>
+      </w:r>
+      <w:r>
+        <w:t xml:space="preserve"> · (Térmica): </w:t>
+      </w:r>
+      <w:r>
+        <w:rPr>
+          <w:b/>
+        </w:rPr>
+        <w:t>R$ [___]</w:t>
       </w:r>
     </w:p>
     <w:p>
@@ -342,16 +247,35 @@
         <w:pStyle w:val="ListBullet"/>
       </w:pPr>
       <w:r>
-        <w:t xml:space="preserve">5 peças por mês = </w:t>
+        <w:t xml:space="preserve">☐ Tempo de produção por peça: </w:t>
       </w:r>
       <w:r>
         <w:rPr>
           <w:b/>
         </w:rPr>
-        <w:t>R$ [__]</w:t>
-      </w:r>
-      <w:r>
-        <w:t xml:space="preserve"> de lucro</w:t>
+        <w:t>[__] horas</w:t>
+      </w:r>
+    </w:p>
+    <w:p>
+      <w:pPr>
+        <w:pStyle w:val="ListBullet"/>
+      </w:pPr>
+      <w:r>
+        <w:t>☐ Quantas alunas já venderam e quais autorizaram usar nome, foto ou print</w:t>
+      </w:r>
+    </w:p>
+    <w:p>
+      <w:pPr>
+        <w:pStyle w:val="ListBullet"/>
+      </w:pPr>
+      <w:r>
+        <w:t xml:space="preserve">☐ Prazo de corte para produzir antes do Natal: </w:t>
+      </w:r>
+      <w:r>
+        <w:rPr>
+          <w:b/>
+        </w:rPr>
+        <w:t>[data]</w:t>
       </w:r>
     </w:p>
     <w:p>
@@ -359,1463 +283,7 @@
         <w:pStyle w:val="Heading2"/>
       </w:pPr>
       <w:r>
-        <w:t>Bloco 1: Prova social (testemunhal)</w:t>
-      </w:r>
-    </w:p>
-    <w:p>
-      <w:pPr>
-        <w:pStyle w:val="Heading3"/>
-      </w:pPr>
-      <w:r>
-        <w:t>Roteiro A: "A Maria vendeu" (Reels, 25 a 35s)</w:t>
-      </w:r>
-    </w:p>
-    <w:p>
-      <w:r>
-        <w:rPr>
-          <w:b/>
-        </w:rPr>
-        <w:t>Gancho (0–3s):</w:t>
-      </w:r>
-      <w:r>
-        <w:t xml:space="preserve"> "A [Maria] vendeu </w:t>
-      </w:r>
-      <w:r>
-        <w:rPr>
-          <w:b/>
-        </w:rPr>
-        <w:t>[5] necessaires</w:t>
-      </w:r>
-      <w:r>
-        <w:t xml:space="preserve"> em </w:t>
-      </w:r>
-      <w:r>
-        <w:rPr>
-          <w:b/>
-        </w:rPr>
-        <w:t>[1 mês]</w:t>
-      </w:r>
-      <w:r>
-        <w:t xml:space="preserve"> e ganhou </w:t>
-      </w:r>
-      <w:r>
-        <w:rPr>
-          <w:b/>
-        </w:rPr>
-        <w:t>R$ [250]</w:t>
-      </w:r>
-      <w:r>
-        <w:t xml:space="preserve">… e ela </w:t>
-      </w:r>
-      <w:r>
-        <w:rPr>
-          <w:b/>
-        </w:rPr>
-        <w:t>nunca tinha vendido nada</w:t>
-      </w:r>
-      <w:r>
-        <w:t>."</w:t>
-      </w:r>
-    </w:p>
-    <w:p>
-      <w:r>
-        <w:rPr>
-          <w:b/>
-        </w:rPr>
-        <w:t>Corpo:</w:t>
-      </w:r>
-    </w:p>
-    <w:p>
-      <w:pPr>
-        <w:pStyle w:val="ListBullet"/>
-      </w:pPr>
-      <w:r>
-        <w:t xml:space="preserve">"Sabe o que ela fez? Seguiu o projeto da </w:t>
-      </w:r>
-      <w:r>
-        <w:rPr>
-          <w:b/>
-        </w:rPr>
-        <w:t>Necessaire Make</w:t>
-      </w:r>
-      <w:r>
-        <w:t xml:space="preserve">, que vende por </w:t>
-      </w:r>
-      <w:r>
-        <w:rPr>
-          <w:b/>
-        </w:rPr>
-        <w:t>R$ 130</w:t>
-      </w:r>
-      <w:r>
-        <w:t xml:space="preserve"> para o cliente final."</w:t>
-      </w:r>
-    </w:p>
-    <w:p>
-      <w:pPr>
-        <w:pStyle w:val="ListBullet"/>
-      </w:pPr>
-      <w:r>
-        <w:t xml:space="preserve">"Ela fez </w:t>
-      </w:r>
-      <w:r>
-        <w:rPr>
-          <w:b/>
-        </w:rPr>
-        <w:t>[em casa / nas horas vagas]</w:t>
-      </w:r>
-      <w:r>
-        <w:t xml:space="preserve"> e vendeu para </w:t>
-      </w:r>
-      <w:r>
-        <w:rPr>
-          <w:b/>
-        </w:rPr>
-        <w:t>[amigas, vizinhas, Instagram]</w:t>
-      </w:r>
-      <w:r>
-        <w:t>."</w:t>
-      </w:r>
-    </w:p>
-    <w:p>
-      <w:pPr>
-        <w:pStyle w:val="ListBullet"/>
-      </w:pPr>
-      <w:r>
-        <w:t xml:space="preserve">Mostre o print, a foto ou o vídeo da aluna com o produto. </w:t>
-      </w:r>
-      <w:r>
-        <w:rPr>
-          <w:b/>
-        </w:rPr>
-        <w:t>Só use material real.</w:t>
-      </w:r>
-    </w:p>
-    <w:p>
-      <w:r>
-        <w:rPr>
-          <w:b/>
-        </w:rPr>
-        <w:t>CTA:</w:t>
-      </w:r>
-      <w:r>
-        <w:t xml:space="preserve"> "Quer fazer o mesmo? Clica no link, vê o projeto completo e começa hoje."</w:t>
-      </w:r>
-    </w:p>
-    <w:p>
-      <w:pPr>
-        <w:pStyle w:val="IntenseQuote"/>
-      </w:pPr>
-      <w:r>
-        <w:t>Adapte: nome, quantidade, valor, prazo e onde ela vendeu.</w:t>
-      </w:r>
-    </w:p>
-    <w:p>
-      <w:pPr>
-        <w:pStyle w:val="Heading3"/>
-      </w:pPr>
-      <w:r>
-        <w:t>Roteiro B: "Cinco alunas, cinco resultados" (Reels ou carrossel)</w:t>
-      </w:r>
-    </w:p>
-    <w:p>
-      <w:r>
-        <w:rPr>
-          <w:b/>
-        </w:rPr>
-        <w:t>Gancho:</w:t>
-      </w:r>
-      <w:r>
-        <w:t xml:space="preserve"> "5 mulheres, 5 resultados diferentes com a mesma necessaire."</w:t>
-      </w:r>
-    </w:p>
-    <w:p>
-      <w:r>
-        <w:rPr>
-          <w:b/>
-        </w:rPr>
-        <w:t>Corpo (uma frase por aluna, com foto ou print de cada uma):</w:t>
-      </w:r>
-    </w:p>
-    <w:p>
-      <w:pPr>
-        <w:pStyle w:val="ListNumber"/>
-      </w:pPr>
-      <w:r>
-        <w:t xml:space="preserve">"[Nome 1]: vendeu </w:t>
-      </w:r>
-      <w:r>
-        <w:rPr>
-          <w:b/>
-        </w:rPr>
-        <w:t>[__]</w:t>
-      </w:r>
-      <w:r>
-        <w:t xml:space="preserve"> peças, </w:t>
-      </w:r>
-      <w:r>
-        <w:rPr>
-          <w:b/>
-        </w:rPr>
-        <w:t>R$ [__]</w:t>
-      </w:r>
-      <w:r>
-        <w:t>"</w:t>
-      </w:r>
-    </w:p>
-    <w:p>
-      <w:pPr>
-        <w:pStyle w:val="ListNumber"/>
-      </w:pPr>
-      <w:r>
-        <w:t xml:space="preserve">"[Nome 2]: vendeu </w:t>
-      </w:r>
-      <w:r>
-        <w:rPr>
-          <w:b/>
-        </w:rPr>
-        <w:t>[__]</w:t>
-      </w:r>
-      <w:r>
-        <w:t xml:space="preserve"> peças, </w:t>
-      </w:r>
-      <w:r>
-        <w:rPr>
-          <w:b/>
-        </w:rPr>
-        <w:t>R$ [__]</w:t>
-      </w:r>
-      <w:r>
-        <w:t>"</w:t>
-      </w:r>
-    </w:p>
-    <w:p>
-      <w:pPr>
-        <w:pStyle w:val="ListNumber"/>
-      </w:pPr>
-      <w:r>
-        <w:t xml:space="preserve">"[Nome 3]: vendeu </w:t>
-      </w:r>
-      <w:r>
-        <w:rPr>
-          <w:b/>
-        </w:rPr>
-        <w:t>[__]</w:t>
-      </w:r>
-      <w:r>
-        <w:t xml:space="preserve"> peças, </w:t>
-      </w:r>
-      <w:r>
-        <w:rPr>
-          <w:b/>
-        </w:rPr>
-        <w:t>R$ [__]</w:t>
-      </w:r>
-      <w:r>
-        <w:t>"</w:t>
-      </w:r>
-    </w:p>
-    <w:p>
-      <w:pPr>
-        <w:pStyle w:val="ListNumber"/>
-      </w:pPr>
-      <w:r>
-        <w:t xml:space="preserve">"[Nome 4]: vendeu </w:t>
-      </w:r>
-      <w:r>
-        <w:rPr>
-          <w:b/>
-        </w:rPr>
-        <w:t>[__]</w:t>
-      </w:r>
-      <w:r>
-        <w:t xml:space="preserve"> peças, </w:t>
-      </w:r>
-      <w:r>
-        <w:rPr>
-          <w:b/>
-        </w:rPr>
-        <w:t>R$ [__]</w:t>
-      </w:r>
-      <w:r>
-        <w:t>"</w:t>
-      </w:r>
-    </w:p>
-    <w:p>
-      <w:pPr>
-        <w:pStyle w:val="ListNumber"/>
-      </w:pPr>
-      <w:r>
-        <w:t xml:space="preserve">"[Nome 5]: vendeu </w:t>
-      </w:r>
-      <w:r>
-        <w:rPr>
-          <w:b/>
-        </w:rPr>
-        <w:t>[__]</w:t>
-      </w:r>
-      <w:r>
-        <w:t xml:space="preserve"> peças, </w:t>
-      </w:r>
-      <w:r>
-        <w:rPr>
-          <w:b/>
-        </w:rPr>
-        <w:t>R$ [__]</w:t>
-      </w:r>
-      <w:r>
-        <w:t>"</w:t>
-      </w:r>
-    </w:p>
-    <w:p>
-      <w:r>
-        <w:t>"Cada uma no seu ritmo. O que muda é quanto você se dedica."</w:t>
-      </w:r>
-    </w:p>
-    <w:p>
-      <w:r>
-        <w:rPr>
-          <w:b/>
-        </w:rPr>
-        <w:t>CTA:</w:t>
-      </w:r>
-      <w:r>
-        <w:t xml:space="preserve"> "Quer ser a próxima? Link na descrição."</w:t>
-      </w:r>
-    </w:p>
-    <w:p>
-      <w:pPr>
-        <w:pStyle w:val="IntenseQuote"/>
-      </w:pPr>
-      <w:r>
-        <w:t>Aviso para o anúncio: acrescente "Resultados variam de pessoa para pessoa".</w:t>
-      </w:r>
-    </w:p>
-    <w:p>
-      <w:pPr>
-        <w:pStyle w:val="Heading3"/>
-      </w:pPr>
-      <w:r>
-        <w:t>Roteiro C: Depoimento em áudio ou print de WhatsApp (estático ou vídeo curto)</w:t>
-      </w:r>
-    </w:p>
-    <w:p>
-      <w:r>
-        <w:rPr>
-          <w:b/>
-        </w:rPr>
-        <w:t>Gancho (texto na tela):</w:t>
-      </w:r>
-      <w:r>
-        <w:t xml:space="preserve"> "Ela achou que não ia vender… olha a mensagem dela 👇"</w:t>
-      </w:r>
-    </w:p>
-    <w:p>
-      <w:r>
-        <w:rPr>
-          <w:b/>
-        </w:rPr>
-        <w:t>Corpo:</w:t>
-      </w:r>
-      <w:r>
-        <w:t xml:space="preserve"> Print real da mensagem da aluna. Narre: "A [Ana] me mandou isso depois da </w:t>
-      </w:r>
-      <w:r>
-        <w:rPr>
-          <w:b/>
-        </w:rPr>
-        <w:t>primeira venda</w:t>
-      </w:r>
-      <w:r>
-        <w:t>."</w:t>
-      </w:r>
-    </w:p>
-    <w:p>
-      <w:r>
-        <w:rPr>
-          <w:b/>
-        </w:rPr>
-        <w:t>CTA:</w:t>
-      </w:r>
-      <w:r>
-        <w:t xml:space="preserve"> "Sua primeira venda pode ser essa semana. Clica no link."</w:t>
-      </w:r>
-    </w:p>
-    <w:p>
-      <w:pPr>
-        <w:pStyle w:val="Heading2"/>
-      </w:pPr>
-      <w:r>
-        <w:t>Bloco 2: A dor de vender ao cliente final</w:t>
-      </w:r>
-    </w:p>
-    <w:p>
-      <w:pPr>
-        <w:pStyle w:val="Heading3"/>
-      </w:pPr>
-      <w:r>
-        <w:t>Roteiro D: "Você sabe fazer, mas não sabe vender" (Reels)</w:t>
-      </w:r>
-    </w:p>
-    <w:p>
-      <w:r>
-        <w:rPr>
-          <w:b/>
-        </w:rPr>
-        <w:t>Gancho:</w:t>
-      </w:r>
-      <w:r>
-        <w:t xml:space="preserve"> "Você faz lindo, mas </w:t>
-      </w:r>
-      <w:r>
-        <w:rPr>
-          <w:b/>
-        </w:rPr>
-        <w:t>ninguém compra</w:t>
-      </w:r>
-      <w:r>
-        <w:t>? O problema não é a sua costura."</w:t>
-      </w:r>
-    </w:p>
-    <w:p>
-      <w:r>
-        <w:rPr>
-          <w:b/>
-        </w:rPr>
-        <w:t>Corpo:</w:t>
-      </w:r>
-    </w:p>
-    <w:p>
-      <w:pPr>
-        <w:pStyle w:val="ListBullet"/>
-      </w:pPr>
-      <w:r>
-        <w:t xml:space="preserve">"Muita gente aprende a fazer, mas trava na hora de </w:t>
-      </w:r>
-      <w:r>
-        <w:rPr>
-          <w:b/>
-        </w:rPr>
-        <w:t>vender para o cliente final</w:t>
-      </w:r>
-      <w:r>
-        <w:t>."</w:t>
-      </w:r>
-    </w:p>
-    <w:p>
-      <w:pPr>
-        <w:pStyle w:val="ListBullet"/>
-      </w:pPr>
-      <w:r>
-        <w:t xml:space="preserve">"Por isso o projeto da </w:t>
-      </w:r>
-      <w:r>
-        <w:rPr>
-          <w:b/>
-        </w:rPr>
-        <w:t>Necessaire Make</w:t>
-      </w:r>
-      <w:r>
-        <w:t xml:space="preserve"> vem pensado para </w:t>
-      </w:r>
-      <w:r>
-        <w:rPr>
-          <w:b/>
-        </w:rPr>
-        <w:t>vender</w:t>
-      </w:r>
-      <w:r>
-        <w:t>: produto que a cliente quer, preço que a cliente paga (</w:t>
-      </w:r>
-      <w:r>
-        <w:rPr>
-          <w:b/>
-        </w:rPr>
-        <w:t>R$ 130</w:t>
-      </w:r>
-      <w:r>
-        <w:t>) e margem que sobra para você."</w:t>
-      </w:r>
-    </w:p>
-    <w:p>
-      <w:pPr>
-        <w:pStyle w:val="ListBullet"/>
-      </w:pPr>
-      <w:r>
-        <w:t>"Você não fica só com a peça encalhada em casa."</w:t>
-      </w:r>
-    </w:p>
-    <w:p>
-      <w:r>
-        <w:rPr>
-          <w:b/>
-        </w:rPr>
-        <w:t>CTA:</w:t>
-      </w:r>
-      <w:r>
-        <w:t xml:space="preserve"> "Clica no link e veja como montar e vender a sua."</w:t>
-      </w:r>
-    </w:p>
-    <w:p>
-      <w:pPr>
-        <w:pStyle w:val="Heading3"/>
-      </w:pPr>
-      <w:r>
-        <w:t>Roteiro E: Matemática do lucro (Reels ou stories)</w:t>
-      </w:r>
-    </w:p>
-    <w:p>
-      <w:r>
-        <w:rPr>
-          <w:b/>
-        </w:rPr>
-        <w:t>Gancho:</w:t>
-      </w:r>
-      <w:r>
-        <w:t xml:space="preserve"> "Quanto você ganha vendendo </w:t>
-      </w:r>
-      <w:r>
-        <w:rPr>
-          <w:b/>
-        </w:rPr>
-        <w:t>uma</w:t>
-      </w:r>
-      <w:r>
-        <w:t xml:space="preserve"> necessaire?"</w:t>
-      </w:r>
-    </w:p>
-    <w:p>
-      <w:r>
-        <w:rPr>
-          <w:b/>
-        </w:rPr>
-        <w:t>Corpo:</w:t>
-      </w:r>
-    </w:p>
-    <w:p>
-      <w:pPr>
-        <w:pStyle w:val="ListBullet"/>
-      </w:pPr>
-      <w:r>
-        <w:t xml:space="preserve">"Você vende por </w:t>
-      </w:r>
-      <w:r>
-        <w:rPr>
-          <w:b/>
-        </w:rPr>
-        <w:t>R$ 130</w:t>
-      </w:r>
-      <w:r>
-        <w:t xml:space="preserve">. O material custa uns </w:t>
-      </w:r>
-      <w:r>
-        <w:rPr>
-          <w:b/>
-        </w:rPr>
-        <w:t>R$ [__]</w:t>
-      </w:r>
-      <w:r>
-        <w:t xml:space="preserve">. Sobra </w:t>
-      </w:r>
-      <w:r>
-        <w:rPr>
-          <w:b/>
-        </w:rPr>
-        <w:t>R$ [__]</w:t>
-      </w:r>
-      <w:r>
-        <w:t xml:space="preserve"> em cada peça."</w:t>
-      </w:r>
-    </w:p>
-    <w:p>
-      <w:pPr>
-        <w:pStyle w:val="ListBullet"/>
-      </w:pPr>
-      <w:r>
-        <w:t xml:space="preserve">"Vendendo só </w:t>
-      </w:r>
-      <w:r>
-        <w:rPr>
-          <w:b/>
-        </w:rPr>
-        <w:t>[5] por mês</w:t>
-      </w:r>
-      <w:r>
-        <w:t xml:space="preserve">, são </w:t>
-      </w:r>
-      <w:r>
-        <w:rPr>
-          <w:b/>
-        </w:rPr>
-        <w:t>R$ [__]</w:t>
-      </w:r>
-      <w:r>
-        <w:t xml:space="preserve"> a mais no bolso."</w:t>
-      </w:r>
-    </w:p>
-    <w:p>
-      <w:pPr>
-        <w:pStyle w:val="ListBullet"/>
-      </w:pPr>
-      <w:r>
-        <w:t xml:space="preserve">"E com a </w:t>
-      </w:r>
-      <w:r>
-        <w:rPr>
-          <w:b/>
-        </w:rPr>
-        <w:t>Térmica Mimo</w:t>
-      </w:r>
-      <w:r>
-        <w:t xml:space="preserve">, que sai por </w:t>
-      </w:r>
-      <w:r>
-        <w:rPr>
-          <w:b/>
-        </w:rPr>
-        <w:t>R$ 145</w:t>
-      </w:r>
-      <w:r>
-        <w:t>, o lucro é ainda maior."</w:t>
-      </w:r>
-    </w:p>
-    <w:p>
-      <w:r>
-        <w:rPr>
-          <w:b/>
-        </w:rPr>
-        <w:t>CTA:</w:t>
-      </w:r>
-      <w:r>
-        <w:t xml:space="preserve"> "Faz a conta com a gente. Link abaixo."</w:t>
-      </w:r>
-    </w:p>
-    <w:p>
-      <w:pPr>
-        <w:pStyle w:val="IntenseQuote"/>
-      </w:pPr>
-      <w:r>
-        <w:t>Faça a conta com o custo real antes de gravar. Não prometa lucro sem base.</w:t>
-      </w:r>
-    </w:p>
-    <w:p>
-      <w:pPr>
-        <w:pStyle w:val="Heading3"/>
-      </w:pPr>
-      <w:r>
-        <w:t>Roteiro F: Objeção "ninguém vai comprar" (Reels)</w:t>
-      </w:r>
-    </w:p>
-    <w:p>
-      <w:r>
-        <w:rPr>
-          <w:b/>
-        </w:rPr>
-        <w:t>Gancho:</w:t>
-      </w:r>
-      <w:r>
-        <w:t xml:space="preserve"> "'Mas será que alguém vai pagar R$ 130 numa necessaire?' Vai. E eu te mostro."</w:t>
-      </w:r>
-    </w:p>
-    <w:p>
-      <w:r>
-        <w:rPr>
-          <w:b/>
-        </w:rPr>
-        <w:t>Corpo:</w:t>
-      </w:r>
-    </w:p>
-    <w:p>
-      <w:pPr>
-        <w:pStyle w:val="ListBullet"/>
-      </w:pPr>
-      <w:r>
-        <w:t xml:space="preserve">"A cliente final não compra só a peça. Ela compra </w:t>
-      </w:r>
-      <w:r>
-        <w:rPr>
-          <w:b/>
-        </w:rPr>
-        <w:t>bem acabada, exclusiva e feita à mão</w:t>
-      </w:r>
-      <w:r>
-        <w:t>."</w:t>
-      </w:r>
-    </w:p>
-    <w:p>
-      <w:pPr>
-        <w:pStyle w:val="ListBullet"/>
-      </w:pPr>
-      <w:r>
-        <w:t>Mostre o produto de perto: costura, forro, zíper.</w:t>
-      </w:r>
-    </w:p>
-    <w:p>
-      <w:pPr>
-        <w:pStyle w:val="ListBullet"/>
-      </w:pPr>
-      <w:r>
-        <w:t xml:space="preserve">"A [Maria] vendeu </w:t>
-      </w:r>
-      <w:r>
-        <w:rPr>
-          <w:b/>
-        </w:rPr>
-        <w:t>[__]</w:t>
-      </w:r>
-      <w:r>
-        <w:t xml:space="preserve"> para </w:t>
-      </w:r>
-      <w:r>
-        <w:rPr>
-          <w:b/>
-        </w:rPr>
-        <w:t>[tipo de cliente]</w:t>
-      </w:r>
-      <w:r>
-        <w:t xml:space="preserve"> sem precisar baixar o preço."</w:t>
-      </w:r>
-    </w:p>
-    <w:p>
-      <w:r>
-        <w:rPr>
-          <w:b/>
-        </w:rPr>
-        <w:t>CTA:</w:t>
-      </w:r>
-      <w:r>
-        <w:t xml:space="preserve"> "Quer aprender a fazer uma peça que vende? Clica no link."</w:t>
-      </w:r>
-    </w:p>
-    <w:p>
-      <w:pPr>
-        <w:pStyle w:val="Heading2"/>
-      </w:pPr>
-      <w:r>
-        <w:t>Bloco 3: Térmica Mimo (R$ 145)</w:t>
-      </w:r>
-    </w:p>
-    <w:p>
-      <w:pPr>
-        <w:pStyle w:val="Heading3"/>
-      </w:pPr>
-      <w:r>
-        <w:t>Roteiro G: Nicho de mães (Reels)</w:t>
-      </w:r>
-    </w:p>
-    <w:p>
-      <w:r>
-        <w:rPr>
-          <w:b/>
-        </w:rPr>
-        <w:t>Gancho:</w:t>
-      </w:r>
-      <w:r>
-        <w:t xml:space="preserve"> "Toda mãe de bebê precisa de uma e </w:t>
-      </w:r>
-      <w:r>
-        <w:rPr>
-          <w:b/>
-        </w:rPr>
-        <w:t>paga feliz por R$ 145</w:t>
-      </w:r>
-      <w:r>
-        <w:t>."</w:t>
-      </w:r>
-    </w:p>
-    <w:p>
-      <w:r>
-        <w:rPr>
-          <w:b/>
-        </w:rPr>
-        <w:t>Corpo:</w:t>
-      </w:r>
-    </w:p>
-    <w:p>
-      <w:pPr>
-        <w:pStyle w:val="ListBullet"/>
-      </w:pPr>
-      <w:r>
-        <w:t xml:space="preserve">"A </w:t>
-      </w:r>
-      <w:r>
-        <w:rPr>
-          <w:b/>
-        </w:rPr>
-        <w:t>Térmica Mimo</w:t>
-      </w:r>
-      <w:r>
-        <w:t xml:space="preserve"> mantém a mamadeira na temperatura certa e é linda."</w:t>
-      </w:r>
-    </w:p>
-    <w:p>
-      <w:pPr>
-        <w:pStyle w:val="ListBullet"/>
-      </w:pPr>
-      <w:r>
-        <w:t xml:space="preserve">"É um produto que a cliente </w:t>
-      </w:r>
-      <w:r>
-        <w:rPr>
-          <w:b/>
-        </w:rPr>
-        <w:t>procura</w:t>
-      </w:r>
-      <w:r>
-        <w:t>, não precisa ser convencida."</w:t>
-      </w:r>
-    </w:p>
-    <w:p>
-      <w:pPr>
-        <w:pStyle w:val="ListBullet"/>
-      </w:pPr>
-      <w:r>
-        <w:t xml:space="preserve">"A [Joana] vendeu </w:t>
-      </w:r>
-      <w:r>
-        <w:rPr>
-          <w:b/>
-        </w:rPr>
-        <w:t>[__]</w:t>
-      </w:r>
-      <w:r>
-        <w:t xml:space="preserve"> em </w:t>
-      </w:r>
-      <w:r>
-        <w:rPr>
-          <w:b/>
-        </w:rPr>
-        <w:t>[chá de bebê / grupo de mães]</w:t>
-      </w:r>
-      <w:r>
-        <w:t xml:space="preserve">: </w:t>
-      </w:r>
-      <w:r>
-        <w:rPr>
-          <w:b/>
-        </w:rPr>
-        <w:t>R$ [__]</w:t>
-      </w:r>
-      <w:r>
-        <w:t>."</w:t>
-      </w:r>
-    </w:p>
-    <w:p>
-      <w:r>
-        <w:rPr>
-          <w:b/>
-        </w:rPr>
-        <w:t>CTA:</w:t>
-      </w:r>
-      <w:r>
-        <w:t xml:space="preserve"> "Quer o projeto para fazer e vender as suas? Link na bio."</w:t>
-      </w:r>
-    </w:p>
-    <w:p>
-      <w:pPr>
-        <w:pStyle w:val="Heading3"/>
-      </w:pPr>
-      <w:r>
-        <w:t>Roteiro H: Sazonal (presente)</w:t>
-      </w:r>
-    </w:p>
-    <w:p>
-      <w:r>
-        <w:rPr>
-          <w:b/>
-        </w:rPr>
-        <w:t>Gancho:</w:t>
-      </w:r>
-      <w:r>
-        <w:t xml:space="preserve"> "O presente que </w:t>
-      </w:r>
-      <w:r>
-        <w:rPr>
-          <w:b/>
-        </w:rPr>
-        <w:t>vende sozinho</w:t>
-      </w:r>
-      <w:r>
-        <w:t>: chá de bebê, Dia das Mães, enxoval."</w:t>
-      </w:r>
-    </w:p>
-    <w:p>
-      <w:r>
-        <w:rPr>
-          <w:b/>
-        </w:rPr>
-        <w:t>Corpo:</w:t>
-      </w:r>
-      <w:r>
-        <w:t xml:space="preserve"> "A Térmica Mimo é presente fácil de vender, com ticket de </w:t>
-      </w:r>
-      <w:r>
-        <w:rPr>
-          <w:b/>
-        </w:rPr>
-        <w:t>R$ 145</w:t>
-      </w:r>
-      <w:r>
-        <w:t>. Quem faz, vende o ano inteiro."</w:t>
-      </w:r>
-    </w:p>
-    <w:p>
-      <w:r>
-        <w:rPr>
-          <w:b/>
-        </w:rPr>
-        <w:t>CTA:</w:t>
-      </w:r>
-      <w:r>
-        <w:t xml:space="preserve"> "Garante o projeto e aproveita a época. Clica no link."</w:t>
-      </w:r>
-    </w:p>
-    <w:p>
-      <w:pPr>
-        <w:pStyle w:val="Heading2"/>
-      </w:pPr>
-      <w:r>
-        <w:t>Bloco 4: Combo e remarketing</w:t>
-      </w:r>
-    </w:p>
-    <w:p>
-      <w:pPr>
-        <w:pStyle w:val="Heading3"/>
-      </w:pPr>
-      <w:r>
-        <w:t>Roteiro I: Dois produtos, dois ticket</w:t>
-      </w:r>
-    </w:p>
-    <w:p>
-      <w:r>
-        <w:rPr>
-          <w:b/>
-        </w:rPr>
-        <w:t>Gancho:</w:t>
-      </w:r>
-      <w:r>
-        <w:t xml:space="preserve"> "Dois produtos que </w:t>
-      </w:r>
-      <w:r>
-        <w:rPr>
-          <w:b/>
-        </w:rPr>
-        <w:t>vendem</w:t>
-      </w:r>
-      <w:r>
-        <w:t xml:space="preserve"> e dois projetos para você começar."</w:t>
-      </w:r>
-    </w:p>
-    <w:p>
-      <w:r>
-        <w:rPr>
-          <w:b/>
-        </w:rPr>
-        <w:t>Corpo:</w:t>
-      </w:r>
-      <w:r>
-        <w:t xml:space="preserve"> "Necessaire Make (</w:t>
-      </w:r>
-      <w:r>
-        <w:rPr>
-          <w:b/>
-        </w:rPr>
-        <w:t>R$ 130</w:t>
-      </w:r>
-      <w:r>
-        <w:t>) e Térmica Mimo (</w:t>
-      </w:r>
-      <w:r>
-        <w:rPr>
-          <w:b/>
-        </w:rPr>
-        <w:t>R$ 145</w:t>
-      </w:r>
-      <w:r>
-        <w:t>). Dois públicos e mais vendas na mesma semana."</w:t>
-      </w:r>
-    </w:p>
-    <w:p>
-      <w:r>
-        <w:rPr>
-          <w:b/>
-        </w:rPr>
-        <w:t>CTA:</w:t>
-      </w:r>
-      <w:r>
-        <w:t xml:space="preserve"> "Escolha por onde começar. Link na descrição."</w:t>
-      </w:r>
-    </w:p>
-    <w:p>
-      <w:pPr>
-        <w:pStyle w:val="Heading3"/>
-      </w:pPr>
-      <w:r>
-        <w:t>Roteiro J: Remarketing (para quem clicou e não comprou)</w:t>
-      </w:r>
-    </w:p>
-    <w:p>
-      <w:r>
-        <w:rPr>
-          <w:b/>
-        </w:rPr>
-        <w:t>Gancho:</w:t>
-      </w:r>
-      <w:r>
-        <w:t xml:space="preserve"> "Ficou com dúvida? Vou te responder a mais comum."</w:t>
-      </w:r>
-    </w:p>
-    <w:p>
-      <w:r>
-        <w:rPr>
-          <w:b/>
-        </w:rPr>
-        <w:t>Corpo:</w:t>
-      </w:r>
-    </w:p>
-    <w:p>
-      <w:pPr>
-        <w:pStyle w:val="ListBullet"/>
-      </w:pPr>
-      <w:r>
-        <w:t>"'Não tenho experiência': o projeto é passo a passo."</w:t>
-      </w:r>
-    </w:p>
-    <w:p>
-      <w:pPr>
-        <w:pStyle w:val="ListBullet"/>
-      </w:pPr>
-      <w:r>
-        <w:t>"'Não sei se vou vender': olha o que as alunas [__] conseguiram."</w:t>
-      </w:r>
-    </w:p>
-    <w:p>
-      <w:pPr>
-        <w:pStyle w:val="ListBullet"/>
-      </w:pPr>
-      <w:r>
-        <w:t xml:space="preserve">"'E se eu não gostar?': você tem garantia de </w:t>
-      </w:r>
-      <w:r>
-        <w:rPr>
-          <w:b/>
-        </w:rPr>
-        <w:t>[__] dias</w:t>
-      </w:r>
-      <w:r>
-        <w:t>."</w:t>
-      </w:r>
-    </w:p>
-    <w:p>
-      <w:r>
-        <w:rPr>
-          <w:b/>
-        </w:rPr>
-        <w:t>CTA:</w:t>
-      </w:r>
-      <w:r>
-        <w:t xml:space="preserve"> "Sem risco. Volta no link e entra hoje."</w:t>
-      </w:r>
-    </w:p>
-    <w:p>
-      <w:pPr>
-        <w:pStyle w:val="Heading2"/>
-      </w:pPr>
-      <w:r>
-        <w:t>Textos curtos para legenda e anúncio</w:t>
-      </w:r>
-    </w:p>
-    <w:p>
-      <w:r>
-        <w:rPr>
-          <w:b/>
-        </w:rPr>
-        <w:t>Headline:</w:t>
-      </w:r>
-    </w:p>
-    <w:p>
-      <w:pPr>
-        <w:pStyle w:val="ListBullet"/>
-      </w:pPr>
-      <w:r>
-        <w:t xml:space="preserve">"Faça e venda a necessaire que </w:t>
-      </w:r>
-      <w:r>
-        <w:rPr>
-          <w:b/>
-        </w:rPr>
-        <w:t>as clientes querem</w:t>
-      </w:r>
-      <w:r>
-        <w:t>"</w:t>
-      </w:r>
-    </w:p>
-    <w:p>
-      <w:pPr>
-        <w:pStyle w:val="ListBullet"/>
-      </w:pPr>
-      <w:r>
-        <w:t xml:space="preserve">"Transforme costura em </w:t>
-      </w:r>
-      <w:r>
-        <w:rPr>
-          <w:b/>
-        </w:rPr>
-        <w:t>renda extra</w:t>
-      </w:r>
-      <w:r>
-        <w:t>"</w:t>
-      </w:r>
-    </w:p>
-    <w:p>
-      <w:pPr>
-        <w:pStyle w:val="ListBullet"/>
-      </w:pPr>
-      <w:r>
-        <w:t>"</w:t>
-      </w:r>
-      <w:r>
-        <w:rPr>
-          <w:b/>
-        </w:rPr>
-        <w:t>[5] alunas</w:t>
-      </w:r>
-      <w:r>
-        <w:t xml:space="preserve"> já venderam. Você é a próxima?"</w:t>
-      </w:r>
-    </w:p>
-    <w:p>
-      <w:r>
-        <w:rPr>
-          <w:b/>
-        </w:rPr>
-        <w:t>Texto principal:</w:t>
-      </w:r>
-    </w:p>
-    <w:p>
-      <w:pPr>
-        <w:pStyle w:val="IntenseQuote"/>
-      </w:pPr>
-      <w:r>
-        <w:t xml:space="preserve">Você sabe o que é mais difícil no artesanato? Não é fazer, é </w:t>
-      </w:r>
-      <w:r>
-        <w:rPr>
-          <w:b/>
-        </w:rPr>
-        <w:t>vender</w:t>
-      </w:r>
-      <w:r>
-        <w:t>.</w:t>
-      </w:r>
-    </w:p>
-    <w:p>
-      <w:pPr>
-        <w:pStyle w:val="IntenseQuote"/>
-      </w:pPr>
-      <w:r>
-        <w:t xml:space="preserve">Por isso o projeto foi pensado para </w:t>
-      </w:r>
-      <w:r>
-        <w:rPr>
-          <w:b/>
-        </w:rPr>
-        <w:t>o cliente final</w:t>
-      </w:r>
-      <w:r>
-        <w:t>: produto desejado, preço justo (</w:t>
-      </w:r>
-      <w:r>
-        <w:rPr>
-          <w:b/>
-        </w:rPr>
-        <w:t>R$ 130</w:t>
-      </w:r>
-      <w:r>
-        <w:t xml:space="preserve"> a necessaire, </w:t>
-      </w:r>
-      <w:r>
-        <w:rPr>
-          <w:b/>
-        </w:rPr>
-        <w:t>R$ 145</w:t>
-      </w:r>
-      <w:r>
-        <w:t xml:space="preserve"> a térmica) e margem que compensa.</w:t>
-      </w:r>
-    </w:p>
-    <w:p>
-      <w:pPr>
-        <w:pStyle w:val="IntenseQuote"/>
-      </w:pPr>
-      <w:r>
-        <w:t xml:space="preserve">A [Maria] vendeu </w:t>
-      </w:r>
-      <w:r>
-        <w:rPr>
-          <w:b/>
-        </w:rPr>
-        <w:t>[5]</w:t>
-      </w:r>
-      <w:r>
-        <w:t xml:space="preserve"> em </w:t>
-      </w:r>
-      <w:r>
-        <w:rPr>
-          <w:b/>
-        </w:rPr>
-        <w:t>[1 mês]</w:t>
-      </w:r>
-      <w:r>
-        <w:t xml:space="preserve"> e lucrou </w:t>
-      </w:r>
-      <w:r>
-        <w:rPr>
-          <w:b/>
-        </w:rPr>
-        <w:t>R$ [__]</w:t>
-      </w:r>
-      <w:r>
-        <w:t xml:space="preserve">. </w:t>
-      </w:r>
-      <w:r>
-        <w:rPr>
-          <w:i/>
-        </w:rPr>
-        <w:t>(Resultados variam.)</w:t>
-      </w:r>
-    </w:p>
-    <w:p>
-      <w:pPr>
-        <w:pStyle w:val="IntenseQuote"/>
-      </w:pPr>
-      <w:r>
-        <w:t>👉 Clique em "Saiba mais".</w:t>
-      </w:r>
-    </w:p>
-    <w:p>
-      <w:r>
-        <w:rPr>
-          <w:b/>
-        </w:rPr>
-        <w:t>CTA de botão:</w:t>
-      </w:r>
-      <w:r>
-        <w:t xml:space="preserve"> Saiba mais / Quero começar</w:t>
-      </w:r>
-    </w:p>
-    <w:p>
-      <w:pPr>
-        <w:pStyle w:val="Heading2"/>
-      </w:pPr>
-      <w:r>
-        <w:t>Checklist antes de publicar</w:t>
-      </w:r>
-    </w:p>
-    <w:p>
-      <w:pPr>
-        <w:pStyle w:val="ListBullet"/>
-      </w:pPr>
-      <w:r>
-        <w:t xml:space="preserve">☐ Troquei todos os exemplos por números e depoimentos </w:t>
-      </w:r>
-      <w:r>
-        <w:rPr>
-          <w:b/>
-        </w:rPr>
-        <w:t>reais</w:t>
-      </w:r>
-    </w:p>
-    <w:p>
-      <w:pPr>
-        <w:pStyle w:val="ListBullet"/>
-      </w:pPr>
-      <w:r>
-        <w:t>☐ Tenho print/vídeo/áudio de autorização de cada aluna citada</w:t>
-      </w:r>
-    </w:p>
-    <w:p>
-      <w:pPr>
-        <w:pStyle w:val="ListBullet"/>
-      </w:pPr>
-      <w:r>
-        <w:t>☐ Conferi preço, garantia e bônus na Hotmart</w:t>
-      </w:r>
-    </w:p>
-    <w:p>
-      <w:pPr>
-        <w:pStyle w:val="ListBullet"/>
-      </w:pPr>
-      <w:r>
-        <w:t>☐ Incluí aviso de que resultados variam</w:t>
-      </w:r>
-    </w:p>
-    <w:p>
-      <w:pPr>
-        <w:pStyle w:val="ListBullet"/>
-      </w:pPr>
-      <w:r>
-        <w:t>☐ Não prometi ganho garantido</w:t>
-      </w:r>
-    </w:p>
-    <w:p>
-      <w:r>
-        <w:br w:type="page"/>
-      </w:r>
-    </w:p>
-    <w:p>
-      <w:pPr>
-        <w:pStyle w:val="Heading1"/>
-      </w:pPr>
-      <w:r>
-        <w:t>Roteiros para dona de ateliê: venda do produto final (fim de ano)</w:t>
-      </w:r>
-    </w:p>
-    <w:p>
-      <w:r>
-        <w:t xml:space="preserve">Complementa o arquivo `roteiros-necessaire-make-e-termica-mimo.md`. Os criativos atuais vendem o </w:t>
-      </w:r>
-      <w:r>
-        <w:rPr>
-          <w:b/>
-        </w:rPr>
-        <w:t>curso</w:t>
-      </w:r>
-      <w:r>
-        <w:t xml:space="preserve">. Estes vendem a </w:t>
-      </w:r>
-      <w:r>
-        <w:rPr>
-          <w:b/>
-        </w:rPr>
-        <w:t>transformação de faturamento</w:t>
-      </w:r>
-      <w:r>
-        <w:t xml:space="preserve">: a dona do ateliê compra o projeto para </w:t>
-      </w:r>
-      <w:r>
-        <w:rPr>
-          <w:b/>
-        </w:rPr>
-        <w:t>vender mais no fim de ano</w:t>
-      </w:r>
-      <w:r>
-        <w:t>.</w:t>
-      </w:r>
-    </w:p>
-    <w:p>
-      <w:r>
-        <w:rPr>
-          <w:b/>
-        </w:rPr>
-        <w:t>Público:</w:t>
-      </w:r>
-      <w:r>
-        <w:t xml:space="preserve"> dona de ateliê/artesã que já produz e quer aumentar o faturamento.</w:t>
-      </w:r>
-    </w:p>
-    <w:p>
-      <w:r>
-        <w:rPr>
-          <w:b/>
-        </w:rPr>
-        <w:t>Promessa central:</w:t>
-      </w:r>
-      <w:r>
-        <w:t xml:space="preserve"> o projeto se paga com poucas vendas e o restante vira lucro.</w:t>
-      </w:r>
-    </w:p>
-    <w:p>
-      <w:r>
-        <w:rPr>
-          <w:b/>
-        </w:rPr>
-        <w:t>Época:</w:t>
-      </w:r>
-      <w:r>
-        <w:t xml:space="preserve"> Black Friday, Natal, presentes e amigo secreto (comece a rodar já, porque a produção leva tempo).</w:t>
-      </w:r>
-    </w:p>
-    <w:p>
-      <w:pPr>
-        <w:pStyle w:val="Heading2"/>
-      </w:pPr>
-      <w:r>
-        <w:t>Regras de uso</w:t>
-      </w:r>
-    </w:p>
-    <w:p>
-      <w:pPr>
-        <w:pStyle w:val="ListBullet"/>
-      </w:pPr>
-      <w:r>
-        <w:rPr>
-          <w:b/>
-        </w:rPr>
-        <w:t>[COLCHETES] = exemplo.</w:t>
-      </w:r>
-      <w:r>
-        <w:t xml:space="preserve"> Troque pelos números reais (preço do projeto, custo de material, resultados das alunas) antes de gravar.</w:t>
-      </w:r>
-    </w:p>
-    <w:p>
-      <w:pPr>
-        <w:pStyle w:val="ListBullet"/>
-      </w:pPr>
-      <w:r>
-        <w:t xml:space="preserve">Promessa de retorno só entra se estiver baseada em </w:t>
-      </w:r>
-      <w:r>
-        <w:rPr>
-          <w:b/>
-        </w:rPr>
-        <w:t>conta real</w:t>
-      </w:r>
-      <w:r>
-        <w:t xml:space="preserve"> e/ou </w:t>
-      </w:r>
-      <w:r>
-        <w:rPr>
-          <w:b/>
-        </w:rPr>
-        <w:t>resultado real de aluna</w:t>
-      </w:r>
-      <w:r>
-        <w:t xml:space="preserve">. Use sempre "pode", "até", "em média [real]" e o aviso </w:t>
-      </w:r>
-      <w:r>
-        <w:rPr>
-          <w:b/>
-        </w:rPr>
-        <w:t>"resultados variam"</w:t>
-      </w:r>
-      <w:r>
-        <w:t>. Não prometa ganho garantido, porque isso reprova o anúncio e pode derrubar a conta.</w:t>
-      </w:r>
-    </w:p>
-    <w:p>
-      <w:pPr>
-        <w:pStyle w:val="ListBullet"/>
-      </w:pPr>
-      <w:r>
-        <w:t xml:space="preserve">Preencha a </w:t>
-      </w:r>
-      <w:r>
-        <w:rPr>
-          <w:b/>
-        </w:rPr>
-        <w:t>tabela de retorno</w:t>
-      </w:r>
-      <w:r>
-        <w:t xml:space="preserve"> abaixo uma vez e reuse os números em todos os roteiros.</w:t>
-      </w:r>
-    </w:p>
-    <w:p>
-      <w:pPr>
-        <w:pStyle w:val="Heading2"/>
-      </w:pPr>
-      <w:r>
-        <w:t>Tabela de retorno (preencher)</w:t>
+        <w:t>Tabela de retorno (preencher uma vez e reusar em todos os roteiros)</w:t>
       </w:r>
     </w:p>
     <w:tbl>
@@ -2005,7 +473,7 @@
           </w:tcPr>
           <w:p>
             <w:r>
-              <w:t>Peças para pagar o projeto</w:t>
+              <w:t>Peças vendidas para o projeto se pagar</w:t>
             </w:r>
           </w:p>
         </w:tc>
@@ -2037,56 +505,79 @@
           </w:tcPr>
           <w:p>
             <w:r>
-              <w:t>Margem de lucro</w:t>
-            </w:r>
-          </w:p>
-        </w:tc>
-        <w:tc>
-          <w:tcPr>
-            <w:tcW w:type="dxa" w:w="2880"/>
-          </w:tcPr>
-          <w:p>
-            <w:r>
-              <w:t>[__]%</w:t>
-            </w:r>
-          </w:p>
-        </w:tc>
-        <w:tc>
-          <w:tcPr>
-            <w:tcW w:type="dxa" w:w="2880"/>
-          </w:tcPr>
-          <w:p>
-            <w:r>
-              <w:t>[__]%</w:t>
+              <w:t>Faturamento com 8 peças</w:t>
+            </w:r>
+          </w:p>
+        </w:tc>
+        <w:tc>
+          <w:tcPr>
+            <w:tcW w:type="dxa" w:w="2880"/>
+          </w:tcPr>
+          <w:p>
+            <w:r>
+              <w:t>R$ 1.040</w:t>
+            </w:r>
+          </w:p>
+        </w:tc>
+        <w:tc>
+          <w:tcPr>
+            <w:tcW w:type="dxa" w:w="2880"/>
+          </w:tcPr>
+          <w:p>
+            <w:r>
+              <w:t>R$ 1.160</w:t>
+            </w:r>
+          </w:p>
+        </w:tc>
+      </w:tr>
+      <w:tr>
+        <w:tc>
+          <w:tcPr>
+            <w:tcW w:type="dxa" w:w="2880"/>
+          </w:tcPr>
+          <w:p>
+            <w:r>
+              <w:t>Lucro com 8 peças</w:t>
+            </w:r>
+          </w:p>
+        </w:tc>
+        <w:tc>
+          <w:tcPr>
+            <w:tcW w:type="dxa" w:w="2880"/>
+          </w:tcPr>
+          <w:p>
+            <w:r>
+              <w:t>R$ [__]</w:t>
+            </w:r>
+          </w:p>
+        </w:tc>
+        <w:tc>
+          <w:tcPr>
+            <w:tcW w:type="dxa" w:w="2880"/>
+          </w:tcPr>
+          <w:p>
+            <w:r>
+              <w:t>R$ [__]</w:t>
             </w:r>
           </w:p>
         </w:tc>
       </w:tr>
     </w:tbl>
+    <w:p/>
     <w:p>
       <w:pPr>
         <w:pStyle w:val="IntenseQuote"/>
       </w:pPr>
       <w:r>
-        <w:t xml:space="preserve">Exemplo de conta: se o projeto custa R$ [100] e o lucro por peça é R$ [80], com </w:t>
-      </w:r>
-      <w:r>
-        <w:rPr>
-          <w:b/>
-        </w:rPr>
-        <w:t>[2] vendas</w:t>
-      </w:r>
-      <w:r>
-        <w:t xml:space="preserve"> ele já se pagou. Em </w:t>
-      </w:r>
-      <w:r>
-        <w:rPr>
-          <w:b/>
-        </w:rPr>
-        <w:t>[8] peças</w:t>
-      </w:r>
-      <w:r>
-        <w:t xml:space="preserve"> o faturamento é R$ [1.040]. Use os números reais.</w:t>
+        <w:t>Exemplo de conta para conferir: se o material da necessaire custa R$ [40], o lucro é R$ [90] por peça. Com [8] peças, R$ [720] de lucro sobre R$ 1.040 de faturamento. Use o custo real.</w:t>
+      </w:r>
+    </w:p>
+    <w:p>
+      <w:pPr>
+        <w:pStyle w:val="Heading1"/>
+      </w:pPr>
+      <w:r>
+        <w:t>PARTE 1: Provas sociais (vídeos)</w:t>
       </w:r>
     </w:p>
     <w:p>
@@ -2094,7 +585,6352 @@
         <w:pStyle w:val="Heading2"/>
       </w:pPr>
       <w:r>
-        <w:t>Bloco 1: Retorno sobre o investimento</w:t>
+        <w:t>Roteiro 1: "A Maria vendeu" (Reels, 40 a 50s)</w:t>
+      </w:r>
+    </w:p>
+    <w:p>
+      <w:r>
+        <w:rPr>
+          <w:b/>
+        </w:rPr>
+        <w:t>Objetivo:</w:t>
+      </w:r>
+      <w:r>
+        <w:t xml:space="preserve"> mostrar que é possível e fazer a espectadora se enxergar na aluna.</w:t>
+      </w:r>
+    </w:p>
+    <w:p>
+      <w:r>
+        <w:rPr>
+          <w:b/>
+        </w:rPr>
+        <w:t>Formato:</w:t>
+      </w:r>
+      <w:r>
+        <w:t xml:space="preserve"> vídeo de você falando à câmera, com fotos e prints da aluna cortando.</w:t>
+      </w:r>
+    </w:p>
+    <w:p>
+      <w:r>
+        <w:rPr>
+          <w:b/>
+        </w:rPr>
+        <w:t>Ganchos (teste os três):</w:t>
+      </w:r>
+    </w:p>
+    <w:p>
+      <w:pPr>
+        <w:ind w:left="340"/>
+      </w:pPr>
+      <w:r>
+        <w:t xml:space="preserve">1. "A [Maria] vendeu </w:t>
+      </w:r>
+      <w:r>
+        <w:rPr>
+          <w:b/>
+        </w:rPr>
+        <w:t>[5] necessaires</w:t>
+      </w:r>
+      <w:r>
+        <w:t xml:space="preserve"> em </w:t>
+      </w:r>
+      <w:r>
+        <w:rPr>
+          <w:b/>
+        </w:rPr>
+        <w:t>[1 mês]</w:t>
+      </w:r>
+      <w:r>
+        <w:t xml:space="preserve"> e ganhou </w:t>
+      </w:r>
+      <w:r>
+        <w:rPr>
+          <w:b/>
+        </w:rPr>
+        <w:t>R$ [250]</w:t>
+      </w:r>
+      <w:r>
+        <w:t>, e ela nunca tinha vendido nada."</w:t>
+      </w:r>
+    </w:p>
+    <w:p>
+      <w:pPr>
+        <w:ind w:left="340"/>
+      </w:pPr>
+      <w:r>
+        <w:t>2. "Ela achou que ninguém ia pagar R$ 130 numa necessaire. Olha o que aconteceu."</w:t>
+      </w:r>
+    </w:p>
+    <w:p>
+      <w:pPr>
+        <w:ind w:left="340"/>
+      </w:pPr>
+      <w:r>
+        <w:t>3. "Essa é a [Maria]. Mês passado ela era só costureira. Hoje ela tem clientes fixas."</w:t>
+      </w:r>
+    </w:p>
+    <w:tbl>
+      <w:tblPr>
+        <w:tblStyle w:val="TableGrid"/>
+        <w:tblW w:type="auto" w:w="0"/>
+        <w:tblLook w:firstColumn="1" w:firstRow="1" w:lastColumn="0" w:lastRow="0" w:noHBand="0" w:noVBand="1" w:val="04A0"/>
+      </w:tblPr>
+      <w:tblGrid>
+        <w:gridCol w:w="2880"/>
+        <w:gridCol w:w="2880"/>
+        <w:gridCol w:w="2880"/>
+      </w:tblGrid>
+      <w:tr>
+        <w:tc>
+          <w:tcPr>
+            <w:tcW w:type="dxa" w:w="2880"/>
+          </w:tcPr>
+          <w:p>
+            <w:r>
+              <w:rPr>
+                <w:b/>
+              </w:rPr>
+              <w:t>Tempo</w:t>
+            </w:r>
+          </w:p>
+        </w:tc>
+        <w:tc>
+          <w:tcPr>
+            <w:tcW w:type="dxa" w:w="2880"/>
+          </w:tcPr>
+          <w:p>
+            <w:r>
+              <w:rPr>
+                <w:b/>
+              </w:rPr>
+              <w:t>Visual</w:t>
+            </w:r>
+          </w:p>
+        </w:tc>
+        <w:tc>
+          <w:tcPr>
+            <w:tcW w:type="dxa" w:w="2880"/>
+          </w:tcPr>
+          <w:p>
+            <w:r>
+              <w:rPr>
+                <w:b/>
+              </w:rPr>
+              <w:t>Fala</w:t>
+            </w:r>
+          </w:p>
+        </w:tc>
+      </w:tr>
+      <w:tr>
+        <w:tc>
+          <w:tcPr>
+            <w:tcW w:type="dxa" w:w="2880"/>
+          </w:tcPr>
+          <w:p>
+            <w:r>
+              <w:t>0–4s</w:t>
+            </w:r>
+          </w:p>
+        </w:tc>
+        <w:tc>
+          <w:tcPr>
+            <w:tcW w:type="dxa" w:w="2880"/>
+          </w:tcPr>
+          <w:p>
+            <w:r>
+              <w:t>Você à câmera, rosto sério, depois sorriso</w:t>
+            </w:r>
+          </w:p>
+        </w:tc>
+        <w:tc>
+          <w:tcPr>
+            <w:tcW w:type="dxa" w:w="2880"/>
+          </w:tcPr>
+          <w:p>
+            <w:r>
+              <w:t>(gancho escolhido)</w:t>
+            </w:r>
+          </w:p>
+        </w:tc>
+      </w:tr>
+      <w:tr>
+        <w:tc>
+          <w:tcPr>
+            <w:tcW w:type="dxa" w:w="2880"/>
+          </w:tcPr>
+          <w:p>
+            <w:r>
+              <w:t>4–12s</w:t>
+            </w:r>
+          </w:p>
+        </w:tc>
+        <w:tc>
+          <w:tcPr>
+            <w:tcW w:type="dxa" w:w="2880"/>
+          </w:tcPr>
+          <w:p>
+            <w:r>
+              <w:t>Foto da [Maria] com a necessaire ou print do papo dela</w:t>
+            </w:r>
+          </w:p>
+        </w:tc>
+        <w:tc>
+          <w:tcPr>
+            <w:tcW w:type="dxa" w:w="2880"/>
+          </w:tcPr>
+          <w:p>
+            <w:r>
+              <w:t>"A [Maria] me chamou no [WhatsApp] no começo do mês dizendo que não sabia por onde começar. Ela costurava pra família, mas nunca tinha vendido uma peça."</w:t>
+            </w:r>
+          </w:p>
+        </w:tc>
+      </w:tr>
+      <w:tr>
+        <w:tc>
+          <w:tcPr>
+            <w:tcW w:type="dxa" w:w="2880"/>
+          </w:tcPr>
+          <w:p>
+            <w:r>
+              <w:t>12–24s</w:t>
+            </w:r>
+          </w:p>
+        </w:tc>
+        <w:tc>
+          <w:tcPr>
+            <w:tcW w:type="dxa" w:w="2880"/>
+          </w:tcPr>
+          <w:p>
+            <w:r>
+              <w:t>Mostre a necessaire pronta, de perto: costura, zíper, forro</w:t>
+            </w:r>
+          </w:p>
+        </w:tc>
+        <w:tc>
+          <w:tcPr>
+            <w:tcW w:type="dxa" w:w="2880"/>
+          </w:tcPr>
+          <w:p>
+            <w:r>
+              <w:t xml:space="preserve">"Ela pegou o projeto da </w:t>
+            </w:r>
+            <w:r>
+              <w:rPr>
+                <w:b/>
+              </w:rPr>
+              <w:t>Necessaire Make</w:t>
+            </w:r>
+            <w:r>
+              <w:t xml:space="preserve">, seguiu o passo a passo e fez a primeira. Essa necessaire vende por </w:t>
+            </w:r>
+            <w:r>
+              <w:rPr>
+                <w:b/>
+              </w:rPr>
+              <w:t>R$ 130</w:t>
+            </w:r>
+            <w:r>
+              <w:t xml:space="preserve"> pro cliente final. E sabe o que ela percebeu? Que a peça se vendia sozinha, porque é bonita, tem acabamento bom e serve pra presente."</w:t>
+            </w:r>
+          </w:p>
+        </w:tc>
+      </w:tr>
+      <w:tr>
+        <w:tc>
+          <w:tcPr>
+            <w:tcW w:type="dxa" w:w="2880"/>
+          </w:tcPr>
+          <w:p>
+            <w:r>
+              <w:t>24–36s</w:t>
+            </w:r>
+          </w:p>
+        </w:tc>
+        <w:tc>
+          <w:tcPr>
+            <w:tcW w:type="dxa" w:w="2880"/>
+          </w:tcPr>
+          <w:p>
+            <w:r>
+              <w:t>Print da venda, story ou mensagem da cliente dela (real)</w:t>
+            </w:r>
+          </w:p>
+        </w:tc>
+        <w:tc>
+          <w:tcPr>
+            <w:tcW w:type="dxa" w:w="2880"/>
+          </w:tcPr>
+          <w:p>
+            <w:r>
+              <w:t xml:space="preserve">"Em </w:t>
+            </w:r>
+            <w:r>
+              <w:rPr>
+                <w:b/>
+              </w:rPr>
+              <w:t>[1 mês]</w:t>
+            </w:r>
+            <w:r>
+              <w:t xml:space="preserve"> ela vendeu </w:t>
+            </w:r>
+            <w:r>
+              <w:rPr>
+                <w:b/>
+              </w:rPr>
+              <w:t>[5]</w:t>
+            </w:r>
+            <w:r>
+              <w:t xml:space="preserve"> peças pra </w:t>
+            </w:r>
+            <w:r>
+              <w:rPr>
+                <w:b/>
+              </w:rPr>
+              <w:t>[amigas, vizinhas e clientes do Instagram]</w:t>
+            </w:r>
+            <w:r>
+              <w:t xml:space="preserve">. Deu </w:t>
+            </w:r>
+            <w:r>
+              <w:rPr>
+                <w:b/>
+              </w:rPr>
+              <w:t>R$ [250]</w:t>
+            </w:r>
+            <w:r>
+              <w:t xml:space="preserve"> de lucro. Pode parecer pouco, mas foi o primeiro mês, sem anúncio e sem loja."</w:t>
+            </w:r>
+          </w:p>
+        </w:tc>
+      </w:tr>
+      <w:tr>
+        <w:tc>
+          <w:tcPr>
+            <w:tcW w:type="dxa" w:w="2880"/>
+          </w:tcPr>
+          <w:p>
+            <w:r>
+              <w:t>36–46s</w:t>
+            </w:r>
+          </w:p>
+        </w:tc>
+        <w:tc>
+          <w:tcPr>
+            <w:tcW w:type="dxa" w:w="2880"/>
+          </w:tcPr>
+          <w:p>
+            <w:r>
+              <w:t>Você à câmera</w:t>
+            </w:r>
+          </w:p>
+        </w:tc>
+        <w:tc>
+          <w:tcPr>
+            <w:tcW w:type="dxa" w:w="2880"/>
+          </w:tcPr>
+          <w:p>
+            <w:r>
+              <w:t>"Se ela conseguiu começando do zero, imagina você que já costura. Tem o passo a passo completo da necessaire e de como apresentar pra cliente. O link tá aqui embaixo. Clica e vê o projeto."</w:t>
+            </w:r>
+          </w:p>
+        </w:tc>
+      </w:tr>
+    </w:tbl>
+    <w:p/>
+    <w:p>
+      <w:r>
+        <w:rPr>
+          <w:b/>
+        </w:rPr>
+        <w:t>CTA:</w:t>
+      </w:r>
+      <w:r>
+        <w:t xml:space="preserve"> "Clica no link e vê o projeto completo."</w:t>
+      </w:r>
+    </w:p>
+    <w:p>
+      <w:r>
+        <w:rPr>
+          <w:b/>
+        </w:rPr>
+        <w:t>Legenda:</w:t>
+      </w:r>
+      <w:r>
+        <w:t xml:space="preserve"> "A [Maria] vendeu [5] necessaires no primeiro mês. Resultados variam de pessoa para pessoa. Link na bio."</w:t>
+      </w:r>
+    </w:p>
+    <w:p>
+      <w:r>
+        <w:rPr>
+          <w:b/>
+        </w:rPr>
+        <w:t>Adapte:</w:t>
+      </w:r>
+      <w:r>
+        <w:t xml:space="preserve"> nome, quantidade, valor, prazo, onde ela vendeu.</w:t>
+      </w:r>
+    </w:p>
+    <w:p>
+      <w:pPr>
+        <w:pStyle w:val="Heading2"/>
+      </w:pPr>
+      <w:r>
+        <w:t>Roteiro 2: "5 alunas, 5 resultados" (Reels, 50 a 60s)</w:t>
+      </w:r>
+    </w:p>
+    <w:p>
+      <w:r>
+        <w:rPr>
+          <w:b/>
+        </w:rPr>
+        <w:t>Objetivo:</w:t>
+      </w:r>
+      <w:r>
+        <w:t xml:space="preserve"> prova social em volume, deixando claro que os resultados variam e que cada uma foi no seu ritmo.</w:t>
+      </w:r>
+    </w:p>
+    <w:p>
+      <w:r>
+        <w:rPr>
+          <w:b/>
+        </w:rPr>
+        <w:t>Ganchos:</w:t>
+      </w:r>
+    </w:p>
+    <w:p>
+      <w:pPr>
+        <w:ind w:left="340"/>
+      </w:pPr>
+      <w:r>
+        <w:t>1. "5 mulheres, a mesma necessaire e 5 resultados diferentes. Quer ver?"</w:t>
+      </w:r>
+    </w:p>
+    <w:p>
+      <w:pPr>
+        <w:ind w:left="340"/>
+      </w:pPr>
+      <w:r>
+        <w:t xml:space="preserve">2. "Uma lucrou </w:t>
+      </w:r>
+      <w:r>
+        <w:rPr>
+          <w:b/>
+        </w:rPr>
+        <w:t>R$ [__]</w:t>
+      </w:r>
+      <w:r>
+        <w:t xml:space="preserve">, outra </w:t>
+      </w:r>
+      <w:r>
+        <w:rPr>
+          <w:b/>
+        </w:rPr>
+        <w:t>R$ [__]</w:t>
+      </w:r>
+      <w:r>
+        <w:t>. Por que o resultado muda tanto?"</w:t>
+      </w:r>
+    </w:p>
+    <w:p>
+      <w:pPr>
+        <w:ind w:left="340"/>
+      </w:pPr>
+      <w:r>
+        <w:t>3. "Eu não vou te prometer que você vai ganhar [X]. Vou te mostrar o que 5 alunas ganharam."</w:t>
+      </w:r>
+    </w:p>
+    <w:tbl>
+      <w:tblPr>
+        <w:tblStyle w:val="TableGrid"/>
+        <w:tblW w:type="auto" w:w="0"/>
+        <w:tblLook w:firstColumn="1" w:firstRow="1" w:lastColumn="0" w:lastRow="0" w:noHBand="0" w:noVBand="1" w:val="04A0"/>
+      </w:tblPr>
+      <w:tblGrid>
+        <w:gridCol w:w="2880"/>
+        <w:gridCol w:w="2880"/>
+        <w:gridCol w:w="2880"/>
+      </w:tblGrid>
+      <w:tr>
+        <w:tc>
+          <w:tcPr>
+            <w:tcW w:type="dxa" w:w="2880"/>
+          </w:tcPr>
+          <w:p>
+            <w:r>
+              <w:rPr>
+                <w:b/>
+              </w:rPr>
+              <w:t>Tempo</w:t>
+            </w:r>
+          </w:p>
+        </w:tc>
+        <w:tc>
+          <w:tcPr>
+            <w:tcW w:type="dxa" w:w="2880"/>
+          </w:tcPr>
+          <w:p>
+            <w:r>
+              <w:rPr>
+                <w:b/>
+              </w:rPr>
+              <w:t>Visual</w:t>
+            </w:r>
+          </w:p>
+        </w:tc>
+        <w:tc>
+          <w:tcPr>
+            <w:tcW w:type="dxa" w:w="2880"/>
+          </w:tcPr>
+          <w:p>
+            <w:r>
+              <w:rPr>
+                <w:b/>
+              </w:rPr>
+              <w:t>Fala</w:t>
+            </w:r>
+          </w:p>
+        </w:tc>
+      </w:tr>
+      <w:tr>
+        <w:tc>
+          <w:tcPr>
+            <w:tcW w:type="dxa" w:w="2880"/>
+          </w:tcPr>
+          <w:p>
+            <w:r>
+              <w:t>0–4s</w:t>
+            </w:r>
+          </w:p>
+        </w:tc>
+        <w:tc>
+          <w:tcPr>
+            <w:tcW w:type="dxa" w:w="2880"/>
+          </w:tcPr>
+          <w:p>
+            <w:r>
+              <w:t>Você à câmera com 5 fotos atrás</w:t>
+            </w:r>
+          </w:p>
+        </w:tc>
+        <w:tc>
+          <w:tcPr>
+            <w:tcW w:type="dxa" w:w="2880"/>
+          </w:tcPr>
+          <w:p>
+            <w:r>
+              <w:t>(gancho escolhido)</w:t>
+            </w:r>
+          </w:p>
+        </w:tc>
+      </w:tr>
+      <w:tr>
+        <w:tc>
+          <w:tcPr>
+            <w:tcW w:type="dxa" w:w="2880"/>
+          </w:tcPr>
+          <w:p>
+            <w:r>
+              <w:t>4–10s</w:t>
+            </w:r>
+          </w:p>
+        </w:tc>
+        <w:tc>
+          <w:tcPr>
+            <w:tcW w:type="dxa" w:w="2880"/>
+          </w:tcPr>
+          <w:p>
+            <w:r>
+              <w:t>Foto da aluna 1 + número na tela</w:t>
+            </w:r>
+          </w:p>
+        </w:tc>
+        <w:tc>
+          <w:tcPr>
+            <w:tcW w:type="dxa" w:w="2880"/>
+          </w:tcPr>
+          <w:p>
+            <w:r>
+              <w:t xml:space="preserve">"A [Nome 1] vendeu </w:t>
+            </w:r>
+            <w:r>
+              <w:rPr>
+                <w:b/>
+              </w:rPr>
+              <w:t>[__] peças</w:t>
+            </w:r>
+            <w:r>
+              <w:t xml:space="preserve"> e ganhou </w:t>
+            </w:r>
+            <w:r>
+              <w:rPr>
+                <w:b/>
+              </w:rPr>
+              <w:t>R$ [__]</w:t>
+            </w:r>
+            <w:r>
+              <w:t xml:space="preserve"> no primeiro mês."</w:t>
+            </w:r>
+          </w:p>
+        </w:tc>
+      </w:tr>
+      <w:tr>
+        <w:tc>
+          <w:tcPr>
+            <w:tcW w:type="dxa" w:w="2880"/>
+          </w:tcPr>
+          <w:p>
+            <w:r>
+              <w:t>10–16s</w:t>
+            </w:r>
+          </w:p>
+        </w:tc>
+        <w:tc>
+          <w:tcPr>
+            <w:tcW w:type="dxa" w:w="2880"/>
+          </w:tcPr>
+          <w:p>
+            <w:r>
+              <w:t>Aluna 2</w:t>
+            </w:r>
+          </w:p>
+        </w:tc>
+        <w:tc>
+          <w:tcPr>
+            <w:tcW w:type="dxa" w:w="2880"/>
+          </w:tcPr>
+          <w:p>
+            <w:r>
+              <w:t xml:space="preserve">"A [Nome 2] vendeu </w:t>
+            </w:r>
+            <w:r>
+              <w:rPr>
+                <w:b/>
+              </w:rPr>
+              <w:t>[__]</w:t>
+            </w:r>
+            <w:r>
+              <w:t xml:space="preserve"> e ganhou </w:t>
+            </w:r>
+            <w:r>
+              <w:rPr>
+                <w:b/>
+              </w:rPr>
+              <w:t>R$ [__]</w:t>
+            </w:r>
+            <w:r>
+              <w:t>."</w:t>
+            </w:r>
+          </w:p>
+        </w:tc>
+      </w:tr>
+      <w:tr>
+        <w:tc>
+          <w:tcPr>
+            <w:tcW w:type="dxa" w:w="2880"/>
+          </w:tcPr>
+          <w:p>
+            <w:r>
+              <w:t>16–22s</w:t>
+            </w:r>
+          </w:p>
+        </w:tc>
+        <w:tc>
+          <w:tcPr>
+            <w:tcW w:type="dxa" w:w="2880"/>
+          </w:tcPr>
+          <w:p>
+            <w:r>
+              <w:t>Aluna 3</w:t>
+            </w:r>
+          </w:p>
+        </w:tc>
+        <w:tc>
+          <w:tcPr>
+            <w:tcW w:type="dxa" w:w="2880"/>
+          </w:tcPr>
+          <w:p>
+            <w:r>
+              <w:t xml:space="preserve">"A [Nome 3] vendeu </w:t>
+            </w:r>
+            <w:r>
+              <w:rPr>
+                <w:b/>
+              </w:rPr>
+              <w:t>[__]</w:t>
+            </w:r>
+            <w:r>
+              <w:t xml:space="preserve">, </w:t>
+            </w:r>
+            <w:r>
+              <w:rPr>
+                <w:b/>
+              </w:rPr>
+              <w:t>R$ [__]</w:t>
+            </w:r>
+            <w:r>
+              <w:t>."</w:t>
+            </w:r>
+          </w:p>
+        </w:tc>
+      </w:tr>
+      <w:tr>
+        <w:tc>
+          <w:tcPr>
+            <w:tcW w:type="dxa" w:w="2880"/>
+          </w:tcPr>
+          <w:p>
+            <w:r>
+              <w:t>22–28s</w:t>
+            </w:r>
+          </w:p>
+        </w:tc>
+        <w:tc>
+          <w:tcPr>
+            <w:tcW w:type="dxa" w:w="2880"/>
+          </w:tcPr>
+          <w:p>
+            <w:r>
+              <w:t>Aluna 4</w:t>
+            </w:r>
+          </w:p>
+        </w:tc>
+        <w:tc>
+          <w:tcPr>
+            <w:tcW w:type="dxa" w:w="2880"/>
+          </w:tcPr>
+          <w:p>
+            <w:r>
+              <w:t xml:space="preserve">"A [Nome 4]: </w:t>
+            </w:r>
+            <w:r>
+              <w:rPr>
+                <w:b/>
+              </w:rPr>
+              <w:t>[__]</w:t>
+            </w:r>
+            <w:r>
+              <w:t xml:space="preserve"> peças, </w:t>
+            </w:r>
+            <w:r>
+              <w:rPr>
+                <w:b/>
+              </w:rPr>
+              <w:t>R$ [__]</w:t>
+            </w:r>
+            <w:r>
+              <w:t>."</w:t>
+            </w:r>
+          </w:p>
+        </w:tc>
+      </w:tr>
+      <w:tr>
+        <w:tc>
+          <w:tcPr>
+            <w:tcW w:type="dxa" w:w="2880"/>
+          </w:tcPr>
+          <w:p>
+            <w:r>
+              <w:t>28–34s</w:t>
+            </w:r>
+          </w:p>
+        </w:tc>
+        <w:tc>
+          <w:tcPr>
+            <w:tcW w:type="dxa" w:w="2880"/>
+          </w:tcPr>
+          <w:p>
+            <w:r>
+              <w:t>Aluna 5</w:t>
+            </w:r>
+          </w:p>
+        </w:tc>
+        <w:tc>
+          <w:tcPr>
+            <w:tcW w:type="dxa" w:w="2880"/>
+          </w:tcPr>
+          <w:p>
+            <w:r>
+              <w:t xml:space="preserve">"E a [Nome 5]: </w:t>
+            </w:r>
+            <w:r>
+              <w:rPr>
+                <w:b/>
+              </w:rPr>
+              <w:t>[__]</w:t>
+            </w:r>
+            <w:r>
+              <w:t xml:space="preserve"> peças, </w:t>
+            </w:r>
+            <w:r>
+              <w:rPr>
+                <w:b/>
+              </w:rPr>
+              <w:t>R$ [__]</w:t>
+            </w:r>
+            <w:r>
+              <w:t>."</w:t>
+            </w:r>
+          </w:p>
+        </w:tc>
+      </w:tr>
+      <w:tr>
+        <w:tc>
+          <w:tcPr>
+            <w:tcW w:type="dxa" w:w="2880"/>
+          </w:tcPr>
+          <w:p>
+            <w:r>
+              <w:t>34–48s</w:t>
+            </w:r>
+          </w:p>
+        </w:tc>
+        <w:tc>
+          <w:tcPr>
+            <w:tcW w:type="dxa" w:w="2880"/>
+          </w:tcPr>
+          <w:p>
+            <w:r>
+              <w:t>Você à câmera</w:t>
+            </w:r>
+          </w:p>
+        </w:tc>
+        <w:tc>
+          <w:tcPr>
+            <w:tcW w:type="dxa" w:w="2880"/>
+          </w:tcPr>
+          <w:p>
+            <w:r>
+              <w:t xml:space="preserve">"Por que cada uma teve um resultado? Porque cada uma se dedicou de um jeito. Uma vendeu só pra [amigas]. Outra postou nos stories todo dia. Outra levou no [ateliê/feira]. O produto é o mesmo, a necessaire que vende por </w:t>
+            </w:r>
+            <w:r>
+              <w:rPr>
+                <w:b/>
+              </w:rPr>
+              <w:t>R$ 130</w:t>
+            </w:r>
+            <w:r>
+              <w:t>. O que muda é o quanto você coloca em prática."</w:t>
+            </w:r>
+          </w:p>
+        </w:tc>
+      </w:tr>
+      <w:tr>
+        <w:tc>
+          <w:tcPr>
+            <w:tcW w:type="dxa" w:w="2880"/>
+          </w:tcPr>
+          <w:p>
+            <w:r>
+              <w:t>48–58s</w:t>
+            </w:r>
+          </w:p>
+        </w:tc>
+        <w:tc>
+          <w:tcPr>
+            <w:tcW w:type="dxa" w:w="2880"/>
+          </w:tcPr>
+          <w:p>
+            <w:r>
+              <w:t>Você à câmera</w:t>
+            </w:r>
+          </w:p>
+        </w:tc>
+        <w:tc>
+          <w:tcPr>
+            <w:tcW w:type="dxa" w:w="2880"/>
+          </w:tcPr>
+          <w:p>
+            <w:r>
+              <w:t xml:space="preserve">"Se você quer começar, o projeto tá no link. </w:t>
+            </w:r>
+            <w:r>
+              <w:rPr>
+                <w:b/>
+              </w:rPr>
+              <w:t>Resultados variam</w:t>
+            </w:r>
+            <w:r>
+              <w:t>, mas o passo a passo é o mesmo pra todas."</w:t>
+            </w:r>
+          </w:p>
+        </w:tc>
+      </w:tr>
+    </w:tbl>
+    <w:p/>
+    <w:p>
+      <w:r>
+        <w:rPr>
+          <w:b/>
+        </w:rPr>
+        <w:t>CTA:</w:t>
+      </w:r>
+      <w:r>
+        <w:t xml:space="preserve"> "Link na descrição."</w:t>
+      </w:r>
+    </w:p>
+    <w:p>
+      <w:r>
+        <w:rPr>
+          <w:b/>
+        </w:rPr>
+        <w:t>Nota:</w:t>
+      </w:r>
+      <w:r>
+        <w:t xml:space="preserve"> se não tiver 5 alunas, use 3. Nunca invente a quantidade.</w:t>
+      </w:r>
+    </w:p>
+    <w:p>
+      <w:pPr>
+        <w:pStyle w:val="Heading2"/>
+      </w:pPr>
+      <w:r>
+        <w:t>Roteiro 3: "Ela achou que não ia vender" (print de WhatsApp, 25 a 35s)</w:t>
+      </w:r>
+    </w:p>
+    <w:p>
+      <w:r>
+        <w:rPr>
+          <w:b/>
+        </w:rPr>
+        <w:t>Objetivo:</w:t>
+      </w:r>
+      <w:r>
+        <w:t xml:space="preserve"> prova social crua e rápida, muito boa para remarketing.</w:t>
+      </w:r>
+    </w:p>
+    <w:p>
+      <w:r>
+        <w:rPr>
+          <w:b/>
+        </w:rPr>
+        <w:t>Ganchos:</w:t>
+      </w:r>
+    </w:p>
+    <w:p>
+      <w:pPr>
+        <w:ind w:left="340"/>
+      </w:pPr>
+      <w:r>
+        <w:t>1. "Ela achou que não ia vender… olha a mensagem dela."</w:t>
+      </w:r>
+    </w:p>
+    <w:p>
+      <w:pPr>
+        <w:ind w:left="340"/>
+      </w:pPr>
+      <w:r>
+        <w:t>2. "Essa mensagem chegou às [22h] e eu precisei te mostrar."</w:t>
+      </w:r>
+    </w:p>
+    <w:p>
+      <w:pPr>
+        <w:ind w:left="340"/>
+      </w:pPr>
+      <w:r>
+        <w:t>3. "Quando a aluna manda isso, eu sei que o projeto funciona."</w:t>
+      </w:r>
+    </w:p>
+    <w:tbl>
+      <w:tblPr>
+        <w:tblStyle w:val="TableGrid"/>
+        <w:tblW w:type="auto" w:w="0"/>
+        <w:tblLook w:firstColumn="1" w:firstRow="1" w:lastColumn="0" w:lastRow="0" w:noHBand="0" w:noVBand="1" w:val="04A0"/>
+      </w:tblPr>
+      <w:tblGrid>
+        <w:gridCol w:w="2880"/>
+        <w:gridCol w:w="2880"/>
+        <w:gridCol w:w="2880"/>
+      </w:tblGrid>
+      <w:tr>
+        <w:tc>
+          <w:tcPr>
+            <w:tcW w:type="dxa" w:w="2880"/>
+          </w:tcPr>
+          <w:p>
+            <w:r>
+              <w:rPr>
+                <w:b/>
+              </w:rPr>
+              <w:t>Tempo</w:t>
+            </w:r>
+          </w:p>
+        </w:tc>
+        <w:tc>
+          <w:tcPr>
+            <w:tcW w:type="dxa" w:w="2880"/>
+          </w:tcPr>
+          <w:p>
+            <w:r>
+              <w:rPr>
+                <w:b/>
+              </w:rPr>
+              <w:t>Visual</w:t>
+            </w:r>
+          </w:p>
+        </w:tc>
+        <w:tc>
+          <w:tcPr>
+            <w:tcW w:type="dxa" w:w="2880"/>
+          </w:tcPr>
+          <w:p>
+            <w:r>
+              <w:rPr>
+                <w:b/>
+              </w:rPr>
+              <w:t>Fala</w:t>
+            </w:r>
+          </w:p>
+        </w:tc>
+      </w:tr>
+      <w:tr>
+        <w:tc>
+          <w:tcPr>
+            <w:tcW w:type="dxa" w:w="2880"/>
+          </w:tcPr>
+          <w:p>
+            <w:r>
+              <w:t>0–3s</w:t>
+            </w:r>
+          </w:p>
+        </w:tc>
+        <w:tc>
+          <w:tcPr>
+            <w:tcW w:type="dxa" w:w="2880"/>
+          </w:tcPr>
+          <w:p>
+            <w:r>
+              <w:t>Print da mensagem (real), com a foto da aluna cobrindo nome se ela não autorizar</w:t>
+            </w:r>
+          </w:p>
+        </w:tc>
+        <w:tc>
+          <w:tcPr>
+            <w:tcW w:type="dxa" w:w="2880"/>
+          </w:tcPr>
+          <w:p>
+            <w:r>
+              <w:t>(gancho)</w:t>
+            </w:r>
+          </w:p>
+        </w:tc>
+      </w:tr>
+      <w:tr>
+        <w:tc>
+          <w:tcPr>
+            <w:tcW w:type="dxa" w:w="2880"/>
+          </w:tcPr>
+          <w:p>
+            <w:r>
+              <w:t>3–12s</w:t>
+            </w:r>
+          </w:p>
+        </w:tc>
+        <w:tc>
+          <w:tcPr>
+            <w:tcW w:type="dxa" w:w="2880"/>
+          </w:tcPr>
+          <w:p>
+            <w:r>
+              <w:t>Zoom na mensagem, lendo</w:t>
+            </w:r>
+          </w:p>
+        </w:tc>
+        <w:tc>
+          <w:tcPr>
+            <w:tcW w:type="dxa" w:w="2880"/>
+          </w:tcPr>
+          <w:p>
+            <w:r>
+              <w:t xml:space="preserve">"A [Ana] me mandou isso depois da </w:t>
+            </w:r>
+            <w:r>
+              <w:rPr>
+                <w:b/>
+              </w:rPr>
+              <w:t>primeira venda</w:t>
+            </w:r>
+            <w:r>
+              <w:t>: '[reproduza o depoimento real]'."</w:t>
+            </w:r>
+          </w:p>
+        </w:tc>
+      </w:tr>
+      <w:tr>
+        <w:tc>
+          <w:tcPr>
+            <w:tcW w:type="dxa" w:w="2880"/>
+          </w:tcPr>
+          <w:p>
+            <w:r>
+              <w:t>12–22s</w:t>
+            </w:r>
+          </w:p>
+        </w:tc>
+        <w:tc>
+          <w:tcPr>
+            <w:tcW w:type="dxa" w:w="2880"/>
+          </w:tcPr>
+          <w:p>
+            <w:r>
+              <w:t>Você à câmera</w:t>
+            </w:r>
+          </w:p>
+        </w:tc>
+        <w:tc>
+          <w:tcPr>
+            <w:tcW w:type="dxa" w:w="2880"/>
+          </w:tcPr>
+          <w:p>
+            <w:r>
+              <w:t xml:space="preserve">"Ela vendeu a necessaire por </w:t>
+            </w:r>
+            <w:r>
+              <w:rPr>
+                <w:b/>
+              </w:rPr>
+              <w:t>R$ 130</w:t>
+            </w:r>
+            <w:r>
+              <w:t>, pra uma amiga que viu no story. E o mais legal não foi o dinheiro: foi ver que ela consegue."</w:t>
+            </w:r>
+          </w:p>
+        </w:tc>
+      </w:tr>
+      <w:tr>
+        <w:tc>
+          <w:tcPr>
+            <w:tcW w:type="dxa" w:w="2880"/>
+          </w:tcPr>
+          <w:p>
+            <w:r>
+              <w:t>22–32s</w:t>
+            </w:r>
+          </w:p>
+        </w:tc>
+        <w:tc>
+          <w:tcPr>
+            <w:tcW w:type="dxa" w:w="2880"/>
+          </w:tcPr>
+          <w:p>
+            <w:r>
+              <w:t>Você à câmera</w:t>
+            </w:r>
+          </w:p>
+        </w:tc>
+        <w:tc>
+          <w:tcPr>
+            <w:tcW w:type="dxa" w:w="2880"/>
+          </w:tcPr>
+          <w:p>
+            <w:r>
+              <w:t>"Se você também quer viver isso, o projeto tá no link. A primeira venda pode ser essa semana."</w:t>
+            </w:r>
+          </w:p>
+        </w:tc>
+      </w:tr>
+    </w:tbl>
+    <w:p/>
+    <w:p>
+      <w:r>
+        <w:rPr>
+          <w:b/>
+        </w:rPr>
+        <w:t>CTA:</w:t>
+      </w:r>
+      <w:r>
+        <w:t xml:space="preserve"> "Sua primeira venda pode ser essa semana. Link abaixo."</w:t>
+      </w:r>
+    </w:p>
+    <w:p>
+      <w:r>
+        <w:rPr>
+          <w:b/>
+        </w:rPr>
+        <w:t>Cuidado:</w:t>
+      </w:r>
+      <w:r>
+        <w:t xml:space="preserve"> só publique com autorização da aluna.</w:t>
+      </w:r>
+    </w:p>
+    <w:p>
+      <w:pPr>
+        <w:pStyle w:val="Heading1"/>
+      </w:pPr>
+      <w:r>
+        <w:t>PARTE 2: A dor de vender para o cliente final</w:t>
+      </w:r>
+    </w:p>
+    <w:p>
+      <w:pPr>
+        <w:pStyle w:val="Heading2"/>
+      </w:pPr>
+      <w:r>
+        <w:t>Roteiro 4: "Você sabe fazer, mas não sabe vender" (Reels, 45 a 55s)</w:t>
+      </w:r>
+    </w:p>
+    <w:p>
+      <w:r>
+        <w:rPr>
+          <w:b/>
+        </w:rPr>
+        <w:t>Ganchos:</w:t>
+      </w:r>
+    </w:p>
+    <w:p>
+      <w:pPr>
+        <w:ind w:left="340"/>
+      </w:pPr>
+      <w:r>
+        <w:t xml:space="preserve">1. "Você faz lindo, mas </w:t>
+      </w:r>
+      <w:r>
+        <w:rPr>
+          <w:b/>
+        </w:rPr>
+        <w:t>ninguém compra</w:t>
+      </w:r>
+      <w:r>
+        <w:t>? O problema não é a sua costura."</w:t>
+      </w:r>
+    </w:p>
+    <w:p>
+      <w:pPr>
+        <w:ind w:left="340"/>
+      </w:pPr>
+      <w:r>
+        <w:t>2. "Peça pronta, parada na gaveta? Isso tem nome e tem solução."</w:t>
+      </w:r>
+    </w:p>
+    <w:p>
+      <w:pPr>
+        <w:ind w:left="340"/>
+      </w:pPr>
+      <w:r>
+        <w:t>3. "Tem peça que você ama e a cliente não compra. Por quê?"</w:t>
+      </w:r>
+    </w:p>
+    <w:tbl>
+      <w:tblPr>
+        <w:tblStyle w:val="TableGrid"/>
+        <w:tblW w:type="auto" w:w="0"/>
+        <w:tblLook w:firstColumn="1" w:firstRow="1" w:lastColumn="0" w:lastRow="0" w:noHBand="0" w:noVBand="1" w:val="04A0"/>
+      </w:tblPr>
+      <w:tblGrid>
+        <w:gridCol w:w="2880"/>
+        <w:gridCol w:w="2880"/>
+        <w:gridCol w:w="2880"/>
+      </w:tblGrid>
+      <w:tr>
+        <w:tc>
+          <w:tcPr>
+            <w:tcW w:type="dxa" w:w="2880"/>
+          </w:tcPr>
+          <w:p>
+            <w:r>
+              <w:rPr>
+                <w:b/>
+              </w:rPr>
+              <w:t>Tempo</w:t>
+            </w:r>
+          </w:p>
+        </w:tc>
+        <w:tc>
+          <w:tcPr>
+            <w:tcW w:type="dxa" w:w="2880"/>
+          </w:tcPr>
+          <w:p>
+            <w:r>
+              <w:rPr>
+                <w:b/>
+              </w:rPr>
+              <w:t>Visual</w:t>
+            </w:r>
+          </w:p>
+        </w:tc>
+        <w:tc>
+          <w:tcPr>
+            <w:tcW w:type="dxa" w:w="2880"/>
+          </w:tcPr>
+          <w:p>
+            <w:r>
+              <w:rPr>
+                <w:b/>
+              </w:rPr>
+              <w:t>Fala</w:t>
+            </w:r>
+          </w:p>
+        </w:tc>
+      </w:tr>
+      <w:tr>
+        <w:tc>
+          <w:tcPr>
+            <w:tcW w:type="dxa" w:w="2880"/>
+          </w:tcPr>
+          <w:p>
+            <w:r>
+              <w:t>0–4s</w:t>
+            </w:r>
+          </w:p>
+        </w:tc>
+        <w:tc>
+          <w:tcPr>
+            <w:tcW w:type="dxa" w:w="2880"/>
+          </w:tcPr>
+          <w:p>
+            <w:r>
+              <w:t>Você segurando uma peça, cara de quem já passou por isso</w:t>
+            </w:r>
+          </w:p>
+        </w:tc>
+        <w:tc>
+          <w:tcPr>
+            <w:tcW w:type="dxa" w:w="2880"/>
+          </w:tcPr>
+          <w:p>
+            <w:r>
+              <w:t>(gancho)</w:t>
+            </w:r>
+          </w:p>
+        </w:tc>
+      </w:tr>
+      <w:tr>
+        <w:tc>
+          <w:tcPr>
+            <w:tcW w:type="dxa" w:w="2880"/>
+          </w:tcPr>
+          <w:p>
+            <w:r>
+              <w:t>4–14s</w:t>
+            </w:r>
+          </w:p>
+        </w:tc>
+        <w:tc>
+          <w:tcPr>
+            <w:tcW w:type="dxa" w:w="2880"/>
+          </w:tcPr>
+          <w:p>
+            <w:r>
+              <w:t>Mostre gavetas ou prateleira com peças paradas</w:t>
+            </w:r>
+          </w:p>
+        </w:tc>
+        <w:tc>
+          <w:tcPr>
+            <w:tcW w:type="dxa" w:w="2880"/>
+          </w:tcPr>
+          <w:p>
+            <w:r>
+              <w:t>"Muita costureira aprende a fazer, faz bonito, posta e… silêncio. Ninguém compra. Aí bate a dúvida: será que meu preço tá alto? Será que a peça é feia? Não é isso."</w:t>
+            </w:r>
+          </w:p>
+        </w:tc>
+      </w:tr>
+      <w:tr>
+        <w:tc>
+          <w:tcPr>
+            <w:tcW w:type="dxa" w:w="2880"/>
+          </w:tcPr>
+          <w:p>
+            <w:r>
+              <w:t>14–26s</w:t>
+            </w:r>
+          </w:p>
+        </w:tc>
+        <w:tc>
+          <w:tcPr>
+            <w:tcW w:type="dxa" w:w="2880"/>
+          </w:tcPr>
+          <w:p>
+            <w:r>
+              <w:t>Você à câmera, tom de explicação</w:t>
+            </w:r>
+          </w:p>
+        </w:tc>
+        <w:tc>
+          <w:tcPr>
+            <w:tcW w:type="dxa" w:w="2880"/>
+          </w:tcPr>
+          <w:p>
+            <w:r>
+              <w:t xml:space="preserve">"O problema é que você faz o que </w:t>
+            </w:r>
+            <w:r>
+              <w:rPr>
+                <w:b/>
+              </w:rPr>
+              <w:t>você</w:t>
+            </w:r>
+            <w:r>
+              <w:t xml:space="preserve"> gosta, e não o que a cliente </w:t>
+            </w:r>
+            <w:r>
+              <w:rPr>
+                <w:b/>
+              </w:rPr>
+              <w:t>quer comprar</w:t>
+            </w:r>
+            <w:r>
+              <w:t>. Produto que vende tem três coisas: a cliente já procura por ele, tem um preço que ela aceita pagar e dá margem pra você."</w:t>
+            </w:r>
+          </w:p>
+        </w:tc>
+      </w:tr>
+      <w:tr>
+        <w:tc>
+          <w:tcPr>
+            <w:tcW w:type="dxa" w:w="2880"/>
+          </w:tcPr>
+          <w:p>
+            <w:r>
+              <w:t>26–40s</w:t>
+            </w:r>
+          </w:p>
+        </w:tc>
+        <w:tc>
+          <w:tcPr>
+            <w:tcW w:type="dxa" w:w="2880"/>
+          </w:tcPr>
+          <w:p>
+            <w:r>
+              <w:t xml:space="preserve">Mostre a </w:t>
+            </w:r>
+            <w:r>
+              <w:rPr>
+                <w:b/>
+              </w:rPr>
+              <w:t>Necessaire Make</w:t>
+            </w:r>
+            <w:r>
+              <w:t xml:space="preserve"> pronta</w:t>
+            </w:r>
+          </w:p>
+        </w:tc>
+        <w:tc>
+          <w:tcPr>
+            <w:tcW w:type="dxa" w:w="2880"/>
+          </w:tcPr>
+          <w:p>
+            <w:r>
+              <w:t xml:space="preserve">"A </w:t>
+            </w:r>
+            <w:r>
+              <w:rPr>
+                <w:b/>
+              </w:rPr>
+              <w:t>Necessaire Make</w:t>
+            </w:r>
+            <w:r>
+              <w:t xml:space="preserve"> é assim. Vende por </w:t>
+            </w:r>
+            <w:r>
+              <w:rPr>
+                <w:b/>
+              </w:rPr>
+              <w:t>R$ 130</w:t>
+            </w:r>
+            <w:r>
+              <w:t xml:space="preserve"> e as clientes pedem, porque é presente, é útil e é bonita. O projeto já vem pensado pra isso: você sabe o que fazer </w:t>
+            </w:r>
+            <w:r>
+              <w:rPr>
+                <w:b/>
+              </w:rPr>
+              <w:t>e</w:t>
+            </w:r>
+            <w:r>
+              <w:t xml:space="preserve"> como apresentar."</w:t>
+            </w:r>
+          </w:p>
+        </w:tc>
+      </w:tr>
+      <w:tr>
+        <w:tc>
+          <w:tcPr>
+            <w:tcW w:type="dxa" w:w="2880"/>
+          </w:tcPr>
+          <w:p>
+            <w:r>
+              <w:t>40–52s</w:t>
+            </w:r>
+          </w:p>
+        </w:tc>
+        <w:tc>
+          <w:tcPr>
+            <w:tcW w:type="dxa" w:w="2880"/>
+          </w:tcPr>
+          <w:p>
+            <w:r>
+              <w:t>Você à câmera</w:t>
+            </w:r>
+          </w:p>
+        </w:tc>
+        <w:tc>
+          <w:tcPr>
+            <w:tcW w:type="dxa" w:w="2880"/>
+          </w:tcPr>
+          <w:p>
+            <w:r>
+              <w:t>"Quer deixar de ter peça parada e ter produto que sai? Clica no link e dá uma olhada no projeto."</w:t>
+            </w:r>
+          </w:p>
+        </w:tc>
+      </w:tr>
+    </w:tbl>
+    <w:p/>
+    <w:p>
+      <w:r>
+        <w:rPr>
+          <w:b/>
+        </w:rPr>
+        <w:t>CTA:</w:t>
+      </w:r>
+      <w:r>
+        <w:t xml:space="preserve"> "Link na bio."</w:t>
+      </w:r>
+    </w:p>
+    <w:p>
+      <w:pPr>
+        <w:pStyle w:val="Heading2"/>
+      </w:pPr>
+      <w:r>
+        <w:t>Roteiro 5: "A matemática do lucro" (Reels, 40 a 50s)</w:t>
+      </w:r>
+    </w:p>
+    <w:p>
+      <w:r>
+        <w:rPr>
+          <w:b/>
+        </w:rPr>
+        <w:t>Ganchos:</w:t>
+      </w:r>
+    </w:p>
+    <w:p>
+      <w:pPr>
+        <w:ind w:left="340"/>
+      </w:pPr>
+      <w:r>
+        <w:t xml:space="preserve">1. "Quanto você ganha vendendo </w:t>
+      </w:r>
+      <w:r>
+        <w:rPr>
+          <w:b/>
+        </w:rPr>
+        <w:t>uma</w:t>
+      </w:r>
+      <w:r>
+        <w:t xml:space="preserve"> necessaire? Vou fazer a conta na sua frente."</w:t>
+      </w:r>
+    </w:p>
+    <w:p>
+      <w:pPr>
+        <w:ind w:left="340"/>
+      </w:pPr>
+      <w:r>
+        <w:t>2. "Se você vender só [5] por mês, olha quanto sobra."</w:t>
+      </w:r>
+    </w:p>
+    <w:p>
+      <w:pPr>
+        <w:ind w:left="340"/>
+      </w:pPr>
+      <w:r>
+        <w:t>3. "Faz a conta comigo: tem produto que paga o investimento em [__] vendas."</w:t>
+      </w:r>
+    </w:p>
+    <w:tbl>
+      <w:tblPr>
+        <w:tblStyle w:val="TableGrid"/>
+        <w:tblW w:type="auto" w:w="0"/>
+        <w:tblLook w:firstColumn="1" w:firstRow="1" w:lastColumn="0" w:lastRow="0" w:noHBand="0" w:noVBand="1" w:val="04A0"/>
+      </w:tblPr>
+      <w:tblGrid>
+        <w:gridCol w:w="2880"/>
+        <w:gridCol w:w="2880"/>
+        <w:gridCol w:w="2880"/>
+      </w:tblGrid>
+      <w:tr>
+        <w:tc>
+          <w:tcPr>
+            <w:tcW w:type="dxa" w:w="2880"/>
+          </w:tcPr>
+          <w:p>
+            <w:r>
+              <w:rPr>
+                <w:b/>
+              </w:rPr>
+              <w:t>Tempo</w:t>
+            </w:r>
+          </w:p>
+        </w:tc>
+        <w:tc>
+          <w:tcPr>
+            <w:tcW w:type="dxa" w:w="2880"/>
+          </w:tcPr>
+          <w:p>
+            <w:r>
+              <w:rPr>
+                <w:b/>
+              </w:rPr>
+              <w:t>Visual</w:t>
+            </w:r>
+          </w:p>
+        </w:tc>
+        <w:tc>
+          <w:tcPr>
+            <w:tcW w:type="dxa" w:w="2880"/>
+          </w:tcPr>
+          <w:p>
+            <w:r>
+              <w:rPr>
+                <w:b/>
+              </w:rPr>
+              <w:t>Fala</w:t>
+            </w:r>
+          </w:p>
+        </w:tc>
+      </w:tr>
+      <w:tr>
+        <w:tc>
+          <w:tcPr>
+            <w:tcW w:type="dxa" w:w="2880"/>
+          </w:tcPr>
+          <w:p>
+            <w:r>
+              <w:t>0–4s</w:t>
+            </w:r>
+          </w:p>
+        </w:tc>
+        <w:tc>
+          <w:tcPr>
+            <w:tcW w:type="dxa" w:w="2880"/>
+          </w:tcPr>
+          <w:p>
+            <w:r>
+              <w:t>Calculadora na tela ou papel e caneta</w:t>
+            </w:r>
+          </w:p>
+        </w:tc>
+        <w:tc>
+          <w:tcPr>
+            <w:tcW w:type="dxa" w:w="2880"/>
+          </w:tcPr>
+          <w:p>
+            <w:r>
+              <w:t>(gancho)</w:t>
+            </w:r>
+          </w:p>
+        </w:tc>
+      </w:tr>
+      <w:tr>
+        <w:tc>
+          <w:tcPr>
+            <w:tcW w:type="dxa" w:w="2880"/>
+          </w:tcPr>
+          <w:p>
+            <w:r>
+              <w:t>4–14s</w:t>
+            </w:r>
+          </w:p>
+        </w:tc>
+        <w:tc>
+          <w:tcPr>
+            <w:tcW w:type="dxa" w:w="2880"/>
+          </w:tcPr>
+          <w:p>
+            <w:r>
+              <w:t>Escreva na tela conforme fala</w:t>
+            </w:r>
+          </w:p>
+        </w:tc>
+        <w:tc>
+          <w:tcPr>
+            <w:tcW w:type="dxa" w:w="2880"/>
+          </w:tcPr>
+          <w:p>
+            <w:r>
+              <w:t xml:space="preserve">"A necessaire vende por </w:t>
+            </w:r>
+            <w:r>
+              <w:rPr>
+                <w:b/>
+              </w:rPr>
+              <w:t>R$ 130</w:t>
+            </w:r>
+            <w:r>
+              <w:t xml:space="preserve">. O material custa uns </w:t>
+            </w:r>
+            <w:r>
+              <w:rPr>
+                <w:b/>
+              </w:rPr>
+              <w:t>R$ [__]</w:t>
+            </w:r>
+            <w:r>
+              <w:t xml:space="preserve">. Sobra </w:t>
+            </w:r>
+            <w:r>
+              <w:rPr>
+                <w:b/>
+              </w:rPr>
+              <w:t>R$ [__]</w:t>
+            </w:r>
+            <w:r>
+              <w:t xml:space="preserve"> em cada peça."</w:t>
+            </w:r>
+          </w:p>
+        </w:tc>
+      </w:tr>
+      <w:tr>
+        <w:tc>
+          <w:tcPr>
+            <w:tcW w:type="dxa" w:w="2880"/>
+          </w:tcPr>
+          <w:p>
+            <w:r>
+              <w:t>14–26s</w:t>
+            </w:r>
+          </w:p>
+        </w:tc>
+        <w:tc>
+          <w:tcPr>
+            <w:tcW w:type="dxa" w:w="2880"/>
+          </w:tcPr>
+          <w:p>
+            <w:r>
+              <w:t>Multiplique na tela</w:t>
+            </w:r>
+          </w:p>
+        </w:tc>
+        <w:tc>
+          <w:tcPr>
+            <w:tcW w:type="dxa" w:w="2880"/>
+          </w:tcPr>
+          <w:p>
+            <w:r>
+              <w:t xml:space="preserve">"Vendendo </w:t>
+            </w:r>
+            <w:r>
+              <w:rPr>
+                <w:b/>
+              </w:rPr>
+              <w:t>[5]</w:t>
+            </w:r>
+            <w:r>
+              <w:t xml:space="preserve"> por mês: </w:t>
+            </w:r>
+            <w:r>
+              <w:rPr>
+                <w:b/>
+              </w:rPr>
+              <w:t>R$ [__]</w:t>
+            </w:r>
+            <w:r>
+              <w:t xml:space="preserve">. Vendendo </w:t>
+            </w:r>
+            <w:r>
+              <w:rPr>
+                <w:b/>
+              </w:rPr>
+              <w:t>[8]</w:t>
+            </w:r>
+            <w:r>
+              <w:t xml:space="preserve">: </w:t>
+            </w:r>
+            <w:r>
+              <w:rPr>
+                <w:b/>
+              </w:rPr>
+              <w:t>R$ [__]</w:t>
+            </w:r>
+            <w:r>
+              <w:t>. E isso com uma única peça."</w:t>
+            </w:r>
+          </w:p>
+        </w:tc>
+      </w:tr>
+      <w:tr>
+        <w:tc>
+          <w:tcPr>
+            <w:tcW w:type="dxa" w:w="2880"/>
+          </w:tcPr>
+          <w:p>
+            <w:r>
+              <w:t>26–38s</w:t>
+            </w:r>
+          </w:p>
+        </w:tc>
+        <w:tc>
+          <w:tcPr>
+            <w:tcW w:type="dxa" w:w="2880"/>
+          </w:tcPr>
+          <w:p>
+            <w:r>
+              <w:t xml:space="preserve">Mostre a </w:t>
+            </w:r>
+            <w:r>
+              <w:rPr>
+                <w:b/>
+              </w:rPr>
+              <w:t>Térmica Mimo</w:t>
+            </w:r>
+          </w:p>
+        </w:tc>
+        <w:tc>
+          <w:tcPr>
+            <w:tcW w:type="dxa" w:w="2880"/>
+          </w:tcPr>
+          <w:p>
+            <w:r>
+              <w:t xml:space="preserve">"Agora pensa na </w:t>
+            </w:r>
+            <w:r>
+              <w:rPr>
+                <w:b/>
+              </w:rPr>
+              <w:t>Térmica Mimo</w:t>
+            </w:r>
+            <w:r>
+              <w:t xml:space="preserve">. Ela vende por </w:t>
+            </w:r>
+            <w:r>
+              <w:rPr>
+                <w:b/>
+              </w:rPr>
+              <w:t>R$ 145</w:t>
+            </w:r>
+            <w:r>
+              <w:t>. Duas peças, dois públicos e mais vendas na mesma semana."</w:t>
+            </w:r>
+          </w:p>
+        </w:tc>
+      </w:tr>
+      <w:tr>
+        <w:tc>
+          <w:tcPr>
+            <w:tcW w:type="dxa" w:w="2880"/>
+          </w:tcPr>
+          <w:p>
+            <w:r>
+              <w:t>38–48s</w:t>
+            </w:r>
+          </w:p>
+        </w:tc>
+        <w:tc>
+          <w:tcPr>
+            <w:tcW w:type="dxa" w:w="2880"/>
+          </w:tcPr>
+          <w:p>
+            <w:r>
+              <w:t>Você à câmera</w:t>
+            </w:r>
+          </w:p>
+        </w:tc>
+        <w:tc>
+          <w:tcPr>
+            <w:tcW w:type="dxa" w:w="2880"/>
+          </w:tcPr>
+          <w:p>
+            <w:r>
+              <w:t>"Claro que cada caso é um caso, resultados variam. Mas a conta fecha. O projeto tá no link se você quiser começar."</w:t>
+            </w:r>
+          </w:p>
+        </w:tc>
+      </w:tr>
+    </w:tbl>
+    <w:p/>
+    <w:p>
+      <w:r>
+        <w:rPr>
+          <w:b/>
+        </w:rPr>
+        <w:t>Adapte:</w:t>
+      </w:r>
+      <w:r>
+        <w:t xml:space="preserve"> use o custo real do material. </w:t>
+      </w:r>
+      <w:r>
+        <w:rPr>
+          <w:b/>
+        </w:rPr>
+        <w:t>Não prometa lucro sem base.</w:t>
+      </w:r>
+    </w:p>
+    <w:p>
+      <w:pPr>
+        <w:pStyle w:val="Heading2"/>
+      </w:pPr>
+      <w:r>
+        <w:t>Roteiro 6: "Ninguém paga R$ 130 numa necessaire" (Reels, 45 a 55s)</w:t>
+      </w:r>
+    </w:p>
+    <w:p>
+      <w:r>
+        <w:rPr>
+          <w:b/>
+        </w:rPr>
+        <w:t>Objetivo:</w:t>
+      </w:r>
+      <w:r>
+        <w:t xml:space="preserve"> quebrar a objeção de preço, que é a mais comum.</w:t>
+      </w:r>
+    </w:p>
+    <w:p>
+      <w:r>
+        <w:rPr>
+          <w:b/>
+        </w:rPr>
+        <w:t>Ganchos:</w:t>
+      </w:r>
+    </w:p>
+    <w:p>
+      <w:pPr>
+        <w:ind w:left="340"/>
+      </w:pPr>
+      <w:r>
+        <w:t>1. "'Mas será que alguém paga R$ 130 numa necessaire?' Paga. E eu te mostro por quê."</w:t>
+      </w:r>
+    </w:p>
+    <w:p>
+      <w:pPr>
+        <w:ind w:left="340"/>
+      </w:pPr>
+      <w:r>
+        <w:t>2. "Quer saber por que a cliente paga mais caro por uma peça feita à mão?"</w:t>
+      </w:r>
+    </w:p>
+    <w:p>
+      <w:pPr>
+        <w:ind w:left="340"/>
+      </w:pPr>
+      <w:r>
+        <w:t>3. "Se você acha que R$ 130 é caro pra uma necessaire, vê isso antes."</w:t>
+      </w:r>
+    </w:p>
+    <w:tbl>
+      <w:tblPr>
+        <w:tblStyle w:val="TableGrid"/>
+        <w:tblW w:type="auto" w:w="0"/>
+        <w:tblLook w:firstColumn="1" w:firstRow="1" w:lastColumn="0" w:lastRow="0" w:noHBand="0" w:noVBand="1" w:val="04A0"/>
+      </w:tblPr>
+      <w:tblGrid>
+        <w:gridCol w:w="2880"/>
+        <w:gridCol w:w="2880"/>
+        <w:gridCol w:w="2880"/>
+      </w:tblGrid>
+      <w:tr>
+        <w:tc>
+          <w:tcPr>
+            <w:tcW w:type="dxa" w:w="2880"/>
+          </w:tcPr>
+          <w:p>
+            <w:r>
+              <w:rPr>
+                <w:b/>
+              </w:rPr>
+              <w:t>Tempo</w:t>
+            </w:r>
+          </w:p>
+        </w:tc>
+        <w:tc>
+          <w:tcPr>
+            <w:tcW w:type="dxa" w:w="2880"/>
+          </w:tcPr>
+          <w:p>
+            <w:r>
+              <w:rPr>
+                <w:b/>
+              </w:rPr>
+              <w:t>Visual</w:t>
+            </w:r>
+          </w:p>
+        </w:tc>
+        <w:tc>
+          <w:tcPr>
+            <w:tcW w:type="dxa" w:w="2880"/>
+          </w:tcPr>
+          <w:p>
+            <w:r>
+              <w:rPr>
+                <w:b/>
+              </w:rPr>
+              <w:t>Fala</w:t>
+            </w:r>
+          </w:p>
+        </w:tc>
+      </w:tr>
+      <w:tr>
+        <w:tc>
+          <w:tcPr>
+            <w:tcW w:type="dxa" w:w="2880"/>
+          </w:tcPr>
+          <w:p>
+            <w:r>
+              <w:t>0–4s</w:t>
+            </w:r>
+          </w:p>
+        </w:tc>
+        <w:tc>
+          <w:tcPr>
+            <w:tcW w:type="dxa" w:w="2880"/>
+          </w:tcPr>
+          <w:p>
+            <w:r>
+              <w:t>Você à câmera, tom desafiador</w:t>
+            </w:r>
+          </w:p>
+        </w:tc>
+        <w:tc>
+          <w:tcPr>
+            <w:tcW w:type="dxa" w:w="2880"/>
+          </w:tcPr>
+          <w:p>
+            <w:r>
+              <w:t>(gancho)</w:t>
+            </w:r>
+          </w:p>
+        </w:tc>
+      </w:tr>
+      <w:tr>
+        <w:tc>
+          <w:tcPr>
+            <w:tcW w:type="dxa" w:w="2880"/>
+          </w:tcPr>
+          <w:p>
+            <w:r>
+              <w:t>4–14s</w:t>
+            </w:r>
+          </w:p>
+        </w:tc>
+        <w:tc>
+          <w:tcPr>
+            <w:tcW w:type="dxa" w:w="2880"/>
+          </w:tcPr>
+          <w:p>
+            <w:r>
+              <w:t xml:space="preserve">Mostre uma necessaire de loja barata ao lado da </w:t>
+            </w:r>
+            <w:r>
+              <w:rPr>
+                <w:b/>
+              </w:rPr>
+              <w:t>Make</w:t>
+            </w:r>
+          </w:p>
+        </w:tc>
+        <w:tc>
+          <w:tcPr>
+            <w:tcW w:type="dxa" w:w="2880"/>
+          </w:tcPr>
+          <w:p>
+            <w:r>
+              <w:t xml:space="preserve">"Uma necessaire de loja custa R$ 30 e dura três meses. A cliente sabe disso. Quando ela compra uma peça </w:t>
+            </w:r>
+            <w:r>
+              <w:rPr>
+                <w:b/>
+              </w:rPr>
+              <w:t>feita à mão</w:t>
+            </w:r>
+            <w:r>
+              <w:t>, ela compra acabamento, exclusividade e durabilidade."</w:t>
+            </w:r>
+          </w:p>
+        </w:tc>
+      </w:tr>
+      <w:tr>
+        <w:tc>
+          <w:tcPr>
+            <w:tcW w:type="dxa" w:w="2880"/>
+          </w:tcPr>
+          <w:p>
+            <w:r>
+              <w:t>14–28s</w:t>
+            </w:r>
+          </w:p>
+        </w:tc>
+        <w:tc>
+          <w:tcPr>
+            <w:tcW w:type="dxa" w:w="2880"/>
+          </w:tcPr>
+          <w:p>
+            <w:r>
+              <w:t>Close na costura, forro, zíper, tecido</w:t>
+            </w:r>
+          </w:p>
+        </w:tc>
+        <w:tc>
+          <w:tcPr>
+            <w:tcW w:type="dxa" w:w="2880"/>
+          </w:tcPr>
+          <w:p>
+            <w:r>
+              <w:t xml:space="preserve">"Olha a costura. O forro. O zíper. Isso é o que faz ela pagar </w:t>
+            </w:r>
+            <w:r>
+              <w:rPr>
+                <w:b/>
+              </w:rPr>
+              <w:t>R$ 130</w:t>
+            </w:r>
+            <w:r>
+              <w:t xml:space="preserve"> sem pestanejar. E quando a cliente presenteia, ainda mais: ninguém quer dar uma necessaire de R$ 30 de presente."</w:t>
+            </w:r>
+          </w:p>
+        </w:tc>
+      </w:tr>
+      <w:tr>
+        <w:tc>
+          <w:tcPr>
+            <w:tcW w:type="dxa" w:w="2880"/>
+          </w:tcPr>
+          <w:p>
+            <w:r>
+              <w:t>28–42s</w:t>
+            </w:r>
+          </w:p>
+        </w:tc>
+        <w:tc>
+          <w:tcPr>
+            <w:tcW w:type="dxa" w:w="2880"/>
+          </w:tcPr>
+          <w:p>
+            <w:r>
+              <w:t>Prints de clientes reais elogiando</w:t>
+            </w:r>
+          </w:p>
+        </w:tc>
+        <w:tc>
+          <w:tcPr>
+            <w:tcW w:type="dxa" w:w="2880"/>
+          </w:tcPr>
+          <w:p>
+            <w:r>
+              <w:t xml:space="preserve">"A [Maria] vendeu </w:t>
+            </w:r>
+            <w:r>
+              <w:rPr>
+                <w:b/>
+              </w:rPr>
+              <w:t>[__]</w:t>
+            </w:r>
+            <w:r>
+              <w:t xml:space="preserve"> dessa para </w:t>
+            </w:r>
+            <w:r>
+              <w:rPr>
+                <w:b/>
+              </w:rPr>
+              <w:t>[tipo de cliente]</w:t>
+            </w:r>
+            <w:r>
+              <w:t xml:space="preserve"> sem baixar o preço. Quando você apresenta bem, a cliente entende o valor."</w:t>
+            </w:r>
+          </w:p>
+        </w:tc>
+      </w:tr>
+      <w:tr>
+        <w:tc>
+          <w:tcPr>
+            <w:tcW w:type="dxa" w:w="2880"/>
+          </w:tcPr>
+          <w:p>
+            <w:r>
+              <w:t>42–52s</w:t>
+            </w:r>
+          </w:p>
+        </w:tc>
+        <w:tc>
+          <w:tcPr>
+            <w:tcW w:type="dxa" w:w="2880"/>
+          </w:tcPr>
+          <w:p>
+            <w:r>
+              <w:t>Você à câmera</w:t>
+            </w:r>
+          </w:p>
+        </w:tc>
+        <w:tc>
+          <w:tcPr>
+            <w:tcW w:type="dxa" w:w="2880"/>
+          </w:tcPr>
+          <w:p>
+            <w:r>
+              <w:t xml:space="preserve">"O projeto te ensina a fazer </w:t>
+            </w:r>
+            <w:r>
+              <w:rPr>
+                <w:b/>
+              </w:rPr>
+              <w:t>e</w:t>
+            </w:r>
+            <w:r>
+              <w:t xml:space="preserve"> a apresentar. Clica no link e vê como funciona."</w:t>
+            </w:r>
+          </w:p>
+        </w:tc>
+      </w:tr>
+    </w:tbl>
+    <w:p/>
+    <w:p>
+      <w:pPr>
+        <w:pStyle w:val="Heading1"/>
+      </w:pPr>
+      <w:r>
+        <w:t>PARTE 3: Térmica Mimo</w:t>
+      </w:r>
+    </w:p>
+    <w:p>
+      <w:pPr>
+        <w:pStyle w:val="Heading2"/>
+      </w:pPr>
+      <w:r>
+        <w:t>Roteiro 7: Mães e bebês (Reels, 40 a 50s)</w:t>
+      </w:r>
+    </w:p>
+    <w:p>
+      <w:r>
+        <w:rPr>
+          <w:b/>
+        </w:rPr>
+        <w:t>Ganchos:</w:t>
+      </w:r>
+    </w:p>
+    <w:p>
+      <w:pPr>
+        <w:ind w:left="340"/>
+      </w:pPr>
+      <w:r>
+        <w:t xml:space="preserve">1. "Toda mãe de bebê precisa de uma e </w:t>
+      </w:r>
+      <w:r>
+        <w:rPr>
+          <w:b/>
+        </w:rPr>
+        <w:t>paga feliz por R$ 145</w:t>
+      </w:r>
+      <w:r>
+        <w:t>."</w:t>
+      </w:r>
+    </w:p>
+    <w:p>
+      <w:pPr>
+        <w:ind w:left="340"/>
+      </w:pPr>
+      <w:r>
+        <w:t>2. "Mamadeira quente demais ou gelada demais na rua? Tem solução e dá pra você vender."</w:t>
+      </w:r>
+    </w:p>
+    <w:p>
+      <w:pPr>
+        <w:ind w:left="340"/>
+      </w:pPr>
+      <w:r>
+        <w:t xml:space="preserve">3. "O produto que as mães </w:t>
+      </w:r>
+      <w:r>
+        <w:rPr>
+          <w:b/>
+        </w:rPr>
+        <w:t>procuram</w:t>
+      </w:r>
+      <w:r>
+        <w:t xml:space="preserve"> e você pode fazer em casa."</w:t>
+      </w:r>
+    </w:p>
+    <w:tbl>
+      <w:tblPr>
+        <w:tblStyle w:val="TableGrid"/>
+        <w:tblW w:type="auto" w:w="0"/>
+        <w:tblLook w:firstColumn="1" w:firstRow="1" w:lastColumn="0" w:lastRow="0" w:noHBand="0" w:noVBand="1" w:val="04A0"/>
+      </w:tblPr>
+      <w:tblGrid>
+        <w:gridCol w:w="2880"/>
+        <w:gridCol w:w="2880"/>
+        <w:gridCol w:w="2880"/>
+      </w:tblGrid>
+      <w:tr>
+        <w:tc>
+          <w:tcPr>
+            <w:tcW w:type="dxa" w:w="2880"/>
+          </w:tcPr>
+          <w:p>
+            <w:r>
+              <w:rPr>
+                <w:b/>
+              </w:rPr>
+              <w:t>Tempo</w:t>
+            </w:r>
+          </w:p>
+        </w:tc>
+        <w:tc>
+          <w:tcPr>
+            <w:tcW w:type="dxa" w:w="2880"/>
+          </w:tcPr>
+          <w:p>
+            <w:r>
+              <w:rPr>
+                <w:b/>
+              </w:rPr>
+              <w:t>Visual</w:t>
+            </w:r>
+          </w:p>
+        </w:tc>
+        <w:tc>
+          <w:tcPr>
+            <w:tcW w:type="dxa" w:w="2880"/>
+          </w:tcPr>
+          <w:p>
+            <w:r>
+              <w:rPr>
+                <w:b/>
+              </w:rPr>
+              <w:t>Fala</w:t>
+            </w:r>
+          </w:p>
+        </w:tc>
+      </w:tr>
+      <w:tr>
+        <w:tc>
+          <w:tcPr>
+            <w:tcW w:type="dxa" w:w="2880"/>
+          </w:tcPr>
+          <w:p>
+            <w:r>
+              <w:t>0–4s</w:t>
+            </w:r>
+          </w:p>
+        </w:tc>
+        <w:tc>
+          <w:tcPr>
+            <w:tcW w:type="dxa" w:w="2880"/>
+          </w:tcPr>
+          <w:p>
+            <w:r>
+              <w:t>Mãe (ou simulação) com bebê e mamadeira</w:t>
+            </w:r>
+          </w:p>
+        </w:tc>
+        <w:tc>
+          <w:tcPr>
+            <w:tcW w:type="dxa" w:w="2880"/>
+          </w:tcPr>
+          <w:p>
+            <w:r>
+              <w:t>(gancho)</w:t>
+            </w:r>
+          </w:p>
+        </w:tc>
+      </w:tr>
+      <w:tr>
+        <w:tc>
+          <w:tcPr>
+            <w:tcW w:type="dxa" w:w="2880"/>
+          </w:tcPr>
+          <w:p>
+            <w:r>
+              <w:t>4–14s</w:t>
+            </w:r>
+          </w:p>
+        </w:tc>
+        <w:tc>
+          <w:tcPr>
+            <w:tcW w:type="dxa" w:w="2880"/>
+          </w:tcPr>
+          <w:p>
+            <w:r>
+              <w:t xml:space="preserve">Mostre a </w:t>
+            </w:r>
+            <w:r>
+              <w:rPr>
+                <w:b/>
+              </w:rPr>
+              <w:t>Térmica Mimo</w:t>
+            </w:r>
+            <w:r>
+              <w:t xml:space="preserve"> aberta, com a mamadeira dentro</w:t>
+            </w:r>
+          </w:p>
+        </w:tc>
+        <w:tc>
+          <w:tcPr>
+            <w:tcW w:type="dxa" w:w="2880"/>
+          </w:tcPr>
+          <w:p>
+            <w:r>
+              <w:t xml:space="preserve">"A </w:t>
+            </w:r>
+            <w:r>
+              <w:rPr>
+                <w:b/>
+              </w:rPr>
+              <w:t>Térmica Mimo</w:t>
+            </w:r>
+            <w:r>
+              <w:t xml:space="preserve"> mantém a mamadeira na temperatura certa por mais tempo e ainda é linda. Dá pra levar no passeio, na consulta, na casa da avó."</w:t>
+            </w:r>
+          </w:p>
+        </w:tc>
+      </w:tr>
+      <w:tr>
+        <w:tc>
+          <w:tcPr>
+            <w:tcW w:type="dxa" w:w="2880"/>
+          </w:tcPr>
+          <w:p>
+            <w:r>
+              <w:t>14–26s</w:t>
+            </w:r>
+          </w:p>
+        </w:tc>
+        <w:tc>
+          <w:tcPr>
+            <w:tcW w:type="dxa" w:w="2880"/>
+          </w:tcPr>
+          <w:p>
+            <w:r>
+              <w:t>Close nos detalhes: alça, bolso, acabamento</w:t>
+            </w:r>
+          </w:p>
+        </w:tc>
+        <w:tc>
+          <w:tcPr>
+            <w:tcW w:type="dxa" w:w="2880"/>
+          </w:tcPr>
+          <w:p>
+            <w:r>
+              <w:t xml:space="preserve">"É um produto que a mãe </w:t>
+            </w:r>
+            <w:r>
+              <w:rPr>
+                <w:b/>
+              </w:rPr>
+              <w:t>procura</w:t>
+            </w:r>
+            <w:r>
+              <w:t>. Você não precisa convencer ninguém de que ela precisa, só mostrar que a sua é bonita e bem-feita."</w:t>
+            </w:r>
+          </w:p>
+        </w:tc>
+      </w:tr>
+      <w:tr>
+        <w:tc>
+          <w:tcPr>
+            <w:tcW w:type="dxa" w:w="2880"/>
+          </w:tcPr>
+          <w:p>
+            <w:r>
+              <w:t>26–38s</w:t>
+            </w:r>
+          </w:p>
+        </w:tc>
+        <w:tc>
+          <w:tcPr>
+            <w:tcW w:type="dxa" w:w="2880"/>
+          </w:tcPr>
+          <w:p>
+            <w:r>
+              <w:t>Print de venda real</w:t>
+            </w:r>
+          </w:p>
+        </w:tc>
+        <w:tc>
+          <w:tcPr>
+            <w:tcW w:type="dxa" w:w="2880"/>
+          </w:tcPr>
+          <w:p>
+            <w:r>
+              <w:t xml:space="preserve">"A [Joana] vendeu </w:t>
+            </w:r>
+            <w:r>
+              <w:rPr>
+                <w:b/>
+              </w:rPr>
+              <w:t>[__]</w:t>
+            </w:r>
+            <w:r>
+              <w:t xml:space="preserve"> num [chá de bebê / grupo de mães] e ganhou </w:t>
+            </w:r>
+            <w:r>
+              <w:rPr>
+                <w:b/>
+              </w:rPr>
+              <w:t>R$ [__]</w:t>
+            </w:r>
+            <w:r>
+              <w:t>."</w:t>
+            </w:r>
+          </w:p>
+        </w:tc>
+      </w:tr>
+      <w:tr>
+        <w:tc>
+          <w:tcPr>
+            <w:tcW w:type="dxa" w:w="2880"/>
+          </w:tcPr>
+          <w:p>
+            <w:r>
+              <w:t>38–48s</w:t>
+            </w:r>
+          </w:p>
+        </w:tc>
+        <w:tc>
+          <w:tcPr>
+            <w:tcW w:type="dxa" w:w="2880"/>
+          </w:tcPr>
+          <w:p>
+            <w:r>
+              <w:t>Você à câmera</w:t>
+            </w:r>
+          </w:p>
+        </w:tc>
+        <w:tc>
+          <w:tcPr>
+            <w:tcW w:type="dxa" w:w="2880"/>
+          </w:tcPr>
+          <w:p>
+            <w:r>
+              <w:t xml:space="preserve">"Se você quer um produto com saída garantida entre as mães, o projeto da </w:t>
+            </w:r>
+            <w:r>
+              <w:rPr>
+                <w:b/>
+              </w:rPr>
+              <w:t>Mimo</w:t>
+            </w:r>
+            <w:r>
+              <w:t xml:space="preserve"> está no link."</w:t>
+            </w:r>
+          </w:p>
+        </w:tc>
+      </w:tr>
+    </w:tbl>
+    <w:p/>
+    <w:p>
+      <w:r>
+        <w:rPr>
+          <w:b/>
+        </w:rPr>
+        <w:t>Cuidado:</w:t>
+      </w:r>
+      <w:r>
+        <w:t xml:space="preserve"> não prometa benefício técnico (tempo exato de temperatura) sem testar. Use o que for comprovado.</w:t>
+      </w:r>
+    </w:p>
+    <w:p>
+      <w:pPr>
+        <w:pStyle w:val="Heading2"/>
+      </w:pPr>
+      <w:r>
+        <w:t>Roteiro 8: Presente de chá de bebê e Dia das Mães (Reels, 35 a 45s)</w:t>
+      </w:r>
+    </w:p>
+    <w:p>
+      <w:r>
+        <w:rPr>
+          <w:b/>
+        </w:rPr>
+        <w:t>Ganchos:</w:t>
+      </w:r>
+    </w:p>
+    <w:p>
+      <w:pPr>
+        <w:ind w:left="340"/>
+      </w:pPr>
+      <w:r>
+        <w:t xml:space="preserve">1. "O presente que </w:t>
+      </w:r>
+      <w:r>
+        <w:rPr>
+          <w:b/>
+        </w:rPr>
+        <w:t>vende sozinho</w:t>
+      </w:r>
+      <w:r>
+        <w:t>: chá de bebê, enxoval, Dia das Mães."</w:t>
+      </w:r>
+    </w:p>
+    <w:p>
+      <w:pPr>
+        <w:ind w:left="340"/>
+      </w:pPr>
+      <w:r>
+        <w:t>2. "Precisa de presente pra chá de bebê? Essa é a peça."</w:t>
+      </w:r>
+    </w:p>
+    <w:p>
+      <w:pPr>
+        <w:ind w:left="340"/>
+      </w:pPr>
+      <w:r>
+        <w:t xml:space="preserve">3. "Quem faz a </w:t>
+      </w:r>
+      <w:r>
+        <w:rPr>
+          <w:b/>
+        </w:rPr>
+        <w:t>Mimo</w:t>
+      </w:r>
+      <w:r>
+        <w:t xml:space="preserve"> vende o ano inteiro. Por quê?"</w:t>
+      </w:r>
+    </w:p>
+    <w:tbl>
+      <w:tblPr>
+        <w:tblStyle w:val="TableGrid"/>
+        <w:tblW w:type="auto" w:w="0"/>
+        <w:tblLook w:firstColumn="1" w:firstRow="1" w:lastColumn="0" w:lastRow="0" w:noHBand="0" w:noVBand="1" w:val="04A0"/>
+      </w:tblPr>
+      <w:tblGrid>
+        <w:gridCol w:w="2880"/>
+        <w:gridCol w:w="2880"/>
+        <w:gridCol w:w="2880"/>
+      </w:tblGrid>
+      <w:tr>
+        <w:tc>
+          <w:tcPr>
+            <w:tcW w:type="dxa" w:w="2880"/>
+          </w:tcPr>
+          <w:p>
+            <w:r>
+              <w:rPr>
+                <w:b/>
+              </w:rPr>
+              <w:t>Tempo</w:t>
+            </w:r>
+          </w:p>
+        </w:tc>
+        <w:tc>
+          <w:tcPr>
+            <w:tcW w:type="dxa" w:w="2880"/>
+          </w:tcPr>
+          <w:p>
+            <w:r>
+              <w:rPr>
+                <w:b/>
+              </w:rPr>
+              <w:t>Visual</w:t>
+            </w:r>
+          </w:p>
+        </w:tc>
+        <w:tc>
+          <w:tcPr>
+            <w:tcW w:type="dxa" w:w="2880"/>
+          </w:tcPr>
+          <w:p>
+            <w:r>
+              <w:rPr>
+                <w:b/>
+              </w:rPr>
+              <w:t>Fala</w:t>
+            </w:r>
+          </w:p>
+        </w:tc>
+      </w:tr>
+      <w:tr>
+        <w:tc>
+          <w:tcPr>
+            <w:tcW w:type="dxa" w:w="2880"/>
+          </w:tcPr>
+          <w:p>
+            <w:r>
+              <w:t>0–4s</w:t>
+            </w:r>
+          </w:p>
+        </w:tc>
+        <w:tc>
+          <w:tcPr>
+            <w:tcW w:type="dxa" w:w="2880"/>
+          </w:tcPr>
+          <w:p>
+            <w:r>
+              <w:t>Embrulho de presente com a Mimo</w:t>
+            </w:r>
+          </w:p>
+        </w:tc>
+        <w:tc>
+          <w:tcPr>
+            <w:tcW w:type="dxa" w:w="2880"/>
+          </w:tcPr>
+          <w:p>
+            <w:r>
+              <w:t>(gancho)</w:t>
+            </w:r>
+          </w:p>
+        </w:tc>
+      </w:tr>
+      <w:tr>
+        <w:tc>
+          <w:tcPr>
+            <w:tcW w:type="dxa" w:w="2880"/>
+          </w:tcPr>
+          <w:p>
+            <w:r>
+              <w:t>4–16s</w:t>
+            </w:r>
+          </w:p>
+        </w:tc>
+        <w:tc>
+          <w:tcPr>
+            <w:tcW w:type="dxa" w:w="2880"/>
+          </w:tcPr>
+          <w:p>
+            <w:r>
+              <w:t>Mostre a peça com laço, embalada</w:t>
+            </w:r>
+          </w:p>
+        </w:tc>
+        <w:tc>
+          <w:tcPr>
+            <w:tcW w:type="dxa" w:w="2880"/>
+          </w:tcPr>
+          <w:p>
+            <w:r>
+              <w:t>"A cada mês tem um chá de bebê, um enxoval ou uma amiga que acabou de ganhar filho. É um presente bonito, útil e que a pessoa lembra de quem deu."</w:t>
+            </w:r>
+          </w:p>
+        </w:tc>
+      </w:tr>
+      <w:tr>
+        <w:tc>
+          <w:tcPr>
+            <w:tcW w:type="dxa" w:w="2880"/>
+          </w:tcPr>
+          <w:p>
+            <w:r>
+              <w:t>16–28s</w:t>
+            </w:r>
+          </w:p>
+        </w:tc>
+        <w:tc>
+          <w:tcPr>
+            <w:tcW w:type="dxa" w:w="2880"/>
+          </w:tcPr>
+          <w:p>
+            <w:r>
+              <w:t>Mostre a embalagem e etiqueta</w:t>
+            </w:r>
+          </w:p>
+        </w:tc>
+        <w:tc>
+          <w:tcPr>
+            <w:tcW w:type="dxa" w:w="2880"/>
+          </w:tcPr>
+          <w:p>
+            <w:r>
+              <w:t xml:space="preserve">"Com ticket de </w:t>
+            </w:r>
+            <w:r>
+              <w:rPr>
+                <w:b/>
+              </w:rPr>
+              <w:t>R$ 145</w:t>
+            </w:r>
+            <w:r>
+              <w:t>, você vende bem e ainda pode personalizar com o nome do bebê."</w:t>
+            </w:r>
+          </w:p>
+        </w:tc>
+      </w:tr>
+      <w:tr>
+        <w:tc>
+          <w:tcPr>
+            <w:tcW w:type="dxa" w:w="2880"/>
+          </w:tcPr>
+          <w:p>
+            <w:r>
+              <w:t>28–40s</w:t>
+            </w:r>
+          </w:p>
+        </w:tc>
+        <w:tc>
+          <w:tcPr>
+            <w:tcW w:type="dxa" w:w="2880"/>
+          </w:tcPr>
+          <w:p>
+            <w:r>
+              <w:t>Você à câmera</w:t>
+            </w:r>
+          </w:p>
+        </w:tc>
+        <w:tc>
+          <w:tcPr>
+            <w:tcW w:type="dxa" w:w="2880"/>
+          </w:tcPr>
+          <w:p>
+            <w:r>
+              <w:t>"Quem faz e vende essa peça tem saída o ano todo. O projeto completo tá no link."</w:t>
+            </w:r>
+          </w:p>
+        </w:tc>
+      </w:tr>
+    </w:tbl>
+    <w:p/>
+    <w:p>
+      <w:pPr>
+        <w:pStyle w:val="Heading1"/>
+      </w:pPr>
+      <w:r>
+        <w:t>PARTE 4: Dona de ateliê e fim de ano</w:t>
+      </w:r>
+    </w:p>
+    <w:p>
+      <w:pPr>
+        <w:pStyle w:val="Heading2"/>
+      </w:pPr>
+      <w:r>
+        <w:t>Roteiro 9: "Fature 3x o valor que você investiu" (Reels, 40 a 50s)</w:t>
+      </w:r>
+    </w:p>
+    <w:p>
+      <w:r>
+        <w:rPr>
+          <w:b/>
+        </w:rPr>
+        <w:t>Objetivo:</w:t>
+      </w:r>
+      <w:r>
+        <w:t xml:space="preserve"> ROI. Falar com a dona de ateliê que já tem estrutura e só precisa de um produto que venda.</w:t>
+      </w:r>
+    </w:p>
+    <w:p>
+      <w:r>
+        <w:rPr>
+          <w:b/>
+        </w:rPr>
+        <w:t>Ganchos:</w:t>
+      </w:r>
+    </w:p>
+    <w:p>
+      <w:pPr>
+        <w:ind w:left="340"/>
+      </w:pPr>
+      <w:r>
+        <w:t xml:space="preserve">1. "Dona de ateliê: e se </w:t>
+      </w:r>
+      <w:r>
+        <w:rPr>
+          <w:b/>
+        </w:rPr>
+        <w:t>um único produto</w:t>
+      </w:r>
+      <w:r>
+        <w:t xml:space="preserve"> devolvesse </w:t>
+      </w:r>
+      <w:r>
+        <w:rPr>
+          <w:b/>
+        </w:rPr>
+        <w:t>3x</w:t>
+      </w:r>
+      <w:r>
+        <w:t xml:space="preserve"> o que você investiu?"</w:t>
+      </w:r>
+    </w:p>
+    <w:p>
+      <w:pPr>
+        <w:ind w:left="340"/>
+      </w:pPr>
+      <w:r>
+        <w:t xml:space="preserve">2. "Quanto o seu ateliê fatura por mês? E se um produto novo somasse </w:t>
+      </w:r>
+      <w:r>
+        <w:rPr>
+          <w:b/>
+        </w:rPr>
+        <w:t>R$ [__]</w:t>
+      </w:r>
+      <w:r>
+        <w:t>?"</w:t>
+      </w:r>
+    </w:p>
+    <w:p>
+      <w:pPr>
+        <w:ind w:left="340"/>
+      </w:pPr>
+      <w:r>
+        <w:t xml:space="preserve">3. "Esse investimento pode se pagar em </w:t>
+      </w:r>
+      <w:r>
+        <w:rPr>
+          <w:b/>
+        </w:rPr>
+        <w:t>[__] vendas</w:t>
+      </w:r>
+      <w:r>
+        <w:t>. Quer ver a conta?"</w:t>
+      </w:r>
+    </w:p>
+    <w:tbl>
+      <w:tblPr>
+        <w:tblStyle w:val="TableGrid"/>
+        <w:tblW w:type="auto" w:w="0"/>
+        <w:tblLook w:firstColumn="1" w:firstRow="1" w:lastColumn="0" w:lastRow="0" w:noHBand="0" w:noVBand="1" w:val="04A0"/>
+      </w:tblPr>
+      <w:tblGrid>
+        <w:gridCol w:w="2880"/>
+        <w:gridCol w:w="2880"/>
+        <w:gridCol w:w="2880"/>
+      </w:tblGrid>
+      <w:tr>
+        <w:tc>
+          <w:tcPr>
+            <w:tcW w:type="dxa" w:w="2880"/>
+          </w:tcPr>
+          <w:p>
+            <w:r>
+              <w:rPr>
+                <w:b/>
+              </w:rPr>
+              <w:t>Tempo</w:t>
+            </w:r>
+          </w:p>
+        </w:tc>
+        <w:tc>
+          <w:tcPr>
+            <w:tcW w:type="dxa" w:w="2880"/>
+          </w:tcPr>
+          <w:p>
+            <w:r>
+              <w:rPr>
+                <w:b/>
+              </w:rPr>
+              <w:t>Visual</w:t>
+            </w:r>
+          </w:p>
+        </w:tc>
+        <w:tc>
+          <w:tcPr>
+            <w:tcW w:type="dxa" w:w="2880"/>
+          </w:tcPr>
+          <w:p>
+            <w:r>
+              <w:rPr>
+                <w:b/>
+              </w:rPr>
+              <w:t>Fala</w:t>
+            </w:r>
+          </w:p>
+        </w:tc>
+      </w:tr>
+      <w:tr>
+        <w:tc>
+          <w:tcPr>
+            <w:tcW w:type="dxa" w:w="2880"/>
+          </w:tcPr>
+          <w:p>
+            <w:r>
+              <w:t>0–4s</w:t>
+            </w:r>
+          </w:p>
+        </w:tc>
+        <w:tc>
+          <w:tcPr>
+            <w:tcW w:type="dxa" w:w="2880"/>
+          </w:tcPr>
+          <w:p>
+            <w:r>
+              <w:t>Você no ateliê</w:t>
+            </w:r>
+          </w:p>
+        </w:tc>
+        <w:tc>
+          <w:tcPr>
+            <w:tcW w:type="dxa" w:w="2880"/>
+          </w:tcPr>
+          <w:p>
+            <w:r>
+              <w:t>(gancho)</w:t>
+            </w:r>
+          </w:p>
+        </w:tc>
+      </w:tr>
+      <w:tr>
+        <w:tc>
+          <w:tcPr>
+            <w:tcW w:type="dxa" w:w="2880"/>
+          </w:tcPr>
+          <w:p>
+            <w:r>
+              <w:t>4–14s</w:t>
+            </w:r>
+          </w:p>
+        </w:tc>
+        <w:tc>
+          <w:tcPr>
+            <w:tcW w:type="dxa" w:w="2880"/>
+          </w:tcPr>
+          <w:p>
+            <w:r>
+              <w:t>Mostre tela com a conta ou papel</w:t>
+            </w:r>
+          </w:p>
+        </w:tc>
+        <w:tc>
+          <w:tcPr>
+            <w:tcW w:type="dxa" w:w="2880"/>
+          </w:tcPr>
+          <w:p>
+            <w:r>
+              <w:t xml:space="preserve">"O projeto da </w:t>
+            </w:r>
+            <w:r>
+              <w:rPr>
+                <w:b/>
+              </w:rPr>
+              <w:t>Necessaire Make</w:t>
+            </w:r>
+            <w:r>
+              <w:t xml:space="preserve"> custa </w:t>
+            </w:r>
+            <w:r>
+              <w:rPr>
+                <w:b/>
+              </w:rPr>
+              <w:t>R$ [__]</w:t>
+            </w:r>
+            <w:r>
+              <w:t xml:space="preserve">. A necessaire você vende por </w:t>
+            </w:r>
+            <w:r>
+              <w:rPr>
+                <w:b/>
+              </w:rPr>
+              <w:t>R$ 130</w:t>
+            </w:r>
+            <w:r>
+              <w:t xml:space="preserve">. Com </w:t>
+            </w:r>
+            <w:r>
+              <w:rPr>
+                <w:b/>
+              </w:rPr>
+              <w:t>[__] peças</w:t>
+            </w:r>
+            <w:r>
+              <w:t xml:space="preserve"> vendidas o projeto já se pagou. A partir daí, é lucro."</w:t>
+            </w:r>
+          </w:p>
+        </w:tc>
+      </w:tr>
+      <w:tr>
+        <w:tc>
+          <w:tcPr>
+            <w:tcW w:type="dxa" w:w="2880"/>
+          </w:tcPr>
+          <w:p>
+            <w:r>
+              <w:t>14–26s</w:t>
+            </w:r>
+          </w:p>
+        </w:tc>
+        <w:tc>
+          <w:tcPr>
+            <w:tcW w:type="dxa" w:w="2880"/>
+          </w:tcPr>
+          <w:p>
+            <w:r>
+              <w:t>Mostre a peça e a etiqueta de preço</w:t>
+            </w:r>
+          </w:p>
+        </w:tc>
+        <w:tc>
+          <w:tcPr>
+            <w:tcW w:type="dxa" w:w="2880"/>
+          </w:tcPr>
+          <w:p>
+            <w:r>
+              <w:t xml:space="preserve">"Se você vender </w:t>
+            </w:r>
+            <w:r>
+              <w:rPr>
+                <w:b/>
+              </w:rPr>
+              <w:t>[8] unidades</w:t>
+            </w:r>
+            <w:r>
+              <w:t xml:space="preserve">, são </w:t>
+            </w:r>
+            <w:r>
+              <w:rPr>
+                <w:b/>
+              </w:rPr>
+              <w:t>R$ [1.040]</w:t>
+            </w:r>
+            <w:r>
+              <w:t xml:space="preserve"> de faturamento. Se o material for </w:t>
+            </w:r>
+            <w:r>
+              <w:rPr>
+                <w:b/>
+              </w:rPr>
+              <w:t>R$ [__]</w:t>
+            </w:r>
+            <w:r>
+              <w:t xml:space="preserve">, sobram </w:t>
+            </w:r>
+            <w:r>
+              <w:rPr>
+                <w:b/>
+              </w:rPr>
+              <w:t>R$ [__]</w:t>
+            </w:r>
+            <w:r>
+              <w:t xml:space="preserve">. Isso é </w:t>
+            </w:r>
+            <w:r>
+              <w:rPr>
+                <w:b/>
+              </w:rPr>
+              <w:t>[3x]</w:t>
+            </w:r>
+            <w:r>
+              <w:t xml:space="preserve"> o que você investiu."</w:t>
+            </w:r>
+          </w:p>
+        </w:tc>
+      </w:tr>
+      <w:tr>
+        <w:tc>
+          <w:tcPr>
+            <w:tcW w:type="dxa" w:w="2880"/>
+          </w:tcPr>
+          <w:p>
+            <w:r>
+              <w:t>26–38s</w:t>
+            </w:r>
+          </w:p>
+        </w:tc>
+        <w:tc>
+          <w:tcPr>
+            <w:tcW w:type="dxa" w:w="2880"/>
+          </w:tcPr>
+          <w:p>
+            <w:r>
+              <w:t>Print real de aluna</w:t>
+            </w:r>
+          </w:p>
+        </w:tc>
+        <w:tc>
+          <w:tcPr>
+            <w:tcW w:type="dxa" w:w="2880"/>
+          </w:tcPr>
+          <w:p>
+            <w:r>
+              <w:t xml:space="preserve">"As alunas </w:t>
+            </w:r>
+            <w:r>
+              <w:rPr>
+                <w:b/>
+              </w:rPr>
+              <w:t>[__]</w:t>
+            </w:r>
+            <w:r>
+              <w:t xml:space="preserve"> já venderam </w:t>
+            </w:r>
+            <w:r>
+              <w:rPr>
+                <w:b/>
+              </w:rPr>
+              <w:t>[__]</w:t>
+            </w:r>
+            <w:r>
+              <w:t xml:space="preserve"> no primeiro mês." </w:t>
+            </w:r>
+            <w:r>
+              <w:rPr>
+                <w:i/>
+              </w:rPr>
+              <w:t>(só se for real)</w:t>
+            </w:r>
+          </w:p>
+        </w:tc>
+      </w:tr>
+      <w:tr>
+        <w:tc>
+          <w:tcPr>
+            <w:tcW w:type="dxa" w:w="2880"/>
+          </w:tcPr>
+          <w:p>
+            <w:r>
+              <w:t>38–48s</w:t>
+            </w:r>
+          </w:p>
+        </w:tc>
+        <w:tc>
+          <w:tcPr>
+            <w:tcW w:type="dxa" w:w="2880"/>
+          </w:tcPr>
+          <w:p>
+            <w:r>
+              <w:t>Você à câmera</w:t>
+            </w:r>
+          </w:p>
+        </w:tc>
+        <w:tc>
+          <w:tcPr>
+            <w:tcW w:type="dxa" w:w="2880"/>
+          </w:tcPr>
+          <w:p>
+            <w:r>
+              <w:t xml:space="preserve">"Claro, </w:t>
+            </w:r>
+            <w:r>
+              <w:rPr>
+                <w:b/>
+              </w:rPr>
+              <w:t>resultados variam</w:t>
+            </w:r>
+            <w:r>
+              <w:t>. Mas se a conta fecha pra você, vale olhar. Link na descrição."</w:t>
+            </w:r>
+          </w:p>
+        </w:tc>
+      </w:tr>
+    </w:tbl>
+    <w:p/>
+    <w:p>
+      <w:r>
+        <w:rPr>
+          <w:b/>
+        </w:rPr>
+        <w:t>Atenção:</w:t>
+      </w:r>
+      <w:r>
+        <w:t xml:space="preserve"> só use "3x" se a conta real sustentar.</w:t>
+      </w:r>
+    </w:p>
+    <w:p>
+      <w:pPr>
+        <w:pStyle w:val="Heading2"/>
+      </w:pPr>
+      <w:r>
+        <w:t>Roteiro 10: "Lucre até [80]% por peça" (Reels, 35 a 45s)</w:t>
+      </w:r>
+    </w:p>
+    <w:p>
+      <w:r>
+        <w:rPr>
+          <w:b/>
+        </w:rPr>
+        <w:t>Ganchos:</w:t>
+      </w:r>
+    </w:p>
+    <w:p>
+      <w:pPr>
+        <w:ind w:left="340"/>
+      </w:pPr>
+      <w:r>
+        <w:t xml:space="preserve">1. "Sabe aquele produto com </w:t>
+      </w:r>
+      <w:r>
+        <w:rPr>
+          <w:b/>
+        </w:rPr>
+        <w:t>margem que compensa</w:t>
+      </w:r>
+      <w:r>
+        <w:t>?"</w:t>
+      </w:r>
+    </w:p>
+    <w:p>
+      <w:pPr>
+        <w:ind w:left="340"/>
+      </w:pPr>
+      <w:r>
+        <w:t>2. "Você sabe quanto realmente lucra em cada peça do seu ateliê?"</w:t>
+      </w:r>
+    </w:p>
+    <w:p>
+      <w:pPr>
+        <w:ind w:left="340"/>
+      </w:pPr>
+      <w:r>
+        <w:t>3. "Não adianta vender muito se sobra pouco. Olha a margem dessa."</w:t>
+      </w:r>
+    </w:p>
+    <w:tbl>
+      <w:tblPr>
+        <w:tblStyle w:val="TableGrid"/>
+        <w:tblW w:type="auto" w:w="0"/>
+        <w:tblLook w:firstColumn="1" w:firstRow="1" w:lastColumn="0" w:lastRow="0" w:noHBand="0" w:noVBand="1" w:val="04A0"/>
+      </w:tblPr>
+      <w:tblGrid>
+        <w:gridCol w:w="2880"/>
+        <w:gridCol w:w="2880"/>
+        <w:gridCol w:w="2880"/>
+      </w:tblGrid>
+      <w:tr>
+        <w:tc>
+          <w:tcPr>
+            <w:tcW w:type="dxa" w:w="2880"/>
+          </w:tcPr>
+          <w:p>
+            <w:r>
+              <w:rPr>
+                <w:b/>
+              </w:rPr>
+              <w:t>Tempo</w:t>
+            </w:r>
+          </w:p>
+        </w:tc>
+        <w:tc>
+          <w:tcPr>
+            <w:tcW w:type="dxa" w:w="2880"/>
+          </w:tcPr>
+          <w:p>
+            <w:r>
+              <w:rPr>
+                <w:b/>
+              </w:rPr>
+              <w:t>Visual</w:t>
+            </w:r>
+          </w:p>
+        </w:tc>
+        <w:tc>
+          <w:tcPr>
+            <w:tcW w:type="dxa" w:w="2880"/>
+          </w:tcPr>
+          <w:p>
+            <w:r>
+              <w:rPr>
+                <w:b/>
+              </w:rPr>
+              <w:t>Fala</w:t>
+            </w:r>
+          </w:p>
+        </w:tc>
+      </w:tr>
+      <w:tr>
+        <w:tc>
+          <w:tcPr>
+            <w:tcW w:type="dxa" w:w="2880"/>
+          </w:tcPr>
+          <w:p>
+            <w:r>
+              <w:t>0–4s</w:t>
+            </w:r>
+          </w:p>
+        </w:tc>
+        <w:tc>
+          <w:tcPr>
+            <w:tcW w:type="dxa" w:w="2880"/>
+          </w:tcPr>
+          <w:p>
+            <w:r>
+              <w:t>Você segurando a necessaire</w:t>
+            </w:r>
+          </w:p>
+        </w:tc>
+        <w:tc>
+          <w:tcPr>
+            <w:tcW w:type="dxa" w:w="2880"/>
+          </w:tcPr>
+          <w:p>
+            <w:r>
+              <w:t>(gancho)</w:t>
+            </w:r>
+          </w:p>
+        </w:tc>
+      </w:tr>
+      <w:tr>
+        <w:tc>
+          <w:tcPr>
+            <w:tcW w:type="dxa" w:w="2880"/>
+          </w:tcPr>
+          <w:p>
+            <w:r>
+              <w:t>4–16s</w:t>
+            </w:r>
+          </w:p>
+        </w:tc>
+        <w:tc>
+          <w:tcPr>
+            <w:tcW w:type="dxa" w:w="2880"/>
+          </w:tcPr>
+          <w:p>
+            <w:r>
+              <w:t>Escreva na tela a conta</w:t>
+            </w:r>
+          </w:p>
+        </w:tc>
+        <w:tc>
+          <w:tcPr>
+            <w:tcW w:type="dxa" w:w="2880"/>
+          </w:tcPr>
+          <w:p>
+            <w:r>
+              <w:t xml:space="preserve">"Esta necessaire sai por </w:t>
+            </w:r>
+            <w:r>
+              <w:rPr>
+                <w:b/>
+              </w:rPr>
+              <w:t>R$ [__]</w:t>
+            </w:r>
+            <w:r>
+              <w:t xml:space="preserve"> de material e vende por </w:t>
+            </w:r>
+            <w:r>
+              <w:rPr>
+                <w:b/>
+              </w:rPr>
+              <w:t>R$ 130</w:t>
+            </w:r>
+            <w:r>
+              <w:t xml:space="preserve">. É uma margem de </w:t>
+            </w:r>
+            <w:r>
+              <w:rPr>
+                <w:b/>
+              </w:rPr>
+              <w:t>até [80]%</w:t>
+            </w:r>
+            <w:r>
+              <w:t xml:space="preserve"> sobre o que você investe na peça."</w:t>
+            </w:r>
+          </w:p>
+        </w:tc>
+      </w:tr>
+      <w:tr>
+        <w:tc>
+          <w:tcPr>
+            <w:tcW w:type="dxa" w:w="2880"/>
+          </w:tcPr>
+          <w:p>
+            <w:r>
+              <w:t>16–28s</w:t>
+            </w:r>
+          </w:p>
+        </w:tc>
+        <w:tc>
+          <w:tcPr>
+            <w:tcW w:type="dxa" w:w="2880"/>
+          </w:tcPr>
+          <w:p>
+            <w:r>
+              <w:t>Mostre outra peça de ateliê de margem baixa</w:t>
+            </w:r>
+          </w:p>
+        </w:tc>
+        <w:tc>
+          <w:tcPr>
+            <w:tcW w:type="dxa" w:w="2880"/>
+          </w:tcPr>
+          <w:p>
+            <w:r>
+              <w:t xml:space="preserve">"Muita peça do ateliê dá trabalho e sobra pouco. O segredo é ter produtos de </w:t>
+            </w:r>
+            <w:r>
+              <w:rPr>
+                <w:b/>
+              </w:rPr>
+              <w:t>margem alta</w:t>
+            </w:r>
+            <w:r>
+              <w:t>, que você faz rápido e vende bem."</w:t>
+            </w:r>
+          </w:p>
+        </w:tc>
+      </w:tr>
+      <w:tr>
+        <w:tc>
+          <w:tcPr>
+            <w:tcW w:type="dxa" w:w="2880"/>
+          </w:tcPr>
+          <w:p>
+            <w:r>
+              <w:t>28–40s</w:t>
+            </w:r>
+          </w:p>
+        </w:tc>
+        <w:tc>
+          <w:tcPr>
+            <w:tcW w:type="dxa" w:w="2880"/>
+          </w:tcPr>
+          <w:p>
+            <w:r>
+              <w:t>Você à câmera</w:t>
+            </w:r>
+          </w:p>
+        </w:tc>
+        <w:tc>
+          <w:tcPr>
+            <w:tcW w:type="dxa" w:w="2880"/>
+          </w:tcPr>
+          <w:p>
+            <w:r>
+              <w:t>"Quer ver como o projeto te ajuda a ter esse tipo de peça? Clica no link."</w:t>
+            </w:r>
+          </w:p>
+        </w:tc>
+      </w:tr>
+    </w:tbl>
+    <w:p/>
+    <w:p>
+      <w:r>
+        <w:rPr>
+          <w:b/>
+        </w:rPr>
+        <w:t>Atenção:</w:t>
+      </w:r>
+      <w:r>
+        <w:t xml:space="preserve"> só use o percentual depois de conferir a conta com o custo real.</w:t>
+      </w:r>
+    </w:p>
+    <w:p>
+      <w:pPr>
+        <w:pStyle w:val="Heading2"/>
+      </w:pPr>
+      <w:r>
+        <w:t>Roteiro 11: "Venda [8] unidades no primeiro mês" (Reels, 40 a 50s)</w:t>
+      </w:r>
+    </w:p>
+    <w:p>
+      <w:r>
+        <w:rPr>
+          <w:b/>
+        </w:rPr>
+        <w:t>Ganchos:</w:t>
+      </w:r>
+    </w:p>
+    <w:p>
+      <w:pPr>
+        <w:ind w:left="340"/>
+      </w:pPr>
+      <w:r>
+        <w:t xml:space="preserve">1. "Meta pro primeiro mês: </w:t>
+      </w:r>
+      <w:r>
+        <w:rPr>
+          <w:b/>
+        </w:rPr>
+        <w:t>[8] necessaires</w:t>
+      </w:r>
+      <w:r>
+        <w:t>. Dá pra fazer?"</w:t>
+      </w:r>
+    </w:p>
+    <w:p>
+      <w:pPr>
+        <w:ind w:left="340"/>
+      </w:pPr>
+      <w:r>
+        <w:t>2. "Quantas peças você precisa vender pra valer a pena? Eu te mostro."</w:t>
+      </w:r>
+    </w:p>
+    <w:p>
+      <w:pPr>
+        <w:ind w:left="340"/>
+      </w:pPr>
+      <w:r>
+        <w:t>3. "Dividi a meta em pedacinhos e ficou fácil."</w:t>
+      </w:r>
+    </w:p>
+    <w:tbl>
+      <w:tblPr>
+        <w:tblStyle w:val="TableGrid"/>
+        <w:tblW w:type="auto" w:w="0"/>
+        <w:tblLook w:firstColumn="1" w:firstRow="1" w:lastColumn="0" w:lastRow="0" w:noHBand="0" w:noVBand="1" w:val="04A0"/>
+      </w:tblPr>
+      <w:tblGrid>
+        <w:gridCol w:w="2880"/>
+        <w:gridCol w:w="2880"/>
+        <w:gridCol w:w="2880"/>
+      </w:tblGrid>
+      <w:tr>
+        <w:tc>
+          <w:tcPr>
+            <w:tcW w:type="dxa" w:w="2880"/>
+          </w:tcPr>
+          <w:p>
+            <w:r>
+              <w:rPr>
+                <w:b/>
+              </w:rPr>
+              <w:t>Tempo</w:t>
+            </w:r>
+          </w:p>
+        </w:tc>
+        <w:tc>
+          <w:tcPr>
+            <w:tcW w:type="dxa" w:w="2880"/>
+          </w:tcPr>
+          <w:p>
+            <w:r>
+              <w:rPr>
+                <w:b/>
+              </w:rPr>
+              <w:t>Visual</w:t>
+            </w:r>
+          </w:p>
+        </w:tc>
+        <w:tc>
+          <w:tcPr>
+            <w:tcW w:type="dxa" w:w="2880"/>
+          </w:tcPr>
+          <w:p>
+            <w:r>
+              <w:rPr>
+                <w:b/>
+              </w:rPr>
+              <w:t>Fala</w:t>
+            </w:r>
+          </w:p>
+        </w:tc>
+      </w:tr>
+      <w:tr>
+        <w:tc>
+          <w:tcPr>
+            <w:tcW w:type="dxa" w:w="2880"/>
+          </w:tcPr>
+          <w:p>
+            <w:r>
+              <w:t>0–4s</w:t>
+            </w:r>
+          </w:p>
+        </w:tc>
+        <w:tc>
+          <w:tcPr>
+            <w:tcW w:type="dxa" w:w="2880"/>
+          </w:tcPr>
+          <w:p>
+            <w:r>
+              <w:t>Calendário ou lista com 8 tracinhos</w:t>
+            </w:r>
+          </w:p>
+        </w:tc>
+        <w:tc>
+          <w:tcPr>
+            <w:tcW w:type="dxa" w:w="2880"/>
+          </w:tcPr>
+          <w:p>
+            <w:r>
+              <w:t>(gancho)</w:t>
+            </w:r>
+          </w:p>
+        </w:tc>
+      </w:tr>
+      <w:tr>
+        <w:tc>
+          <w:tcPr>
+            <w:tcW w:type="dxa" w:w="2880"/>
+          </w:tcPr>
+          <w:p>
+            <w:r>
+              <w:t>4–16s</w:t>
+            </w:r>
+          </w:p>
+        </w:tc>
+        <w:tc>
+          <w:tcPr>
+            <w:tcW w:type="dxa" w:w="2880"/>
+          </w:tcPr>
+          <w:p>
+            <w:r>
+              <w:t>Mostre o plano na tela</w:t>
+            </w:r>
+          </w:p>
+        </w:tc>
+        <w:tc>
+          <w:tcPr>
+            <w:tcW w:type="dxa" w:w="2880"/>
+          </w:tcPr>
+          <w:p>
+            <w:r>
+              <w:t xml:space="preserve">"São </w:t>
+            </w:r>
+            <w:r>
+              <w:rPr>
+                <w:b/>
+              </w:rPr>
+              <w:t>[8] peças</w:t>
+            </w:r>
+            <w:r>
+              <w:t xml:space="preserve"> em 30 dias. Isso dá </w:t>
+            </w:r>
+            <w:r>
+              <w:rPr>
+                <w:b/>
+              </w:rPr>
+              <w:t>duas por semana</w:t>
+            </w:r>
+            <w:r>
+              <w:t xml:space="preserve">. Pode vender </w:t>
+            </w:r>
+            <w:r>
+              <w:rPr>
+                <w:b/>
+              </w:rPr>
+              <w:t>uma pra amiga, uma pra vizinha, uma pelo story</w:t>
+            </w:r>
+            <w:r>
+              <w:t>."</w:t>
+            </w:r>
+          </w:p>
+        </w:tc>
+      </w:tr>
+      <w:tr>
+        <w:tc>
+          <w:tcPr>
+            <w:tcW w:type="dxa" w:w="2880"/>
+          </w:tcPr>
+          <w:p>
+            <w:r>
+              <w:t>16–28s</w:t>
+            </w:r>
+          </w:p>
+        </w:tc>
+        <w:tc>
+          <w:tcPr>
+            <w:tcW w:type="dxa" w:w="2880"/>
+          </w:tcPr>
+          <w:p>
+            <w:r>
+              <w:t>Conta na tela</w:t>
+            </w:r>
+          </w:p>
+        </w:tc>
+        <w:tc>
+          <w:tcPr>
+            <w:tcW w:type="dxa" w:w="2880"/>
+          </w:tcPr>
+          <w:p>
+            <w:r>
+              <w:t>"</w:t>
+            </w:r>
+            <w:r>
+              <w:rPr>
+                <w:b/>
+              </w:rPr>
+              <w:t>[8] × R$ 130 = R$ [1.040]</w:t>
+            </w:r>
+            <w:r>
+              <w:t xml:space="preserve">. Menos o material, sobram </w:t>
+            </w:r>
+            <w:r>
+              <w:rPr>
+                <w:b/>
+              </w:rPr>
+              <w:t>R$ [__]</w:t>
+            </w:r>
+            <w:r>
+              <w:t xml:space="preserve"> de lucro."</w:t>
+            </w:r>
+          </w:p>
+        </w:tc>
+      </w:tr>
+      <w:tr>
+        <w:tc>
+          <w:tcPr>
+            <w:tcW w:type="dxa" w:w="2880"/>
+          </w:tcPr>
+          <w:p>
+            <w:r>
+              <w:t>28–40s</w:t>
+            </w:r>
+          </w:p>
+        </w:tc>
+        <w:tc>
+          <w:tcPr>
+            <w:tcW w:type="dxa" w:w="2880"/>
+          </w:tcPr>
+          <w:p>
+            <w:r>
+              <w:t>Print de aluna</w:t>
+            </w:r>
+          </w:p>
+        </w:tc>
+        <w:tc>
+          <w:tcPr>
+            <w:tcW w:type="dxa" w:w="2880"/>
+          </w:tcPr>
+          <w:p>
+            <w:r>
+              <w:t xml:space="preserve">"A [Maria] chegou em </w:t>
+            </w:r>
+            <w:r>
+              <w:rPr>
+                <w:b/>
+              </w:rPr>
+              <w:t>[__]</w:t>
+            </w:r>
+            <w:r>
+              <w:t xml:space="preserve"> vendas em </w:t>
+            </w:r>
+            <w:r>
+              <w:rPr>
+                <w:b/>
+              </w:rPr>
+              <w:t>[__]</w:t>
+            </w:r>
+            <w:r>
+              <w:t xml:space="preserve">." </w:t>
+            </w:r>
+            <w:r>
+              <w:rPr>
+                <w:i/>
+              </w:rPr>
+              <w:t>(real)</w:t>
+            </w:r>
+          </w:p>
+        </w:tc>
+      </w:tr>
+      <w:tr>
+        <w:tc>
+          <w:tcPr>
+            <w:tcW w:type="dxa" w:w="2880"/>
+          </w:tcPr>
+          <w:p>
+            <w:r>
+              <w:t>40–48s</w:t>
+            </w:r>
+          </w:p>
+        </w:tc>
+        <w:tc>
+          <w:tcPr>
+            <w:tcW w:type="dxa" w:w="2880"/>
+          </w:tcPr>
+          <w:p>
+            <w:r>
+              <w:t>Você à câmera</w:t>
+            </w:r>
+          </w:p>
+        </w:tc>
+        <w:tc>
+          <w:tcPr>
+            <w:tcW w:type="dxa" w:w="2880"/>
+          </w:tcPr>
+          <w:p>
+            <w:r>
+              <w:t>"O passo a passo de como produzir e vender tá no projeto. Link na bio."</w:t>
+            </w:r>
+          </w:p>
+        </w:tc>
+      </w:tr>
+    </w:tbl>
+    <w:p/>
+    <w:p>
+      <w:pPr>
+        <w:pStyle w:val="Heading2"/>
+      </w:pPr>
+      <w:r>
+        <w:t>Roteiro 12: Fim de ano, faturar mais no ateliê (Reels, 45 a 55s)</w:t>
+      </w:r>
+    </w:p>
+    <w:p>
+      <w:r>
+        <w:rPr>
+          <w:b/>
+        </w:rPr>
+        <w:t>Ganchos:</w:t>
+      </w:r>
+    </w:p>
+    <w:p>
+      <w:pPr>
+        <w:ind w:left="340"/>
+      </w:pPr>
+      <w:r>
+        <w:t xml:space="preserve">1. "Quer </w:t>
+      </w:r>
+      <w:r>
+        <w:rPr>
+          <w:b/>
+        </w:rPr>
+        <w:t>aumentar o faturamento do seu ateliê neste fim de ano</w:t>
+      </w:r>
+      <w:r>
+        <w:t>?"</w:t>
+      </w:r>
+    </w:p>
+    <w:p>
+      <w:pPr>
+        <w:ind w:left="340"/>
+      </w:pPr>
+      <w:r>
+        <w:t>2. "O Natal é a maior época de venda do ateliê. Você tá preparada?"</w:t>
+      </w:r>
+    </w:p>
+    <w:p>
+      <w:pPr>
+        <w:ind w:left="340"/>
+      </w:pPr>
+      <w:r>
+        <w:t>3. "Amigo secreto, presente de Natal, Black Friday: tem produto certo pra isso."</w:t>
+      </w:r>
+    </w:p>
+    <w:tbl>
+      <w:tblPr>
+        <w:tblStyle w:val="TableGrid"/>
+        <w:tblW w:type="auto" w:w="0"/>
+        <w:tblLook w:firstColumn="1" w:firstRow="1" w:lastColumn="0" w:lastRow="0" w:noHBand="0" w:noVBand="1" w:val="04A0"/>
+      </w:tblPr>
+      <w:tblGrid>
+        <w:gridCol w:w="2880"/>
+        <w:gridCol w:w="2880"/>
+        <w:gridCol w:w="2880"/>
+      </w:tblGrid>
+      <w:tr>
+        <w:tc>
+          <w:tcPr>
+            <w:tcW w:type="dxa" w:w="2880"/>
+          </w:tcPr>
+          <w:p>
+            <w:r>
+              <w:rPr>
+                <w:b/>
+              </w:rPr>
+              <w:t>Tempo</w:t>
+            </w:r>
+          </w:p>
+        </w:tc>
+        <w:tc>
+          <w:tcPr>
+            <w:tcW w:type="dxa" w:w="2880"/>
+          </w:tcPr>
+          <w:p>
+            <w:r>
+              <w:rPr>
+                <w:b/>
+              </w:rPr>
+              <w:t>Visual</w:t>
+            </w:r>
+          </w:p>
+        </w:tc>
+        <w:tc>
+          <w:tcPr>
+            <w:tcW w:type="dxa" w:w="2880"/>
+          </w:tcPr>
+          <w:p>
+            <w:r>
+              <w:rPr>
+                <w:b/>
+              </w:rPr>
+              <w:t>Fala</w:t>
+            </w:r>
+          </w:p>
+        </w:tc>
+      </w:tr>
+      <w:tr>
+        <w:tc>
+          <w:tcPr>
+            <w:tcW w:type="dxa" w:w="2880"/>
+          </w:tcPr>
+          <w:p>
+            <w:r>
+              <w:t>0–4s</w:t>
+            </w:r>
+          </w:p>
+        </w:tc>
+        <w:tc>
+          <w:tcPr>
+            <w:tcW w:type="dxa" w:w="2880"/>
+          </w:tcPr>
+          <w:p>
+            <w:r>
+              <w:t>Ateliê com decoração de fim de ano</w:t>
+            </w:r>
+          </w:p>
+        </w:tc>
+        <w:tc>
+          <w:tcPr>
+            <w:tcW w:type="dxa" w:w="2880"/>
+          </w:tcPr>
+          <w:p>
+            <w:r>
+              <w:t>(gancho)</w:t>
+            </w:r>
+          </w:p>
+        </w:tc>
+      </w:tr>
+      <w:tr>
+        <w:tc>
+          <w:tcPr>
+            <w:tcW w:type="dxa" w:w="2880"/>
+          </w:tcPr>
+          <w:p>
+            <w:r>
+              <w:t>4–16s</w:t>
+            </w:r>
+          </w:p>
+        </w:tc>
+        <w:tc>
+          <w:tcPr>
+            <w:tcW w:type="dxa" w:w="2880"/>
+          </w:tcPr>
+          <w:p>
+            <w:r>
+              <w:t>Você à câmera</w:t>
+            </w:r>
+          </w:p>
+        </w:tc>
+        <w:tc>
+          <w:tcPr>
+            <w:tcW w:type="dxa" w:w="2880"/>
+          </w:tcPr>
+          <w:p>
+            <w:r>
+              <w:t xml:space="preserve">"No fim de ano a cliente compra presente pra todo mundo: amiga, mãe, sogra, professora. E ela quer algo </w:t>
+            </w:r>
+            <w:r>
+              <w:rPr>
+                <w:b/>
+              </w:rPr>
+              <w:t>bonito, útil e feito com carinho</w:t>
+            </w:r>
+            <w:r>
+              <w:t>."</w:t>
+            </w:r>
+          </w:p>
+        </w:tc>
+      </w:tr>
+      <w:tr>
+        <w:tc>
+          <w:tcPr>
+            <w:tcW w:type="dxa" w:w="2880"/>
+          </w:tcPr>
+          <w:p>
+            <w:r>
+              <w:t>16–30s</w:t>
+            </w:r>
+          </w:p>
+        </w:tc>
+        <w:tc>
+          <w:tcPr>
+            <w:tcW w:type="dxa" w:w="2880"/>
+          </w:tcPr>
+          <w:p>
+            <w:r>
+              <w:t xml:space="preserve">Mostre a </w:t>
+            </w:r>
+            <w:r>
+              <w:rPr>
+                <w:b/>
+              </w:rPr>
+              <w:t>Necessaire Make</w:t>
+            </w:r>
+            <w:r>
+              <w:t xml:space="preserve"> embalada para presente</w:t>
+            </w:r>
+          </w:p>
+        </w:tc>
+        <w:tc>
+          <w:tcPr>
+            <w:tcW w:type="dxa" w:w="2880"/>
+          </w:tcPr>
+          <w:p>
+            <w:r>
+              <w:t xml:space="preserve">"A </w:t>
+            </w:r>
+            <w:r>
+              <w:rPr>
+                <w:b/>
+              </w:rPr>
+              <w:t>Necessaire Make</w:t>
+            </w:r>
+            <w:r>
+              <w:t xml:space="preserve"> é isso. Vende por </w:t>
+            </w:r>
+            <w:r>
+              <w:rPr>
+                <w:b/>
+              </w:rPr>
+              <w:t>R$ 130</w:t>
+            </w:r>
+            <w:r>
+              <w:t>, cabe em qualquer bolsa e vira presente fácil. Você oferece em kit, com embalagem especial, e aumenta o ticket."</w:t>
+            </w:r>
+          </w:p>
+        </w:tc>
+      </w:tr>
+      <w:tr>
+        <w:tc>
+          <w:tcPr>
+            <w:tcW w:type="dxa" w:w="2880"/>
+          </w:tcPr>
+          <w:p>
+            <w:r>
+              <w:t>30–44s</w:t>
+            </w:r>
+          </w:p>
+        </w:tc>
+        <w:tc>
+          <w:tcPr>
+            <w:tcW w:type="dxa" w:w="2880"/>
+          </w:tcPr>
+          <w:p>
+            <w:r>
+              <w:t>Você à câmera</w:t>
+            </w:r>
+          </w:p>
+        </w:tc>
+        <w:tc>
+          <w:tcPr>
+            <w:tcW w:type="dxa" w:w="2880"/>
+          </w:tcPr>
+          <w:p>
+            <w:r>
+              <w:t xml:space="preserve">"Quem começar agora tem tempo de produzir e vender </w:t>
+            </w:r>
+            <w:r>
+              <w:rPr>
+                <w:b/>
+              </w:rPr>
+              <w:t>antes do Natal</w:t>
+            </w:r>
+            <w:r>
+              <w:t>. Quem deixa pra dezembro perde a corrida."</w:t>
+            </w:r>
+          </w:p>
+        </w:tc>
+      </w:tr>
+      <w:tr>
+        <w:tc>
+          <w:tcPr>
+            <w:tcW w:type="dxa" w:w="2880"/>
+          </w:tcPr>
+          <w:p>
+            <w:r>
+              <w:t>44–54s</w:t>
+            </w:r>
+          </w:p>
+        </w:tc>
+        <w:tc>
+          <w:tcPr>
+            <w:tcW w:type="dxa" w:w="2880"/>
+          </w:tcPr>
+          <w:p>
+            <w:r>
+              <w:t>Você à câmera</w:t>
+            </w:r>
+          </w:p>
+        </w:tc>
+        <w:tc>
+          <w:tcPr>
+            <w:tcW w:type="dxa" w:w="2880"/>
+          </w:tcPr>
+          <w:p>
+            <w:r>
+              <w:t>"Clica no link e garante o projeto hoje."</w:t>
+            </w:r>
+          </w:p>
+        </w:tc>
+      </w:tr>
+    </w:tbl>
+    <w:p/>
+    <w:p>
+      <w:pPr>
+        <w:pStyle w:val="Heading2"/>
+      </w:pPr>
+      <w:r>
+        <w:t>Roteiro 13: Urgência de produção (Reels, 30 a 40s)</w:t>
+      </w:r>
+    </w:p>
+    <w:p>
+      <w:r>
+        <w:rPr>
+          <w:b/>
+        </w:rPr>
+        <w:t>Ganchos:</w:t>
+      </w:r>
+    </w:p>
+    <w:p>
+      <w:pPr>
+        <w:ind w:left="340"/>
+      </w:pPr>
+      <w:r>
+        <w:t xml:space="preserve">1. "Faltam </w:t>
+      </w:r>
+      <w:r>
+        <w:rPr>
+          <w:b/>
+        </w:rPr>
+        <w:t>[__] semanas</w:t>
+      </w:r>
+      <w:r>
+        <w:t xml:space="preserve"> pro Natal. Dá tempo de produzir?"</w:t>
+      </w:r>
+    </w:p>
+    <w:p>
+      <w:pPr>
+        <w:ind w:left="340"/>
+      </w:pPr>
+      <w:r>
+        <w:t xml:space="preserve">2. "Se você começar hoje, consegue fazer </w:t>
+      </w:r>
+      <w:r>
+        <w:rPr>
+          <w:b/>
+        </w:rPr>
+        <w:t>[__] peças</w:t>
+      </w:r>
+      <w:r>
+        <w:t xml:space="preserve"> antes do Natal."</w:t>
+      </w:r>
+    </w:p>
+    <w:p>
+      <w:pPr>
+        <w:ind w:left="340"/>
+      </w:pPr>
+      <w:r>
+        <w:t>3. "Quem começa em novembro vende menos. Por quê?"</w:t>
+      </w:r>
+    </w:p>
+    <w:tbl>
+      <w:tblPr>
+        <w:tblStyle w:val="TableGrid"/>
+        <w:tblW w:type="auto" w:w="0"/>
+        <w:tblLook w:firstColumn="1" w:firstRow="1" w:lastColumn="0" w:lastRow="0" w:noHBand="0" w:noVBand="1" w:val="04A0"/>
+      </w:tblPr>
+      <w:tblGrid>
+        <w:gridCol w:w="2880"/>
+        <w:gridCol w:w="2880"/>
+        <w:gridCol w:w="2880"/>
+      </w:tblGrid>
+      <w:tr>
+        <w:tc>
+          <w:tcPr>
+            <w:tcW w:type="dxa" w:w="2880"/>
+          </w:tcPr>
+          <w:p>
+            <w:r>
+              <w:rPr>
+                <w:b/>
+              </w:rPr>
+              <w:t>Tempo</w:t>
+            </w:r>
+          </w:p>
+        </w:tc>
+        <w:tc>
+          <w:tcPr>
+            <w:tcW w:type="dxa" w:w="2880"/>
+          </w:tcPr>
+          <w:p>
+            <w:r>
+              <w:rPr>
+                <w:b/>
+              </w:rPr>
+              <w:t>Visual</w:t>
+            </w:r>
+          </w:p>
+        </w:tc>
+        <w:tc>
+          <w:tcPr>
+            <w:tcW w:type="dxa" w:w="2880"/>
+          </w:tcPr>
+          <w:p>
+            <w:r>
+              <w:rPr>
+                <w:b/>
+              </w:rPr>
+              <w:t>Fala</w:t>
+            </w:r>
+          </w:p>
+        </w:tc>
+      </w:tr>
+      <w:tr>
+        <w:tc>
+          <w:tcPr>
+            <w:tcW w:type="dxa" w:w="2880"/>
+          </w:tcPr>
+          <w:p>
+            <w:r>
+              <w:t>0–4s</w:t>
+            </w:r>
+          </w:p>
+        </w:tc>
+        <w:tc>
+          <w:tcPr>
+            <w:tcW w:type="dxa" w:w="2880"/>
+          </w:tcPr>
+          <w:p>
+            <w:r>
+              <w:t>Calendário com a data do Natal</w:t>
+            </w:r>
+          </w:p>
+        </w:tc>
+        <w:tc>
+          <w:tcPr>
+            <w:tcW w:type="dxa" w:w="2880"/>
+          </w:tcPr>
+          <w:p>
+            <w:r>
+              <w:t>(gancho)</w:t>
+            </w:r>
+          </w:p>
+        </w:tc>
+      </w:tr>
+      <w:tr>
+        <w:tc>
+          <w:tcPr>
+            <w:tcW w:type="dxa" w:w="2880"/>
+          </w:tcPr>
+          <w:p>
+            <w:r>
+              <w:t>4–16s</w:t>
+            </w:r>
+          </w:p>
+        </w:tc>
+        <w:tc>
+          <w:tcPr>
+            <w:tcW w:type="dxa" w:w="2880"/>
+          </w:tcPr>
+          <w:p>
+            <w:r>
+              <w:t>Conta na tela</w:t>
+            </w:r>
+          </w:p>
+        </w:tc>
+        <w:tc>
+          <w:tcPr>
+            <w:tcW w:type="dxa" w:w="2880"/>
+          </w:tcPr>
+          <w:p>
+            <w:r>
+              <w:t xml:space="preserve">"Cada peça leva cerca de </w:t>
+            </w:r>
+            <w:r>
+              <w:rPr>
+                <w:b/>
+              </w:rPr>
+              <w:t>[__] horas</w:t>
+            </w:r>
+            <w:r>
+              <w:t xml:space="preserve">. Se você produzir </w:t>
+            </w:r>
+            <w:r>
+              <w:rPr>
+                <w:b/>
+              </w:rPr>
+              <w:t>[2] por dia</w:t>
+            </w:r>
+            <w:r>
+              <w:t xml:space="preserve">, em </w:t>
+            </w:r>
+            <w:r>
+              <w:rPr>
+                <w:b/>
+              </w:rPr>
+              <w:t>[2] semanas</w:t>
+            </w:r>
+            <w:r>
+              <w:t xml:space="preserve"> são </w:t>
+            </w:r>
+            <w:r>
+              <w:rPr>
+                <w:b/>
+              </w:rPr>
+              <w:t>[__] peças</w:t>
+            </w:r>
+            <w:r>
+              <w:t xml:space="preserve"> prontas pra vender."</w:t>
+            </w:r>
+          </w:p>
+        </w:tc>
+      </w:tr>
+      <w:tr>
+        <w:tc>
+          <w:tcPr>
+            <w:tcW w:type="dxa" w:w="2880"/>
+          </w:tcPr>
+          <w:p>
+            <w:r>
+              <w:t>16–28s</w:t>
+            </w:r>
+          </w:p>
+        </w:tc>
+        <w:tc>
+          <w:tcPr>
+            <w:tcW w:type="dxa" w:w="2880"/>
+          </w:tcPr>
+          <w:p>
+            <w:r>
+              <w:t>Você à câmera</w:t>
+            </w:r>
+          </w:p>
+        </w:tc>
+        <w:tc>
+          <w:tcPr>
+            <w:tcW w:type="dxa" w:w="2880"/>
+          </w:tcPr>
+          <w:p>
+            <w:r>
+              <w:t xml:space="preserve">"As encomendas de Natal começam </w:t>
+            </w:r>
+            <w:r>
+              <w:rPr>
+                <w:b/>
+              </w:rPr>
+              <w:t>[cedo]</w:t>
+            </w:r>
+            <w:r>
+              <w:t>. Quem tem produto pronto vende. Quem precisa produzir depois, fica sem tempo."</w:t>
+            </w:r>
+          </w:p>
+        </w:tc>
+      </w:tr>
+      <w:tr>
+        <w:tc>
+          <w:tcPr>
+            <w:tcW w:type="dxa" w:w="2880"/>
+          </w:tcPr>
+          <w:p>
+            <w:r>
+              <w:t>28–38s</w:t>
+            </w:r>
+          </w:p>
+        </w:tc>
+        <w:tc>
+          <w:tcPr>
+            <w:tcW w:type="dxa" w:w="2880"/>
+          </w:tcPr>
+          <w:p>
+            <w:r>
+              <w:t>Você à câmera</w:t>
+            </w:r>
+          </w:p>
+        </w:tc>
+        <w:tc>
+          <w:tcPr>
+            <w:tcW w:type="dxa" w:w="2880"/>
+          </w:tcPr>
+          <w:p>
+            <w:r>
+              <w:t>"Começa hoje. Link na descrição."</w:t>
+            </w:r>
+          </w:p>
+        </w:tc>
+      </w:tr>
+    </w:tbl>
+    <w:p/>
+    <w:p>
+      <w:pPr>
+        <w:pStyle w:val="Heading2"/>
+      </w:pPr>
+      <w:r>
+        <w:t>Roteiro 14: Kit presente (Necessaire + Mimo) (Reels, 40 a 50s)</w:t>
+      </w:r>
+    </w:p>
+    <w:p>
+      <w:r>
+        <w:rPr>
+          <w:b/>
+        </w:rPr>
+        <w:t>Ganchos:</w:t>
+      </w:r>
+    </w:p>
+    <w:p>
+      <w:pPr>
+        <w:ind w:left="340"/>
+      </w:pPr>
+      <w:r>
+        <w:t xml:space="preserve">1. "O kit que </w:t>
+      </w:r>
+      <w:r>
+        <w:rPr>
+          <w:b/>
+        </w:rPr>
+        <w:t>aumenta o ticket médio</w:t>
+      </w:r>
+      <w:r>
+        <w:t xml:space="preserve"> do seu ateliê."</w:t>
+      </w:r>
+    </w:p>
+    <w:p>
+      <w:pPr>
+        <w:ind w:left="340"/>
+      </w:pPr>
+      <w:r>
+        <w:t>2. "Como vender duas peças na mesma compra."</w:t>
+      </w:r>
+    </w:p>
+    <w:p>
+      <w:pPr>
+        <w:ind w:left="340"/>
+      </w:pPr>
+      <w:r>
+        <w:t>3. "Um kit, dois públicos, o dobro de vendas."</w:t>
+      </w:r>
+    </w:p>
+    <w:tbl>
+      <w:tblPr>
+        <w:tblStyle w:val="TableGrid"/>
+        <w:tblW w:type="auto" w:w="0"/>
+        <w:tblLook w:firstColumn="1" w:firstRow="1" w:lastColumn="0" w:lastRow="0" w:noHBand="0" w:noVBand="1" w:val="04A0"/>
+      </w:tblPr>
+      <w:tblGrid>
+        <w:gridCol w:w="2880"/>
+        <w:gridCol w:w="2880"/>
+        <w:gridCol w:w="2880"/>
+      </w:tblGrid>
+      <w:tr>
+        <w:tc>
+          <w:tcPr>
+            <w:tcW w:type="dxa" w:w="2880"/>
+          </w:tcPr>
+          <w:p>
+            <w:r>
+              <w:rPr>
+                <w:b/>
+              </w:rPr>
+              <w:t>Tempo</w:t>
+            </w:r>
+          </w:p>
+        </w:tc>
+        <w:tc>
+          <w:tcPr>
+            <w:tcW w:type="dxa" w:w="2880"/>
+          </w:tcPr>
+          <w:p>
+            <w:r>
+              <w:rPr>
+                <w:b/>
+              </w:rPr>
+              <w:t>Visual</w:t>
+            </w:r>
+          </w:p>
+        </w:tc>
+        <w:tc>
+          <w:tcPr>
+            <w:tcW w:type="dxa" w:w="2880"/>
+          </w:tcPr>
+          <w:p>
+            <w:r>
+              <w:rPr>
+                <w:b/>
+              </w:rPr>
+              <w:t>Fala</w:t>
+            </w:r>
+          </w:p>
+        </w:tc>
+      </w:tr>
+      <w:tr>
+        <w:tc>
+          <w:tcPr>
+            <w:tcW w:type="dxa" w:w="2880"/>
+          </w:tcPr>
+          <w:p>
+            <w:r>
+              <w:t>0–4s</w:t>
+            </w:r>
+          </w:p>
+        </w:tc>
+        <w:tc>
+          <w:tcPr>
+            <w:tcW w:type="dxa" w:w="2880"/>
+          </w:tcPr>
+          <w:p>
+            <w:r>
+              <w:t>As duas peças lado a lado, embaladas</w:t>
+            </w:r>
+          </w:p>
+        </w:tc>
+        <w:tc>
+          <w:tcPr>
+            <w:tcW w:type="dxa" w:w="2880"/>
+          </w:tcPr>
+          <w:p>
+            <w:r>
+              <w:t>(gancho)</w:t>
+            </w:r>
+          </w:p>
+        </w:tc>
+      </w:tr>
+      <w:tr>
+        <w:tc>
+          <w:tcPr>
+            <w:tcW w:type="dxa" w:w="2880"/>
+          </w:tcPr>
+          <w:p>
+            <w:r>
+              <w:t>4–16s</w:t>
+            </w:r>
+          </w:p>
+        </w:tc>
+        <w:tc>
+          <w:tcPr>
+            <w:tcW w:type="dxa" w:w="2880"/>
+          </w:tcPr>
+          <w:p>
+            <w:r>
+              <w:t>Mostre cada uma</w:t>
+            </w:r>
+          </w:p>
+        </w:tc>
+        <w:tc>
+          <w:tcPr>
+            <w:tcW w:type="dxa" w:w="2880"/>
+          </w:tcPr>
+          <w:p>
+            <w:r>
+              <w:t xml:space="preserve">"Você tem a </w:t>
+            </w:r>
+            <w:r>
+              <w:rPr>
+                <w:b/>
+              </w:rPr>
+              <w:t>Necessaire Make</w:t>
+            </w:r>
+            <w:r>
+              <w:t xml:space="preserve"> por </w:t>
+            </w:r>
+            <w:r>
+              <w:rPr>
+                <w:b/>
+              </w:rPr>
+              <w:t>R$ 130</w:t>
+            </w:r>
+            <w:r>
+              <w:t xml:space="preserve"> e a </w:t>
+            </w:r>
+            <w:r>
+              <w:rPr>
+                <w:b/>
+              </w:rPr>
+              <w:t>Térmica Mimo</w:t>
+            </w:r>
+            <w:r>
+              <w:t xml:space="preserve"> por </w:t>
+            </w:r>
+            <w:r>
+              <w:rPr>
+                <w:b/>
+              </w:rPr>
+              <w:t>R$ 145</w:t>
+            </w:r>
+            <w:r>
+              <w:t xml:space="preserve">. Juntas: </w:t>
+            </w:r>
+            <w:r>
+              <w:rPr>
+                <w:b/>
+              </w:rPr>
+              <w:t>R$ 275</w:t>
+            </w:r>
+            <w:r>
+              <w:t>."</w:t>
+            </w:r>
+          </w:p>
+        </w:tc>
+      </w:tr>
+      <w:tr>
+        <w:tc>
+          <w:tcPr>
+            <w:tcW w:type="dxa" w:w="2880"/>
+          </w:tcPr>
+          <w:p>
+            <w:r>
+              <w:t>16–30s</w:t>
+            </w:r>
+          </w:p>
+        </w:tc>
+        <w:tc>
+          <w:tcPr>
+            <w:tcW w:type="dxa" w:w="2880"/>
+          </w:tcPr>
+          <w:p>
+            <w:r>
+              <w:t>Você à câmera</w:t>
+            </w:r>
+          </w:p>
+        </w:tc>
+        <w:tc>
+          <w:tcPr>
+            <w:tcW w:type="dxa" w:w="2880"/>
+          </w:tcPr>
+          <w:p>
+            <w:r>
+              <w:t>"Uma cliente compra a necessaire pra ela e a Mimo pra presentear a amiga que teve bebê. Você vende duas peças numa conversa só."</w:t>
+            </w:r>
+          </w:p>
+        </w:tc>
+      </w:tr>
+      <w:tr>
+        <w:tc>
+          <w:tcPr>
+            <w:tcW w:type="dxa" w:w="2880"/>
+          </w:tcPr>
+          <w:p>
+            <w:r>
+              <w:t>30–42s</w:t>
+            </w:r>
+          </w:p>
+        </w:tc>
+        <w:tc>
+          <w:tcPr>
+            <w:tcW w:type="dxa" w:w="2880"/>
+          </w:tcPr>
+          <w:p>
+            <w:r>
+              <w:t>Você à câmera</w:t>
+            </w:r>
+          </w:p>
+        </w:tc>
+        <w:tc>
+          <w:tcPr>
+            <w:tcW w:type="dxa" w:w="2880"/>
+          </w:tcPr>
+          <w:p>
+            <w:r>
+              <w:t xml:space="preserve">"Se você oferecer o kit com um desconto de </w:t>
+            </w:r>
+            <w:r>
+              <w:rPr>
+                <w:b/>
+              </w:rPr>
+              <w:t>[__]</w:t>
+            </w:r>
+            <w:r>
+              <w:t xml:space="preserve"> ou embalagem especial, vira presente fácil de fechar."</w:t>
+            </w:r>
+          </w:p>
+        </w:tc>
+      </w:tr>
+      <w:tr>
+        <w:tc>
+          <w:tcPr>
+            <w:tcW w:type="dxa" w:w="2880"/>
+          </w:tcPr>
+          <w:p>
+            <w:r>
+              <w:t>42–50s</w:t>
+            </w:r>
+          </w:p>
+        </w:tc>
+        <w:tc>
+          <w:tcPr>
+            <w:tcW w:type="dxa" w:w="2880"/>
+          </w:tcPr>
+          <w:p>
+            <w:r>
+              <w:t>Você à câmera</w:t>
+            </w:r>
+          </w:p>
+        </w:tc>
+        <w:tc>
+          <w:tcPr>
+            <w:tcW w:type="dxa" w:w="2880"/>
+          </w:tcPr>
+          <w:p>
+            <w:r>
+              <w:t>"Os dois projetos estão no link. Escolhe por onde começar."</w:t>
+            </w:r>
+          </w:p>
+        </w:tc>
+      </w:tr>
+    </w:tbl>
+    <w:p/>
+    <w:p>
+      <w:pPr>
+        <w:pStyle w:val="Heading2"/>
+      </w:pPr>
+      <w:r>
+        <w:t>Roteiro 15: Peça parada no estoque (Reels, 40 a 50s)</w:t>
+      </w:r>
+    </w:p>
+    <w:p>
+      <w:r>
+        <w:rPr>
+          <w:b/>
+        </w:rPr>
+        <w:t>Ganchos:</w:t>
+      </w:r>
+    </w:p>
+    <w:p>
+      <w:pPr>
+        <w:ind w:left="340"/>
+      </w:pPr>
+      <w:r>
+        <w:t xml:space="preserve">1. "Seu ateliê tem peça parada que </w:t>
+      </w:r>
+      <w:r>
+        <w:rPr>
+          <w:b/>
+        </w:rPr>
+        <w:t>não sai</w:t>
+      </w:r>
+      <w:r>
+        <w:t>?"</w:t>
+      </w:r>
+    </w:p>
+    <w:p>
+      <w:pPr>
+        <w:ind w:left="340"/>
+      </w:pPr>
+      <w:r>
+        <w:t>2. "Produto bonito não é sinônimo de produto que vende."</w:t>
+      </w:r>
+    </w:p>
+    <w:p>
+      <w:pPr>
+        <w:ind w:left="340"/>
+      </w:pPr>
+      <w:r>
+        <w:t>3. "Antes de fazer mais uma peça, responde essa pergunta."</w:t>
+      </w:r>
+    </w:p>
+    <w:tbl>
+      <w:tblPr>
+        <w:tblStyle w:val="TableGrid"/>
+        <w:tblW w:type="auto" w:w="0"/>
+        <w:tblLook w:firstColumn="1" w:firstRow="1" w:lastColumn="0" w:lastRow="0" w:noHBand="0" w:noVBand="1" w:val="04A0"/>
+      </w:tblPr>
+      <w:tblGrid>
+        <w:gridCol w:w="2880"/>
+        <w:gridCol w:w="2880"/>
+        <w:gridCol w:w="2880"/>
+      </w:tblGrid>
+      <w:tr>
+        <w:tc>
+          <w:tcPr>
+            <w:tcW w:type="dxa" w:w="2880"/>
+          </w:tcPr>
+          <w:p>
+            <w:r>
+              <w:rPr>
+                <w:b/>
+              </w:rPr>
+              <w:t>Tempo</w:t>
+            </w:r>
+          </w:p>
+        </w:tc>
+        <w:tc>
+          <w:tcPr>
+            <w:tcW w:type="dxa" w:w="2880"/>
+          </w:tcPr>
+          <w:p>
+            <w:r>
+              <w:rPr>
+                <w:b/>
+              </w:rPr>
+              <w:t>Visual</w:t>
+            </w:r>
+          </w:p>
+        </w:tc>
+        <w:tc>
+          <w:tcPr>
+            <w:tcW w:type="dxa" w:w="2880"/>
+          </w:tcPr>
+          <w:p>
+            <w:r>
+              <w:rPr>
+                <w:b/>
+              </w:rPr>
+              <w:t>Fala</w:t>
+            </w:r>
+          </w:p>
+        </w:tc>
+      </w:tr>
+      <w:tr>
+        <w:tc>
+          <w:tcPr>
+            <w:tcW w:type="dxa" w:w="2880"/>
+          </w:tcPr>
+          <w:p>
+            <w:r>
+              <w:t>0–4s</w:t>
+            </w:r>
+          </w:p>
+        </w:tc>
+        <w:tc>
+          <w:tcPr>
+            <w:tcW w:type="dxa" w:w="2880"/>
+          </w:tcPr>
+          <w:p>
+            <w:r>
+              <w:t>Prateleira com peças paradas</w:t>
+            </w:r>
+          </w:p>
+        </w:tc>
+        <w:tc>
+          <w:tcPr>
+            <w:tcW w:type="dxa" w:w="2880"/>
+          </w:tcPr>
+          <w:p>
+            <w:r>
+              <w:t>(gancho)</w:t>
+            </w:r>
+          </w:p>
+        </w:tc>
+      </w:tr>
+      <w:tr>
+        <w:tc>
+          <w:tcPr>
+            <w:tcW w:type="dxa" w:w="2880"/>
+          </w:tcPr>
+          <w:p>
+            <w:r>
+              <w:t>4–16s</w:t>
+            </w:r>
+          </w:p>
+        </w:tc>
+        <w:tc>
+          <w:tcPr>
+            <w:tcW w:type="dxa" w:w="2880"/>
+          </w:tcPr>
+          <w:p>
+            <w:r>
+              <w:t>Você à câmera</w:t>
+            </w:r>
+          </w:p>
+        </w:tc>
+        <w:tc>
+          <w:tcPr>
+            <w:tcW w:type="dxa" w:w="2880"/>
+          </w:tcPr>
+          <w:p>
+            <w:r>
+              <w:t>"Toda dona de ateliê já teve isso: você ama a peça, posta, e ninguém compra. Aquilo prende dinheiro e espaço."</w:t>
+            </w:r>
+          </w:p>
+        </w:tc>
+      </w:tr>
+      <w:tr>
+        <w:tc>
+          <w:tcPr>
+            <w:tcW w:type="dxa" w:w="2880"/>
+          </w:tcPr>
+          <w:p>
+            <w:r>
+              <w:t>16–30s</w:t>
+            </w:r>
+          </w:p>
+        </w:tc>
+        <w:tc>
+          <w:tcPr>
+            <w:tcW w:type="dxa" w:w="2880"/>
+          </w:tcPr>
+          <w:p>
+            <w:r>
+              <w:t>Mostre a necessaire e a Mimo</w:t>
+            </w:r>
+          </w:p>
+        </w:tc>
+        <w:tc>
+          <w:tcPr>
+            <w:tcW w:type="dxa" w:w="2880"/>
+          </w:tcPr>
+          <w:p>
+            <w:r>
+              <w:t xml:space="preserve">"O ateliê precisa de produtos que </w:t>
+            </w:r>
+            <w:r>
+              <w:rPr>
+                <w:b/>
+              </w:rPr>
+              <w:t>giram</w:t>
+            </w:r>
+            <w:r>
+              <w:t>. A necessaire e a Térmica Mimo são fáceis de vender porque são presente, são úteis e têm preço que a cliente aceita."</w:t>
+            </w:r>
+          </w:p>
+        </w:tc>
+      </w:tr>
+      <w:tr>
+        <w:tc>
+          <w:tcPr>
+            <w:tcW w:type="dxa" w:w="2880"/>
+          </w:tcPr>
+          <w:p>
+            <w:r>
+              <w:t>30–42s</w:t>
+            </w:r>
+          </w:p>
+        </w:tc>
+        <w:tc>
+          <w:tcPr>
+            <w:tcW w:type="dxa" w:w="2880"/>
+          </w:tcPr>
+          <w:p>
+            <w:r>
+              <w:t>Você à câmera</w:t>
+            </w:r>
+          </w:p>
+        </w:tc>
+        <w:tc>
+          <w:tcPr>
+            <w:tcW w:type="dxa" w:w="2880"/>
+          </w:tcPr>
+          <w:p>
+            <w:r>
+              <w:t>"Coloca essas peças na vitrine e veja o que acontece com o giro. O projeto tá no link."</w:t>
+            </w:r>
+          </w:p>
+        </w:tc>
+      </w:tr>
+    </w:tbl>
+    <w:p/>
+    <w:p>
+      <w:pPr>
+        <w:pStyle w:val="Heading2"/>
+      </w:pPr>
+      <w:r>
+        <w:t>Roteiro 16: Pouco capital (Reels, 40 a 50s)</w:t>
+      </w:r>
+    </w:p>
+    <w:p>
+      <w:r>
+        <w:rPr>
+          <w:b/>
+        </w:rPr>
+        <w:t>Ganchos:</w:t>
+      </w:r>
+    </w:p>
+    <w:p>
+      <w:pPr>
+        <w:ind w:left="340"/>
+      </w:pPr>
+      <w:r>
+        <w:t xml:space="preserve">1. "Não tem dinheiro pra investir em mil modelos? Começa por </w:t>
+      </w:r>
+      <w:r>
+        <w:rPr>
+          <w:b/>
+        </w:rPr>
+        <w:t>um</w:t>
+      </w:r>
+      <w:r>
+        <w:t>."</w:t>
+      </w:r>
+    </w:p>
+    <w:p>
+      <w:pPr>
+        <w:ind w:left="340"/>
+      </w:pPr>
+      <w:r>
+        <w:t>2. "Dá pra começar um produto novo gastando pouco."</w:t>
+      </w:r>
+    </w:p>
+    <w:p>
+      <w:pPr>
+        <w:ind w:left="340"/>
+      </w:pPr>
+      <w:r>
+        <w:t>3. "Quanto custa testar uma peça nova? Eu te mostro."</w:t>
+      </w:r>
+    </w:p>
+    <w:tbl>
+      <w:tblPr>
+        <w:tblStyle w:val="TableGrid"/>
+        <w:tblW w:type="auto" w:w="0"/>
+        <w:tblLook w:firstColumn="1" w:firstRow="1" w:lastColumn="0" w:lastRow="0" w:noHBand="0" w:noVBand="1" w:val="04A0"/>
+      </w:tblPr>
+      <w:tblGrid>
+        <w:gridCol w:w="2880"/>
+        <w:gridCol w:w="2880"/>
+        <w:gridCol w:w="2880"/>
+      </w:tblGrid>
+      <w:tr>
+        <w:tc>
+          <w:tcPr>
+            <w:tcW w:type="dxa" w:w="2880"/>
+          </w:tcPr>
+          <w:p>
+            <w:r>
+              <w:rPr>
+                <w:b/>
+              </w:rPr>
+              <w:t>Tempo</w:t>
+            </w:r>
+          </w:p>
+        </w:tc>
+        <w:tc>
+          <w:tcPr>
+            <w:tcW w:type="dxa" w:w="2880"/>
+          </w:tcPr>
+          <w:p>
+            <w:r>
+              <w:rPr>
+                <w:b/>
+              </w:rPr>
+              <w:t>Visual</w:t>
+            </w:r>
+          </w:p>
+        </w:tc>
+        <w:tc>
+          <w:tcPr>
+            <w:tcW w:type="dxa" w:w="2880"/>
+          </w:tcPr>
+          <w:p>
+            <w:r>
+              <w:rPr>
+                <w:b/>
+              </w:rPr>
+              <w:t>Fala</w:t>
+            </w:r>
+          </w:p>
+        </w:tc>
+      </w:tr>
+      <w:tr>
+        <w:tc>
+          <w:tcPr>
+            <w:tcW w:type="dxa" w:w="2880"/>
+          </w:tcPr>
+          <w:p>
+            <w:r>
+              <w:t>0–4s</w:t>
+            </w:r>
+          </w:p>
+        </w:tc>
+        <w:tc>
+          <w:tcPr>
+            <w:tcW w:type="dxa" w:w="2880"/>
+          </w:tcPr>
+          <w:p>
+            <w:r>
+              <w:t>Você à câmera</w:t>
+            </w:r>
+          </w:p>
+        </w:tc>
+        <w:tc>
+          <w:tcPr>
+            <w:tcW w:type="dxa" w:w="2880"/>
+          </w:tcPr>
+          <w:p>
+            <w:r>
+              <w:t>(gancho)</w:t>
+            </w:r>
+          </w:p>
+        </w:tc>
+      </w:tr>
+      <w:tr>
+        <w:tc>
+          <w:tcPr>
+            <w:tcW w:type="dxa" w:w="2880"/>
+          </w:tcPr>
+          <w:p>
+            <w:r>
+              <w:t>4–16s</w:t>
+            </w:r>
+          </w:p>
+        </w:tc>
+        <w:tc>
+          <w:tcPr>
+            <w:tcW w:type="dxa" w:w="2880"/>
+          </w:tcPr>
+          <w:p>
+            <w:r>
+              <w:t>Você à câmera</w:t>
+            </w:r>
+          </w:p>
+        </w:tc>
+        <w:tc>
+          <w:tcPr>
+            <w:tcW w:type="dxa" w:w="2880"/>
+          </w:tcPr>
+          <w:p>
+            <w:r>
+              <w:t>"Muita gente trava porque acha que precisa investir muito pra ter produto novo. Não precisa."</w:t>
+            </w:r>
+          </w:p>
+        </w:tc>
+      </w:tr>
+      <w:tr>
+        <w:tc>
+          <w:tcPr>
+            <w:tcW w:type="dxa" w:w="2880"/>
+          </w:tcPr>
+          <w:p>
+            <w:r>
+              <w:t>16–30s</w:t>
+            </w:r>
+          </w:p>
+        </w:tc>
+        <w:tc>
+          <w:tcPr>
+            <w:tcW w:type="dxa" w:w="2880"/>
+          </w:tcPr>
+          <w:p>
+            <w:r>
+              <w:t>Conta na tela</w:t>
+            </w:r>
+          </w:p>
+        </w:tc>
+        <w:tc>
+          <w:tcPr>
+            <w:tcW w:type="dxa" w:w="2880"/>
+          </w:tcPr>
+          <w:p>
+            <w:r>
+              <w:t xml:space="preserve">"Projeto de </w:t>
+            </w:r>
+            <w:r>
+              <w:rPr>
+                <w:b/>
+              </w:rPr>
+              <w:t>R$ [__]</w:t>
+            </w:r>
+            <w:r>
+              <w:t xml:space="preserve"> + material de </w:t>
+            </w:r>
+            <w:r>
+              <w:rPr>
+                <w:b/>
+              </w:rPr>
+              <w:t>R$ [__]</w:t>
+            </w:r>
+            <w:r>
+              <w:t xml:space="preserve"> por peça. Na primeira venda de </w:t>
+            </w:r>
+            <w:r>
+              <w:rPr>
+                <w:b/>
+              </w:rPr>
+              <w:t>R$ 130</w:t>
+            </w:r>
+            <w:r>
+              <w:t xml:space="preserve"> você já recupera parte. Com </w:t>
+            </w:r>
+            <w:r>
+              <w:rPr>
+                <w:b/>
+              </w:rPr>
+              <w:t>[__] vendas</w:t>
+            </w:r>
+            <w:r>
+              <w:t>, o projeto se paga."</w:t>
+            </w:r>
+          </w:p>
+        </w:tc>
+      </w:tr>
+      <w:tr>
+        <w:tc>
+          <w:tcPr>
+            <w:tcW w:type="dxa" w:w="2880"/>
+          </w:tcPr>
+          <w:p>
+            <w:r>
+              <w:t>30–42s</w:t>
+            </w:r>
+          </w:p>
+        </w:tc>
+        <w:tc>
+          <w:tcPr>
+            <w:tcW w:type="dxa" w:w="2880"/>
+          </w:tcPr>
+          <w:p>
+            <w:r>
+              <w:t>Você à câmera</w:t>
+            </w:r>
+          </w:p>
+        </w:tc>
+        <w:tc>
+          <w:tcPr>
+            <w:tcW w:type="dxa" w:w="2880"/>
+          </w:tcPr>
+          <w:p>
+            <w:r>
+              <w:t>"Começa pequeno, testa, vende. Se funcionar, repete. O link do projeto está aqui embaixo."</w:t>
+            </w:r>
+          </w:p>
+        </w:tc>
+      </w:tr>
+    </w:tbl>
+    <w:p/>
+    <w:p>
+      <w:pPr>
+        <w:pStyle w:val="Heading2"/>
+      </w:pPr>
+      <w:r>
+        <w:t>Roteiro 17: Prova social de ateliê (Reels, 40 a 50s)</w:t>
+      </w:r>
+    </w:p>
+    <w:p>
+      <w:r>
+        <w:rPr>
+          <w:b/>
+        </w:rPr>
+        <w:t>Ganchos:</w:t>
+      </w:r>
+    </w:p>
+    <w:p>
+      <w:pPr>
+        <w:ind w:left="340"/>
+      </w:pPr>
+      <w:r>
+        <w:t xml:space="preserve">1. "Ela tem um ateliê e </w:t>
+      </w:r>
+      <w:r>
+        <w:rPr>
+          <w:b/>
+        </w:rPr>
+        <w:t>[aumentou o faturamento do mês]</w:t>
+      </w:r>
+      <w:r>
+        <w:t xml:space="preserve"> com um produto novo."</w:t>
+      </w:r>
+    </w:p>
+    <w:p>
+      <w:pPr>
+        <w:ind w:left="340"/>
+      </w:pPr>
+      <w:r>
+        <w:t>2. "A dona do ateliê [__] conta o que mudou depois da Necessaire Make."</w:t>
+      </w:r>
+    </w:p>
+    <w:p>
+      <w:pPr>
+        <w:ind w:left="340"/>
+      </w:pPr>
+      <w:r>
+        <w:t>3. "Ela já tinha clientes. O que ela precisava era de um produto novo."</w:t>
+      </w:r>
+    </w:p>
+    <w:tbl>
+      <w:tblPr>
+        <w:tblStyle w:val="TableGrid"/>
+        <w:tblW w:type="auto" w:w="0"/>
+        <w:tblLook w:firstColumn="1" w:firstRow="1" w:lastColumn="0" w:lastRow="0" w:noHBand="0" w:noVBand="1" w:val="04A0"/>
+      </w:tblPr>
+      <w:tblGrid>
+        <w:gridCol w:w="2880"/>
+        <w:gridCol w:w="2880"/>
+        <w:gridCol w:w="2880"/>
+      </w:tblGrid>
+      <w:tr>
+        <w:tc>
+          <w:tcPr>
+            <w:tcW w:type="dxa" w:w="2880"/>
+          </w:tcPr>
+          <w:p>
+            <w:r>
+              <w:rPr>
+                <w:b/>
+              </w:rPr>
+              <w:t>Tempo</w:t>
+            </w:r>
+          </w:p>
+        </w:tc>
+        <w:tc>
+          <w:tcPr>
+            <w:tcW w:type="dxa" w:w="2880"/>
+          </w:tcPr>
+          <w:p>
+            <w:r>
+              <w:rPr>
+                <w:b/>
+              </w:rPr>
+              <w:t>Visual</w:t>
+            </w:r>
+          </w:p>
+        </w:tc>
+        <w:tc>
+          <w:tcPr>
+            <w:tcW w:type="dxa" w:w="2880"/>
+          </w:tcPr>
+          <w:p>
+            <w:r>
+              <w:rPr>
+                <w:b/>
+              </w:rPr>
+              <w:t>Fala</w:t>
+            </w:r>
+          </w:p>
+        </w:tc>
+      </w:tr>
+      <w:tr>
+        <w:tc>
+          <w:tcPr>
+            <w:tcW w:type="dxa" w:w="2880"/>
+          </w:tcPr>
+          <w:p>
+            <w:r>
+              <w:t>0–4s</w:t>
+            </w:r>
+          </w:p>
+        </w:tc>
+        <w:tc>
+          <w:tcPr>
+            <w:tcW w:type="dxa" w:w="2880"/>
+          </w:tcPr>
+          <w:p>
+            <w:r>
+              <w:t>Foto do ateliê da aluna</w:t>
+            </w:r>
+          </w:p>
+        </w:tc>
+        <w:tc>
+          <w:tcPr>
+            <w:tcW w:type="dxa" w:w="2880"/>
+          </w:tcPr>
+          <w:p>
+            <w:r>
+              <w:t>(gancho)</w:t>
+            </w:r>
+          </w:p>
+        </w:tc>
+      </w:tr>
+      <w:tr>
+        <w:tc>
+          <w:tcPr>
+            <w:tcW w:type="dxa" w:w="2880"/>
+          </w:tcPr>
+          <w:p>
+            <w:r>
+              <w:t>4–18s</w:t>
+            </w:r>
+          </w:p>
+        </w:tc>
+        <w:tc>
+          <w:tcPr>
+            <w:tcW w:type="dxa" w:w="2880"/>
+          </w:tcPr>
+          <w:p>
+            <w:r>
+              <w:t>Vídeo ou áudio da aluna (real, autorizado)</w:t>
+            </w:r>
+          </w:p>
+        </w:tc>
+        <w:tc>
+          <w:tcPr>
+            <w:tcW w:type="dxa" w:w="2880"/>
+          </w:tcPr>
+          <w:p>
+            <w:r>
+              <w:t xml:space="preserve">"A [Nome] tem o ateliê [__] há [__] anos. Ela adicionou a </w:t>
+            </w:r>
+            <w:r>
+              <w:rPr>
+                <w:b/>
+              </w:rPr>
+              <w:t>Necessaire Make</w:t>
+            </w:r>
+            <w:r>
+              <w:t xml:space="preserve"> e em </w:t>
+            </w:r>
+            <w:r>
+              <w:rPr>
+                <w:b/>
+              </w:rPr>
+              <w:t>[1 mês]</w:t>
+            </w:r>
+            <w:r>
+              <w:t xml:space="preserve"> vendeu </w:t>
+            </w:r>
+            <w:r>
+              <w:rPr>
+                <w:b/>
+              </w:rPr>
+              <w:t>[__]</w:t>
+            </w:r>
+            <w:r>
+              <w:t xml:space="preserve"> unidades, </w:t>
+            </w:r>
+            <w:r>
+              <w:rPr>
+                <w:b/>
+              </w:rPr>
+              <w:t>R$ [__]</w:t>
+            </w:r>
+            <w:r>
+              <w:t>."</w:t>
+            </w:r>
+          </w:p>
+        </w:tc>
+      </w:tr>
+      <w:tr>
+        <w:tc>
+          <w:tcPr>
+            <w:tcW w:type="dxa" w:w="2880"/>
+          </w:tcPr>
+          <w:p>
+            <w:r>
+              <w:t>18–32s</w:t>
+            </w:r>
+          </w:p>
+        </w:tc>
+        <w:tc>
+          <w:tcPr>
+            <w:tcW w:type="dxa" w:w="2880"/>
+          </w:tcPr>
+          <w:p>
+            <w:r>
+              <w:t>Você à câmera</w:t>
+            </w:r>
+          </w:p>
+        </w:tc>
+        <w:tc>
+          <w:tcPr>
+            <w:tcW w:type="dxa" w:w="2880"/>
+          </w:tcPr>
+          <w:p>
+            <w:r>
+              <w:t>"Ela já tinha cliente, já tinha estrutura. Só precisava de um produto que encaixasse na vitrine. É isso que o projeto entrega."</w:t>
+            </w:r>
+          </w:p>
+        </w:tc>
+      </w:tr>
+      <w:tr>
+        <w:tc>
+          <w:tcPr>
+            <w:tcW w:type="dxa" w:w="2880"/>
+          </w:tcPr>
+          <w:p>
+            <w:r>
+              <w:t>32–42s</w:t>
+            </w:r>
+          </w:p>
+        </w:tc>
+        <w:tc>
+          <w:tcPr>
+            <w:tcW w:type="dxa" w:w="2880"/>
+          </w:tcPr>
+          <w:p>
+            <w:r>
+              <w:t>Você à câmera</w:t>
+            </w:r>
+          </w:p>
+        </w:tc>
+        <w:tc>
+          <w:tcPr>
+            <w:tcW w:type="dxa" w:w="2880"/>
+          </w:tcPr>
+          <w:p>
+            <w:r>
+              <w:t>"Se o seu ateliê também quer um produto novo, clica no link."</w:t>
+            </w:r>
+          </w:p>
+        </w:tc>
+      </w:tr>
+    </w:tbl>
+    <w:p/>
+    <w:p>
+      <w:r>
+        <w:rPr>
+          <w:b/>
+        </w:rPr>
+        <w:t>Atenção:</w:t>
+      </w:r>
+      <w:r>
+        <w:t xml:space="preserve"> precisa ser real e autorizado.</w:t>
+      </w:r>
+    </w:p>
+    <w:p>
+      <w:pPr>
+        <w:pStyle w:val="Heading1"/>
+      </w:pPr>
+      <w:r>
+        <w:t>PARTE 5: Remarketing</w:t>
+      </w:r>
+    </w:p>
+    <w:p>
+      <w:pPr>
+        <w:pStyle w:val="Heading2"/>
+      </w:pPr>
+      <w:r>
+        <w:t>Roteiro 18: Quebra de objeções (Reels ou story, 45 a 60s)</w:t>
+      </w:r>
+    </w:p>
+    <w:p>
+      <w:r>
+        <w:rPr>
+          <w:b/>
+        </w:rPr>
+        <w:t>Ganchos:</w:t>
+      </w:r>
+    </w:p>
+    <w:p>
+      <w:pPr>
+        <w:ind w:left="340"/>
+      </w:pPr>
+      <w:r>
+        <w:t>1. "Ficou com dúvida? Vou responder as três mais comuns."</w:t>
+      </w:r>
+    </w:p>
+    <w:p>
+      <w:pPr>
+        <w:ind w:left="340"/>
+      </w:pPr>
+      <w:r>
+        <w:t>2. "'Não sei se vou conseguir.' Olha isso."</w:t>
+      </w:r>
+    </w:p>
+    <w:p>
+      <w:pPr>
+        <w:ind w:left="340"/>
+      </w:pPr>
+      <w:r>
+        <w:t>3. "Antes de desistir, assiste esse vídeo."</w:t>
+      </w:r>
+    </w:p>
+    <w:tbl>
+      <w:tblPr>
+        <w:tblStyle w:val="TableGrid"/>
+        <w:tblW w:type="auto" w:w="0"/>
+        <w:tblLook w:firstColumn="1" w:firstRow="1" w:lastColumn="0" w:lastRow="0" w:noHBand="0" w:noVBand="1" w:val="04A0"/>
+      </w:tblPr>
+      <w:tblGrid>
+        <w:gridCol w:w="2880"/>
+        <w:gridCol w:w="2880"/>
+        <w:gridCol w:w="2880"/>
+      </w:tblGrid>
+      <w:tr>
+        <w:tc>
+          <w:tcPr>
+            <w:tcW w:type="dxa" w:w="2880"/>
+          </w:tcPr>
+          <w:p>
+            <w:r>
+              <w:rPr>
+                <w:b/>
+              </w:rPr>
+              <w:t>Tempo</w:t>
+            </w:r>
+          </w:p>
+        </w:tc>
+        <w:tc>
+          <w:tcPr>
+            <w:tcW w:type="dxa" w:w="2880"/>
+          </w:tcPr>
+          <w:p>
+            <w:r>
+              <w:rPr>
+                <w:b/>
+              </w:rPr>
+              <w:t>Visual</w:t>
+            </w:r>
+          </w:p>
+        </w:tc>
+        <w:tc>
+          <w:tcPr>
+            <w:tcW w:type="dxa" w:w="2880"/>
+          </w:tcPr>
+          <w:p>
+            <w:r>
+              <w:rPr>
+                <w:b/>
+              </w:rPr>
+              <w:t>Fala</w:t>
+            </w:r>
+          </w:p>
+        </w:tc>
+      </w:tr>
+      <w:tr>
+        <w:tc>
+          <w:tcPr>
+            <w:tcW w:type="dxa" w:w="2880"/>
+          </w:tcPr>
+          <w:p>
+            <w:r>
+              <w:t>0–4s</w:t>
+            </w:r>
+          </w:p>
+        </w:tc>
+        <w:tc>
+          <w:tcPr>
+            <w:tcW w:type="dxa" w:w="2880"/>
+          </w:tcPr>
+          <w:p>
+            <w:r>
+              <w:t>Você à câmera</w:t>
+            </w:r>
+          </w:p>
+        </w:tc>
+        <w:tc>
+          <w:tcPr>
+            <w:tcW w:type="dxa" w:w="2880"/>
+          </w:tcPr>
+          <w:p>
+            <w:r>
+              <w:t>(gancho)</w:t>
+            </w:r>
+          </w:p>
+        </w:tc>
+      </w:tr>
+      <w:tr>
+        <w:tc>
+          <w:tcPr>
+            <w:tcW w:type="dxa" w:w="2880"/>
+          </w:tcPr>
+          <w:p>
+            <w:r>
+              <w:t>4–16s</w:t>
+            </w:r>
+          </w:p>
+        </w:tc>
+        <w:tc>
+          <w:tcPr>
+            <w:tcW w:type="dxa" w:w="2880"/>
+          </w:tcPr>
+          <w:p>
+            <w:r>
+              <w:t>Texto na tela: "Não tenho experiência"</w:t>
+            </w:r>
+          </w:p>
+        </w:tc>
+        <w:tc>
+          <w:tcPr>
+            <w:tcW w:type="dxa" w:w="2880"/>
+          </w:tcPr>
+          <w:p>
+            <w:r>
+              <w:t>"</w:t>
+            </w:r>
+            <w:r>
+              <w:rPr>
+                <w:b/>
+              </w:rPr>
+              <w:t>'Não tenho experiência.'</w:t>
+            </w:r>
+            <w:r>
+              <w:t xml:space="preserve"> O projeto é passo a passo, feito pra quem está começando. Se você sabe [o básico], consegue."</w:t>
+            </w:r>
+          </w:p>
+        </w:tc>
+      </w:tr>
+      <w:tr>
+        <w:tc>
+          <w:tcPr>
+            <w:tcW w:type="dxa" w:w="2880"/>
+          </w:tcPr>
+          <w:p>
+            <w:r>
+              <w:t>16–30s</w:t>
+            </w:r>
+          </w:p>
+        </w:tc>
+        <w:tc>
+          <w:tcPr>
+            <w:tcW w:type="dxa" w:w="2880"/>
+          </w:tcPr>
+          <w:p>
+            <w:r>
+              <w:t>Texto na tela: "Não sei se vou vender"</w:t>
+            </w:r>
+          </w:p>
+        </w:tc>
+        <w:tc>
+          <w:tcPr>
+            <w:tcW w:type="dxa" w:w="2880"/>
+          </w:tcPr>
+          <w:p>
+            <w:r>
+              <w:t>"</w:t>
+            </w:r>
+            <w:r>
+              <w:rPr>
+                <w:b/>
+              </w:rPr>
+              <w:t>'Não sei se vou vender.'</w:t>
+            </w:r>
+            <w:r>
+              <w:t xml:space="preserve"> Olha o que as alunas [__] conseguiram." </w:t>
+            </w:r>
+            <w:r>
+              <w:rPr>
+                <w:i/>
+              </w:rPr>
+              <w:t>(prints reais)</w:t>
+            </w:r>
+          </w:p>
+        </w:tc>
+      </w:tr>
+      <w:tr>
+        <w:tc>
+          <w:tcPr>
+            <w:tcW w:type="dxa" w:w="2880"/>
+          </w:tcPr>
+          <w:p>
+            <w:r>
+              <w:t>30–44s</w:t>
+            </w:r>
+          </w:p>
+        </w:tc>
+        <w:tc>
+          <w:tcPr>
+            <w:tcW w:type="dxa" w:w="2880"/>
+          </w:tcPr>
+          <w:p>
+            <w:r>
+              <w:t>Texto na tela: "E se eu não gostar?"</w:t>
+            </w:r>
+          </w:p>
+        </w:tc>
+        <w:tc>
+          <w:tcPr>
+            <w:tcW w:type="dxa" w:w="2880"/>
+          </w:tcPr>
+          <w:p>
+            <w:r>
+              <w:t>"</w:t>
+            </w:r>
+            <w:r>
+              <w:rPr>
+                <w:b/>
+              </w:rPr>
+              <w:t>'E se eu não gostar?'</w:t>
+            </w:r>
+            <w:r>
+              <w:t xml:space="preserve"> Você tem </w:t>
+            </w:r>
+            <w:r>
+              <w:rPr>
+                <w:b/>
+              </w:rPr>
+              <w:t>[__] dias de garantia</w:t>
+            </w:r>
+            <w:r>
+              <w:t>. Se não fizer sentido, devolvemos."</w:t>
+            </w:r>
+          </w:p>
+        </w:tc>
+      </w:tr>
+      <w:tr>
+        <w:tc>
+          <w:tcPr>
+            <w:tcW w:type="dxa" w:w="2880"/>
+          </w:tcPr>
+          <w:p>
+            <w:r>
+              <w:t>44–56s</w:t>
+            </w:r>
+          </w:p>
+        </w:tc>
+        <w:tc>
+          <w:tcPr>
+            <w:tcW w:type="dxa" w:w="2880"/>
+          </w:tcPr>
+          <w:p>
+            <w:r>
+              <w:t>Você à câmera</w:t>
+            </w:r>
+          </w:p>
+        </w:tc>
+        <w:tc>
+          <w:tcPr>
+            <w:tcW w:type="dxa" w:w="2880"/>
+          </w:tcPr>
+          <w:p>
+            <w:r>
+              <w:t>"Sem risco. Volta no link e entra hoje."</w:t>
+            </w:r>
+          </w:p>
+        </w:tc>
+      </w:tr>
+    </w:tbl>
+    <w:p/>
+    <w:p>
+      <w:pPr>
+        <w:pStyle w:val="Heading2"/>
+      </w:pPr>
+      <w:r>
+        <w:t>Roteiro 19: Última chamada de fim de ano (Reels ou story, 25 a 35s)</w:t>
+      </w:r>
+    </w:p>
+    <w:p>
+      <w:r>
+        <w:rPr>
+          <w:b/>
+        </w:rPr>
+        <w:t>Ganchos:</w:t>
+      </w:r>
+    </w:p>
+    <w:p>
+      <w:pPr>
+        <w:ind w:left="340"/>
+      </w:pPr>
+      <w:r>
+        <w:t xml:space="preserve">1. "Última chance de produzir e vender </w:t>
+      </w:r>
+      <w:r>
+        <w:rPr>
+          <w:b/>
+        </w:rPr>
+        <w:t>antes do Natal</w:t>
+      </w:r>
+      <w:r>
+        <w:t>."</w:t>
+      </w:r>
+    </w:p>
+    <w:p>
+      <w:pPr>
+        <w:ind w:left="340"/>
+      </w:pPr>
+      <w:r>
+        <w:t xml:space="preserve">2. "O prazo acaba em </w:t>
+      </w:r>
+      <w:r>
+        <w:rPr>
+          <w:b/>
+        </w:rPr>
+        <w:t>[data]</w:t>
+      </w:r>
+      <w:r>
+        <w:t>."</w:t>
+      </w:r>
+    </w:p>
+    <w:p>
+      <w:pPr>
+        <w:ind w:left="340"/>
+      </w:pPr>
+      <w:r>
+        <w:t>3. "Se você ainda está pensando, olha o relógio."</w:t>
+      </w:r>
+    </w:p>
+    <w:tbl>
+      <w:tblPr>
+        <w:tblStyle w:val="TableGrid"/>
+        <w:tblW w:type="auto" w:w="0"/>
+        <w:tblLook w:firstColumn="1" w:firstRow="1" w:lastColumn="0" w:lastRow="0" w:noHBand="0" w:noVBand="1" w:val="04A0"/>
+      </w:tblPr>
+      <w:tblGrid>
+        <w:gridCol w:w="2880"/>
+        <w:gridCol w:w="2880"/>
+        <w:gridCol w:w="2880"/>
+      </w:tblGrid>
+      <w:tr>
+        <w:tc>
+          <w:tcPr>
+            <w:tcW w:type="dxa" w:w="2880"/>
+          </w:tcPr>
+          <w:p>
+            <w:r>
+              <w:rPr>
+                <w:b/>
+              </w:rPr>
+              <w:t>Tempo</w:t>
+            </w:r>
+          </w:p>
+        </w:tc>
+        <w:tc>
+          <w:tcPr>
+            <w:tcW w:type="dxa" w:w="2880"/>
+          </w:tcPr>
+          <w:p>
+            <w:r>
+              <w:rPr>
+                <w:b/>
+              </w:rPr>
+              <w:t>Visual</w:t>
+            </w:r>
+          </w:p>
+        </w:tc>
+        <w:tc>
+          <w:tcPr>
+            <w:tcW w:type="dxa" w:w="2880"/>
+          </w:tcPr>
+          <w:p>
+            <w:r>
+              <w:rPr>
+                <w:b/>
+              </w:rPr>
+              <w:t>Fala</w:t>
+            </w:r>
+          </w:p>
+        </w:tc>
+      </w:tr>
+      <w:tr>
+        <w:tc>
+          <w:tcPr>
+            <w:tcW w:type="dxa" w:w="2880"/>
+          </w:tcPr>
+          <w:p>
+            <w:r>
+              <w:t>0–4s</w:t>
+            </w:r>
+          </w:p>
+        </w:tc>
+        <w:tc>
+          <w:tcPr>
+            <w:tcW w:type="dxa" w:w="2880"/>
+          </w:tcPr>
+          <w:p>
+            <w:r>
+              <w:t>Relógio ou calendário</w:t>
+            </w:r>
+          </w:p>
+        </w:tc>
+        <w:tc>
+          <w:tcPr>
+            <w:tcW w:type="dxa" w:w="2880"/>
+          </w:tcPr>
+          <w:p>
+            <w:r>
+              <w:t>(gancho)</w:t>
+            </w:r>
+          </w:p>
+        </w:tc>
+      </w:tr>
+      <w:tr>
+        <w:tc>
+          <w:tcPr>
+            <w:tcW w:type="dxa" w:w="2880"/>
+          </w:tcPr>
+          <w:p>
+            <w:r>
+              <w:t>4–18s</w:t>
+            </w:r>
+          </w:p>
+        </w:tc>
+        <w:tc>
+          <w:tcPr>
+            <w:tcW w:type="dxa" w:w="2880"/>
+          </w:tcPr>
+          <w:p>
+            <w:r>
+              <w:t>Você à câmera</w:t>
+            </w:r>
+          </w:p>
+        </w:tc>
+        <w:tc>
+          <w:tcPr>
+            <w:tcW w:type="dxa" w:w="2880"/>
+          </w:tcPr>
+          <w:p>
+            <w:r>
+              <w:t xml:space="preserve">"Depois de </w:t>
+            </w:r>
+            <w:r>
+              <w:rPr>
+                <w:b/>
+              </w:rPr>
+              <w:t>[data]</w:t>
+            </w:r>
+            <w:r>
+              <w:t xml:space="preserve"> você não tem mais tempo de produzir e vender antes do Natal. Cada dia que passa são </w:t>
+            </w:r>
+            <w:r>
+              <w:rPr>
+                <w:b/>
+              </w:rPr>
+              <w:t>[__] peças</w:t>
+            </w:r>
+            <w:r>
+              <w:t xml:space="preserve"> a menos."</w:t>
+            </w:r>
+          </w:p>
+        </w:tc>
+      </w:tr>
+      <w:tr>
+        <w:tc>
+          <w:tcPr>
+            <w:tcW w:type="dxa" w:w="2880"/>
+          </w:tcPr>
+          <w:p>
+            <w:r>
+              <w:t>18–30s</w:t>
+            </w:r>
+          </w:p>
+        </w:tc>
+        <w:tc>
+          <w:tcPr>
+            <w:tcW w:type="dxa" w:w="2880"/>
+          </w:tcPr>
+          <w:p>
+            <w:r>
+              <w:t>Você à câmera</w:t>
+            </w:r>
+          </w:p>
+        </w:tc>
+        <w:tc>
+          <w:tcPr>
+            <w:tcW w:type="dxa" w:w="2880"/>
+          </w:tcPr>
+          <w:p>
+            <w:r>
+              <w:t>"Se a conta fechou pra você, é hoje. O link está logo abaixo."</w:t>
+            </w:r>
+          </w:p>
+        </w:tc>
+      </w:tr>
+    </w:tbl>
+    <w:p/>
+    <w:p>
+      <w:pPr>
+        <w:pStyle w:val="Heading2"/>
+      </w:pPr>
+      <w:r>
+        <w:t>Roteiro 20: Demonstração do produto, "como funciona" (Reels, 45 a 60s)</w:t>
+      </w:r>
+    </w:p>
+    <w:p>
+      <w:r>
+        <w:rPr>
+          <w:b/>
+        </w:rPr>
+        <w:t>Objetivo:</w:t>
+      </w:r>
+      <w:r>
+        <w:t xml:space="preserve"> mostrar a peça em detalhe, criando desejo e valor percebido.</w:t>
+      </w:r>
+    </w:p>
+    <w:p>
+      <w:r>
+        <w:rPr>
+          <w:b/>
+        </w:rPr>
+        <w:t>Ganchos:</w:t>
+      </w:r>
+    </w:p>
+    <w:p>
+      <w:pPr>
+        <w:ind w:left="340"/>
+      </w:pPr>
+      <w:r>
+        <w:t xml:space="preserve">1. "Olha por dentro da </w:t>
+      </w:r>
+      <w:r>
+        <w:rPr>
+          <w:b/>
+        </w:rPr>
+        <w:t>Necessaire Make</w:t>
+      </w:r>
+      <w:r>
+        <w:t>."</w:t>
+      </w:r>
+    </w:p>
+    <w:p>
+      <w:pPr>
+        <w:ind w:left="340"/>
+      </w:pPr>
+      <w:r>
+        <w:t>2. "Vou te mostrar cada detalhe dessa necessaire."</w:t>
+      </w:r>
+    </w:p>
+    <w:p>
+      <w:pPr>
+        <w:ind w:left="340"/>
+      </w:pPr>
+      <w:r>
+        <w:t>3. "Você compraria essa peça por R$ 130?"</w:t>
+      </w:r>
+    </w:p>
+    <w:tbl>
+      <w:tblPr>
+        <w:tblStyle w:val="TableGrid"/>
+        <w:tblW w:type="auto" w:w="0"/>
+        <w:tblLook w:firstColumn="1" w:firstRow="1" w:lastColumn="0" w:lastRow="0" w:noHBand="0" w:noVBand="1" w:val="04A0"/>
+      </w:tblPr>
+      <w:tblGrid>
+        <w:gridCol w:w="2880"/>
+        <w:gridCol w:w="2880"/>
+        <w:gridCol w:w="2880"/>
+      </w:tblGrid>
+      <w:tr>
+        <w:tc>
+          <w:tcPr>
+            <w:tcW w:type="dxa" w:w="2880"/>
+          </w:tcPr>
+          <w:p>
+            <w:r>
+              <w:rPr>
+                <w:b/>
+              </w:rPr>
+              <w:t>Tempo</w:t>
+            </w:r>
+          </w:p>
+        </w:tc>
+        <w:tc>
+          <w:tcPr>
+            <w:tcW w:type="dxa" w:w="2880"/>
+          </w:tcPr>
+          <w:p>
+            <w:r>
+              <w:rPr>
+                <w:b/>
+              </w:rPr>
+              <w:t>Visual</w:t>
+            </w:r>
+          </w:p>
+        </w:tc>
+        <w:tc>
+          <w:tcPr>
+            <w:tcW w:type="dxa" w:w="2880"/>
+          </w:tcPr>
+          <w:p>
+            <w:r>
+              <w:rPr>
+                <w:b/>
+              </w:rPr>
+              <w:t>Fala</w:t>
+            </w:r>
+          </w:p>
+        </w:tc>
+      </w:tr>
+      <w:tr>
+        <w:tc>
+          <w:tcPr>
+            <w:tcW w:type="dxa" w:w="2880"/>
+          </w:tcPr>
+          <w:p>
+            <w:r>
+              <w:t>0–4s</w:t>
+            </w:r>
+          </w:p>
+        </w:tc>
+        <w:tc>
+          <w:tcPr>
+            <w:tcW w:type="dxa" w:w="2880"/>
+          </w:tcPr>
+          <w:p>
+            <w:r>
+              <w:t>Necessaire fechada, câmera girando</w:t>
+            </w:r>
+          </w:p>
+        </w:tc>
+        <w:tc>
+          <w:tcPr>
+            <w:tcW w:type="dxa" w:w="2880"/>
+          </w:tcPr>
+          <w:p>
+            <w:r>
+              <w:t>(gancho)</w:t>
+            </w:r>
+          </w:p>
+        </w:tc>
+      </w:tr>
+      <w:tr>
+        <w:tc>
+          <w:tcPr>
+            <w:tcW w:type="dxa" w:w="2880"/>
+          </w:tcPr>
+          <w:p>
+            <w:r>
+              <w:t>4–16s</w:t>
+            </w:r>
+          </w:p>
+        </w:tc>
+        <w:tc>
+          <w:tcPr>
+            <w:tcW w:type="dxa" w:w="2880"/>
+          </w:tcPr>
+          <w:p>
+            <w:r>
+              <w:t>Abra o zíper, mostre o interior</w:t>
+            </w:r>
+          </w:p>
+        </w:tc>
+        <w:tc>
+          <w:tcPr>
+            <w:tcW w:type="dxa" w:w="2880"/>
+          </w:tcPr>
+          <w:p>
+            <w:r>
+              <w:t>"Olha o espaço. Cabe base, paleta, pincéis, batons e ainda sobra. O forro é [__], resistente e fácil de limpar."</w:t>
+            </w:r>
+          </w:p>
+        </w:tc>
+      </w:tr>
+      <w:tr>
+        <w:tc>
+          <w:tcPr>
+            <w:tcW w:type="dxa" w:w="2880"/>
+          </w:tcPr>
+          <w:p>
+            <w:r>
+              <w:t>16–28s</w:t>
+            </w:r>
+          </w:p>
+        </w:tc>
+        <w:tc>
+          <w:tcPr>
+            <w:tcW w:type="dxa" w:w="2880"/>
+          </w:tcPr>
+          <w:p>
+            <w:r>
+              <w:t>Close na costura</w:t>
+            </w:r>
+          </w:p>
+        </w:tc>
+        <w:tc>
+          <w:tcPr>
+            <w:tcW w:type="dxa" w:w="2880"/>
+          </w:tcPr>
+          <w:p>
+            <w:r>
+              <w:t>"O acabamento é todo feito à mão, com costura reforçada. Essa peça não desbota nem descostura."</w:t>
+            </w:r>
+          </w:p>
+        </w:tc>
+      </w:tr>
+      <w:tr>
+        <w:tc>
+          <w:tcPr>
+            <w:tcW w:type="dxa" w:w="2880"/>
+          </w:tcPr>
+          <w:p>
+            <w:r>
+              <w:t>28–40s</w:t>
+            </w:r>
+          </w:p>
+        </w:tc>
+        <w:tc>
+          <w:tcPr>
+            <w:tcW w:type="dxa" w:w="2880"/>
+          </w:tcPr>
+          <w:p>
+            <w:r>
+              <w:t>Mostre em uso, com maquiagem dentro</w:t>
+            </w:r>
+          </w:p>
+        </w:tc>
+        <w:tc>
+          <w:tcPr>
+            <w:tcW w:type="dxa" w:w="2880"/>
+          </w:tcPr>
+          <w:p>
+            <w:r>
+              <w:t>"Serve pra bolsa, pra viagem, pra presente. E a cliente ama."</w:t>
+            </w:r>
+          </w:p>
+        </w:tc>
+      </w:tr>
+      <w:tr>
+        <w:tc>
+          <w:tcPr>
+            <w:tcW w:type="dxa" w:w="2880"/>
+          </w:tcPr>
+          <w:p>
+            <w:r>
+              <w:t>40–52s</w:t>
+            </w:r>
+          </w:p>
+        </w:tc>
+        <w:tc>
+          <w:tcPr>
+            <w:tcW w:type="dxa" w:w="2880"/>
+          </w:tcPr>
+          <w:p>
+            <w:r>
+              <w:t>Você à câmera</w:t>
+            </w:r>
+          </w:p>
+        </w:tc>
+        <w:tc>
+          <w:tcPr>
+            <w:tcW w:type="dxa" w:w="2880"/>
+          </w:tcPr>
+          <w:p>
+            <w:r>
+              <w:t xml:space="preserve">"Quer aprender a fazer essa necessaire e vender por </w:t>
+            </w:r>
+            <w:r>
+              <w:rPr>
+                <w:b/>
+              </w:rPr>
+              <w:t>R$ 130</w:t>
+            </w:r>
+            <w:r>
+              <w:t>? O projeto completo tá no link."</w:t>
+            </w:r>
+          </w:p>
+        </w:tc>
+      </w:tr>
+    </w:tbl>
+    <w:p/>
+    <w:p>
+      <w:r>
+        <w:rPr>
+          <w:i/>
+        </w:rPr>
+        <w:t>(Faça o mesmo roteiro com a Térmica Mimo trocando as falas por: espaço para mamadeira, isolamento, bolso extra, alça.)</w:t>
+      </w:r>
+    </w:p>
+    <w:p>
+      <w:pPr>
+        <w:pStyle w:val="Heading1"/>
+      </w:pPr>
+      <w:r>
+        <w:t>PARTE 6: Copys de anúncio (texto principal)</w:t>
       </w:r>
     </w:p>
     <w:p>
@@ -2102,44 +6938,488 @@
         <w:pStyle w:val="Heading3"/>
       </w:pPr>
       <w:r>
-        <w:t>Roteiro 1: "Fature 3x o valor" (Reels, 25s)</w:t>
+        <w:t>Copy 1: Transformação (dona de ateliê, fim de ano)</w:t>
       </w:r>
     </w:p>
     <w:p>
+      <w:pPr>
+        <w:pStyle w:val="IntenseQuote"/>
+      </w:pPr>
       <w:r>
         <w:rPr>
           <w:b/>
         </w:rPr>
-        <w:t>Gancho:</w:t>
-      </w:r>
-      <w:r>
-        <w:t xml:space="preserve"> "Dona de ateliê: e se </w:t>
+        <w:t>Quer aumentar o faturamento do seu ateliê neste fim de ano?</w:t>
+      </w:r>
+    </w:p>
+    <w:p>
+      <w:pPr>
+        <w:pStyle w:val="IntenseQuote"/>
+      </w:pPr>
+      <w:r>
+        <w:t>O Natal é a época em que a cliente mais compra presente, e quem tem produto pronto vende.</w:t>
+      </w:r>
+    </w:p>
+    <w:p>
+      <w:pPr>
+        <w:pStyle w:val="IntenseQuote"/>
+      </w:pPr>
+      <w:r>
+        <w:t xml:space="preserve">A </w:t>
       </w:r>
       <w:r>
         <w:rPr>
           <w:b/>
         </w:rPr>
-        <w:t>um único produto</w:t>
-      </w:r>
-      <w:r>
-        <w:t xml:space="preserve"> devolvesse </w:t>
+        <w:t>Necessaire Make</w:t>
+      </w:r>
+      <w:r>
+        <w:t xml:space="preserve"> vende por </w:t>
       </w:r>
       <w:r>
         <w:rPr>
           <w:b/>
         </w:rPr>
-        <w:t>3x</w:t>
-      </w:r>
-      <w:r>
-        <w:t xml:space="preserve"> o que você investiu?"</w:t>
-      </w:r>
-    </w:p>
-    <w:p>
+        <w:t>R$ 130</w:t>
+      </w:r>
+      <w:r>
+        <w:t xml:space="preserve"> e o projeto se paga com </w:t>
+      </w:r>
       <w:r>
         <w:rPr>
           <w:b/>
         </w:rPr>
-        <w:t>Corpo:</w:t>
+        <w:t>[__] vendas</w:t>
+      </w:r>
+      <w:r>
+        <w:t>. O resto é lucro.</w:t>
+      </w:r>
+    </w:p>
+    <w:p>
+      <w:pPr>
+        <w:pStyle w:val="IntenseQuote"/>
+      </w:pPr>
+      <w:r>
+        <w:t>✅ Passo a passo completo</w:t>
+      </w:r>
+    </w:p>
+    <w:p>
+      <w:pPr>
+        <w:pStyle w:val="IntenseQuote"/>
+      </w:pPr>
+      <w:r>
+        <w:t>✅ Produto que a cliente procura</w:t>
+      </w:r>
+    </w:p>
+    <w:p>
+      <w:pPr>
+        <w:pStyle w:val="IntenseQuote"/>
+      </w:pPr>
+      <w:r>
+        <w:t>✅ Margem de lucro que compensa</w:t>
+      </w:r>
+    </w:p>
+    <w:p>
+      <w:pPr>
+        <w:pStyle w:val="IntenseQuote"/>
+      </w:pPr>
+      <w:r>
+        <w:t>✅ [Garantia de __ dias]</w:t>
+      </w:r>
+    </w:p>
+    <w:p>
+      <w:pPr>
+        <w:pStyle w:val="IntenseQuote"/>
+      </w:pPr>
+      <w:r>
+        <w:t xml:space="preserve">A [Maria] vendeu </w:t>
+      </w:r>
+      <w:r>
+        <w:rPr>
+          <w:b/>
+        </w:rPr>
+        <w:t>[5] peças</w:t>
+      </w:r>
+      <w:r>
+        <w:t xml:space="preserve"> no primeiro mês e lucrou </w:t>
+      </w:r>
+      <w:r>
+        <w:rPr>
+          <w:b/>
+        </w:rPr>
+        <w:t>R$ [__]</w:t>
+      </w:r>
+      <w:r>
+        <w:t>.</w:t>
+      </w:r>
+    </w:p>
+    <w:p>
+      <w:pPr>
+        <w:pStyle w:val="IntenseQuote"/>
+      </w:pPr>
+      <w:r>
+        <w:t>👉 Clique em "Saiba mais" e comece antes do Natal.</w:t>
+      </w:r>
+    </w:p>
+    <w:p>
+      <w:pPr>
+        <w:pStyle w:val="IntenseQuote"/>
+      </w:pPr>
+      <w:r>
+        <w:rPr>
+          <w:i/>
+        </w:rPr>
+        <w:t>Resultados variam de pessoa para pessoa.</w:t>
+      </w:r>
+    </w:p>
+    <w:p>
+      <w:pPr>
+        <w:pStyle w:val="Heading3"/>
+      </w:pPr>
+      <w:r>
+        <w:t>Copy 2: Dor de vender</w:t>
+      </w:r>
+    </w:p>
+    <w:p>
+      <w:pPr>
+        <w:pStyle w:val="IntenseQuote"/>
+      </w:pPr>
+      <w:r>
+        <w:t xml:space="preserve">Você sabe o que é mais difícil no artesanato? Não é fazer. É </w:t>
+      </w:r>
+      <w:r>
+        <w:rPr>
+          <w:b/>
+        </w:rPr>
+        <w:t>vender</w:t>
+      </w:r>
+      <w:r>
+        <w:t>.</w:t>
+      </w:r>
+    </w:p>
+    <w:p>
+      <w:pPr>
+        <w:pStyle w:val="IntenseQuote"/>
+      </w:pPr>
+      <w:r>
+        <w:t xml:space="preserve">Peça bonita parada na gaveta não paga conta. A cliente compra o que ela </w:t>
+      </w:r>
+      <w:r>
+        <w:rPr>
+          <w:b/>
+        </w:rPr>
+        <w:t>procura</w:t>
+      </w:r>
+      <w:r>
+        <w:t xml:space="preserve">, pelo preço que ela </w:t>
+      </w:r>
+      <w:r>
+        <w:rPr>
+          <w:b/>
+        </w:rPr>
+        <w:t>aceita pagar</w:t>
+      </w:r>
+      <w:r>
+        <w:t>.</w:t>
+      </w:r>
+    </w:p>
+    <w:p>
+      <w:pPr>
+        <w:pStyle w:val="IntenseQuote"/>
+      </w:pPr>
+      <w:r>
+        <w:t xml:space="preserve">Por isso o projeto da </w:t>
+      </w:r>
+      <w:r>
+        <w:rPr>
+          <w:b/>
+        </w:rPr>
+        <w:t>Necessaire Make</w:t>
+      </w:r>
+      <w:r>
+        <w:t xml:space="preserve"> foi pensado para o cliente final: produto desejado, preço de </w:t>
+      </w:r>
+      <w:r>
+        <w:rPr>
+          <w:b/>
+        </w:rPr>
+        <w:t>R$ 130</w:t>
+      </w:r>
+      <w:r>
+        <w:t xml:space="preserve"> e margem que sobra pra você.</w:t>
+      </w:r>
+    </w:p>
+    <w:p>
+      <w:pPr>
+        <w:pStyle w:val="IntenseQuote"/>
+      </w:pPr>
+      <w:r>
+        <w:t>👉 Saiba mais no botão abaixo.</w:t>
+      </w:r>
+    </w:p>
+    <w:p>
+      <w:pPr>
+        <w:pStyle w:val="Heading3"/>
+      </w:pPr>
+      <w:r>
+        <w:t>Copy 3: Prova social</w:t>
+      </w:r>
+    </w:p>
+    <w:p>
+      <w:pPr>
+        <w:pStyle w:val="IntenseQuote"/>
+      </w:pPr>
+      <w:r>
+        <w:t xml:space="preserve">A [Maria] não sabia por onde começar. Em </w:t>
+      </w:r>
+      <w:r>
+        <w:rPr>
+          <w:b/>
+        </w:rPr>
+        <w:t>[1 mês]</w:t>
+      </w:r>
+      <w:r>
+        <w:t xml:space="preserve"> vendeu </w:t>
+      </w:r>
+      <w:r>
+        <w:rPr>
+          <w:b/>
+        </w:rPr>
+        <w:t>[5] necessaires</w:t>
+      </w:r>
+      <w:r>
+        <w:t xml:space="preserve"> e lucrou </w:t>
+      </w:r>
+      <w:r>
+        <w:rPr>
+          <w:b/>
+        </w:rPr>
+        <w:t>R$ [__]</w:t>
+      </w:r>
+      <w:r>
+        <w:t>.</w:t>
+      </w:r>
+    </w:p>
+    <w:p>
+      <w:pPr>
+        <w:pStyle w:val="IntenseQuote"/>
+      </w:pPr>
+      <w:r>
+        <w:t xml:space="preserve">A [Joana] foi pelo chá de bebê e vendeu </w:t>
+      </w:r>
+      <w:r>
+        <w:rPr>
+          <w:b/>
+        </w:rPr>
+        <w:t>[__] Térmicas Mimo</w:t>
+      </w:r>
+      <w:r>
+        <w:t xml:space="preserve"> por </w:t>
+      </w:r>
+      <w:r>
+        <w:rPr>
+          <w:b/>
+        </w:rPr>
+        <w:t>R$ 145</w:t>
+      </w:r>
+      <w:r>
+        <w:t xml:space="preserve"> cada.</w:t>
+      </w:r>
+    </w:p>
+    <w:p>
+      <w:pPr>
+        <w:pStyle w:val="IntenseQuote"/>
+      </w:pPr>
+      <w:r>
+        <w:t xml:space="preserve">A [Ana] fez a primeira venda em </w:t>
+      </w:r>
+      <w:r>
+        <w:rPr>
+          <w:b/>
+        </w:rPr>
+        <w:t>[__] dias</w:t>
+      </w:r>
+      <w:r>
+        <w:t xml:space="preserve"> depois do projeto.</w:t>
+      </w:r>
+    </w:p>
+    <w:p>
+      <w:pPr>
+        <w:pStyle w:val="IntenseQuote"/>
+      </w:pPr>
+      <w:r>
+        <w:t>Cada uma no seu ritmo. O projeto é o mesmo pra todas.</w:t>
+      </w:r>
+    </w:p>
+    <w:p>
+      <w:pPr>
+        <w:pStyle w:val="IntenseQuote"/>
+      </w:pPr>
+      <w:r>
+        <w:t xml:space="preserve">👉 Clique em "Saiba mais" e veja como funciona. </w:t>
+      </w:r>
+      <w:r>
+        <w:rPr>
+          <w:i/>
+        </w:rPr>
+        <w:t>Resultados variam.</w:t>
+      </w:r>
+    </w:p>
+    <w:p>
+      <w:pPr>
+        <w:pStyle w:val="Heading3"/>
+      </w:pPr>
+      <w:r>
+        <w:t>Copy 4: Matemática (curta)</w:t>
+      </w:r>
+    </w:p>
+    <w:p>
+      <w:pPr>
+        <w:pStyle w:val="IntenseQuote"/>
+      </w:pPr>
+      <w:r>
+        <w:t xml:space="preserve">Necessaire por </w:t>
+      </w:r>
+      <w:r>
+        <w:rPr>
+          <w:b/>
+        </w:rPr>
+        <w:t>R$ 130</w:t>
+      </w:r>
+      <w:r>
+        <w:t>.</w:t>
+      </w:r>
+    </w:p>
+    <w:p>
+      <w:pPr>
+        <w:pStyle w:val="IntenseQuote"/>
+      </w:pPr>
+      <w:r>
+        <w:t xml:space="preserve">Material: </w:t>
+      </w:r>
+      <w:r>
+        <w:rPr>
+          <w:b/>
+        </w:rPr>
+        <w:t>R$ [__]</w:t>
+      </w:r>
+      <w:r>
+        <w:t>.</w:t>
+      </w:r>
+    </w:p>
+    <w:p>
+      <w:pPr>
+        <w:pStyle w:val="IntenseQuote"/>
+      </w:pPr>
+      <w:r>
+        <w:t xml:space="preserve">Lucro por peça: </w:t>
+      </w:r>
+      <w:r>
+        <w:rPr>
+          <w:b/>
+        </w:rPr>
+        <w:t>R$ [__]</w:t>
+      </w:r>
+      <w:r>
+        <w:t>.</w:t>
+      </w:r>
+    </w:p>
+    <w:p>
+      <w:pPr>
+        <w:pStyle w:val="IntenseQuote"/>
+      </w:pPr>
+      <w:r>
+        <w:t xml:space="preserve">Com </w:t>
+      </w:r>
+      <w:r>
+        <w:rPr>
+          <w:b/>
+        </w:rPr>
+        <w:t>[8] peças</w:t>
+      </w:r>
+      <w:r>
+        <w:t xml:space="preserve"> no mês, são </w:t>
+      </w:r>
+      <w:r>
+        <w:rPr>
+          <w:b/>
+        </w:rPr>
+        <w:t>R$ [__]</w:t>
+      </w:r>
+      <w:r>
+        <w:t xml:space="preserve"> no bolso.</w:t>
+      </w:r>
+    </w:p>
+    <w:p>
+      <w:pPr>
+        <w:pStyle w:val="IntenseQuote"/>
+      </w:pPr>
+      <w:r>
+        <w:t>Faça a conta e veja se o projeto se paga. 👇</w:t>
+      </w:r>
+    </w:p>
+    <w:p>
+      <w:pPr>
+        <w:pStyle w:val="Heading3"/>
+      </w:pPr>
+      <w:r>
+        <w:t>Copy 5: Kit</w:t>
+      </w:r>
+    </w:p>
+    <w:p>
+      <w:pPr>
+        <w:pStyle w:val="IntenseQuote"/>
+      </w:pPr>
+      <w:r>
+        <w:t xml:space="preserve">Duas peças, dois públicos, </w:t>
+      </w:r>
+      <w:r>
+        <w:rPr>
+          <w:b/>
+        </w:rPr>
+        <w:t>o dobro de vendas</w:t>
+      </w:r>
+      <w:r>
+        <w:t>.</w:t>
+      </w:r>
+    </w:p>
+    <w:p>
+      <w:pPr>
+        <w:pStyle w:val="IntenseQuote"/>
+      </w:pPr>
+      <w:r>
+        <w:rPr>
+          <w:b/>
+        </w:rPr>
+        <w:t>Necessaire Make</w:t>
+      </w:r>
+      <w:r>
+        <w:t xml:space="preserve"> (R$ 130) + </w:t>
+      </w:r>
+      <w:r>
+        <w:rPr>
+          <w:b/>
+        </w:rPr>
+        <w:t>Térmica Mimo</w:t>
+      </w:r>
+      <w:r>
+        <w:t xml:space="preserve"> (R$ 145) = um kit de presente completo.</w:t>
+      </w:r>
+    </w:p>
+    <w:p>
+      <w:pPr>
+        <w:pStyle w:val="IntenseQuote"/>
+      </w:pPr>
+      <w:r>
+        <w:t>Escolha o projeto e comece a produzir agora.</w:t>
+      </w:r>
+    </w:p>
+    <w:p>
+      <w:pPr>
+        <w:pStyle w:val="Heading2"/>
+      </w:pPr>
+      <w:r>
+        <w:t>Headlines (título do anúncio)</w:t>
       </w:r>
     </w:p>
     <w:p>
@@ -2147,25 +7427,7 @@
         <w:pStyle w:val="ListBullet"/>
       </w:pPr>
       <w:r>
-        <w:t xml:space="preserve">"Com a </w:t>
-      </w:r>
-      <w:r>
-        <w:rPr>
-          <w:b/>
-        </w:rPr>
-        <w:t>Necessaire Make</w:t>
-      </w:r>
-      <w:r>
-        <w:t xml:space="preserve"> você vende por </w:t>
-      </w:r>
-      <w:r>
-        <w:rPr>
-          <w:b/>
-        </w:rPr>
-        <w:t>R$ 130</w:t>
-      </w:r>
-      <w:r>
-        <w:t>."</w:t>
+        <w:t>"Faça e venda a necessaire que as clientes querem"</w:t>
       </w:r>
     </w:p>
     <w:p>
@@ -2173,34 +7435,7 @@
         <w:pStyle w:val="ListBullet"/>
       </w:pPr>
       <w:r>
-        <w:t xml:space="preserve">"O projeto custa </w:t>
-      </w:r>
-      <w:r>
-        <w:rPr>
-          <w:b/>
-        </w:rPr>
-        <w:t>R$ [__]</w:t>
-      </w:r>
-      <w:r>
-        <w:t xml:space="preserve">. Com </w:t>
-      </w:r>
-      <w:r>
-        <w:rPr>
-          <w:b/>
-        </w:rPr>
-        <w:t>[__] peças</w:t>
-      </w:r>
-      <w:r>
-        <w:t xml:space="preserve"> vendidas, ele </w:t>
-      </w:r>
-      <w:r>
-        <w:rPr>
-          <w:b/>
-        </w:rPr>
-        <w:t>se paga</w:t>
-      </w:r>
-      <w:r>
-        <w:t>, e o resto é lucro."</w:t>
+        <w:t>"Transforme costura em renda extra"</w:t>
       </w:r>
     </w:p>
     <w:p>
@@ -2208,39 +7443,93 @@
         <w:pStyle w:val="ListBullet"/>
       </w:pPr>
       <w:r>
-        <w:t xml:space="preserve">"As alunas [__] venderam </w:t>
-      </w:r>
-      <w:r>
-        <w:rPr>
-          <w:b/>
-        </w:rPr>
-        <w:t>[8] unidades no primeiro mês</w:t>
-      </w:r>
-      <w:r>
-        <w:t xml:space="preserve">." </w:t>
+        <w:t>"[5] alunas já venderam. Você é a próxima?"</w:t>
+      </w:r>
+    </w:p>
+    <w:p>
+      <w:pPr>
+        <w:pStyle w:val="ListBullet"/>
+      </w:pPr>
+      <w:r>
+        <w:t>"O produto do seu ateliê para o Natal"</w:t>
+      </w:r>
+    </w:p>
+    <w:p>
+      <w:pPr>
+        <w:pStyle w:val="ListBullet"/>
+      </w:pPr>
+      <w:r>
+        <w:t>"Lucre até [__]% por peça"</w:t>
+      </w:r>
+    </w:p>
+    <w:p>
+      <w:pPr>
+        <w:pStyle w:val="ListBullet"/>
+      </w:pPr>
+      <w:r>
+        <w:t xml:space="preserve">"Fature 3x o valor que investiu" </w:t>
       </w:r>
       <w:r>
         <w:rPr>
           <w:i/>
         </w:rPr>
-        <w:t>(só se for real)</w:t>
+        <w:t>(só com conta real)</w:t>
       </w:r>
     </w:p>
     <w:p>
-      <w:r>
-        <w:rPr>
-          <w:b/>
-        </w:rPr>
-        <w:t>CTA:</w:t>
-      </w:r>
-      <w:r>
-        <w:t xml:space="preserve"> "Garanta o projeto antes do fim de ano. Link na descrição." </w:t>
-      </w:r>
-      <w:r>
-        <w:rPr>
-          <w:i/>
-        </w:rPr>
-        <w:t>Resultados variam.</w:t>
+      <w:pPr>
+        <w:pStyle w:val="ListBullet"/>
+      </w:pPr>
+      <w:r>
+        <w:t>"Venda [8] necessaires no primeiro mês"</w:t>
+      </w:r>
+    </w:p>
+    <w:p>
+      <w:pPr>
+        <w:pStyle w:val="ListBullet"/>
+      </w:pPr>
+      <w:r>
+        <w:t>"Pare de ter peça parada no ateliê"</w:t>
+      </w:r>
+    </w:p>
+    <w:p>
+      <w:pPr>
+        <w:pStyle w:val="Heading2"/>
+      </w:pPr>
+      <w:r>
+        <w:t>Descrições curtas</w:t>
+      </w:r>
+    </w:p>
+    <w:p>
+      <w:pPr>
+        <w:pStyle w:val="ListBullet"/>
+      </w:pPr>
+      <w:r>
+        <w:t>"Passo a passo completo. Comece hoje."</w:t>
+      </w:r>
+    </w:p>
+    <w:p>
+      <w:pPr>
+        <w:pStyle w:val="ListBullet"/>
+      </w:pPr>
+      <w:r>
+        <w:t>"Produza e venda antes do Natal."</w:t>
+      </w:r>
+    </w:p>
+    <w:p>
+      <w:pPr>
+        <w:pStyle w:val="ListBullet"/>
+      </w:pPr>
+      <w:r>
+        <w:t>"Projeto pensado para vender."</w:t>
+      </w:r>
+    </w:p>
+    <w:p>
+      <w:pPr>
+        <w:pStyle w:val="Heading1"/>
+      </w:pPr>
+      <w:r>
+        <w:t>PARTE 7: Mensagens prontas (WhatsApp e direct)</w:t>
       </w:r>
     </w:p>
     <w:p>
@@ -2248,35 +7537,104 @@
         <w:pStyle w:val="Heading3"/>
       </w:pPr>
       <w:r>
-        <w:t>Roteiro 2: "Lucre até [80]%" (Reels)</w:t>
+        <w:t>Primeiro contato (lead que clicou)</w:t>
       </w:r>
     </w:p>
     <w:p>
+      <w:pPr>
+        <w:pStyle w:val="IntenseQuote"/>
+      </w:pPr>
+      <w:r>
+        <w:t xml:space="preserve">Oi, [nome]! 💕 Vi que você se interessou pelo projeto da </w:t>
+      </w:r>
       <w:r>
         <w:rPr>
           <w:b/>
         </w:rPr>
-        <w:t>Gancho:</w:t>
-      </w:r>
-      <w:r>
-        <w:t xml:space="preserve"> "Sabe aquele produto com </w:t>
+        <w:t>Necessaire Make</w:t>
+      </w:r>
+      <w:r>
+        <w:t>.</w:t>
+      </w:r>
+    </w:p>
+    <w:p>
+      <w:pPr>
+        <w:pStyle w:val="IntenseQuote"/>
+      </w:pPr>
+      <w:r>
+        <w:t>Posso te perguntar: você já vende peças ou está começando agora?</w:t>
+      </w:r>
+    </w:p>
+    <w:p>
+      <w:pPr>
+        <w:pStyle w:val="IntenseQuote"/>
+      </w:pPr>
+      <w:r>
+        <w:rPr>
+          <w:i/>
+        </w:rPr>
+        <w:t>(Depois de responder:)</w:t>
+      </w:r>
+      <w:r>
+        <w:t xml:space="preserve"> Então vai gostar. A necessaire vende por </w:t>
       </w:r>
       <w:r>
         <w:rPr>
           <w:b/>
         </w:rPr>
-        <w:t>margem que compensa</w:t>
-      </w:r>
-      <w:r>
-        <w:t>?"</w:t>
+        <w:t>R$ 130</w:t>
+      </w:r>
+      <w:r>
+        <w:t xml:space="preserve"> e o projeto te ensina a fazer e a vender. Quer que eu te mande o link?</w:t>
       </w:r>
     </w:p>
     <w:p>
+      <w:pPr>
+        <w:pStyle w:val="Heading3"/>
+      </w:pPr>
+      <w:r>
+        <w:t>Follow-up em 24h</w:t>
+      </w:r>
+    </w:p>
+    <w:p>
+      <w:pPr>
+        <w:pStyle w:val="IntenseQuote"/>
+      </w:pPr>
+      <w:r>
+        <w:t xml:space="preserve">Oi, [nome]! Só passando pra saber se ficou alguma dúvida sobre o projeto. A [Maria] começou igual a você e vendeu </w:t>
+      </w:r>
       <w:r>
         <w:rPr>
           <w:b/>
         </w:rPr>
-        <w:t>Corpo:</w:t>
+        <w:t>[5]</w:t>
+      </w:r>
+      <w:r>
+        <w:t xml:space="preserve"> no primeiro mês. Posso te ajudar a escolher por onde começar?</w:t>
+      </w:r>
+    </w:p>
+    <w:p>
+      <w:pPr>
+        <w:pStyle w:val="Heading3"/>
+      </w:pPr>
+      <w:r>
+        <w:t>Follow-up final (72h)</w:t>
+      </w:r>
+    </w:p>
+    <w:p>
+      <w:pPr>
+        <w:pStyle w:val="IntenseQuote"/>
+      </w:pPr>
+      <w:r>
+        <w:t>[Nome], o prazo pra produzir antes do Natal está acabando. Se ainda quer garantir, o link está aqui: [link]. Qualquer dúvida é só chamar. 🎄</w:t>
+      </w:r>
+    </w:p>
+    <w:p>
+      <w:pPr>
+        <w:pStyle w:val="Heading1"/>
+      </w:pPr>
+      <w:r>
+        <w:t>Checklist antes de publicar</w:t>
       </w:r>
     </w:p>
     <w:p>
@@ -2284,25 +7642,7 @@
         <w:pStyle w:val="ListBullet"/>
       </w:pPr>
       <w:r>
-        <w:t xml:space="preserve">"Cada necessaire sai por </w:t>
-      </w:r>
-      <w:r>
-        <w:rPr>
-          <w:b/>
-        </w:rPr>
-        <w:t>R$ [__]</w:t>
-      </w:r>
-      <w:r>
-        <w:t xml:space="preserve"> de material e vende por </w:t>
-      </w:r>
-      <w:r>
-        <w:rPr>
-          <w:b/>
-        </w:rPr>
-        <w:t>R$ 130</w:t>
-      </w:r>
-      <w:r>
-        <w:t>."</w:t>
+        <w:t>☐ Preenchi a tabela de retorno com custo e preço reais</w:t>
       </w:r>
     </w:p>
     <w:p>
@@ -2310,22 +7650,7 @@
         <w:pStyle w:val="ListBullet"/>
       </w:pPr>
       <w:r>
-        <w:t xml:space="preserve">"É uma margem de </w:t>
-      </w:r>
-      <w:r>
-        <w:rPr>
-          <w:b/>
-        </w:rPr>
-        <w:t>até [80]%</w:t>
-      </w:r>
-      <w:r>
-        <w:t xml:space="preserve"> sobre o que você investiu." </w:t>
-      </w:r>
-      <w:r>
-        <w:rPr>
-          <w:i/>
-        </w:rPr>
-        <w:t>(confirmar a conta)</w:t>
+        <w:t>☐ Troquei todos os exemplos por números e depoimentos reais</w:t>
       </w:r>
     </w:p>
     <w:p>
@@ -2333,45 +7658,7 @@
         <w:pStyle w:val="ListBullet"/>
       </w:pPr>
       <w:r>
-        <w:t>"Não é sobre fazer mais peças, é sobre fazer a peça que dá mais lucro."</w:t>
-      </w:r>
-    </w:p>
-    <w:p>
-      <w:r>
-        <w:rPr>
-          <w:b/>
-        </w:rPr>
-        <w:t>CTA:</w:t>
-      </w:r>
-      <w:r>
-        <w:t xml:space="preserve"> "Veja o projeto e faça a conta. Link abaixo."</w:t>
-      </w:r>
-    </w:p>
-    <w:p>
-      <w:pPr>
-        <w:pStyle w:val="Heading3"/>
-      </w:pPr>
-      <w:r>
-        <w:t>Roteiro 3: "Venda [8] unidades no primeiro mês" (stories ou Reels)</w:t>
-      </w:r>
-    </w:p>
-    <w:p>
-      <w:r>
-        <w:rPr>
-          <w:b/>
-        </w:rPr>
-        <w:t>Gancho:</w:t>
-      </w:r>
-      <w:r>
-        <w:t xml:space="preserve"> "Meta de [8] necessaires no primeiro mês? Dá para fazer."</w:t>
-      </w:r>
-    </w:p>
-    <w:p>
-      <w:r>
-        <w:rPr>
-          <w:b/>
-        </w:rPr>
-        <w:t>Corpo:</w:t>
+        <w:t>☐ Tenho autorização e comprovação de cada aluna citada</w:t>
       </w:r>
     </w:p>
     <w:p>
@@ -2379,16 +7666,7 @@
         <w:pStyle w:val="ListBullet"/>
       </w:pPr>
       <w:r>
-        <w:t xml:space="preserve">"[8] × R$ 130 = </w:t>
-      </w:r>
-      <w:r>
-        <w:rPr>
-          <w:b/>
-        </w:rPr>
-        <w:t>R$ [1.040]</w:t>
-      </w:r>
-      <w:r>
-        <w:t>."</w:t>
+        <w:t>☐ Conferi cada promessa ("3x", "[8] unidades", "[80]%") contra a conta</w:t>
       </w:r>
     </w:p>
     <w:p>
@@ -2396,16 +7674,7 @@
         <w:pStyle w:val="ListBullet"/>
       </w:pPr>
       <w:r>
-        <w:t xml:space="preserve">"Menos o material, sobram </w:t>
-      </w:r>
-      <w:r>
-        <w:rPr>
-          <w:b/>
-        </w:rPr>
-        <w:t>R$ [__]</w:t>
-      </w:r>
-      <w:r>
-        <w:t xml:space="preserve"> de lucro."</w:t>
+        <w:t>☐ Incluí "resultados variam" nos anúncios com retorno</w:t>
       </w:r>
     </w:p>
     <w:p>
@@ -2413,86 +7682,7 @@
         <w:pStyle w:val="ListBullet"/>
       </w:pPr>
       <w:r>
-        <w:t xml:space="preserve">"A [Maria] chegou em </w:t>
-      </w:r>
-      <w:r>
-        <w:rPr>
-          <w:b/>
-        </w:rPr>
-        <w:t>[__]</w:t>
-      </w:r>
-      <w:r>
-        <w:t xml:space="preserve"> vendas em </w:t>
-      </w:r>
-      <w:r>
-        <w:rPr>
-          <w:b/>
-        </w:rPr>
-        <w:t>[__]</w:t>
-      </w:r>
-      <w:r>
-        <w:t xml:space="preserve">." </w:t>
-      </w:r>
-      <w:r>
-        <w:rPr>
-          <w:i/>
-        </w:rPr>
-        <w:t>(real)</w:t>
-      </w:r>
-    </w:p>
-    <w:p>
-      <w:r>
-        <w:rPr>
-          <w:b/>
-        </w:rPr>
-        <w:t>CTA:</w:t>
-      </w:r>
-      <w:r>
-        <w:t xml:space="preserve"> "Comece agora e chegue no fim de ano com caixa. Link na bio."</w:t>
-      </w:r>
-    </w:p>
-    <w:p>
-      <w:pPr>
-        <w:pStyle w:val="Heading2"/>
-      </w:pPr>
-      <w:r>
-        <w:t>Bloco 2: Fim de ano (Natal e Black Friday)</w:t>
-      </w:r>
-    </w:p>
-    <w:p>
-      <w:pPr>
-        <w:pStyle w:val="Heading3"/>
-      </w:pPr>
-      <w:r>
-        <w:t>Roteiro 4: Faturamento do ateliê no fim de ano</w:t>
-      </w:r>
-    </w:p>
-    <w:p>
-      <w:r>
-        <w:rPr>
-          <w:b/>
-        </w:rPr>
-        <w:t>Gancho:</w:t>
-      </w:r>
-      <w:r>
-        <w:t xml:space="preserve"> "Quer aumentar o faturamento do seu ateliê </w:t>
-      </w:r>
-      <w:r>
-        <w:rPr>
-          <w:b/>
-        </w:rPr>
-        <w:t>neste fim de ano</w:t>
-      </w:r>
-      <w:r>
-        <w:t>?"</w:t>
-      </w:r>
-    </w:p>
-    <w:p>
-      <w:r>
-        <w:rPr>
-          <w:b/>
-        </w:rPr>
-        <w:t>Corpo:</w:t>
+        <w:t>☐ Conferi preço, garantia e bônus na Hotmart</w:t>
       </w:r>
     </w:p>
     <w:p>
@@ -2500,7 +7690,7 @@
         <w:pStyle w:val="ListBullet"/>
       </w:pPr>
       <w:r>
-        <w:t>"O fim de ano é o período em que a cliente mais compra presente."</w:t>
+        <w:t>☐ Datas de produção e prazo conferem com o calendário do fim de ano</w:t>
       </w:r>
     </w:p>
     <w:p>
@@ -2508,547 +7698,7 @@
         <w:pStyle w:val="ListBullet"/>
       </w:pPr>
       <w:r>
-        <w:t xml:space="preserve">"A </w:t>
-      </w:r>
-      <w:r>
-        <w:rPr>
-          <w:b/>
-        </w:rPr>
-        <w:t>Necessaire Make</w:t>
-      </w:r>
-      <w:r>
-        <w:t xml:space="preserve"> é presente fácil, bonito e com ticket de </w:t>
-      </w:r>
-      <w:r>
-        <w:rPr>
-          <w:b/>
-        </w:rPr>
-        <w:t>R$ 130</w:t>
-      </w:r>
-      <w:r>
-        <w:t>."</w:t>
-      </w:r>
-    </w:p>
-    <w:p>
-      <w:pPr>
-        <w:pStyle w:val="ListBullet"/>
-      </w:pPr>
-      <w:r>
-        <w:t xml:space="preserve">"Quem entra agora tem tempo de produzir e vender </w:t>
-      </w:r>
-      <w:r>
-        <w:rPr>
-          <w:b/>
-        </w:rPr>
-        <w:t>antes do Natal</w:t>
-      </w:r>
-      <w:r>
-        <w:t>."</w:t>
-      </w:r>
-    </w:p>
-    <w:p>
-      <w:r>
-        <w:rPr>
-          <w:b/>
-        </w:rPr>
-        <w:t>CTA:</w:t>
-      </w:r>
-      <w:r>
-        <w:t xml:space="preserve"> "Não deixe para dezembro. Garanta o projeto hoje."</w:t>
-      </w:r>
-    </w:p>
-    <w:p>
-      <w:pPr>
-        <w:pStyle w:val="Heading3"/>
-      </w:pPr>
-      <w:r>
-        <w:t>Roteiro 5: Urgência de produção</w:t>
-      </w:r>
-    </w:p>
-    <w:p>
-      <w:r>
-        <w:rPr>
-          <w:b/>
-        </w:rPr>
-        <w:t>Gancho:</w:t>
-      </w:r>
-      <w:r>
-        <w:t xml:space="preserve"> "Faltam [__] semanas para o Natal. Dá tempo de produzir?"</w:t>
-      </w:r>
-    </w:p>
-    <w:p>
-      <w:r>
-        <w:rPr>
-          <w:b/>
-        </w:rPr>
-        <w:t>Corpo:</w:t>
-      </w:r>
-      <w:r>
-        <w:t xml:space="preserve"> "Dá, se você começar agora. O projeto traz o passo a passo, e a produção de cada peça leva cerca de </w:t>
-      </w:r>
-      <w:r>
-        <w:rPr>
-          <w:b/>
-        </w:rPr>
-        <w:t>[__] horas</w:t>
-      </w:r>
-      <w:r>
-        <w:t xml:space="preserve">." </w:t>
-      </w:r>
-      <w:r>
-        <w:rPr>
-          <w:i/>
-        </w:rPr>
-        <w:t>(confirmar)</w:t>
-      </w:r>
-    </w:p>
-    <w:p>
-      <w:r>
-        <w:rPr>
-          <w:b/>
-        </w:rPr>
-        <w:t>CTA:</w:t>
-      </w:r>
-      <w:r>
-        <w:t xml:space="preserve"> "Quanto antes começar, mais você vende. Link na descrição."</w:t>
-      </w:r>
-    </w:p>
-    <w:p>
-      <w:pPr>
-        <w:pStyle w:val="Heading3"/>
-      </w:pPr>
-      <w:r>
-        <w:t>Roteiro 6: Kit presente (combo)</w:t>
-      </w:r>
-    </w:p>
-    <w:p>
-      <w:r>
-        <w:rPr>
-          <w:b/>
-        </w:rPr>
-        <w:t>Gancho:</w:t>
-      </w:r>
-      <w:r>
-        <w:t xml:space="preserve"> "O kit que </w:t>
-      </w:r>
-      <w:r>
-        <w:rPr>
-          <w:b/>
-        </w:rPr>
-        <w:t>aumenta o ticket médio</w:t>
-      </w:r>
-      <w:r>
-        <w:t xml:space="preserve"> do seu ateliê."</w:t>
-      </w:r>
-    </w:p>
-    <w:p>
-      <w:r>
-        <w:rPr>
-          <w:b/>
-        </w:rPr>
-        <w:t>Corpo:</w:t>
-      </w:r>
-      <w:r>
-        <w:t xml:space="preserve"> "Necessaire Make (</w:t>
-      </w:r>
-      <w:r>
-        <w:rPr>
-          <w:b/>
-        </w:rPr>
-        <w:t>R$ 130</w:t>
-      </w:r>
-      <w:r>
-        <w:t>) + Térmica Mimo (</w:t>
-      </w:r>
-      <w:r>
-        <w:rPr>
-          <w:b/>
-        </w:rPr>
-        <w:t>R$ 145</w:t>
-      </w:r>
-      <w:r>
-        <w:t xml:space="preserve">) = kit de </w:t>
-      </w:r>
-      <w:r>
-        <w:rPr>
-          <w:b/>
-        </w:rPr>
-        <w:t>R$ [275 ou valor com desconto]</w:t>
-      </w:r>
-      <w:r>
-        <w:t>. Você vende duas peças na mesma compra."</w:t>
-      </w:r>
-    </w:p>
-    <w:p>
-      <w:r>
-        <w:rPr>
-          <w:b/>
-        </w:rPr>
-        <w:t>CTA:</w:t>
-      </w:r>
-      <w:r>
-        <w:t xml:space="preserve"> "Monte o seu kit de fim de ano. Link na bio."</w:t>
-      </w:r>
-    </w:p>
-    <w:p>
-      <w:pPr>
-        <w:pStyle w:val="Heading2"/>
-      </w:pPr>
-      <w:r>
-        <w:t>Bloco 3: Dores da dona de ateliê</w:t>
-      </w:r>
-    </w:p>
-    <w:p>
-      <w:pPr>
-        <w:pStyle w:val="Heading3"/>
-      </w:pPr>
-      <w:r>
-        <w:t>Roteiro 7: Produto que trava no estoque</w:t>
-      </w:r>
-    </w:p>
-    <w:p>
-      <w:r>
-        <w:rPr>
-          <w:b/>
-        </w:rPr>
-        <w:t>Gancho:</w:t>
-      </w:r>
-      <w:r>
-        <w:t xml:space="preserve"> "Seu ateliê tem peça parada que </w:t>
-      </w:r>
-      <w:r>
-        <w:rPr>
-          <w:b/>
-        </w:rPr>
-        <w:t>não sai</w:t>
-      </w:r>
-      <w:r>
-        <w:t>?"</w:t>
-      </w:r>
-    </w:p>
-    <w:p>
-      <w:r>
-        <w:rPr>
-          <w:b/>
-        </w:rPr>
-        <w:t>Corpo:</w:t>
-      </w:r>
-      <w:r>
-        <w:t xml:space="preserve"> "Produto bonito não basta. É preciso um que a cliente </w:t>
-      </w:r>
-      <w:r>
-        <w:rPr>
-          <w:b/>
-        </w:rPr>
-        <w:t>procura</w:t>
-      </w:r>
-      <w:r>
-        <w:t>. A Necessaire Make e a Térmica Mimo são fáceis de vender e de presentear."</w:t>
-      </w:r>
-    </w:p>
-    <w:p>
-      <w:r>
-        <w:rPr>
-          <w:b/>
-        </w:rPr>
-        <w:t>CTA:</w:t>
-      </w:r>
-      <w:r>
-        <w:t xml:space="preserve"> "Adicione produtos que giram. Clica no link."</w:t>
-      </w:r>
-    </w:p>
-    <w:p>
-      <w:pPr>
-        <w:pStyle w:val="Heading3"/>
-      </w:pPr>
-      <w:r>
-        <w:t>Roteiro 8: Pouco tempo, pouco capital</w:t>
-      </w:r>
-    </w:p>
-    <w:p>
-      <w:r>
-        <w:rPr>
-          <w:b/>
-        </w:rPr>
-        <w:t>Gancho:</w:t>
-      </w:r>
-      <w:r>
-        <w:t xml:space="preserve"> "Não tem dinheiro para investir em mil modelos?"</w:t>
-      </w:r>
-    </w:p>
-    <w:p>
-      <w:r>
-        <w:rPr>
-          <w:b/>
-        </w:rPr>
-        <w:t>Corpo:</w:t>
-      </w:r>
-      <w:r>
-        <w:t xml:space="preserve"> "Comece por </w:t>
-      </w:r>
-      <w:r>
-        <w:rPr>
-          <w:b/>
-        </w:rPr>
-        <w:t>um</w:t>
-      </w:r>
-      <w:r>
-        <w:t xml:space="preserve"> produto. Com o projeto de R$ [__] e o material de R$ [__] por peça, o investimento inicial é baixo e o retorno vem com as primeiras vendas."</w:t>
-      </w:r>
-    </w:p>
-    <w:p>
-      <w:r>
-        <w:rPr>
-          <w:b/>
-        </w:rPr>
-        <w:t>CTA:</w:t>
-      </w:r>
-      <w:r>
-        <w:t xml:space="preserve"> "Comece pequeno e venda de verdade."</w:t>
-      </w:r>
-    </w:p>
-    <w:p>
-      <w:pPr>
-        <w:pStyle w:val="Heading3"/>
-      </w:pPr>
-      <w:r>
-        <w:t>Roteiro 9: Prova social de ateliê</w:t>
-      </w:r>
-    </w:p>
-    <w:p>
-      <w:r>
-        <w:rPr>
-          <w:b/>
-        </w:rPr>
-        <w:t>Gancho:</w:t>
-      </w:r>
-      <w:r>
-        <w:t xml:space="preserve"> "Ela tem um ateliê e </w:t>
-      </w:r>
-      <w:r>
-        <w:rPr>
-          <w:b/>
-        </w:rPr>
-        <w:t>[dobrou o faturamento do mês]</w:t>
-      </w:r>
-      <w:r>
-        <w:t xml:space="preserve"> com um produto novo."</w:t>
-      </w:r>
-    </w:p>
-    <w:p>
-      <w:r>
-        <w:rPr>
-          <w:b/>
-        </w:rPr>
-        <w:t>Corpo:</w:t>
-      </w:r>
-      <w:r>
-        <w:t xml:space="preserve"> "A [Nome], dona do ateliê [__], adicionou a Necessaire Make e vendeu </w:t>
-      </w:r>
-      <w:r>
-        <w:rPr>
-          <w:b/>
-        </w:rPr>
-        <w:t>[__] unidades</w:t>
-      </w:r>
-      <w:r>
-        <w:t xml:space="preserve">, </w:t>
-      </w:r>
-      <w:r>
-        <w:rPr>
-          <w:b/>
-        </w:rPr>
-        <w:t>R$ [__]</w:t>
-      </w:r>
-      <w:r>
-        <w:t xml:space="preserve">." </w:t>
-      </w:r>
-      <w:r>
-        <w:rPr>
-          <w:i/>
-        </w:rPr>
-        <w:t>(só com dados reais e autorização)</w:t>
-      </w:r>
-    </w:p>
-    <w:p>
-      <w:r>
-        <w:rPr>
-          <w:b/>
-        </w:rPr>
-        <w:t>CTA:</w:t>
-      </w:r>
-      <w:r>
-        <w:t xml:space="preserve"> "Seu ateliê pode ser o próximo. Link abaixo."</w:t>
-      </w:r>
-    </w:p>
-    <w:p>
-      <w:pPr>
-        <w:pStyle w:val="Heading2"/>
-      </w:pPr>
-      <w:r>
-        <w:t>Copys de anúncio (texto principal)</w:t>
-      </w:r>
-    </w:p>
-    <w:p>
-      <w:pPr>
-        <w:pStyle w:val="IntenseQuote"/>
-      </w:pPr>
-      <w:r>
-        <w:rPr>
-          <w:b/>
-        </w:rPr>
-        <w:t>Quer aumentar o faturamento do seu ateliê neste fim de ano?</w:t>
-      </w:r>
-    </w:p>
-    <w:p>
-      <w:pPr>
-        <w:pStyle w:val="IntenseQuote"/>
-      </w:pPr>
-      <w:r>
-        <w:t xml:space="preserve">A </w:t>
-      </w:r>
-      <w:r>
-        <w:rPr>
-          <w:b/>
-        </w:rPr>
-        <w:t>Necessaire Make</w:t>
-      </w:r>
-      <w:r>
-        <w:t xml:space="preserve"> vende por </w:t>
-      </w:r>
-      <w:r>
-        <w:rPr>
-          <w:b/>
-        </w:rPr>
-        <w:t>R$ 130</w:t>
-      </w:r>
-      <w:r>
-        <w:t xml:space="preserve"> e o projeto </w:t>
-      </w:r>
-      <w:r>
-        <w:rPr>
-          <w:b/>
-        </w:rPr>
-        <w:t>se paga com [__] vendas</w:t>
-      </w:r>
-      <w:r>
-        <w:t>. O resto é lucro.</w:t>
-      </w:r>
-    </w:p>
-    <w:p>
-      <w:pPr>
-        <w:pStyle w:val="IntenseQuote"/>
-      </w:pPr>
-      <w:r>
-        <w:t>Produza, venda antes do Natal e feche o ano com caixa.</w:t>
-      </w:r>
-    </w:p>
-    <w:p>
-      <w:pPr>
-        <w:pStyle w:val="IntenseQuote"/>
-      </w:pPr>
-      <w:r>
-        <w:t xml:space="preserve">👉 Saiba mais. </w:t>
-      </w:r>
-      <w:r>
-        <w:rPr>
-          <w:i/>
-        </w:rPr>
-        <w:t>Resultados variam de pessoa para pessoa.</w:t>
-      </w:r>
-    </w:p>
-    <w:p>
-      <w:r>
-        <w:rPr>
-          <w:b/>
-        </w:rPr>
-        <w:t>Headlines:</w:t>
-      </w:r>
-    </w:p>
-    <w:p>
-      <w:pPr>
-        <w:pStyle w:val="ListBullet"/>
-      </w:pPr>
-      <w:r>
-        <w:t xml:space="preserve">"Fature 3x o valor que você investiu" </w:t>
-      </w:r>
-      <w:r>
-        <w:rPr>
-          <w:i/>
-        </w:rPr>
-        <w:t>(só com conta real)</w:t>
-      </w:r>
-    </w:p>
-    <w:p>
-      <w:pPr>
-        <w:pStyle w:val="ListBullet"/>
-      </w:pPr>
-      <w:r>
-        <w:t>"Venda [8] necessaires no primeiro mês"</w:t>
-      </w:r>
-    </w:p>
-    <w:p>
-      <w:pPr>
-        <w:pStyle w:val="ListBullet"/>
-      </w:pPr>
-      <w:r>
-        <w:t>"O produto do seu ateliê para o Natal"</w:t>
-      </w:r>
-    </w:p>
-    <w:p>
-      <w:pPr>
-        <w:pStyle w:val="ListBullet"/>
-      </w:pPr>
-      <w:r>
-        <w:t>"Lucre até [__]% por peça"</w:t>
-      </w:r>
-    </w:p>
-    <w:p>
-      <w:pPr>
-        <w:pStyle w:val="Heading2"/>
-      </w:pPr>
-      <w:r>
-        <w:t>Checklist antes de publicar</w:t>
-      </w:r>
-    </w:p>
-    <w:p>
-      <w:pPr>
-        <w:pStyle w:val="ListBullet"/>
-      </w:pPr>
-      <w:r>
-        <w:t>☐ Preenchi a tabela de retorno com custo e preço reais</w:t>
-      </w:r>
-    </w:p>
-    <w:p>
-      <w:pPr>
-        <w:pStyle w:val="ListBullet"/>
-      </w:pPr>
-      <w:r>
-        <w:t>☐ Conferi cada promessa ("3x", "[8] unidades", "[80]%") contra a conta</w:t>
-      </w:r>
-    </w:p>
-    <w:p>
-      <w:pPr>
-        <w:pStyle w:val="ListBullet"/>
-      </w:pPr>
-      <w:r>
-        <w:t>☐ Tenho autorização e comprovação das alunas citadas</w:t>
-      </w:r>
-    </w:p>
-    <w:p>
-      <w:pPr>
-        <w:pStyle w:val="ListBullet"/>
-      </w:pPr>
-      <w:r>
-        <w:t>☐ Incluí "resultados variam"</w:t>
-      </w:r>
-    </w:p>
-    <w:p>
-      <w:pPr>
-        <w:pStyle w:val="ListBullet"/>
-      </w:pPr>
-      <w:r>
-        <w:t>☐ Datas de produção e prazo de entrega conferem com o calendário do fim de ano</w:t>
+        <w:t>☐ Gravei pelo menos 3 ganchos diferentes por roteiro para testar</w:t>
       </w:r>
     </w:p>
     <w:sectPr>

--- a/roteiros-venda/Roteiros-Necessaire-Make-e-Termica-Mimo.docx
+++ b/roteiros-venda/Roteiros-Necessaire-Make-e-Termica-Mimo.docx
@@ -152,7 +152,7 @@
         <w:pStyle w:val="ListBullet"/>
       </w:pPr>
       <w:r>
-        <w:t>Duração pensada para Reels, TikTok e anúncio em vídeo vertical (9:16).</w:t>
+        <w:t>Formato pensado para Reels, TikTok e anúncio em vídeo vertical (9:16).</w:t>
       </w:r>
     </w:p>
     <w:p>
@@ -585,7 +585,7 @@
         <w:pStyle w:val="Heading2"/>
       </w:pPr>
       <w:r>
-        <w:t>Roteiro 1: "A Maria vendeu" (Reels, 40 a 50s)</w:t>
+        <w:t>Roteiro 1: "A Maria vendeu"</w:t>
       </w:r>
     </w:p>
     <w:p>
@@ -676,40 +676,26 @@
         <w:tblLook w:firstColumn="1" w:firstRow="1" w:lastColumn="0" w:lastRow="0" w:noHBand="0" w:noVBand="1" w:val="04A0"/>
       </w:tblPr>
       <w:tblGrid>
-        <w:gridCol w:w="2880"/>
-        <w:gridCol w:w="2880"/>
-        <w:gridCol w:w="2880"/>
+        <w:gridCol w:w="4320"/>
+        <w:gridCol w:w="4320"/>
       </w:tblGrid>
       <w:tr>
         <w:tc>
           <w:tcPr>
-            <w:tcW w:type="dxa" w:w="2880"/>
+            <w:tcW w:type="dxa" w:w="4320"/>
           </w:tcPr>
           <w:p>
             <w:r>
               <w:rPr>
                 <w:b/>
               </w:rPr>
-              <w:t>Tempo</w:t>
+              <w:t>Visual</w:t>
             </w:r>
           </w:p>
         </w:tc>
         <w:tc>
           <w:tcPr>
-            <w:tcW w:type="dxa" w:w="2880"/>
-          </w:tcPr>
-          <w:p>
-            <w:r>
-              <w:rPr>
-                <w:b/>
-              </w:rPr>
-              <w:t>Visual</w:t>
-            </w:r>
-          </w:p>
-        </w:tc>
-        <w:tc>
-          <w:tcPr>
-            <w:tcW w:type="dxa" w:w="2880"/>
+            <w:tcW w:type="dxa" w:w="4320"/>
           </w:tcPr>
           <w:p>
             <w:r>
@@ -724,27 +710,17 @@
       <w:tr>
         <w:tc>
           <w:tcPr>
-            <w:tcW w:type="dxa" w:w="2880"/>
+            <w:tcW w:type="dxa" w:w="4320"/>
           </w:tcPr>
           <w:p>
             <w:r>
-              <w:t>0–4s</w:t>
+              <w:t>Você à câmera, rosto sério, depois sorriso</w:t>
             </w:r>
           </w:p>
         </w:tc>
         <w:tc>
           <w:tcPr>
-            <w:tcW w:type="dxa" w:w="2880"/>
-          </w:tcPr>
-          <w:p>
-            <w:r>
-              <w:t>Você à câmera, rosto sério, depois sorriso</w:t>
-            </w:r>
-          </w:p>
-        </w:tc>
-        <w:tc>
-          <w:tcPr>
-            <w:tcW w:type="dxa" w:w="2880"/>
+            <w:tcW w:type="dxa" w:w="4320"/>
           </w:tcPr>
           <w:p>
             <w:r>
@@ -756,27 +732,17 @@
       <w:tr>
         <w:tc>
           <w:tcPr>
-            <w:tcW w:type="dxa" w:w="2880"/>
+            <w:tcW w:type="dxa" w:w="4320"/>
           </w:tcPr>
           <w:p>
             <w:r>
-              <w:t>4–12s</w:t>
+              <w:t>Foto da [Maria] com a necessaire ou print do papo dela</w:t>
             </w:r>
           </w:p>
         </w:tc>
         <w:tc>
           <w:tcPr>
-            <w:tcW w:type="dxa" w:w="2880"/>
-          </w:tcPr>
-          <w:p>
-            <w:r>
-              <w:t>Foto da [Maria] com a necessaire ou print do papo dela</w:t>
-            </w:r>
-          </w:p>
-        </w:tc>
-        <w:tc>
-          <w:tcPr>
-            <w:tcW w:type="dxa" w:w="2880"/>
+            <w:tcW w:type="dxa" w:w="4320"/>
           </w:tcPr>
           <w:p>
             <w:r>
@@ -788,27 +754,17 @@
       <w:tr>
         <w:tc>
           <w:tcPr>
-            <w:tcW w:type="dxa" w:w="2880"/>
+            <w:tcW w:type="dxa" w:w="4320"/>
           </w:tcPr>
           <w:p>
             <w:r>
-              <w:t>12–24s</w:t>
+              <w:t>Mostre a necessaire pronta, de perto: costura, zíper, forro</w:t>
             </w:r>
           </w:p>
         </w:tc>
         <w:tc>
           <w:tcPr>
-            <w:tcW w:type="dxa" w:w="2880"/>
-          </w:tcPr>
-          <w:p>
-            <w:r>
-              <w:t>Mostre a necessaire pronta, de perto: costura, zíper, forro</w:t>
-            </w:r>
-          </w:p>
-        </w:tc>
-        <w:tc>
-          <w:tcPr>
-            <w:tcW w:type="dxa" w:w="2880"/>
+            <w:tcW w:type="dxa" w:w="4320"/>
           </w:tcPr>
           <w:p>
             <w:r>
@@ -838,27 +794,17 @@
       <w:tr>
         <w:tc>
           <w:tcPr>
-            <w:tcW w:type="dxa" w:w="2880"/>
+            <w:tcW w:type="dxa" w:w="4320"/>
           </w:tcPr>
           <w:p>
             <w:r>
-              <w:t>24–36s</w:t>
+              <w:t>Print da venda, story ou mensagem da cliente dela (real)</w:t>
             </w:r>
           </w:p>
         </w:tc>
         <w:tc>
           <w:tcPr>
-            <w:tcW w:type="dxa" w:w="2880"/>
-          </w:tcPr>
-          <w:p>
-            <w:r>
-              <w:t>Print da venda, story ou mensagem da cliente dela (real)</w:t>
-            </w:r>
-          </w:p>
-        </w:tc>
-        <w:tc>
-          <w:tcPr>
-            <w:tcW w:type="dxa" w:w="2880"/>
+            <w:tcW w:type="dxa" w:w="4320"/>
           </w:tcPr>
           <w:p>
             <w:r>
@@ -906,27 +852,17 @@
       <w:tr>
         <w:tc>
           <w:tcPr>
-            <w:tcW w:type="dxa" w:w="2880"/>
+            <w:tcW w:type="dxa" w:w="4320"/>
           </w:tcPr>
           <w:p>
             <w:r>
-              <w:t>36–46s</w:t>
+              <w:t>Você à câmera</w:t>
             </w:r>
           </w:p>
         </w:tc>
         <w:tc>
           <w:tcPr>
-            <w:tcW w:type="dxa" w:w="2880"/>
-          </w:tcPr>
-          <w:p>
-            <w:r>
-              <w:t>Você à câmera</w:t>
-            </w:r>
-          </w:p>
-        </w:tc>
-        <w:tc>
-          <w:tcPr>
-            <w:tcW w:type="dxa" w:w="2880"/>
+            <w:tcW w:type="dxa" w:w="4320"/>
           </w:tcPr>
           <w:p>
             <w:r>
@@ -975,7 +911,7 @@
         <w:pStyle w:val="Heading2"/>
       </w:pPr>
       <w:r>
-        <w:t>Roteiro 2: "5 alunas, 5 resultados" (Reels, 50 a 60s)</w:t>
+        <w:t>Roteiro 2: "5 alunas, 5 resultados"</w:t>
       </w:r>
     </w:p>
     <w:p>
@@ -1046,40 +982,26 @@
         <w:tblLook w:firstColumn="1" w:firstRow="1" w:lastColumn="0" w:lastRow="0" w:noHBand="0" w:noVBand="1" w:val="04A0"/>
       </w:tblPr>
       <w:tblGrid>
-        <w:gridCol w:w="2880"/>
-        <w:gridCol w:w="2880"/>
-        <w:gridCol w:w="2880"/>
+        <w:gridCol w:w="4320"/>
+        <w:gridCol w:w="4320"/>
       </w:tblGrid>
       <w:tr>
         <w:tc>
           <w:tcPr>
-            <w:tcW w:type="dxa" w:w="2880"/>
+            <w:tcW w:type="dxa" w:w="4320"/>
           </w:tcPr>
           <w:p>
             <w:r>
               <w:rPr>
                 <w:b/>
               </w:rPr>
-              <w:t>Tempo</w:t>
+              <w:t>Visual</w:t>
             </w:r>
           </w:p>
         </w:tc>
         <w:tc>
           <w:tcPr>
-            <w:tcW w:type="dxa" w:w="2880"/>
-          </w:tcPr>
-          <w:p>
-            <w:r>
-              <w:rPr>
-                <w:b/>
-              </w:rPr>
-              <w:t>Visual</w:t>
-            </w:r>
-          </w:p>
-        </w:tc>
-        <w:tc>
-          <w:tcPr>
-            <w:tcW w:type="dxa" w:w="2880"/>
+            <w:tcW w:type="dxa" w:w="4320"/>
           </w:tcPr>
           <w:p>
             <w:r>
@@ -1094,27 +1016,17 @@
       <w:tr>
         <w:tc>
           <w:tcPr>
-            <w:tcW w:type="dxa" w:w="2880"/>
+            <w:tcW w:type="dxa" w:w="4320"/>
           </w:tcPr>
           <w:p>
             <w:r>
-              <w:t>0–4s</w:t>
+              <w:t>Você à câmera com 5 fotos atrás</w:t>
             </w:r>
           </w:p>
         </w:tc>
         <w:tc>
           <w:tcPr>
-            <w:tcW w:type="dxa" w:w="2880"/>
-          </w:tcPr>
-          <w:p>
-            <w:r>
-              <w:t>Você à câmera com 5 fotos atrás</w:t>
-            </w:r>
-          </w:p>
-        </w:tc>
-        <w:tc>
-          <w:tcPr>
-            <w:tcW w:type="dxa" w:w="2880"/>
+            <w:tcW w:type="dxa" w:w="4320"/>
           </w:tcPr>
           <w:p>
             <w:r>
@@ -1126,27 +1038,17 @@
       <w:tr>
         <w:tc>
           <w:tcPr>
-            <w:tcW w:type="dxa" w:w="2880"/>
+            <w:tcW w:type="dxa" w:w="4320"/>
           </w:tcPr>
           <w:p>
             <w:r>
-              <w:t>4–10s</w:t>
+              <w:t>Foto da aluna 1 + número na tela</w:t>
             </w:r>
           </w:p>
         </w:tc>
         <w:tc>
           <w:tcPr>
-            <w:tcW w:type="dxa" w:w="2880"/>
-          </w:tcPr>
-          <w:p>
-            <w:r>
-              <w:t>Foto da aluna 1 + número na tela</w:t>
-            </w:r>
-          </w:p>
-        </w:tc>
-        <w:tc>
-          <w:tcPr>
-            <w:tcW w:type="dxa" w:w="2880"/>
+            <w:tcW w:type="dxa" w:w="4320"/>
           </w:tcPr>
           <w:p>
             <w:r>
@@ -1176,27 +1078,17 @@
       <w:tr>
         <w:tc>
           <w:tcPr>
-            <w:tcW w:type="dxa" w:w="2880"/>
+            <w:tcW w:type="dxa" w:w="4320"/>
           </w:tcPr>
           <w:p>
             <w:r>
-              <w:t>10–16s</w:t>
+              <w:t>Aluna 2</w:t>
             </w:r>
           </w:p>
         </w:tc>
         <w:tc>
           <w:tcPr>
-            <w:tcW w:type="dxa" w:w="2880"/>
-          </w:tcPr>
-          <w:p>
-            <w:r>
-              <w:t>Aluna 2</w:t>
-            </w:r>
-          </w:p>
-        </w:tc>
-        <w:tc>
-          <w:tcPr>
-            <w:tcW w:type="dxa" w:w="2880"/>
+            <w:tcW w:type="dxa" w:w="4320"/>
           </w:tcPr>
           <w:p>
             <w:r>
@@ -1226,27 +1118,17 @@
       <w:tr>
         <w:tc>
           <w:tcPr>
-            <w:tcW w:type="dxa" w:w="2880"/>
+            <w:tcW w:type="dxa" w:w="4320"/>
           </w:tcPr>
           <w:p>
             <w:r>
-              <w:t>16–22s</w:t>
+              <w:t>Aluna 3</w:t>
             </w:r>
           </w:p>
         </w:tc>
         <w:tc>
           <w:tcPr>
-            <w:tcW w:type="dxa" w:w="2880"/>
-          </w:tcPr>
-          <w:p>
-            <w:r>
-              <w:t>Aluna 3</w:t>
-            </w:r>
-          </w:p>
-        </w:tc>
-        <w:tc>
-          <w:tcPr>
-            <w:tcW w:type="dxa" w:w="2880"/>
+            <w:tcW w:type="dxa" w:w="4320"/>
           </w:tcPr>
           <w:p>
             <w:r>
@@ -1276,27 +1158,17 @@
       <w:tr>
         <w:tc>
           <w:tcPr>
-            <w:tcW w:type="dxa" w:w="2880"/>
+            <w:tcW w:type="dxa" w:w="4320"/>
           </w:tcPr>
           <w:p>
             <w:r>
-              <w:t>22–28s</w:t>
+              <w:t>Aluna 4</w:t>
             </w:r>
           </w:p>
         </w:tc>
         <w:tc>
           <w:tcPr>
-            <w:tcW w:type="dxa" w:w="2880"/>
-          </w:tcPr>
-          <w:p>
-            <w:r>
-              <w:t>Aluna 4</w:t>
-            </w:r>
-          </w:p>
-        </w:tc>
-        <w:tc>
-          <w:tcPr>
-            <w:tcW w:type="dxa" w:w="2880"/>
+            <w:tcW w:type="dxa" w:w="4320"/>
           </w:tcPr>
           <w:p>
             <w:r>
@@ -1326,27 +1198,17 @@
       <w:tr>
         <w:tc>
           <w:tcPr>
-            <w:tcW w:type="dxa" w:w="2880"/>
+            <w:tcW w:type="dxa" w:w="4320"/>
           </w:tcPr>
           <w:p>
             <w:r>
-              <w:t>28–34s</w:t>
+              <w:t>Aluna 5</w:t>
             </w:r>
           </w:p>
         </w:tc>
         <w:tc>
           <w:tcPr>
-            <w:tcW w:type="dxa" w:w="2880"/>
-          </w:tcPr>
-          <w:p>
-            <w:r>
-              <w:t>Aluna 5</w:t>
-            </w:r>
-          </w:p>
-        </w:tc>
-        <w:tc>
-          <w:tcPr>
-            <w:tcW w:type="dxa" w:w="2880"/>
+            <w:tcW w:type="dxa" w:w="4320"/>
           </w:tcPr>
           <w:p>
             <w:r>
@@ -1376,27 +1238,17 @@
       <w:tr>
         <w:tc>
           <w:tcPr>
-            <w:tcW w:type="dxa" w:w="2880"/>
+            <w:tcW w:type="dxa" w:w="4320"/>
           </w:tcPr>
           <w:p>
             <w:r>
-              <w:t>34–48s</w:t>
+              <w:t>Você à câmera</w:t>
             </w:r>
           </w:p>
         </w:tc>
         <w:tc>
           <w:tcPr>
-            <w:tcW w:type="dxa" w:w="2880"/>
-          </w:tcPr>
-          <w:p>
-            <w:r>
-              <w:t>Você à câmera</w:t>
-            </w:r>
-          </w:p>
-        </w:tc>
-        <w:tc>
-          <w:tcPr>
-            <w:tcW w:type="dxa" w:w="2880"/>
+            <w:tcW w:type="dxa" w:w="4320"/>
           </w:tcPr>
           <w:p>
             <w:r>
@@ -1417,27 +1269,17 @@
       <w:tr>
         <w:tc>
           <w:tcPr>
-            <w:tcW w:type="dxa" w:w="2880"/>
+            <w:tcW w:type="dxa" w:w="4320"/>
           </w:tcPr>
           <w:p>
             <w:r>
-              <w:t>48–58s</w:t>
+              <w:t>Você à câmera</w:t>
             </w:r>
           </w:p>
         </w:tc>
         <w:tc>
           <w:tcPr>
-            <w:tcW w:type="dxa" w:w="2880"/>
-          </w:tcPr>
-          <w:p>
-            <w:r>
-              <w:t>Você à câmera</w:t>
-            </w:r>
-          </w:p>
-        </w:tc>
-        <w:tc>
-          <w:tcPr>
-            <w:tcW w:type="dxa" w:w="2880"/>
+            <w:tcW w:type="dxa" w:w="4320"/>
           </w:tcPr>
           <w:p>
             <w:r>
@@ -1484,7 +1326,7 @@
         <w:pStyle w:val="Heading2"/>
       </w:pPr>
       <w:r>
-        <w:t>Roteiro 3: "Ela achou que não ia vender" (print de WhatsApp, 25 a 35s)</w:t>
+        <w:t>Roteiro 3: "Ela achou que não ia vender"</w:t>
       </w:r>
     </w:p>
     <w:p>
@@ -1537,40 +1379,26 @@
         <w:tblLook w:firstColumn="1" w:firstRow="1" w:lastColumn="0" w:lastRow="0" w:noHBand="0" w:noVBand="1" w:val="04A0"/>
       </w:tblPr>
       <w:tblGrid>
-        <w:gridCol w:w="2880"/>
-        <w:gridCol w:w="2880"/>
-        <w:gridCol w:w="2880"/>
+        <w:gridCol w:w="4320"/>
+        <w:gridCol w:w="4320"/>
       </w:tblGrid>
       <w:tr>
         <w:tc>
           <w:tcPr>
-            <w:tcW w:type="dxa" w:w="2880"/>
+            <w:tcW w:type="dxa" w:w="4320"/>
           </w:tcPr>
           <w:p>
             <w:r>
               <w:rPr>
                 <w:b/>
               </w:rPr>
-              <w:t>Tempo</w:t>
+              <w:t>Visual</w:t>
             </w:r>
           </w:p>
         </w:tc>
         <w:tc>
           <w:tcPr>
-            <w:tcW w:type="dxa" w:w="2880"/>
-          </w:tcPr>
-          <w:p>
-            <w:r>
-              <w:rPr>
-                <w:b/>
-              </w:rPr>
-              <w:t>Visual</w:t>
-            </w:r>
-          </w:p>
-        </w:tc>
-        <w:tc>
-          <w:tcPr>
-            <w:tcW w:type="dxa" w:w="2880"/>
+            <w:tcW w:type="dxa" w:w="4320"/>
           </w:tcPr>
           <w:p>
             <w:r>
@@ -1585,27 +1413,17 @@
       <w:tr>
         <w:tc>
           <w:tcPr>
-            <w:tcW w:type="dxa" w:w="2880"/>
+            <w:tcW w:type="dxa" w:w="4320"/>
           </w:tcPr>
           <w:p>
             <w:r>
-              <w:t>0–3s</w:t>
+              <w:t>Print da mensagem (real), com a foto da aluna cobrindo nome se ela não autorizar</w:t>
             </w:r>
           </w:p>
         </w:tc>
         <w:tc>
           <w:tcPr>
-            <w:tcW w:type="dxa" w:w="2880"/>
-          </w:tcPr>
-          <w:p>
-            <w:r>
-              <w:t>Print da mensagem (real), com a foto da aluna cobrindo nome se ela não autorizar</w:t>
-            </w:r>
-          </w:p>
-        </w:tc>
-        <w:tc>
-          <w:tcPr>
-            <w:tcW w:type="dxa" w:w="2880"/>
+            <w:tcW w:type="dxa" w:w="4320"/>
           </w:tcPr>
           <w:p>
             <w:r>
@@ -1617,27 +1435,17 @@
       <w:tr>
         <w:tc>
           <w:tcPr>
-            <w:tcW w:type="dxa" w:w="2880"/>
+            <w:tcW w:type="dxa" w:w="4320"/>
           </w:tcPr>
           <w:p>
             <w:r>
-              <w:t>3–12s</w:t>
+              <w:t>Zoom na mensagem, lendo</w:t>
             </w:r>
           </w:p>
         </w:tc>
         <w:tc>
           <w:tcPr>
-            <w:tcW w:type="dxa" w:w="2880"/>
-          </w:tcPr>
-          <w:p>
-            <w:r>
-              <w:t>Zoom na mensagem, lendo</w:t>
-            </w:r>
-          </w:p>
-        </w:tc>
-        <w:tc>
-          <w:tcPr>
-            <w:tcW w:type="dxa" w:w="2880"/>
+            <w:tcW w:type="dxa" w:w="4320"/>
           </w:tcPr>
           <w:p>
             <w:r>
@@ -1658,27 +1466,17 @@
       <w:tr>
         <w:tc>
           <w:tcPr>
-            <w:tcW w:type="dxa" w:w="2880"/>
+            <w:tcW w:type="dxa" w:w="4320"/>
           </w:tcPr>
           <w:p>
             <w:r>
-              <w:t>12–22s</w:t>
+              <w:t>Você à câmera</w:t>
             </w:r>
           </w:p>
         </w:tc>
         <w:tc>
           <w:tcPr>
-            <w:tcW w:type="dxa" w:w="2880"/>
-          </w:tcPr>
-          <w:p>
-            <w:r>
-              <w:t>Você à câmera</w:t>
-            </w:r>
-          </w:p>
-        </w:tc>
-        <w:tc>
-          <w:tcPr>
-            <w:tcW w:type="dxa" w:w="2880"/>
+            <w:tcW w:type="dxa" w:w="4320"/>
           </w:tcPr>
           <w:p>
             <w:r>
@@ -1699,27 +1497,17 @@
       <w:tr>
         <w:tc>
           <w:tcPr>
-            <w:tcW w:type="dxa" w:w="2880"/>
+            <w:tcW w:type="dxa" w:w="4320"/>
           </w:tcPr>
           <w:p>
             <w:r>
-              <w:t>22–32s</w:t>
+              <w:t>Você à câmera</w:t>
             </w:r>
           </w:p>
         </w:tc>
         <w:tc>
           <w:tcPr>
-            <w:tcW w:type="dxa" w:w="2880"/>
-          </w:tcPr>
-          <w:p>
-            <w:r>
-              <w:t>Você à câmera</w:t>
-            </w:r>
-          </w:p>
-        </w:tc>
-        <w:tc>
-          <w:tcPr>
-            <w:tcW w:type="dxa" w:w="2880"/>
+            <w:tcW w:type="dxa" w:w="4320"/>
           </w:tcPr>
           <w:p>
             <w:r>
@@ -1765,7 +1553,7 @@
         <w:pStyle w:val="Heading2"/>
       </w:pPr>
       <w:r>
-        <w:t>Roteiro 4: "Você sabe fazer, mas não sabe vender" (Reels, 45 a 55s)</w:t>
+        <w:t>Roteiro 4: "Você sabe fazer, mas não sabe vender"</w:t>
       </w:r>
     </w:p>
     <w:p>
@@ -1816,40 +1604,26 @@
         <w:tblLook w:firstColumn="1" w:firstRow="1" w:lastColumn="0" w:lastRow="0" w:noHBand="0" w:noVBand="1" w:val="04A0"/>
       </w:tblPr>
       <w:tblGrid>
-        <w:gridCol w:w="2880"/>
-        <w:gridCol w:w="2880"/>
-        <w:gridCol w:w="2880"/>
+        <w:gridCol w:w="4320"/>
+        <w:gridCol w:w="4320"/>
       </w:tblGrid>
       <w:tr>
         <w:tc>
           <w:tcPr>
-            <w:tcW w:type="dxa" w:w="2880"/>
+            <w:tcW w:type="dxa" w:w="4320"/>
           </w:tcPr>
           <w:p>
             <w:r>
               <w:rPr>
                 <w:b/>
               </w:rPr>
-              <w:t>Tempo</w:t>
+              <w:t>Visual</w:t>
             </w:r>
           </w:p>
         </w:tc>
         <w:tc>
           <w:tcPr>
-            <w:tcW w:type="dxa" w:w="2880"/>
-          </w:tcPr>
-          <w:p>
-            <w:r>
-              <w:rPr>
-                <w:b/>
-              </w:rPr>
-              <w:t>Visual</w:t>
-            </w:r>
-          </w:p>
-        </w:tc>
-        <w:tc>
-          <w:tcPr>
-            <w:tcW w:type="dxa" w:w="2880"/>
+            <w:tcW w:type="dxa" w:w="4320"/>
           </w:tcPr>
           <w:p>
             <w:r>
@@ -1864,27 +1638,17 @@
       <w:tr>
         <w:tc>
           <w:tcPr>
-            <w:tcW w:type="dxa" w:w="2880"/>
+            <w:tcW w:type="dxa" w:w="4320"/>
           </w:tcPr>
           <w:p>
             <w:r>
-              <w:t>0–4s</w:t>
+              <w:t>Você segurando uma peça, cara de quem já passou por isso</w:t>
             </w:r>
           </w:p>
         </w:tc>
         <w:tc>
           <w:tcPr>
-            <w:tcW w:type="dxa" w:w="2880"/>
-          </w:tcPr>
-          <w:p>
-            <w:r>
-              <w:t>Você segurando uma peça, cara de quem já passou por isso</w:t>
-            </w:r>
-          </w:p>
-        </w:tc>
-        <w:tc>
-          <w:tcPr>
-            <w:tcW w:type="dxa" w:w="2880"/>
+            <w:tcW w:type="dxa" w:w="4320"/>
           </w:tcPr>
           <w:p>
             <w:r>
@@ -1896,27 +1660,17 @@
       <w:tr>
         <w:tc>
           <w:tcPr>
-            <w:tcW w:type="dxa" w:w="2880"/>
+            <w:tcW w:type="dxa" w:w="4320"/>
           </w:tcPr>
           <w:p>
             <w:r>
-              <w:t>4–14s</w:t>
+              <w:t>Mostre gavetas ou prateleira com peças paradas</w:t>
             </w:r>
           </w:p>
         </w:tc>
         <w:tc>
           <w:tcPr>
-            <w:tcW w:type="dxa" w:w="2880"/>
-          </w:tcPr>
-          <w:p>
-            <w:r>
-              <w:t>Mostre gavetas ou prateleira com peças paradas</w:t>
-            </w:r>
-          </w:p>
-        </w:tc>
-        <w:tc>
-          <w:tcPr>
-            <w:tcW w:type="dxa" w:w="2880"/>
+            <w:tcW w:type="dxa" w:w="4320"/>
           </w:tcPr>
           <w:p>
             <w:r>
@@ -1928,27 +1682,17 @@
       <w:tr>
         <w:tc>
           <w:tcPr>
-            <w:tcW w:type="dxa" w:w="2880"/>
+            <w:tcW w:type="dxa" w:w="4320"/>
           </w:tcPr>
           <w:p>
             <w:r>
-              <w:t>14–26s</w:t>
+              <w:t>Você à câmera, tom de explicação</w:t>
             </w:r>
           </w:p>
         </w:tc>
         <w:tc>
           <w:tcPr>
-            <w:tcW w:type="dxa" w:w="2880"/>
-          </w:tcPr>
-          <w:p>
-            <w:r>
-              <w:t>Você à câmera, tom de explicação</w:t>
-            </w:r>
-          </w:p>
-        </w:tc>
-        <w:tc>
-          <w:tcPr>
-            <w:tcW w:type="dxa" w:w="2880"/>
+            <w:tcW w:type="dxa" w:w="4320"/>
           </w:tcPr>
           <w:p>
             <w:r>
@@ -1978,36 +1722,26 @@
       <w:tr>
         <w:tc>
           <w:tcPr>
-            <w:tcW w:type="dxa" w:w="2880"/>
+            <w:tcW w:type="dxa" w:w="4320"/>
           </w:tcPr>
           <w:p>
             <w:r>
-              <w:t>26–40s</w:t>
+              <w:t xml:space="preserve">Mostre a </w:t>
+            </w:r>
+            <w:r>
+              <w:rPr>
+                <w:b/>
+              </w:rPr>
+              <w:t>Necessaire Make</w:t>
+            </w:r>
+            <w:r>
+              <w:t xml:space="preserve"> pronta</w:t>
             </w:r>
           </w:p>
         </w:tc>
         <w:tc>
           <w:tcPr>
-            <w:tcW w:type="dxa" w:w="2880"/>
-          </w:tcPr>
-          <w:p>
-            <w:r>
-              <w:t xml:space="preserve">Mostre a </w:t>
-            </w:r>
-            <w:r>
-              <w:rPr>
-                <w:b/>
-              </w:rPr>
-              <w:t>Necessaire Make</w:t>
-            </w:r>
-            <w:r>
-              <w:t xml:space="preserve"> pronta</w:t>
-            </w:r>
-          </w:p>
-        </w:tc>
-        <w:tc>
-          <w:tcPr>
-            <w:tcW w:type="dxa" w:w="2880"/>
+            <w:tcW w:type="dxa" w:w="4320"/>
           </w:tcPr>
           <w:p>
             <w:r>
@@ -2046,27 +1780,17 @@
       <w:tr>
         <w:tc>
           <w:tcPr>
-            <w:tcW w:type="dxa" w:w="2880"/>
+            <w:tcW w:type="dxa" w:w="4320"/>
           </w:tcPr>
           <w:p>
             <w:r>
-              <w:t>40–52s</w:t>
+              <w:t>Você à câmera</w:t>
             </w:r>
           </w:p>
         </w:tc>
         <w:tc>
           <w:tcPr>
-            <w:tcW w:type="dxa" w:w="2880"/>
-          </w:tcPr>
-          <w:p>
-            <w:r>
-              <w:t>Você à câmera</w:t>
-            </w:r>
-          </w:p>
-        </w:tc>
-        <w:tc>
-          <w:tcPr>
-            <w:tcW w:type="dxa" w:w="2880"/>
+            <w:tcW w:type="dxa" w:w="4320"/>
           </w:tcPr>
           <w:p>
             <w:r>
@@ -2093,7 +1817,7 @@
         <w:pStyle w:val="Heading2"/>
       </w:pPr>
       <w:r>
-        <w:t>Roteiro 5: "A matemática do lucro" (Reels, 40 a 50s)</w:t>
+        <w:t>Roteiro 5: "A matemática do lucro"</w:t>
       </w:r>
     </w:p>
     <w:p>
@@ -2144,40 +1868,26 @@
         <w:tblLook w:firstColumn="1" w:firstRow="1" w:lastColumn="0" w:lastRow="0" w:noHBand="0" w:noVBand="1" w:val="04A0"/>
       </w:tblPr>
       <w:tblGrid>
-        <w:gridCol w:w="2880"/>
-        <w:gridCol w:w="2880"/>
-        <w:gridCol w:w="2880"/>
+        <w:gridCol w:w="4320"/>
+        <w:gridCol w:w="4320"/>
       </w:tblGrid>
       <w:tr>
         <w:tc>
           <w:tcPr>
-            <w:tcW w:type="dxa" w:w="2880"/>
+            <w:tcW w:type="dxa" w:w="4320"/>
           </w:tcPr>
           <w:p>
             <w:r>
               <w:rPr>
                 <w:b/>
               </w:rPr>
-              <w:t>Tempo</w:t>
+              <w:t>Visual</w:t>
             </w:r>
           </w:p>
         </w:tc>
         <w:tc>
           <w:tcPr>
-            <w:tcW w:type="dxa" w:w="2880"/>
-          </w:tcPr>
-          <w:p>
-            <w:r>
-              <w:rPr>
-                <w:b/>
-              </w:rPr>
-              <w:t>Visual</w:t>
-            </w:r>
-          </w:p>
-        </w:tc>
-        <w:tc>
-          <w:tcPr>
-            <w:tcW w:type="dxa" w:w="2880"/>
+            <w:tcW w:type="dxa" w:w="4320"/>
           </w:tcPr>
           <w:p>
             <w:r>
@@ -2192,27 +1902,17 @@
       <w:tr>
         <w:tc>
           <w:tcPr>
-            <w:tcW w:type="dxa" w:w="2880"/>
+            <w:tcW w:type="dxa" w:w="4320"/>
           </w:tcPr>
           <w:p>
             <w:r>
-              <w:t>0–4s</w:t>
+              <w:t>Calculadora na tela ou papel e caneta</w:t>
             </w:r>
           </w:p>
         </w:tc>
         <w:tc>
           <w:tcPr>
-            <w:tcW w:type="dxa" w:w="2880"/>
-          </w:tcPr>
-          <w:p>
-            <w:r>
-              <w:t>Calculadora na tela ou papel e caneta</w:t>
-            </w:r>
-          </w:p>
-        </w:tc>
-        <w:tc>
-          <w:tcPr>
-            <w:tcW w:type="dxa" w:w="2880"/>
+            <w:tcW w:type="dxa" w:w="4320"/>
           </w:tcPr>
           <w:p>
             <w:r>
@@ -2224,27 +1924,17 @@
       <w:tr>
         <w:tc>
           <w:tcPr>
-            <w:tcW w:type="dxa" w:w="2880"/>
+            <w:tcW w:type="dxa" w:w="4320"/>
           </w:tcPr>
           <w:p>
             <w:r>
-              <w:t>4–14s</w:t>
+              <w:t>Escreva na tela conforme fala</w:t>
             </w:r>
           </w:p>
         </w:tc>
         <w:tc>
           <w:tcPr>
-            <w:tcW w:type="dxa" w:w="2880"/>
-          </w:tcPr>
-          <w:p>
-            <w:r>
-              <w:t>Escreva na tela conforme fala</w:t>
-            </w:r>
-          </w:p>
-        </w:tc>
-        <w:tc>
-          <w:tcPr>
-            <w:tcW w:type="dxa" w:w="2880"/>
+            <w:tcW w:type="dxa" w:w="4320"/>
           </w:tcPr>
           <w:p>
             <w:r>
@@ -2283,27 +1973,17 @@
       <w:tr>
         <w:tc>
           <w:tcPr>
-            <w:tcW w:type="dxa" w:w="2880"/>
+            <w:tcW w:type="dxa" w:w="4320"/>
           </w:tcPr>
           <w:p>
             <w:r>
-              <w:t>14–26s</w:t>
+              <w:t>Multiplique na tela</w:t>
             </w:r>
           </w:p>
         </w:tc>
         <w:tc>
           <w:tcPr>
-            <w:tcW w:type="dxa" w:w="2880"/>
-          </w:tcPr>
-          <w:p>
-            <w:r>
-              <w:t>Multiplique na tela</w:t>
-            </w:r>
-          </w:p>
-        </w:tc>
-        <w:tc>
-          <w:tcPr>
-            <w:tcW w:type="dxa" w:w="2880"/>
+            <w:tcW w:type="dxa" w:w="4320"/>
           </w:tcPr>
           <w:p>
             <w:r>
@@ -2351,33 +2031,23 @@
       <w:tr>
         <w:tc>
           <w:tcPr>
-            <w:tcW w:type="dxa" w:w="2880"/>
+            <w:tcW w:type="dxa" w:w="4320"/>
           </w:tcPr>
           <w:p>
             <w:r>
-              <w:t>26–38s</w:t>
+              <w:t xml:space="preserve">Mostre a </w:t>
+            </w:r>
+            <w:r>
+              <w:rPr>
+                <w:b/>
+              </w:rPr>
+              <w:t>Térmica Mimo</w:t>
             </w:r>
           </w:p>
         </w:tc>
         <w:tc>
           <w:tcPr>
-            <w:tcW w:type="dxa" w:w="2880"/>
-          </w:tcPr>
-          <w:p>
-            <w:r>
-              <w:t xml:space="preserve">Mostre a </w:t>
-            </w:r>
-            <w:r>
-              <w:rPr>
-                <w:b/>
-              </w:rPr>
-              <w:t>Térmica Mimo</w:t>
-            </w:r>
-          </w:p>
-        </w:tc>
-        <w:tc>
-          <w:tcPr>
-            <w:tcW w:type="dxa" w:w="2880"/>
+            <w:tcW w:type="dxa" w:w="4320"/>
           </w:tcPr>
           <w:p>
             <w:r>
@@ -2407,27 +2077,17 @@
       <w:tr>
         <w:tc>
           <w:tcPr>
-            <w:tcW w:type="dxa" w:w="2880"/>
+            <w:tcW w:type="dxa" w:w="4320"/>
           </w:tcPr>
           <w:p>
             <w:r>
-              <w:t>38–48s</w:t>
+              <w:t>Você à câmera</w:t>
             </w:r>
           </w:p>
         </w:tc>
         <w:tc>
           <w:tcPr>
-            <w:tcW w:type="dxa" w:w="2880"/>
-          </w:tcPr>
-          <w:p>
-            <w:r>
-              <w:t>Você à câmera</w:t>
-            </w:r>
-          </w:p>
-        </w:tc>
-        <w:tc>
-          <w:tcPr>
-            <w:tcW w:type="dxa" w:w="2880"/>
+            <w:tcW w:type="dxa" w:w="4320"/>
           </w:tcPr>
           <w:p>
             <w:r>
@@ -2460,7 +2120,7 @@
         <w:pStyle w:val="Heading2"/>
       </w:pPr>
       <w:r>
-        <w:t>Roteiro 6: "Ninguém paga R$ 130 numa necessaire" (Reels, 45 a 55s)</w:t>
+        <w:t>Roteiro 6: "Ninguém paga R$ 130 numa necessaire"</w:t>
       </w:r>
     </w:p>
     <w:p>
@@ -2513,40 +2173,26 @@
         <w:tblLook w:firstColumn="1" w:firstRow="1" w:lastColumn="0" w:lastRow="0" w:noHBand="0" w:noVBand="1" w:val="04A0"/>
       </w:tblPr>
       <w:tblGrid>
-        <w:gridCol w:w="2880"/>
-        <w:gridCol w:w="2880"/>
-        <w:gridCol w:w="2880"/>
+        <w:gridCol w:w="4320"/>
+        <w:gridCol w:w="4320"/>
       </w:tblGrid>
       <w:tr>
         <w:tc>
           <w:tcPr>
-            <w:tcW w:type="dxa" w:w="2880"/>
+            <w:tcW w:type="dxa" w:w="4320"/>
           </w:tcPr>
           <w:p>
             <w:r>
               <w:rPr>
                 <w:b/>
               </w:rPr>
-              <w:t>Tempo</w:t>
+              <w:t>Visual</w:t>
             </w:r>
           </w:p>
         </w:tc>
         <w:tc>
           <w:tcPr>
-            <w:tcW w:type="dxa" w:w="2880"/>
-          </w:tcPr>
-          <w:p>
-            <w:r>
-              <w:rPr>
-                <w:b/>
-              </w:rPr>
-              <w:t>Visual</w:t>
-            </w:r>
-          </w:p>
-        </w:tc>
-        <w:tc>
-          <w:tcPr>
-            <w:tcW w:type="dxa" w:w="2880"/>
+            <w:tcW w:type="dxa" w:w="4320"/>
           </w:tcPr>
           <w:p>
             <w:r>
@@ -2561,27 +2207,17 @@
       <w:tr>
         <w:tc>
           <w:tcPr>
-            <w:tcW w:type="dxa" w:w="2880"/>
+            <w:tcW w:type="dxa" w:w="4320"/>
           </w:tcPr>
           <w:p>
             <w:r>
-              <w:t>0–4s</w:t>
+              <w:t>Você à câmera, tom desafiador</w:t>
             </w:r>
           </w:p>
         </w:tc>
         <w:tc>
           <w:tcPr>
-            <w:tcW w:type="dxa" w:w="2880"/>
-          </w:tcPr>
-          <w:p>
-            <w:r>
-              <w:t>Você à câmera, tom desafiador</w:t>
-            </w:r>
-          </w:p>
-        </w:tc>
-        <w:tc>
-          <w:tcPr>
-            <w:tcW w:type="dxa" w:w="2880"/>
+            <w:tcW w:type="dxa" w:w="4320"/>
           </w:tcPr>
           <w:p>
             <w:r>
@@ -2593,33 +2229,23 @@
       <w:tr>
         <w:tc>
           <w:tcPr>
-            <w:tcW w:type="dxa" w:w="2880"/>
+            <w:tcW w:type="dxa" w:w="4320"/>
           </w:tcPr>
           <w:p>
             <w:r>
-              <w:t>4–14s</w:t>
+              <w:t xml:space="preserve">Mostre uma necessaire de loja barata ao lado da </w:t>
+            </w:r>
+            <w:r>
+              <w:rPr>
+                <w:b/>
+              </w:rPr>
+              <w:t>Make</w:t>
             </w:r>
           </w:p>
         </w:tc>
         <w:tc>
           <w:tcPr>
-            <w:tcW w:type="dxa" w:w="2880"/>
-          </w:tcPr>
-          <w:p>
-            <w:r>
-              <w:t xml:space="preserve">Mostre uma necessaire de loja barata ao lado da </w:t>
-            </w:r>
-            <w:r>
-              <w:rPr>
-                <w:b/>
-              </w:rPr>
-              <w:t>Make</w:t>
-            </w:r>
-          </w:p>
-        </w:tc>
-        <w:tc>
-          <w:tcPr>
-            <w:tcW w:type="dxa" w:w="2880"/>
+            <w:tcW w:type="dxa" w:w="4320"/>
           </w:tcPr>
           <w:p>
             <w:r>
@@ -2640,27 +2266,17 @@
       <w:tr>
         <w:tc>
           <w:tcPr>
-            <w:tcW w:type="dxa" w:w="2880"/>
+            <w:tcW w:type="dxa" w:w="4320"/>
           </w:tcPr>
           <w:p>
             <w:r>
-              <w:t>14–28s</w:t>
+              <w:t>Close na costura, forro, zíper, tecido</w:t>
             </w:r>
           </w:p>
         </w:tc>
         <w:tc>
           <w:tcPr>
-            <w:tcW w:type="dxa" w:w="2880"/>
-          </w:tcPr>
-          <w:p>
-            <w:r>
-              <w:t>Close na costura, forro, zíper, tecido</w:t>
-            </w:r>
-          </w:p>
-        </w:tc>
-        <w:tc>
-          <w:tcPr>
-            <w:tcW w:type="dxa" w:w="2880"/>
+            <w:tcW w:type="dxa" w:w="4320"/>
           </w:tcPr>
           <w:p>
             <w:r>
@@ -2681,27 +2297,17 @@
       <w:tr>
         <w:tc>
           <w:tcPr>
-            <w:tcW w:type="dxa" w:w="2880"/>
+            <w:tcW w:type="dxa" w:w="4320"/>
           </w:tcPr>
           <w:p>
             <w:r>
-              <w:t>28–42s</w:t>
+              <w:t>Prints de clientes reais elogiando</w:t>
             </w:r>
           </w:p>
         </w:tc>
         <w:tc>
           <w:tcPr>
-            <w:tcW w:type="dxa" w:w="2880"/>
-          </w:tcPr>
-          <w:p>
-            <w:r>
-              <w:t>Prints de clientes reais elogiando</w:t>
-            </w:r>
-          </w:p>
-        </w:tc>
-        <w:tc>
-          <w:tcPr>
-            <w:tcW w:type="dxa" w:w="2880"/>
+            <w:tcW w:type="dxa" w:w="4320"/>
           </w:tcPr>
           <w:p>
             <w:r>
@@ -2731,27 +2337,17 @@
       <w:tr>
         <w:tc>
           <w:tcPr>
-            <w:tcW w:type="dxa" w:w="2880"/>
+            <w:tcW w:type="dxa" w:w="4320"/>
           </w:tcPr>
           <w:p>
             <w:r>
-              <w:t>42–52s</w:t>
+              <w:t>Você à câmera</w:t>
             </w:r>
           </w:p>
         </w:tc>
         <w:tc>
           <w:tcPr>
-            <w:tcW w:type="dxa" w:w="2880"/>
-          </w:tcPr>
-          <w:p>
-            <w:r>
-              <w:t>Você à câmera</w:t>
-            </w:r>
-          </w:p>
-        </w:tc>
-        <w:tc>
-          <w:tcPr>
-            <w:tcW w:type="dxa" w:w="2880"/>
+            <w:tcW w:type="dxa" w:w="4320"/>
           </w:tcPr>
           <w:p>
             <w:r>
@@ -2784,7 +2380,7 @@
         <w:pStyle w:val="Heading2"/>
       </w:pPr>
       <w:r>
-        <w:t>Roteiro 7: Mães e bebês (Reels, 40 a 50s)</w:t>
+        <w:t>Roteiro 7: Mães e bebês</w:t>
       </w:r>
     </w:p>
     <w:p>
@@ -2844,40 +2440,26 @@
         <w:tblLook w:firstColumn="1" w:firstRow="1" w:lastColumn="0" w:lastRow="0" w:noHBand="0" w:noVBand="1" w:val="04A0"/>
       </w:tblPr>
       <w:tblGrid>
-        <w:gridCol w:w="2880"/>
-        <w:gridCol w:w="2880"/>
-        <w:gridCol w:w="2880"/>
+        <w:gridCol w:w="4320"/>
+        <w:gridCol w:w="4320"/>
       </w:tblGrid>
       <w:tr>
         <w:tc>
           <w:tcPr>
-            <w:tcW w:type="dxa" w:w="2880"/>
+            <w:tcW w:type="dxa" w:w="4320"/>
           </w:tcPr>
           <w:p>
             <w:r>
               <w:rPr>
                 <w:b/>
               </w:rPr>
-              <w:t>Tempo</w:t>
+              <w:t>Visual</w:t>
             </w:r>
           </w:p>
         </w:tc>
         <w:tc>
           <w:tcPr>
-            <w:tcW w:type="dxa" w:w="2880"/>
-          </w:tcPr>
-          <w:p>
-            <w:r>
-              <w:rPr>
-                <w:b/>
-              </w:rPr>
-              <w:t>Visual</w:t>
-            </w:r>
-          </w:p>
-        </w:tc>
-        <w:tc>
-          <w:tcPr>
-            <w:tcW w:type="dxa" w:w="2880"/>
+            <w:tcW w:type="dxa" w:w="4320"/>
           </w:tcPr>
           <w:p>
             <w:r>
@@ -2892,27 +2474,17 @@
       <w:tr>
         <w:tc>
           <w:tcPr>
-            <w:tcW w:type="dxa" w:w="2880"/>
+            <w:tcW w:type="dxa" w:w="4320"/>
           </w:tcPr>
           <w:p>
             <w:r>
-              <w:t>0–4s</w:t>
+              <w:t>Mãe (ou simulação) com bebê e mamadeira</w:t>
             </w:r>
           </w:p>
         </w:tc>
         <w:tc>
           <w:tcPr>
-            <w:tcW w:type="dxa" w:w="2880"/>
-          </w:tcPr>
-          <w:p>
-            <w:r>
-              <w:t>Mãe (ou simulação) com bebê e mamadeira</w:t>
-            </w:r>
-          </w:p>
-        </w:tc>
-        <w:tc>
-          <w:tcPr>
-            <w:tcW w:type="dxa" w:w="2880"/>
+            <w:tcW w:type="dxa" w:w="4320"/>
           </w:tcPr>
           <w:p>
             <w:r>
@@ -2924,36 +2496,26 @@
       <w:tr>
         <w:tc>
           <w:tcPr>
-            <w:tcW w:type="dxa" w:w="2880"/>
+            <w:tcW w:type="dxa" w:w="4320"/>
           </w:tcPr>
           <w:p>
             <w:r>
-              <w:t>4–14s</w:t>
+              <w:t xml:space="preserve">Mostre a </w:t>
+            </w:r>
+            <w:r>
+              <w:rPr>
+                <w:b/>
+              </w:rPr>
+              <w:t>Térmica Mimo</w:t>
+            </w:r>
+            <w:r>
+              <w:t xml:space="preserve"> aberta, com a mamadeira dentro</w:t>
             </w:r>
           </w:p>
         </w:tc>
         <w:tc>
           <w:tcPr>
-            <w:tcW w:type="dxa" w:w="2880"/>
-          </w:tcPr>
-          <w:p>
-            <w:r>
-              <w:t xml:space="preserve">Mostre a </w:t>
-            </w:r>
-            <w:r>
-              <w:rPr>
-                <w:b/>
-              </w:rPr>
-              <w:t>Térmica Mimo</w:t>
-            </w:r>
-            <w:r>
-              <w:t xml:space="preserve"> aberta, com a mamadeira dentro</w:t>
-            </w:r>
-          </w:p>
-        </w:tc>
-        <w:tc>
-          <w:tcPr>
-            <w:tcW w:type="dxa" w:w="2880"/>
+            <w:tcW w:type="dxa" w:w="4320"/>
           </w:tcPr>
           <w:p>
             <w:r>
@@ -2974,27 +2536,17 @@
       <w:tr>
         <w:tc>
           <w:tcPr>
-            <w:tcW w:type="dxa" w:w="2880"/>
+            <w:tcW w:type="dxa" w:w="4320"/>
           </w:tcPr>
           <w:p>
             <w:r>
-              <w:t>14–26s</w:t>
+              <w:t>Close nos detalhes: alça, bolso, acabamento</w:t>
             </w:r>
           </w:p>
         </w:tc>
         <w:tc>
           <w:tcPr>
-            <w:tcW w:type="dxa" w:w="2880"/>
-          </w:tcPr>
-          <w:p>
-            <w:r>
-              <w:t>Close nos detalhes: alça, bolso, acabamento</w:t>
-            </w:r>
-          </w:p>
-        </w:tc>
-        <w:tc>
-          <w:tcPr>
-            <w:tcW w:type="dxa" w:w="2880"/>
+            <w:tcW w:type="dxa" w:w="4320"/>
           </w:tcPr>
           <w:p>
             <w:r>
@@ -3015,27 +2567,17 @@
       <w:tr>
         <w:tc>
           <w:tcPr>
-            <w:tcW w:type="dxa" w:w="2880"/>
+            <w:tcW w:type="dxa" w:w="4320"/>
           </w:tcPr>
           <w:p>
             <w:r>
-              <w:t>26–38s</w:t>
+              <w:t>Print de venda real</w:t>
             </w:r>
           </w:p>
         </w:tc>
         <w:tc>
           <w:tcPr>
-            <w:tcW w:type="dxa" w:w="2880"/>
-          </w:tcPr>
-          <w:p>
-            <w:r>
-              <w:t>Print de venda real</w:t>
-            </w:r>
-          </w:p>
-        </w:tc>
-        <w:tc>
-          <w:tcPr>
-            <w:tcW w:type="dxa" w:w="2880"/>
+            <w:tcW w:type="dxa" w:w="4320"/>
           </w:tcPr>
           <w:p>
             <w:r>
@@ -3065,27 +2607,17 @@
       <w:tr>
         <w:tc>
           <w:tcPr>
-            <w:tcW w:type="dxa" w:w="2880"/>
+            <w:tcW w:type="dxa" w:w="4320"/>
           </w:tcPr>
           <w:p>
             <w:r>
-              <w:t>38–48s</w:t>
+              <w:t>Você à câmera</w:t>
             </w:r>
           </w:p>
         </w:tc>
         <w:tc>
           <w:tcPr>
-            <w:tcW w:type="dxa" w:w="2880"/>
-          </w:tcPr>
-          <w:p>
-            <w:r>
-              <w:t>Você à câmera</w:t>
-            </w:r>
-          </w:p>
-        </w:tc>
-        <w:tc>
-          <w:tcPr>
-            <w:tcW w:type="dxa" w:w="2880"/>
+            <w:tcW w:type="dxa" w:w="4320"/>
           </w:tcPr>
           <w:p>
             <w:r>
@@ -3121,7 +2653,7 @@
         <w:pStyle w:val="Heading2"/>
       </w:pPr>
       <w:r>
-        <w:t>Roteiro 8: Presente de chá de bebê e Dia das Mães (Reels, 35 a 45s)</w:t>
+        <w:t>Roteiro 8: Presente de chá de bebê e Dia das Mães</w:t>
       </w:r>
     </w:p>
     <w:p>
@@ -3181,40 +2713,26 @@
         <w:tblLook w:firstColumn="1" w:firstRow="1" w:lastColumn="0" w:lastRow="0" w:noHBand="0" w:noVBand="1" w:val="04A0"/>
       </w:tblPr>
       <w:tblGrid>
-        <w:gridCol w:w="2880"/>
-        <w:gridCol w:w="2880"/>
-        <w:gridCol w:w="2880"/>
+        <w:gridCol w:w="4320"/>
+        <w:gridCol w:w="4320"/>
       </w:tblGrid>
       <w:tr>
         <w:tc>
           <w:tcPr>
-            <w:tcW w:type="dxa" w:w="2880"/>
+            <w:tcW w:type="dxa" w:w="4320"/>
           </w:tcPr>
           <w:p>
             <w:r>
               <w:rPr>
                 <w:b/>
               </w:rPr>
-              <w:t>Tempo</w:t>
+              <w:t>Visual</w:t>
             </w:r>
           </w:p>
         </w:tc>
         <w:tc>
           <w:tcPr>
-            <w:tcW w:type="dxa" w:w="2880"/>
-          </w:tcPr>
-          <w:p>
-            <w:r>
-              <w:rPr>
-                <w:b/>
-              </w:rPr>
-              <w:t>Visual</w:t>
-            </w:r>
-          </w:p>
-        </w:tc>
-        <w:tc>
-          <w:tcPr>
-            <w:tcW w:type="dxa" w:w="2880"/>
+            <w:tcW w:type="dxa" w:w="4320"/>
           </w:tcPr>
           <w:p>
             <w:r>
@@ -3229,27 +2747,17 @@
       <w:tr>
         <w:tc>
           <w:tcPr>
-            <w:tcW w:type="dxa" w:w="2880"/>
+            <w:tcW w:type="dxa" w:w="4320"/>
           </w:tcPr>
           <w:p>
             <w:r>
-              <w:t>0–4s</w:t>
+              <w:t>Embrulho de presente com a Mimo</w:t>
             </w:r>
           </w:p>
         </w:tc>
         <w:tc>
           <w:tcPr>
-            <w:tcW w:type="dxa" w:w="2880"/>
-          </w:tcPr>
-          <w:p>
-            <w:r>
-              <w:t>Embrulho de presente com a Mimo</w:t>
-            </w:r>
-          </w:p>
-        </w:tc>
-        <w:tc>
-          <w:tcPr>
-            <w:tcW w:type="dxa" w:w="2880"/>
+            <w:tcW w:type="dxa" w:w="4320"/>
           </w:tcPr>
           <w:p>
             <w:r>
@@ -3261,27 +2769,17 @@
       <w:tr>
         <w:tc>
           <w:tcPr>
-            <w:tcW w:type="dxa" w:w="2880"/>
+            <w:tcW w:type="dxa" w:w="4320"/>
           </w:tcPr>
           <w:p>
             <w:r>
-              <w:t>4–16s</w:t>
+              <w:t>Mostre a peça com laço, embalada</w:t>
             </w:r>
           </w:p>
         </w:tc>
         <w:tc>
           <w:tcPr>
-            <w:tcW w:type="dxa" w:w="2880"/>
-          </w:tcPr>
-          <w:p>
-            <w:r>
-              <w:t>Mostre a peça com laço, embalada</w:t>
-            </w:r>
-          </w:p>
-        </w:tc>
-        <w:tc>
-          <w:tcPr>
-            <w:tcW w:type="dxa" w:w="2880"/>
+            <w:tcW w:type="dxa" w:w="4320"/>
           </w:tcPr>
           <w:p>
             <w:r>
@@ -3293,27 +2791,17 @@
       <w:tr>
         <w:tc>
           <w:tcPr>
-            <w:tcW w:type="dxa" w:w="2880"/>
+            <w:tcW w:type="dxa" w:w="4320"/>
           </w:tcPr>
           <w:p>
             <w:r>
-              <w:t>16–28s</w:t>
+              <w:t>Mostre a embalagem e etiqueta</w:t>
             </w:r>
           </w:p>
         </w:tc>
         <w:tc>
           <w:tcPr>
-            <w:tcW w:type="dxa" w:w="2880"/>
-          </w:tcPr>
-          <w:p>
-            <w:r>
-              <w:t>Mostre a embalagem e etiqueta</w:t>
-            </w:r>
-          </w:p>
-        </w:tc>
-        <w:tc>
-          <w:tcPr>
-            <w:tcW w:type="dxa" w:w="2880"/>
+            <w:tcW w:type="dxa" w:w="4320"/>
           </w:tcPr>
           <w:p>
             <w:r>
@@ -3334,27 +2822,17 @@
       <w:tr>
         <w:tc>
           <w:tcPr>
-            <w:tcW w:type="dxa" w:w="2880"/>
+            <w:tcW w:type="dxa" w:w="4320"/>
           </w:tcPr>
           <w:p>
             <w:r>
-              <w:t>28–40s</w:t>
+              <w:t>Você à câmera</w:t>
             </w:r>
           </w:p>
         </w:tc>
         <w:tc>
           <w:tcPr>
-            <w:tcW w:type="dxa" w:w="2880"/>
-          </w:tcPr>
-          <w:p>
-            <w:r>
-              <w:t>Você à câmera</w:t>
-            </w:r>
-          </w:p>
-        </w:tc>
-        <w:tc>
-          <w:tcPr>
-            <w:tcW w:type="dxa" w:w="2880"/>
+            <w:tcW w:type="dxa" w:w="4320"/>
           </w:tcPr>
           <w:p>
             <w:r>
@@ -3378,7 +2856,7 @@
         <w:pStyle w:val="Heading2"/>
       </w:pPr>
       <w:r>
-        <w:t>Roteiro 9: "Fature 3x o valor que você investiu" (Reels, 40 a 50s)</w:t>
+        <w:t>Roteiro 9: "Fature 3x o valor que você investiu"</w:t>
       </w:r>
     </w:p>
     <w:p>
@@ -3467,40 +2945,26 @@
         <w:tblLook w:firstColumn="1" w:firstRow="1" w:lastColumn="0" w:lastRow="0" w:noHBand="0" w:noVBand="1" w:val="04A0"/>
       </w:tblPr>
       <w:tblGrid>
-        <w:gridCol w:w="2880"/>
-        <w:gridCol w:w="2880"/>
-        <w:gridCol w:w="2880"/>
+        <w:gridCol w:w="4320"/>
+        <w:gridCol w:w="4320"/>
       </w:tblGrid>
       <w:tr>
         <w:tc>
           <w:tcPr>
-            <w:tcW w:type="dxa" w:w="2880"/>
+            <w:tcW w:type="dxa" w:w="4320"/>
           </w:tcPr>
           <w:p>
             <w:r>
               <w:rPr>
                 <w:b/>
               </w:rPr>
-              <w:t>Tempo</w:t>
+              <w:t>Visual</w:t>
             </w:r>
           </w:p>
         </w:tc>
         <w:tc>
           <w:tcPr>
-            <w:tcW w:type="dxa" w:w="2880"/>
-          </w:tcPr>
-          <w:p>
-            <w:r>
-              <w:rPr>
-                <w:b/>
-              </w:rPr>
-              <w:t>Visual</w:t>
-            </w:r>
-          </w:p>
-        </w:tc>
-        <w:tc>
-          <w:tcPr>
-            <w:tcW w:type="dxa" w:w="2880"/>
+            <w:tcW w:type="dxa" w:w="4320"/>
           </w:tcPr>
           <w:p>
             <w:r>
@@ -3515,27 +2979,17 @@
       <w:tr>
         <w:tc>
           <w:tcPr>
-            <w:tcW w:type="dxa" w:w="2880"/>
+            <w:tcW w:type="dxa" w:w="4320"/>
           </w:tcPr>
           <w:p>
             <w:r>
-              <w:t>0–4s</w:t>
+              <w:t>Você no ateliê</w:t>
             </w:r>
           </w:p>
         </w:tc>
         <w:tc>
           <w:tcPr>
-            <w:tcW w:type="dxa" w:w="2880"/>
-          </w:tcPr>
-          <w:p>
-            <w:r>
-              <w:t>Você no ateliê</w:t>
-            </w:r>
-          </w:p>
-        </w:tc>
-        <w:tc>
-          <w:tcPr>
-            <w:tcW w:type="dxa" w:w="2880"/>
+            <w:tcW w:type="dxa" w:w="4320"/>
           </w:tcPr>
           <w:p>
             <w:r>
@@ -3547,27 +3001,17 @@
       <w:tr>
         <w:tc>
           <w:tcPr>
-            <w:tcW w:type="dxa" w:w="2880"/>
+            <w:tcW w:type="dxa" w:w="4320"/>
           </w:tcPr>
           <w:p>
             <w:r>
-              <w:t>4–14s</w:t>
+              <w:t>Mostre tela com a conta ou papel</w:t>
             </w:r>
           </w:p>
         </w:tc>
         <w:tc>
           <w:tcPr>
-            <w:tcW w:type="dxa" w:w="2880"/>
-          </w:tcPr>
-          <w:p>
-            <w:r>
-              <w:t>Mostre tela com a conta ou papel</w:t>
-            </w:r>
-          </w:p>
-        </w:tc>
-        <w:tc>
-          <w:tcPr>
-            <w:tcW w:type="dxa" w:w="2880"/>
+            <w:tcW w:type="dxa" w:w="4320"/>
           </w:tcPr>
           <w:p>
             <w:r>
@@ -3615,27 +3059,17 @@
       <w:tr>
         <w:tc>
           <w:tcPr>
-            <w:tcW w:type="dxa" w:w="2880"/>
+            <w:tcW w:type="dxa" w:w="4320"/>
           </w:tcPr>
           <w:p>
             <w:r>
-              <w:t>14–26s</w:t>
+              <w:t>Mostre a peça e a etiqueta de preço</w:t>
             </w:r>
           </w:p>
         </w:tc>
         <w:tc>
           <w:tcPr>
-            <w:tcW w:type="dxa" w:w="2880"/>
-          </w:tcPr>
-          <w:p>
-            <w:r>
-              <w:t>Mostre a peça e a etiqueta de preço</w:t>
-            </w:r>
-          </w:p>
-        </w:tc>
-        <w:tc>
-          <w:tcPr>
-            <w:tcW w:type="dxa" w:w="2880"/>
+            <w:tcW w:type="dxa" w:w="4320"/>
           </w:tcPr>
           <w:p>
             <w:r>
@@ -3692,27 +3126,17 @@
       <w:tr>
         <w:tc>
           <w:tcPr>
-            <w:tcW w:type="dxa" w:w="2880"/>
+            <w:tcW w:type="dxa" w:w="4320"/>
           </w:tcPr>
           <w:p>
             <w:r>
-              <w:t>26–38s</w:t>
+              <w:t>Print real de aluna</w:t>
             </w:r>
           </w:p>
         </w:tc>
         <w:tc>
           <w:tcPr>
-            <w:tcW w:type="dxa" w:w="2880"/>
-          </w:tcPr>
-          <w:p>
-            <w:r>
-              <w:t>Print real de aluna</w:t>
-            </w:r>
-          </w:p>
-        </w:tc>
-        <w:tc>
-          <w:tcPr>
-            <w:tcW w:type="dxa" w:w="2880"/>
+            <w:tcW w:type="dxa" w:w="4320"/>
           </w:tcPr>
           <w:p>
             <w:r>
@@ -3748,27 +3172,17 @@
       <w:tr>
         <w:tc>
           <w:tcPr>
-            <w:tcW w:type="dxa" w:w="2880"/>
+            <w:tcW w:type="dxa" w:w="4320"/>
           </w:tcPr>
           <w:p>
             <w:r>
-              <w:t>38–48s</w:t>
+              <w:t>Você à câmera</w:t>
             </w:r>
           </w:p>
         </w:tc>
         <w:tc>
           <w:tcPr>
-            <w:tcW w:type="dxa" w:w="2880"/>
-          </w:tcPr>
-          <w:p>
-            <w:r>
-              <w:t>Você à câmera</w:t>
-            </w:r>
-          </w:p>
-        </w:tc>
-        <w:tc>
-          <w:tcPr>
-            <w:tcW w:type="dxa" w:w="2880"/>
+            <w:tcW w:type="dxa" w:w="4320"/>
           </w:tcPr>
           <w:p>
             <w:r>
@@ -3804,7 +3218,7 @@
         <w:pStyle w:val="Heading2"/>
       </w:pPr>
       <w:r>
-        <w:t>Roteiro 10: "Lucre até [80]% por peça" (Reels, 35 a 45s)</w:t>
+        <w:t>Roteiro 10: "Lucre até [80]% por peça"</w:t>
       </w:r>
     </w:p>
     <w:p>
@@ -3855,40 +3269,26 @@
         <w:tblLook w:firstColumn="1" w:firstRow="1" w:lastColumn="0" w:lastRow="0" w:noHBand="0" w:noVBand="1" w:val="04A0"/>
       </w:tblPr>
       <w:tblGrid>
-        <w:gridCol w:w="2880"/>
-        <w:gridCol w:w="2880"/>
-        <w:gridCol w:w="2880"/>
+        <w:gridCol w:w="4320"/>
+        <w:gridCol w:w="4320"/>
       </w:tblGrid>
       <w:tr>
         <w:tc>
           <w:tcPr>
-            <w:tcW w:type="dxa" w:w="2880"/>
+            <w:tcW w:type="dxa" w:w="4320"/>
           </w:tcPr>
           <w:p>
             <w:r>
               <w:rPr>
                 <w:b/>
               </w:rPr>
-              <w:t>Tempo</w:t>
+              <w:t>Visual</w:t>
             </w:r>
           </w:p>
         </w:tc>
         <w:tc>
           <w:tcPr>
-            <w:tcW w:type="dxa" w:w="2880"/>
-          </w:tcPr>
-          <w:p>
-            <w:r>
-              <w:rPr>
-                <w:b/>
-              </w:rPr>
-              <w:t>Visual</w:t>
-            </w:r>
-          </w:p>
-        </w:tc>
-        <w:tc>
-          <w:tcPr>
-            <w:tcW w:type="dxa" w:w="2880"/>
+            <w:tcW w:type="dxa" w:w="4320"/>
           </w:tcPr>
           <w:p>
             <w:r>
@@ -3903,27 +3303,17 @@
       <w:tr>
         <w:tc>
           <w:tcPr>
-            <w:tcW w:type="dxa" w:w="2880"/>
+            <w:tcW w:type="dxa" w:w="4320"/>
           </w:tcPr>
           <w:p>
             <w:r>
-              <w:t>0–4s</w:t>
+              <w:t>Você segurando a necessaire</w:t>
             </w:r>
           </w:p>
         </w:tc>
         <w:tc>
           <w:tcPr>
-            <w:tcW w:type="dxa" w:w="2880"/>
-          </w:tcPr>
-          <w:p>
-            <w:r>
-              <w:t>Você segurando a necessaire</w:t>
-            </w:r>
-          </w:p>
-        </w:tc>
-        <w:tc>
-          <w:tcPr>
-            <w:tcW w:type="dxa" w:w="2880"/>
+            <w:tcW w:type="dxa" w:w="4320"/>
           </w:tcPr>
           <w:p>
             <w:r>
@@ -3935,27 +3325,17 @@
       <w:tr>
         <w:tc>
           <w:tcPr>
-            <w:tcW w:type="dxa" w:w="2880"/>
+            <w:tcW w:type="dxa" w:w="4320"/>
           </w:tcPr>
           <w:p>
             <w:r>
-              <w:t>4–16s</w:t>
+              <w:t>Escreva na tela a conta</w:t>
             </w:r>
           </w:p>
         </w:tc>
         <w:tc>
           <w:tcPr>
-            <w:tcW w:type="dxa" w:w="2880"/>
-          </w:tcPr>
-          <w:p>
-            <w:r>
-              <w:t>Escreva na tela a conta</w:t>
-            </w:r>
-          </w:p>
-        </w:tc>
-        <w:tc>
-          <w:tcPr>
-            <w:tcW w:type="dxa" w:w="2880"/>
+            <w:tcW w:type="dxa" w:w="4320"/>
           </w:tcPr>
           <w:p>
             <w:r>
@@ -3994,27 +3374,17 @@
       <w:tr>
         <w:tc>
           <w:tcPr>
-            <w:tcW w:type="dxa" w:w="2880"/>
+            <w:tcW w:type="dxa" w:w="4320"/>
           </w:tcPr>
           <w:p>
             <w:r>
-              <w:t>16–28s</w:t>
+              <w:t>Mostre outra peça de ateliê de margem baixa</w:t>
             </w:r>
           </w:p>
         </w:tc>
         <w:tc>
           <w:tcPr>
-            <w:tcW w:type="dxa" w:w="2880"/>
-          </w:tcPr>
-          <w:p>
-            <w:r>
-              <w:t>Mostre outra peça de ateliê de margem baixa</w:t>
-            </w:r>
-          </w:p>
-        </w:tc>
-        <w:tc>
-          <w:tcPr>
-            <w:tcW w:type="dxa" w:w="2880"/>
+            <w:tcW w:type="dxa" w:w="4320"/>
           </w:tcPr>
           <w:p>
             <w:r>
@@ -4035,27 +3405,17 @@
       <w:tr>
         <w:tc>
           <w:tcPr>
-            <w:tcW w:type="dxa" w:w="2880"/>
+            <w:tcW w:type="dxa" w:w="4320"/>
           </w:tcPr>
           <w:p>
             <w:r>
-              <w:t>28–40s</w:t>
+              <w:t>Você à câmera</w:t>
             </w:r>
           </w:p>
         </w:tc>
         <w:tc>
           <w:tcPr>
-            <w:tcW w:type="dxa" w:w="2880"/>
-          </w:tcPr>
-          <w:p>
-            <w:r>
-              <w:t>Você à câmera</w:t>
-            </w:r>
-          </w:p>
-        </w:tc>
-        <w:tc>
-          <w:tcPr>
-            <w:tcW w:type="dxa" w:w="2880"/>
+            <w:tcW w:type="dxa" w:w="4320"/>
           </w:tcPr>
           <w:p>
             <w:r>
@@ -4082,7 +3442,7 @@
         <w:pStyle w:val="Heading2"/>
       </w:pPr>
       <w:r>
-        <w:t>Roteiro 11: "Venda [8] unidades no primeiro mês" (Reels, 40 a 50s)</w:t>
+        <w:t>Roteiro 11: "Venda [8] unidades no primeiro mês"</w:t>
       </w:r>
     </w:p>
     <w:p>
@@ -4133,40 +3493,26 @@
         <w:tblLook w:firstColumn="1" w:firstRow="1" w:lastColumn="0" w:lastRow="0" w:noHBand="0" w:noVBand="1" w:val="04A0"/>
       </w:tblPr>
       <w:tblGrid>
-        <w:gridCol w:w="2880"/>
-        <w:gridCol w:w="2880"/>
-        <w:gridCol w:w="2880"/>
+        <w:gridCol w:w="4320"/>
+        <w:gridCol w:w="4320"/>
       </w:tblGrid>
       <w:tr>
         <w:tc>
           <w:tcPr>
-            <w:tcW w:type="dxa" w:w="2880"/>
+            <w:tcW w:type="dxa" w:w="4320"/>
           </w:tcPr>
           <w:p>
             <w:r>
               <w:rPr>
                 <w:b/>
               </w:rPr>
-              <w:t>Tempo</w:t>
+              <w:t>Visual</w:t>
             </w:r>
           </w:p>
         </w:tc>
         <w:tc>
           <w:tcPr>
-            <w:tcW w:type="dxa" w:w="2880"/>
-          </w:tcPr>
-          <w:p>
-            <w:r>
-              <w:rPr>
-                <w:b/>
-              </w:rPr>
-              <w:t>Visual</w:t>
-            </w:r>
-          </w:p>
-        </w:tc>
-        <w:tc>
-          <w:tcPr>
-            <w:tcW w:type="dxa" w:w="2880"/>
+            <w:tcW w:type="dxa" w:w="4320"/>
           </w:tcPr>
           <w:p>
             <w:r>
@@ -4181,27 +3527,17 @@
       <w:tr>
         <w:tc>
           <w:tcPr>
-            <w:tcW w:type="dxa" w:w="2880"/>
+            <w:tcW w:type="dxa" w:w="4320"/>
           </w:tcPr>
           <w:p>
             <w:r>
-              <w:t>0–4s</w:t>
+              <w:t>Calendário ou lista com 8 tracinhos</w:t>
             </w:r>
           </w:p>
         </w:tc>
         <w:tc>
           <w:tcPr>
-            <w:tcW w:type="dxa" w:w="2880"/>
-          </w:tcPr>
-          <w:p>
-            <w:r>
-              <w:t>Calendário ou lista com 8 tracinhos</w:t>
-            </w:r>
-          </w:p>
-        </w:tc>
-        <w:tc>
-          <w:tcPr>
-            <w:tcW w:type="dxa" w:w="2880"/>
+            <w:tcW w:type="dxa" w:w="4320"/>
           </w:tcPr>
           <w:p>
             <w:r>
@@ -4213,27 +3549,17 @@
       <w:tr>
         <w:tc>
           <w:tcPr>
-            <w:tcW w:type="dxa" w:w="2880"/>
+            <w:tcW w:type="dxa" w:w="4320"/>
           </w:tcPr>
           <w:p>
             <w:r>
-              <w:t>4–16s</w:t>
+              <w:t>Mostre o plano na tela</w:t>
             </w:r>
           </w:p>
         </w:tc>
         <w:tc>
           <w:tcPr>
-            <w:tcW w:type="dxa" w:w="2880"/>
-          </w:tcPr>
-          <w:p>
-            <w:r>
-              <w:t>Mostre o plano na tela</w:t>
-            </w:r>
-          </w:p>
-        </w:tc>
-        <w:tc>
-          <w:tcPr>
-            <w:tcW w:type="dxa" w:w="2880"/>
+            <w:tcW w:type="dxa" w:w="4320"/>
           </w:tcPr>
           <w:p>
             <w:r>
@@ -4272,27 +3598,17 @@
       <w:tr>
         <w:tc>
           <w:tcPr>
-            <w:tcW w:type="dxa" w:w="2880"/>
+            <w:tcW w:type="dxa" w:w="4320"/>
           </w:tcPr>
           <w:p>
             <w:r>
-              <w:t>16–28s</w:t>
+              <w:t>Conta na tela</w:t>
             </w:r>
           </w:p>
         </w:tc>
         <w:tc>
           <w:tcPr>
-            <w:tcW w:type="dxa" w:w="2880"/>
-          </w:tcPr>
-          <w:p>
-            <w:r>
-              <w:t>Conta na tela</w:t>
-            </w:r>
-          </w:p>
-        </w:tc>
-        <w:tc>
-          <w:tcPr>
-            <w:tcW w:type="dxa" w:w="2880"/>
+            <w:tcW w:type="dxa" w:w="4320"/>
           </w:tcPr>
           <w:p>
             <w:r>
@@ -4322,27 +3638,17 @@
       <w:tr>
         <w:tc>
           <w:tcPr>
-            <w:tcW w:type="dxa" w:w="2880"/>
+            <w:tcW w:type="dxa" w:w="4320"/>
           </w:tcPr>
           <w:p>
             <w:r>
-              <w:t>28–40s</w:t>
+              <w:t>Print de aluna</w:t>
             </w:r>
           </w:p>
         </w:tc>
         <w:tc>
           <w:tcPr>
-            <w:tcW w:type="dxa" w:w="2880"/>
-          </w:tcPr>
-          <w:p>
-            <w:r>
-              <w:t>Print de aluna</w:t>
-            </w:r>
-          </w:p>
-        </w:tc>
-        <w:tc>
-          <w:tcPr>
-            <w:tcW w:type="dxa" w:w="2880"/>
+            <w:tcW w:type="dxa" w:w="4320"/>
           </w:tcPr>
           <w:p>
             <w:r>
@@ -4378,27 +3684,17 @@
       <w:tr>
         <w:tc>
           <w:tcPr>
-            <w:tcW w:type="dxa" w:w="2880"/>
+            <w:tcW w:type="dxa" w:w="4320"/>
           </w:tcPr>
           <w:p>
             <w:r>
-              <w:t>40–48s</w:t>
+              <w:t>Você à câmera</w:t>
             </w:r>
           </w:p>
         </w:tc>
         <w:tc>
           <w:tcPr>
-            <w:tcW w:type="dxa" w:w="2880"/>
-          </w:tcPr>
-          <w:p>
-            <w:r>
-              <w:t>Você à câmera</w:t>
-            </w:r>
-          </w:p>
-        </w:tc>
-        <w:tc>
-          <w:tcPr>
-            <w:tcW w:type="dxa" w:w="2880"/>
+            <w:tcW w:type="dxa" w:w="4320"/>
           </w:tcPr>
           <w:p>
             <w:r>
@@ -4414,7 +3710,7 @@
         <w:pStyle w:val="Heading2"/>
       </w:pPr>
       <w:r>
-        <w:t>Roteiro 12: Fim de ano, faturar mais no ateliê (Reels, 45 a 55s)</w:t>
+        <w:t>Roteiro 12: Fim de ano, faturar mais no ateliê</w:t>
       </w:r>
     </w:p>
     <w:p>
@@ -4465,40 +3761,26 @@
         <w:tblLook w:firstColumn="1" w:firstRow="1" w:lastColumn="0" w:lastRow="0" w:noHBand="0" w:noVBand="1" w:val="04A0"/>
       </w:tblPr>
       <w:tblGrid>
-        <w:gridCol w:w="2880"/>
-        <w:gridCol w:w="2880"/>
-        <w:gridCol w:w="2880"/>
+        <w:gridCol w:w="4320"/>
+        <w:gridCol w:w="4320"/>
       </w:tblGrid>
       <w:tr>
         <w:tc>
           <w:tcPr>
-            <w:tcW w:type="dxa" w:w="2880"/>
+            <w:tcW w:type="dxa" w:w="4320"/>
           </w:tcPr>
           <w:p>
             <w:r>
               <w:rPr>
                 <w:b/>
               </w:rPr>
-              <w:t>Tempo</w:t>
+              <w:t>Visual</w:t>
             </w:r>
           </w:p>
         </w:tc>
         <w:tc>
           <w:tcPr>
-            <w:tcW w:type="dxa" w:w="2880"/>
-          </w:tcPr>
-          <w:p>
-            <w:r>
-              <w:rPr>
-                <w:b/>
-              </w:rPr>
-              <w:t>Visual</w:t>
-            </w:r>
-          </w:p>
-        </w:tc>
-        <w:tc>
-          <w:tcPr>
-            <w:tcW w:type="dxa" w:w="2880"/>
+            <w:tcW w:type="dxa" w:w="4320"/>
           </w:tcPr>
           <w:p>
             <w:r>
@@ -4513,27 +3795,17 @@
       <w:tr>
         <w:tc>
           <w:tcPr>
-            <w:tcW w:type="dxa" w:w="2880"/>
+            <w:tcW w:type="dxa" w:w="4320"/>
           </w:tcPr>
           <w:p>
             <w:r>
-              <w:t>0–4s</w:t>
+              <w:t>Ateliê com decoração de fim de ano</w:t>
             </w:r>
           </w:p>
         </w:tc>
         <w:tc>
           <w:tcPr>
-            <w:tcW w:type="dxa" w:w="2880"/>
-          </w:tcPr>
-          <w:p>
-            <w:r>
-              <w:t>Ateliê com decoração de fim de ano</w:t>
-            </w:r>
-          </w:p>
-        </w:tc>
-        <w:tc>
-          <w:tcPr>
-            <w:tcW w:type="dxa" w:w="2880"/>
+            <w:tcW w:type="dxa" w:w="4320"/>
           </w:tcPr>
           <w:p>
             <w:r>
@@ -4545,27 +3817,17 @@
       <w:tr>
         <w:tc>
           <w:tcPr>
-            <w:tcW w:type="dxa" w:w="2880"/>
+            <w:tcW w:type="dxa" w:w="4320"/>
           </w:tcPr>
           <w:p>
             <w:r>
-              <w:t>4–16s</w:t>
+              <w:t>Você à câmera</w:t>
             </w:r>
           </w:p>
         </w:tc>
         <w:tc>
           <w:tcPr>
-            <w:tcW w:type="dxa" w:w="2880"/>
-          </w:tcPr>
-          <w:p>
-            <w:r>
-              <w:t>Você à câmera</w:t>
-            </w:r>
-          </w:p>
-        </w:tc>
-        <w:tc>
-          <w:tcPr>
-            <w:tcW w:type="dxa" w:w="2880"/>
+            <w:tcW w:type="dxa" w:w="4320"/>
           </w:tcPr>
           <w:p>
             <w:r>
@@ -4586,36 +3848,26 @@
       <w:tr>
         <w:tc>
           <w:tcPr>
-            <w:tcW w:type="dxa" w:w="2880"/>
+            <w:tcW w:type="dxa" w:w="4320"/>
           </w:tcPr>
           <w:p>
             <w:r>
-              <w:t>16–30s</w:t>
+              <w:t xml:space="preserve">Mostre a </w:t>
+            </w:r>
+            <w:r>
+              <w:rPr>
+                <w:b/>
+              </w:rPr>
+              <w:t>Necessaire Make</w:t>
+            </w:r>
+            <w:r>
+              <w:t xml:space="preserve"> embalada para presente</w:t>
             </w:r>
           </w:p>
         </w:tc>
         <w:tc>
           <w:tcPr>
-            <w:tcW w:type="dxa" w:w="2880"/>
-          </w:tcPr>
-          <w:p>
-            <w:r>
-              <w:t xml:space="preserve">Mostre a </w:t>
-            </w:r>
-            <w:r>
-              <w:rPr>
-                <w:b/>
-              </w:rPr>
-              <w:t>Necessaire Make</w:t>
-            </w:r>
-            <w:r>
-              <w:t xml:space="preserve"> embalada para presente</w:t>
-            </w:r>
-          </w:p>
-        </w:tc>
-        <w:tc>
-          <w:tcPr>
-            <w:tcW w:type="dxa" w:w="2880"/>
+            <w:tcW w:type="dxa" w:w="4320"/>
           </w:tcPr>
           <w:p>
             <w:r>
@@ -4645,27 +3897,17 @@
       <w:tr>
         <w:tc>
           <w:tcPr>
-            <w:tcW w:type="dxa" w:w="2880"/>
+            <w:tcW w:type="dxa" w:w="4320"/>
           </w:tcPr>
           <w:p>
             <w:r>
-              <w:t>30–44s</w:t>
+              <w:t>Você à câmera</w:t>
             </w:r>
           </w:p>
         </w:tc>
         <w:tc>
           <w:tcPr>
-            <w:tcW w:type="dxa" w:w="2880"/>
-          </w:tcPr>
-          <w:p>
-            <w:r>
-              <w:t>Você à câmera</w:t>
-            </w:r>
-          </w:p>
-        </w:tc>
-        <w:tc>
-          <w:tcPr>
-            <w:tcW w:type="dxa" w:w="2880"/>
+            <w:tcW w:type="dxa" w:w="4320"/>
           </w:tcPr>
           <w:p>
             <w:r>
@@ -4686,27 +3928,17 @@
       <w:tr>
         <w:tc>
           <w:tcPr>
-            <w:tcW w:type="dxa" w:w="2880"/>
+            <w:tcW w:type="dxa" w:w="4320"/>
           </w:tcPr>
           <w:p>
             <w:r>
-              <w:t>44–54s</w:t>
+              <w:t>Você à câmera</w:t>
             </w:r>
           </w:p>
         </w:tc>
         <w:tc>
           <w:tcPr>
-            <w:tcW w:type="dxa" w:w="2880"/>
-          </w:tcPr>
-          <w:p>
-            <w:r>
-              <w:t>Você à câmera</w:t>
-            </w:r>
-          </w:p>
-        </w:tc>
-        <w:tc>
-          <w:tcPr>
-            <w:tcW w:type="dxa" w:w="2880"/>
+            <w:tcW w:type="dxa" w:w="4320"/>
           </w:tcPr>
           <w:p>
             <w:r>
@@ -4722,7 +3954,7 @@
         <w:pStyle w:val="Heading2"/>
       </w:pPr>
       <w:r>
-        <w:t>Roteiro 13: Urgência de produção (Reels, 30 a 40s)</w:t>
+        <w:t>Roteiro 13: Urgência de produção</w:t>
       </w:r>
     </w:p>
     <w:p>
@@ -4782,40 +4014,26 @@
         <w:tblLook w:firstColumn="1" w:firstRow="1" w:lastColumn="0" w:lastRow="0" w:noHBand="0" w:noVBand="1" w:val="04A0"/>
       </w:tblPr>
       <w:tblGrid>
-        <w:gridCol w:w="2880"/>
-        <w:gridCol w:w="2880"/>
-        <w:gridCol w:w="2880"/>
+        <w:gridCol w:w="4320"/>
+        <w:gridCol w:w="4320"/>
       </w:tblGrid>
       <w:tr>
         <w:tc>
           <w:tcPr>
-            <w:tcW w:type="dxa" w:w="2880"/>
+            <w:tcW w:type="dxa" w:w="4320"/>
           </w:tcPr>
           <w:p>
             <w:r>
               <w:rPr>
                 <w:b/>
               </w:rPr>
-              <w:t>Tempo</w:t>
+              <w:t>Visual</w:t>
             </w:r>
           </w:p>
         </w:tc>
         <w:tc>
           <w:tcPr>
-            <w:tcW w:type="dxa" w:w="2880"/>
-          </w:tcPr>
-          <w:p>
-            <w:r>
-              <w:rPr>
-                <w:b/>
-              </w:rPr>
-              <w:t>Visual</w:t>
-            </w:r>
-          </w:p>
-        </w:tc>
-        <w:tc>
-          <w:tcPr>
-            <w:tcW w:type="dxa" w:w="2880"/>
+            <w:tcW w:type="dxa" w:w="4320"/>
           </w:tcPr>
           <w:p>
             <w:r>
@@ -4830,27 +4048,17 @@
       <w:tr>
         <w:tc>
           <w:tcPr>
-            <w:tcW w:type="dxa" w:w="2880"/>
+            <w:tcW w:type="dxa" w:w="4320"/>
           </w:tcPr>
           <w:p>
             <w:r>
-              <w:t>0–4s</w:t>
+              <w:t>Calendário com a data do Natal</w:t>
             </w:r>
           </w:p>
         </w:tc>
         <w:tc>
           <w:tcPr>
-            <w:tcW w:type="dxa" w:w="2880"/>
-          </w:tcPr>
-          <w:p>
-            <w:r>
-              <w:t>Calendário com a data do Natal</w:t>
-            </w:r>
-          </w:p>
-        </w:tc>
-        <w:tc>
-          <w:tcPr>
-            <w:tcW w:type="dxa" w:w="2880"/>
+            <w:tcW w:type="dxa" w:w="4320"/>
           </w:tcPr>
           <w:p>
             <w:r>
@@ -4862,27 +4070,17 @@
       <w:tr>
         <w:tc>
           <w:tcPr>
-            <w:tcW w:type="dxa" w:w="2880"/>
+            <w:tcW w:type="dxa" w:w="4320"/>
           </w:tcPr>
           <w:p>
             <w:r>
-              <w:t>4–16s</w:t>
+              <w:t>Conta na tela</w:t>
             </w:r>
           </w:p>
         </w:tc>
         <w:tc>
           <w:tcPr>
-            <w:tcW w:type="dxa" w:w="2880"/>
-          </w:tcPr>
-          <w:p>
-            <w:r>
-              <w:t>Conta na tela</w:t>
-            </w:r>
-          </w:p>
-        </w:tc>
-        <w:tc>
-          <w:tcPr>
-            <w:tcW w:type="dxa" w:w="2880"/>
+            <w:tcW w:type="dxa" w:w="4320"/>
           </w:tcPr>
           <w:p>
             <w:r>
@@ -4930,27 +4128,17 @@
       <w:tr>
         <w:tc>
           <w:tcPr>
-            <w:tcW w:type="dxa" w:w="2880"/>
+            <w:tcW w:type="dxa" w:w="4320"/>
           </w:tcPr>
           <w:p>
             <w:r>
-              <w:t>16–28s</w:t>
+              <w:t>Você à câmera</w:t>
             </w:r>
           </w:p>
         </w:tc>
         <w:tc>
           <w:tcPr>
-            <w:tcW w:type="dxa" w:w="2880"/>
-          </w:tcPr>
-          <w:p>
-            <w:r>
-              <w:t>Você à câmera</w:t>
-            </w:r>
-          </w:p>
-        </w:tc>
-        <w:tc>
-          <w:tcPr>
-            <w:tcW w:type="dxa" w:w="2880"/>
+            <w:tcW w:type="dxa" w:w="4320"/>
           </w:tcPr>
           <w:p>
             <w:r>
@@ -4971,27 +4159,17 @@
       <w:tr>
         <w:tc>
           <w:tcPr>
-            <w:tcW w:type="dxa" w:w="2880"/>
+            <w:tcW w:type="dxa" w:w="4320"/>
           </w:tcPr>
           <w:p>
             <w:r>
-              <w:t>28–38s</w:t>
+              <w:t>Você à câmera</w:t>
             </w:r>
           </w:p>
         </w:tc>
         <w:tc>
           <w:tcPr>
-            <w:tcW w:type="dxa" w:w="2880"/>
-          </w:tcPr>
-          <w:p>
-            <w:r>
-              <w:t>Você à câmera</w:t>
-            </w:r>
-          </w:p>
-        </w:tc>
-        <w:tc>
-          <w:tcPr>
-            <w:tcW w:type="dxa" w:w="2880"/>
+            <w:tcW w:type="dxa" w:w="4320"/>
           </w:tcPr>
           <w:p>
             <w:r>
@@ -5007,7 +4185,7 @@
         <w:pStyle w:val="Heading2"/>
       </w:pPr>
       <w:r>
-        <w:t>Roteiro 14: Kit presente (Necessaire + Mimo) (Reels, 40 a 50s)</w:t>
+        <w:t>Roteiro 14: Kit presente (Necessaire + Mimo)</w:t>
       </w:r>
     </w:p>
     <w:p>
@@ -5058,40 +4236,26 @@
         <w:tblLook w:firstColumn="1" w:firstRow="1" w:lastColumn="0" w:lastRow="0" w:noHBand="0" w:noVBand="1" w:val="04A0"/>
       </w:tblPr>
       <w:tblGrid>
-        <w:gridCol w:w="2880"/>
-        <w:gridCol w:w="2880"/>
-        <w:gridCol w:w="2880"/>
+        <w:gridCol w:w="4320"/>
+        <w:gridCol w:w="4320"/>
       </w:tblGrid>
       <w:tr>
         <w:tc>
           <w:tcPr>
-            <w:tcW w:type="dxa" w:w="2880"/>
+            <w:tcW w:type="dxa" w:w="4320"/>
           </w:tcPr>
           <w:p>
             <w:r>
               <w:rPr>
                 <w:b/>
               </w:rPr>
-              <w:t>Tempo</w:t>
+              <w:t>Visual</w:t>
             </w:r>
           </w:p>
         </w:tc>
         <w:tc>
           <w:tcPr>
-            <w:tcW w:type="dxa" w:w="2880"/>
-          </w:tcPr>
-          <w:p>
-            <w:r>
-              <w:rPr>
-                <w:b/>
-              </w:rPr>
-              <w:t>Visual</w:t>
-            </w:r>
-          </w:p>
-        </w:tc>
-        <w:tc>
-          <w:tcPr>
-            <w:tcW w:type="dxa" w:w="2880"/>
+            <w:tcW w:type="dxa" w:w="4320"/>
           </w:tcPr>
           <w:p>
             <w:r>
@@ -5106,27 +4270,17 @@
       <w:tr>
         <w:tc>
           <w:tcPr>
-            <w:tcW w:type="dxa" w:w="2880"/>
+            <w:tcW w:type="dxa" w:w="4320"/>
           </w:tcPr>
           <w:p>
             <w:r>
-              <w:t>0–4s</w:t>
+              <w:t>As duas peças lado a lado, embaladas</w:t>
             </w:r>
           </w:p>
         </w:tc>
         <w:tc>
           <w:tcPr>
-            <w:tcW w:type="dxa" w:w="2880"/>
-          </w:tcPr>
-          <w:p>
-            <w:r>
-              <w:t>As duas peças lado a lado, embaladas</w:t>
-            </w:r>
-          </w:p>
-        </w:tc>
-        <w:tc>
-          <w:tcPr>
-            <w:tcW w:type="dxa" w:w="2880"/>
+            <w:tcW w:type="dxa" w:w="4320"/>
           </w:tcPr>
           <w:p>
             <w:r>
@@ -5138,27 +4292,17 @@
       <w:tr>
         <w:tc>
           <w:tcPr>
-            <w:tcW w:type="dxa" w:w="2880"/>
+            <w:tcW w:type="dxa" w:w="4320"/>
           </w:tcPr>
           <w:p>
             <w:r>
-              <w:t>4–16s</w:t>
+              <w:t>Mostre cada uma</w:t>
             </w:r>
           </w:p>
         </w:tc>
         <w:tc>
           <w:tcPr>
-            <w:tcW w:type="dxa" w:w="2880"/>
-          </w:tcPr>
-          <w:p>
-            <w:r>
-              <w:t>Mostre cada uma</w:t>
-            </w:r>
-          </w:p>
-        </w:tc>
-        <w:tc>
-          <w:tcPr>
-            <w:tcW w:type="dxa" w:w="2880"/>
+            <w:tcW w:type="dxa" w:w="4320"/>
           </w:tcPr>
           <w:p>
             <w:r>
@@ -5215,27 +4359,17 @@
       <w:tr>
         <w:tc>
           <w:tcPr>
-            <w:tcW w:type="dxa" w:w="2880"/>
+            <w:tcW w:type="dxa" w:w="4320"/>
           </w:tcPr>
           <w:p>
             <w:r>
-              <w:t>16–30s</w:t>
+              <w:t>Você à câmera</w:t>
             </w:r>
           </w:p>
         </w:tc>
         <w:tc>
           <w:tcPr>
-            <w:tcW w:type="dxa" w:w="2880"/>
-          </w:tcPr>
-          <w:p>
-            <w:r>
-              <w:t>Você à câmera</w:t>
-            </w:r>
-          </w:p>
-        </w:tc>
-        <w:tc>
-          <w:tcPr>
-            <w:tcW w:type="dxa" w:w="2880"/>
+            <w:tcW w:type="dxa" w:w="4320"/>
           </w:tcPr>
           <w:p>
             <w:r>
@@ -5247,27 +4381,17 @@
       <w:tr>
         <w:tc>
           <w:tcPr>
-            <w:tcW w:type="dxa" w:w="2880"/>
+            <w:tcW w:type="dxa" w:w="4320"/>
           </w:tcPr>
           <w:p>
             <w:r>
-              <w:t>30–42s</w:t>
+              <w:t>Você à câmera</w:t>
             </w:r>
           </w:p>
         </w:tc>
         <w:tc>
           <w:tcPr>
-            <w:tcW w:type="dxa" w:w="2880"/>
-          </w:tcPr>
-          <w:p>
-            <w:r>
-              <w:t>Você à câmera</w:t>
-            </w:r>
-          </w:p>
-        </w:tc>
-        <w:tc>
-          <w:tcPr>
-            <w:tcW w:type="dxa" w:w="2880"/>
+            <w:tcW w:type="dxa" w:w="4320"/>
           </w:tcPr>
           <w:p>
             <w:r>
@@ -5288,27 +4412,17 @@
       <w:tr>
         <w:tc>
           <w:tcPr>
-            <w:tcW w:type="dxa" w:w="2880"/>
+            <w:tcW w:type="dxa" w:w="4320"/>
           </w:tcPr>
           <w:p>
             <w:r>
-              <w:t>42–50s</w:t>
+              <w:t>Você à câmera</w:t>
             </w:r>
           </w:p>
         </w:tc>
         <w:tc>
           <w:tcPr>
-            <w:tcW w:type="dxa" w:w="2880"/>
-          </w:tcPr>
-          <w:p>
-            <w:r>
-              <w:t>Você à câmera</w:t>
-            </w:r>
-          </w:p>
-        </w:tc>
-        <w:tc>
-          <w:tcPr>
-            <w:tcW w:type="dxa" w:w="2880"/>
+            <w:tcW w:type="dxa" w:w="4320"/>
           </w:tcPr>
           <w:p>
             <w:r>
@@ -5324,7 +4438,7 @@
         <w:pStyle w:val="Heading2"/>
       </w:pPr>
       <w:r>
-        <w:t>Roteiro 15: Peça parada no estoque (Reels, 40 a 50s)</w:t>
+        <w:t>Roteiro 15: Peça parada no estoque</w:t>
       </w:r>
     </w:p>
     <w:p>
@@ -5375,40 +4489,26 @@
         <w:tblLook w:firstColumn="1" w:firstRow="1" w:lastColumn="0" w:lastRow="0" w:noHBand="0" w:noVBand="1" w:val="04A0"/>
       </w:tblPr>
       <w:tblGrid>
-        <w:gridCol w:w="2880"/>
-        <w:gridCol w:w="2880"/>
-        <w:gridCol w:w="2880"/>
+        <w:gridCol w:w="4320"/>
+        <w:gridCol w:w="4320"/>
       </w:tblGrid>
       <w:tr>
         <w:tc>
           <w:tcPr>
-            <w:tcW w:type="dxa" w:w="2880"/>
+            <w:tcW w:type="dxa" w:w="4320"/>
           </w:tcPr>
           <w:p>
             <w:r>
               <w:rPr>
                 <w:b/>
               </w:rPr>
-              <w:t>Tempo</w:t>
+              <w:t>Visual</w:t>
             </w:r>
           </w:p>
         </w:tc>
         <w:tc>
           <w:tcPr>
-            <w:tcW w:type="dxa" w:w="2880"/>
-          </w:tcPr>
-          <w:p>
-            <w:r>
-              <w:rPr>
-                <w:b/>
-              </w:rPr>
-              <w:t>Visual</w:t>
-            </w:r>
-          </w:p>
-        </w:tc>
-        <w:tc>
-          <w:tcPr>
-            <w:tcW w:type="dxa" w:w="2880"/>
+            <w:tcW w:type="dxa" w:w="4320"/>
           </w:tcPr>
           <w:p>
             <w:r>
@@ -5423,27 +4523,17 @@
       <w:tr>
         <w:tc>
           <w:tcPr>
-            <w:tcW w:type="dxa" w:w="2880"/>
+            <w:tcW w:type="dxa" w:w="4320"/>
           </w:tcPr>
           <w:p>
             <w:r>
-              <w:t>0–4s</w:t>
+              <w:t>Prateleira com peças paradas</w:t>
             </w:r>
           </w:p>
         </w:tc>
         <w:tc>
           <w:tcPr>
-            <w:tcW w:type="dxa" w:w="2880"/>
-          </w:tcPr>
-          <w:p>
-            <w:r>
-              <w:t>Prateleira com peças paradas</w:t>
-            </w:r>
-          </w:p>
-        </w:tc>
-        <w:tc>
-          <w:tcPr>
-            <w:tcW w:type="dxa" w:w="2880"/>
+            <w:tcW w:type="dxa" w:w="4320"/>
           </w:tcPr>
           <w:p>
             <w:r>
@@ -5455,27 +4545,17 @@
       <w:tr>
         <w:tc>
           <w:tcPr>
-            <w:tcW w:type="dxa" w:w="2880"/>
+            <w:tcW w:type="dxa" w:w="4320"/>
           </w:tcPr>
           <w:p>
             <w:r>
-              <w:t>4–16s</w:t>
+              <w:t>Você à câmera</w:t>
             </w:r>
           </w:p>
         </w:tc>
         <w:tc>
           <w:tcPr>
-            <w:tcW w:type="dxa" w:w="2880"/>
-          </w:tcPr>
-          <w:p>
-            <w:r>
-              <w:t>Você à câmera</w:t>
-            </w:r>
-          </w:p>
-        </w:tc>
-        <w:tc>
-          <w:tcPr>
-            <w:tcW w:type="dxa" w:w="2880"/>
+            <w:tcW w:type="dxa" w:w="4320"/>
           </w:tcPr>
           <w:p>
             <w:r>
@@ -5487,27 +4567,17 @@
       <w:tr>
         <w:tc>
           <w:tcPr>
-            <w:tcW w:type="dxa" w:w="2880"/>
+            <w:tcW w:type="dxa" w:w="4320"/>
           </w:tcPr>
           <w:p>
             <w:r>
-              <w:t>16–30s</w:t>
+              <w:t>Mostre a necessaire e a Mimo</w:t>
             </w:r>
           </w:p>
         </w:tc>
         <w:tc>
           <w:tcPr>
-            <w:tcW w:type="dxa" w:w="2880"/>
-          </w:tcPr>
-          <w:p>
-            <w:r>
-              <w:t>Mostre a necessaire e a Mimo</w:t>
-            </w:r>
-          </w:p>
-        </w:tc>
-        <w:tc>
-          <w:tcPr>
-            <w:tcW w:type="dxa" w:w="2880"/>
+            <w:tcW w:type="dxa" w:w="4320"/>
           </w:tcPr>
           <w:p>
             <w:r>
@@ -5528,27 +4598,17 @@
       <w:tr>
         <w:tc>
           <w:tcPr>
-            <w:tcW w:type="dxa" w:w="2880"/>
+            <w:tcW w:type="dxa" w:w="4320"/>
           </w:tcPr>
           <w:p>
             <w:r>
-              <w:t>30–42s</w:t>
+              <w:t>Você à câmera</w:t>
             </w:r>
           </w:p>
         </w:tc>
         <w:tc>
           <w:tcPr>
-            <w:tcW w:type="dxa" w:w="2880"/>
-          </w:tcPr>
-          <w:p>
-            <w:r>
-              <w:t>Você à câmera</w:t>
-            </w:r>
-          </w:p>
-        </w:tc>
-        <w:tc>
-          <w:tcPr>
-            <w:tcW w:type="dxa" w:w="2880"/>
+            <w:tcW w:type="dxa" w:w="4320"/>
           </w:tcPr>
           <w:p>
             <w:r>
@@ -5564,7 +4624,7 @@
         <w:pStyle w:val="Heading2"/>
       </w:pPr>
       <w:r>
-        <w:t>Roteiro 16: Pouco capital (Reels, 40 a 50s)</w:t>
+        <w:t>Roteiro 16: Pouco capital</w:t>
       </w:r>
     </w:p>
     <w:p>
@@ -5615,40 +4675,26 @@
         <w:tblLook w:firstColumn="1" w:firstRow="1" w:lastColumn="0" w:lastRow="0" w:noHBand="0" w:noVBand="1" w:val="04A0"/>
       </w:tblPr>
       <w:tblGrid>
-        <w:gridCol w:w="2880"/>
-        <w:gridCol w:w="2880"/>
-        <w:gridCol w:w="2880"/>
+        <w:gridCol w:w="4320"/>
+        <w:gridCol w:w="4320"/>
       </w:tblGrid>
       <w:tr>
         <w:tc>
           <w:tcPr>
-            <w:tcW w:type="dxa" w:w="2880"/>
+            <w:tcW w:type="dxa" w:w="4320"/>
           </w:tcPr>
           <w:p>
             <w:r>
               <w:rPr>
                 <w:b/>
               </w:rPr>
-              <w:t>Tempo</w:t>
+              <w:t>Visual</w:t>
             </w:r>
           </w:p>
         </w:tc>
         <w:tc>
           <w:tcPr>
-            <w:tcW w:type="dxa" w:w="2880"/>
-          </w:tcPr>
-          <w:p>
-            <w:r>
-              <w:rPr>
-                <w:b/>
-              </w:rPr>
-              <w:t>Visual</w:t>
-            </w:r>
-          </w:p>
-        </w:tc>
-        <w:tc>
-          <w:tcPr>
-            <w:tcW w:type="dxa" w:w="2880"/>
+            <w:tcW w:type="dxa" w:w="4320"/>
           </w:tcPr>
           <w:p>
             <w:r>
@@ -5663,27 +4709,17 @@
       <w:tr>
         <w:tc>
           <w:tcPr>
-            <w:tcW w:type="dxa" w:w="2880"/>
+            <w:tcW w:type="dxa" w:w="4320"/>
           </w:tcPr>
           <w:p>
             <w:r>
-              <w:t>0–4s</w:t>
+              <w:t>Você à câmera</w:t>
             </w:r>
           </w:p>
         </w:tc>
         <w:tc>
           <w:tcPr>
-            <w:tcW w:type="dxa" w:w="2880"/>
-          </w:tcPr>
-          <w:p>
-            <w:r>
-              <w:t>Você à câmera</w:t>
-            </w:r>
-          </w:p>
-        </w:tc>
-        <w:tc>
-          <w:tcPr>
-            <w:tcW w:type="dxa" w:w="2880"/>
+            <w:tcW w:type="dxa" w:w="4320"/>
           </w:tcPr>
           <w:p>
             <w:r>
@@ -5695,27 +4731,17 @@
       <w:tr>
         <w:tc>
           <w:tcPr>
-            <w:tcW w:type="dxa" w:w="2880"/>
+            <w:tcW w:type="dxa" w:w="4320"/>
           </w:tcPr>
           <w:p>
             <w:r>
-              <w:t>4–16s</w:t>
+              <w:t>Você à câmera</w:t>
             </w:r>
           </w:p>
         </w:tc>
         <w:tc>
           <w:tcPr>
-            <w:tcW w:type="dxa" w:w="2880"/>
-          </w:tcPr>
-          <w:p>
-            <w:r>
-              <w:t>Você à câmera</w:t>
-            </w:r>
-          </w:p>
-        </w:tc>
-        <w:tc>
-          <w:tcPr>
-            <w:tcW w:type="dxa" w:w="2880"/>
+            <w:tcW w:type="dxa" w:w="4320"/>
           </w:tcPr>
           <w:p>
             <w:r>
@@ -5727,27 +4753,17 @@
       <w:tr>
         <w:tc>
           <w:tcPr>
-            <w:tcW w:type="dxa" w:w="2880"/>
+            <w:tcW w:type="dxa" w:w="4320"/>
           </w:tcPr>
           <w:p>
             <w:r>
-              <w:t>16–30s</w:t>
+              <w:t>Conta na tela</w:t>
             </w:r>
           </w:p>
         </w:tc>
         <w:tc>
           <w:tcPr>
-            <w:tcW w:type="dxa" w:w="2880"/>
-          </w:tcPr>
-          <w:p>
-            <w:r>
-              <w:t>Conta na tela</w:t>
-            </w:r>
-          </w:p>
-        </w:tc>
-        <w:tc>
-          <w:tcPr>
-            <w:tcW w:type="dxa" w:w="2880"/>
+            <w:tcW w:type="dxa" w:w="4320"/>
           </w:tcPr>
           <w:p>
             <w:r>
@@ -5795,27 +4811,17 @@
       <w:tr>
         <w:tc>
           <w:tcPr>
-            <w:tcW w:type="dxa" w:w="2880"/>
+            <w:tcW w:type="dxa" w:w="4320"/>
           </w:tcPr>
           <w:p>
             <w:r>
-              <w:t>30–42s</w:t>
+              <w:t>Você à câmera</w:t>
             </w:r>
           </w:p>
         </w:tc>
         <w:tc>
           <w:tcPr>
-            <w:tcW w:type="dxa" w:w="2880"/>
-          </w:tcPr>
-          <w:p>
-            <w:r>
-              <w:t>Você à câmera</w:t>
-            </w:r>
-          </w:p>
-        </w:tc>
-        <w:tc>
-          <w:tcPr>
-            <w:tcW w:type="dxa" w:w="2880"/>
+            <w:tcW w:type="dxa" w:w="4320"/>
           </w:tcPr>
           <w:p>
             <w:r>
@@ -5831,7 +4837,7 @@
         <w:pStyle w:val="Heading2"/>
       </w:pPr>
       <w:r>
-        <w:t>Roteiro 17: Prova social de ateliê (Reels, 40 a 50s)</w:t>
+        <w:t>Roteiro 17: Prova social de ateliê</w:t>
       </w:r>
     </w:p>
     <w:p>
@@ -5882,40 +4888,26 @@
         <w:tblLook w:firstColumn="1" w:firstRow="1" w:lastColumn="0" w:lastRow="0" w:noHBand="0" w:noVBand="1" w:val="04A0"/>
       </w:tblPr>
       <w:tblGrid>
-        <w:gridCol w:w="2880"/>
-        <w:gridCol w:w="2880"/>
-        <w:gridCol w:w="2880"/>
+        <w:gridCol w:w="4320"/>
+        <w:gridCol w:w="4320"/>
       </w:tblGrid>
       <w:tr>
         <w:tc>
           <w:tcPr>
-            <w:tcW w:type="dxa" w:w="2880"/>
+            <w:tcW w:type="dxa" w:w="4320"/>
           </w:tcPr>
           <w:p>
             <w:r>
               <w:rPr>
                 <w:b/>
               </w:rPr>
-              <w:t>Tempo</w:t>
+              <w:t>Visual</w:t>
             </w:r>
           </w:p>
         </w:tc>
         <w:tc>
           <w:tcPr>
-            <w:tcW w:type="dxa" w:w="2880"/>
-          </w:tcPr>
-          <w:p>
-            <w:r>
-              <w:rPr>
-                <w:b/>
-              </w:rPr>
-              <w:t>Visual</w:t>
-            </w:r>
-          </w:p>
-        </w:tc>
-        <w:tc>
-          <w:tcPr>
-            <w:tcW w:type="dxa" w:w="2880"/>
+            <w:tcW w:type="dxa" w:w="4320"/>
           </w:tcPr>
           <w:p>
             <w:r>
@@ -5930,27 +4922,17 @@
       <w:tr>
         <w:tc>
           <w:tcPr>
-            <w:tcW w:type="dxa" w:w="2880"/>
+            <w:tcW w:type="dxa" w:w="4320"/>
           </w:tcPr>
           <w:p>
             <w:r>
-              <w:t>0–4s</w:t>
+              <w:t>Foto do ateliê da aluna</w:t>
             </w:r>
           </w:p>
         </w:tc>
         <w:tc>
           <w:tcPr>
-            <w:tcW w:type="dxa" w:w="2880"/>
-          </w:tcPr>
-          <w:p>
-            <w:r>
-              <w:t>Foto do ateliê da aluna</w:t>
-            </w:r>
-          </w:p>
-        </w:tc>
-        <w:tc>
-          <w:tcPr>
-            <w:tcW w:type="dxa" w:w="2880"/>
+            <w:tcW w:type="dxa" w:w="4320"/>
           </w:tcPr>
           <w:p>
             <w:r>
@@ -5962,27 +4944,17 @@
       <w:tr>
         <w:tc>
           <w:tcPr>
-            <w:tcW w:type="dxa" w:w="2880"/>
+            <w:tcW w:type="dxa" w:w="4320"/>
           </w:tcPr>
           <w:p>
             <w:r>
-              <w:t>4–18s</w:t>
+              <w:t>Vídeo ou áudio da aluna (real, autorizado)</w:t>
             </w:r>
           </w:p>
         </w:tc>
         <w:tc>
           <w:tcPr>
-            <w:tcW w:type="dxa" w:w="2880"/>
-          </w:tcPr>
-          <w:p>
-            <w:r>
-              <w:t>Vídeo ou áudio da aluna (real, autorizado)</w:t>
-            </w:r>
-          </w:p>
-        </w:tc>
-        <w:tc>
-          <w:tcPr>
-            <w:tcW w:type="dxa" w:w="2880"/>
+            <w:tcW w:type="dxa" w:w="4320"/>
           </w:tcPr>
           <w:p>
             <w:r>
@@ -6030,27 +5002,17 @@
       <w:tr>
         <w:tc>
           <w:tcPr>
-            <w:tcW w:type="dxa" w:w="2880"/>
+            <w:tcW w:type="dxa" w:w="4320"/>
           </w:tcPr>
           <w:p>
             <w:r>
-              <w:t>18–32s</w:t>
+              <w:t>Você à câmera</w:t>
             </w:r>
           </w:p>
         </w:tc>
         <w:tc>
           <w:tcPr>
-            <w:tcW w:type="dxa" w:w="2880"/>
-          </w:tcPr>
-          <w:p>
-            <w:r>
-              <w:t>Você à câmera</w:t>
-            </w:r>
-          </w:p>
-        </w:tc>
-        <w:tc>
-          <w:tcPr>
-            <w:tcW w:type="dxa" w:w="2880"/>
+            <w:tcW w:type="dxa" w:w="4320"/>
           </w:tcPr>
           <w:p>
             <w:r>
@@ -6062,27 +5024,17 @@
       <w:tr>
         <w:tc>
           <w:tcPr>
-            <w:tcW w:type="dxa" w:w="2880"/>
+            <w:tcW w:type="dxa" w:w="4320"/>
           </w:tcPr>
           <w:p>
             <w:r>
-              <w:t>32–42s</w:t>
+              <w:t>Você à câmera</w:t>
             </w:r>
           </w:p>
         </w:tc>
         <w:tc>
           <w:tcPr>
-            <w:tcW w:type="dxa" w:w="2880"/>
-          </w:tcPr>
-          <w:p>
-            <w:r>
-              <w:t>Você à câmera</w:t>
-            </w:r>
-          </w:p>
-        </w:tc>
-        <w:tc>
-          <w:tcPr>
-            <w:tcW w:type="dxa" w:w="2880"/>
+            <w:tcW w:type="dxa" w:w="4320"/>
           </w:tcPr>
           <w:p>
             <w:r>
@@ -6117,7 +5069,7 @@
         <w:pStyle w:val="Heading2"/>
       </w:pPr>
       <w:r>
-        <w:t>Roteiro 18: Quebra de objeções (Reels ou story, 45 a 60s)</w:t>
+        <w:t>Roteiro 18: Quebra de objeções</w:t>
       </w:r>
     </w:p>
     <w:p>
@@ -6159,40 +5111,26 @@
         <w:tblLook w:firstColumn="1" w:firstRow="1" w:lastColumn="0" w:lastRow="0" w:noHBand="0" w:noVBand="1" w:val="04A0"/>
       </w:tblPr>
       <w:tblGrid>
-        <w:gridCol w:w="2880"/>
-        <w:gridCol w:w="2880"/>
-        <w:gridCol w:w="2880"/>
+        <w:gridCol w:w="4320"/>
+        <w:gridCol w:w="4320"/>
       </w:tblGrid>
       <w:tr>
         <w:tc>
           <w:tcPr>
-            <w:tcW w:type="dxa" w:w="2880"/>
+            <w:tcW w:type="dxa" w:w="4320"/>
           </w:tcPr>
           <w:p>
             <w:r>
               <w:rPr>
                 <w:b/>
               </w:rPr>
-              <w:t>Tempo</w:t>
+              <w:t>Visual</w:t>
             </w:r>
           </w:p>
         </w:tc>
         <w:tc>
           <w:tcPr>
-            <w:tcW w:type="dxa" w:w="2880"/>
-          </w:tcPr>
-          <w:p>
-            <w:r>
-              <w:rPr>
-                <w:b/>
-              </w:rPr>
-              <w:t>Visual</w:t>
-            </w:r>
-          </w:p>
-        </w:tc>
-        <w:tc>
-          <w:tcPr>
-            <w:tcW w:type="dxa" w:w="2880"/>
+            <w:tcW w:type="dxa" w:w="4320"/>
           </w:tcPr>
           <w:p>
             <w:r>
@@ -6207,27 +5145,17 @@
       <w:tr>
         <w:tc>
           <w:tcPr>
-            <w:tcW w:type="dxa" w:w="2880"/>
+            <w:tcW w:type="dxa" w:w="4320"/>
           </w:tcPr>
           <w:p>
             <w:r>
-              <w:t>0–4s</w:t>
+              <w:t>Você à câmera</w:t>
             </w:r>
           </w:p>
         </w:tc>
         <w:tc>
           <w:tcPr>
-            <w:tcW w:type="dxa" w:w="2880"/>
-          </w:tcPr>
-          <w:p>
-            <w:r>
-              <w:t>Você à câmera</w:t>
-            </w:r>
-          </w:p>
-        </w:tc>
-        <w:tc>
-          <w:tcPr>
-            <w:tcW w:type="dxa" w:w="2880"/>
+            <w:tcW w:type="dxa" w:w="4320"/>
           </w:tcPr>
           <w:p>
             <w:r>
@@ -6239,27 +5167,17 @@
       <w:tr>
         <w:tc>
           <w:tcPr>
-            <w:tcW w:type="dxa" w:w="2880"/>
+            <w:tcW w:type="dxa" w:w="4320"/>
           </w:tcPr>
           <w:p>
             <w:r>
-              <w:t>4–16s</w:t>
+              <w:t>Texto na tela: "Não tenho experiência"</w:t>
             </w:r>
           </w:p>
         </w:tc>
         <w:tc>
           <w:tcPr>
-            <w:tcW w:type="dxa" w:w="2880"/>
-          </w:tcPr>
-          <w:p>
-            <w:r>
-              <w:t>Texto na tela: "Não tenho experiência"</w:t>
-            </w:r>
-          </w:p>
-        </w:tc>
-        <w:tc>
-          <w:tcPr>
-            <w:tcW w:type="dxa" w:w="2880"/>
+            <w:tcW w:type="dxa" w:w="4320"/>
           </w:tcPr>
           <w:p>
             <w:r>
@@ -6280,27 +5198,17 @@
       <w:tr>
         <w:tc>
           <w:tcPr>
-            <w:tcW w:type="dxa" w:w="2880"/>
+            <w:tcW w:type="dxa" w:w="4320"/>
           </w:tcPr>
           <w:p>
             <w:r>
-              <w:t>16–30s</w:t>
+              <w:t>Texto na tela: "Não sei se vou vender"</w:t>
             </w:r>
           </w:p>
         </w:tc>
         <w:tc>
           <w:tcPr>
-            <w:tcW w:type="dxa" w:w="2880"/>
-          </w:tcPr>
-          <w:p>
-            <w:r>
-              <w:t>Texto na tela: "Não sei se vou vender"</w:t>
-            </w:r>
-          </w:p>
-        </w:tc>
-        <w:tc>
-          <w:tcPr>
-            <w:tcW w:type="dxa" w:w="2880"/>
+            <w:tcW w:type="dxa" w:w="4320"/>
           </w:tcPr>
           <w:p>
             <w:r>
@@ -6327,27 +5235,17 @@
       <w:tr>
         <w:tc>
           <w:tcPr>
-            <w:tcW w:type="dxa" w:w="2880"/>
+            <w:tcW w:type="dxa" w:w="4320"/>
           </w:tcPr>
           <w:p>
             <w:r>
-              <w:t>30–44s</w:t>
+              <w:t>Texto na tela: "E se eu não gostar?"</w:t>
             </w:r>
           </w:p>
         </w:tc>
         <w:tc>
           <w:tcPr>
-            <w:tcW w:type="dxa" w:w="2880"/>
-          </w:tcPr>
-          <w:p>
-            <w:r>
-              <w:t>Texto na tela: "E se eu não gostar?"</w:t>
-            </w:r>
-          </w:p>
-        </w:tc>
-        <w:tc>
-          <w:tcPr>
-            <w:tcW w:type="dxa" w:w="2880"/>
+            <w:tcW w:type="dxa" w:w="4320"/>
           </w:tcPr>
           <w:p>
             <w:r>
@@ -6377,27 +5275,17 @@
       <w:tr>
         <w:tc>
           <w:tcPr>
-            <w:tcW w:type="dxa" w:w="2880"/>
+            <w:tcW w:type="dxa" w:w="4320"/>
           </w:tcPr>
           <w:p>
             <w:r>
-              <w:t>44–56s</w:t>
+              <w:t>Você à câmera</w:t>
             </w:r>
           </w:p>
         </w:tc>
         <w:tc>
           <w:tcPr>
-            <w:tcW w:type="dxa" w:w="2880"/>
-          </w:tcPr>
-          <w:p>
-            <w:r>
-              <w:t>Você à câmera</w:t>
-            </w:r>
-          </w:p>
-        </w:tc>
-        <w:tc>
-          <w:tcPr>
-            <w:tcW w:type="dxa" w:w="2880"/>
+            <w:tcW w:type="dxa" w:w="4320"/>
           </w:tcPr>
           <w:p>
             <w:r>
@@ -6413,7 +5301,7 @@
         <w:pStyle w:val="Heading2"/>
       </w:pPr>
       <w:r>
-        <w:t>Roteiro 19: Última chamada de fim de ano (Reels ou story, 25 a 35s)</w:t>
+        <w:t>Roteiro 19: Última chamada de fim de ano</w:t>
       </w:r>
     </w:p>
     <w:p>
@@ -6473,40 +5361,26 @@
         <w:tblLook w:firstColumn="1" w:firstRow="1" w:lastColumn="0" w:lastRow="0" w:noHBand="0" w:noVBand="1" w:val="04A0"/>
       </w:tblPr>
       <w:tblGrid>
-        <w:gridCol w:w="2880"/>
-        <w:gridCol w:w="2880"/>
-        <w:gridCol w:w="2880"/>
+        <w:gridCol w:w="4320"/>
+        <w:gridCol w:w="4320"/>
       </w:tblGrid>
       <w:tr>
         <w:tc>
           <w:tcPr>
-            <w:tcW w:type="dxa" w:w="2880"/>
+            <w:tcW w:type="dxa" w:w="4320"/>
           </w:tcPr>
           <w:p>
             <w:r>
               <w:rPr>
                 <w:b/>
               </w:rPr>
-              <w:t>Tempo</w:t>
+              <w:t>Visual</w:t>
             </w:r>
           </w:p>
         </w:tc>
         <w:tc>
           <w:tcPr>
-            <w:tcW w:type="dxa" w:w="2880"/>
-          </w:tcPr>
-          <w:p>
-            <w:r>
-              <w:rPr>
-                <w:b/>
-              </w:rPr>
-              <w:t>Visual</w:t>
-            </w:r>
-          </w:p>
-        </w:tc>
-        <w:tc>
-          <w:tcPr>
-            <w:tcW w:type="dxa" w:w="2880"/>
+            <w:tcW w:type="dxa" w:w="4320"/>
           </w:tcPr>
           <w:p>
             <w:r>
@@ -6521,27 +5395,17 @@
       <w:tr>
         <w:tc>
           <w:tcPr>
-            <w:tcW w:type="dxa" w:w="2880"/>
+            <w:tcW w:type="dxa" w:w="4320"/>
           </w:tcPr>
           <w:p>
             <w:r>
-              <w:t>0–4s</w:t>
+              <w:t>Relógio ou calendário</w:t>
             </w:r>
           </w:p>
         </w:tc>
         <w:tc>
           <w:tcPr>
-            <w:tcW w:type="dxa" w:w="2880"/>
-          </w:tcPr>
-          <w:p>
-            <w:r>
-              <w:t>Relógio ou calendário</w:t>
-            </w:r>
-          </w:p>
-        </w:tc>
-        <w:tc>
-          <w:tcPr>
-            <w:tcW w:type="dxa" w:w="2880"/>
+            <w:tcW w:type="dxa" w:w="4320"/>
           </w:tcPr>
           <w:p>
             <w:r>
@@ -6553,27 +5417,17 @@
       <w:tr>
         <w:tc>
           <w:tcPr>
-            <w:tcW w:type="dxa" w:w="2880"/>
+            <w:tcW w:type="dxa" w:w="4320"/>
           </w:tcPr>
           <w:p>
             <w:r>
-              <w:t>4–18s</w:t>
+              <w:t>Você à câmera</w:t>
             </w:r>
           </w:p>
         </w:tc>
         <w:tc>
           <w:tcPr>
-            <w:tcW w:type="dxa" w:w="2880"/>
-          </w:tcPr>
-          <w:p>
-            <w:r>
-              <w:t>Você à câmera</w:t>
-            </w:r>
-          </w:p>
-        </w:tc>
-        <w:tc>
-          <w:tcPr>
-            <w:tcW w:type="dxa" w:w="2880"/>
+            <w:tcW w:type="dxa" w:w="4320"/>
           </w:tcPr>
           <w:p>
             <w:r>
@@ -6603,27 +5457,17 @@
       <w:tr>
         <w:tc>
           <w:tcPr>
-            <w:tcW w:type="dxa" w:w="2880"/>
+            <w:tcW w:type="dxa" w:w="4320"/>
           </w:tcPr>
           <w:p>
             <w:r>
-              <w:t>18–30s</w:t>
+              <w:t>Você à câmera</w:t>
             </w:r>
           </w:p>
         </w:tc>
         <w:tc>
           <w:tcPr>
-            <w:tcW w:type="dxa" w:w="2880"/>
-          </w:tcPr>
-          <w:p>
-            <w:r>
-              <w:t>Você à câmera</w:t>
-            </w:r>
-          </w:p>
-        </w:tc>
-        <w:tc>
-          <w:tcPr>
-            <w:tcW w:type="dxa" w:w="2880"/>
+            <w:tcW w:type="dxa" w:w="4320"/>
           </w:tcPr>
           <w:p>
             <w:r>
@@ -6639,7 +5483,7 @@
         <w:pStyle w:val="Heading2"/>
       </w:pPr>
       <w:r>
-        <w:t>Roteiro 20: Demonstração do produto, "como funciona" (Reels, 45 a 60s)</w:t>
+        <w:t>Roteiro 20: Demonstração do produto, "como funciona"</w:t>
       </w:r>
     </w:p>
     <w:p>
@@ -6701,40 +5545,26 @@
         <w:tblLook w:firstColumn="1" w:firstRow="1" w:lastColumn="0" w:lastRow="0" w:noHBand="0" w:noVBand="1" w:val="04A0"/>
       </w:tblPr>
       <w:tblGrid>
-        <w:gridCol w:w="2880"/>
-        <w:gridCol w:w="2880"/>
-        <w:gridCol w:w="2880"/>
+        <w:gridCol w:w="4320"/>
+        <w:gridCol w:w="4320"/>
       </w:tblGrid>
       <w:tr>
         <w:tc>
           <w:tcPr>
-            <w:tcW w:type="dxa" w:w="2880"/>
+            <w:tcW w:type="dxa" w:w="4320"/>
           </w:tcPr>
           <w:p>
             <w:r>
               <w:rPr>
                 <w:b/>
               </w:rPr>
-              <w:t>Tempo</w:t>
+              <w:t>Visual</w:t>
             </w:r>
           </w:p>
         </w:tc>
         <w:tc>
           <w:tcPr>
-            <w:tcW w:type="dxa" w:w="2880"/>
-          </w:tcPr>
-          <w:p>
-            <w:r>
-              <w:rPr>
-                <w:b/>
-              </w:rPr>
-              <w:t>Visual</w:t>
-            </w:r>
-          </w:p>
-        </w:tc>
-        <w:tc>
-          <w:tcPr>
-            <w:tcW w:type="dxa" w:w="2880"/>
+            <w:tcW w:type="dxa" w:w="4320"/>
           </w:tcPr>
           <w:p>
             <w:r>
@@ -6749,27 +5579,17 @@
       <w:tr>
         <w:tc>
           <w:tcPr>
-            <w:tcW w:type="dxa" w:w="2880"/>
+            <w:tcW w:type="dxa" w:w="4320"/>
           </w:tcPr>
           <w:p>
             <w:r>
-              <w:t>0–4s</w:t>
+              <w:t>Necessaire fechada, câmera girando</w:t>
             </w:r>
           </w:p>
         </w:tc>
         <w:tc>
           <w:tcPr>
-            <w:tcW w:type="dxa" w:w="2880"/>
-          </w:tcPr>
-          <w:p>
-            <w:r>
-              <w:t>Necessaire fechada, câmera girando</w:t>
-            </w:r>
-          </w:p>
-        </w:tc>
-        <w:tc>
-          <w:tcPr>
-            <w:tcW w:type="dxa" w:w="2880"/>
+            <w:tcW w:type="dxa" w:w="4320"/>
           </w:tcPr>
           <w:p>
             <w:r>
@@ -6781,27 +5601,17 @@
       <w:tr>
         <w:tc>
           <w:tcPr>
-            <w:tcW w:type="dxa" w:w="2880"/>
+            <w:tcW w:type="dxa" w:w="4320"/>
           </w:tcPr>
           <w:p>
             <w:r>
-              <w:t>4–16s</w:t>
+              <w:t>Abra o zíper, mostre o interior</w:t>
             </w:r>
           </w:p>
         </w:tc>
         <w:tc>
           <w:tcPr>
-            <w:tcW w:type="dxa" w:w="2880"/>
-          </w:tcPr>
-          <w:p>
-            <w:r>
-              <w:t>Abra o zíper, mostre o interior</w:t>
-            </w:r>
-          </w:p>
-        </w:tc>
-        <w:tc>
-          <w:tcPr>
-            <w:tcW w:type="dxa" w:w="2880"/>
+            <w:tcW w:type="dxa" w:w="4320"/>
           </w:tcPr>
           <w:p>
             <w:r>
@@ -6813,27 +5623,17 @@
       <w:tr>
         <w:tc>
           <w:tcPr>
-            <w:tcW w:type="dxa" w:w="2880"/>
+            <w:tcW w:type="dxa" w:w="4320"/>
           </w:tcPr>
           <w:p>
             <w:r>
-              <w:t>16–28s</w:t>
+              <w:t>Close na costura</w:t>
             </w:r>
           </w:p>
         </w:tc>
         <w:tc>
           <w:tcPr>
-            <w:tcW w:type="dxa" w:w="2880"/>
-          </w:tcPr>
-          <w:p>
-            <w:r>
-              <w:t>Close na costura</w:t>
-            </w:r>
-          </w:p>
-        </w:tc>
-        <w:tc>
-          <w:tcPr>
-            <w:tcW w:type="dxa" w:w="2880"/>
+            <w:tcW w:type="dxa" w:w="4320"/>
           </w:tcPr>
           <w:p>
             <w:r>
@@ -6845,27 +5645,17 @@
       <w:tr>
         <w:tc>
           <w:tcPr>
-            <w:tcW w:type="dxa" w:w="2880"/>
+            <w:tcW w:type="dxa" w:w="4320"/>
           </w:tcPr>
           <w:p>
             <w:r>
-              <w:t>28–40s</w:t>
+              <w:t>Mostre em uso, com maquiagem dentro</w:t>
             </w:r>
           </w:p>
         </w:tc>
         <w:tc>
           <w:tcPr>
-            <w:tcW w:type="dxa" w:w="2880"/>
-          </w:tcPr>
-          <w:p>
-            <w:r>
-              <w:t>Mostre em uso, com maquiagem dentro</w:t>
-            </w:r>
-          </w:p>
-        </w:tc>
-        <w:tc>
-          <w:tcPr>
-            <w:tcW w:type="dxa" w:w="2880"/>
+            <w:tcW w:type="dxa" w:w="4320"/>
           </w:tcPr>
           <w:p>
             <w:r>
@@ -6877,27 +5667,17 @@
       <w:tr>
         <w:tc>
           <w:tcPr>
-            <w:tcW w:type="dxa" w:w="2880"/>
+            <w:tcW w:type="dxa" w:w="4320"/>
           </w:tcPr>
           <w:p>
             <w:r>
-              <w:t>40–52s</w:t>
+              <w:t>Você à câmera</w:t>
             </w:r>
           </w:p>
         </w:tc>
         <w:tc>
           <w:tcPr>
-            <w:tcW w:type="dxa" w:w="2880"/>
-          </w:tcPr>
-          <w:p>
-            <w:r>
-              <w:t>Você à câmera</w:t>
-            </w:r>
-          </w:p>
-        </w:tc>
-        <w:tc>
-          <w:tcPr>
-            <w:tcW w:type="dxa" w:w="2880"/>
+            <w:tcW w:type="dxa" w:w="4320"/>
           </w:tcPr>
           <w:p>
             <w:r>

--- a/roteiros-venda/Roteiros-Necessaire-Make-e-Termica-Mimo.docx
+++ b/roteiros-venda/Roteiros-Necessaire-Make-e-Termica-Mimo.docx
@@ -153,6 +153,299 @@
       </w:pPr>
       <w:r>
         <w:t>Formato pensado para Reels, TikTok e anúncio em vídeo vertical (9:16).</w:t>
+      </w:r>
+    </w:p>
+    <w:p>
+      <w:pPr>
+        <w:pStyle w:val="Heading2"/>
+      </w:pPr>
+      <w:r>
+        <w:t>Como montar uma CTA que leva à compra</w:t>
+      </w:r>
+    </w:p>
+    <w:p>
+      <w:r>
+        <w:t>Toda CTA final segue esta fórmula, nesta ordem:</w:t>
+      </w:r>
+    </w:p>
+    <w:p>
+      <w:pPr>
+        <w:ind w:left="340"/>
+      </w:pPr>
+      <w:r>
+        <w:t xml:space="preserve">1. </w:t>
+      </w:r>
+      <w:r>
+        <w:rPr>
+          <w:b/>
+        </w:rPr>
+        <w:t>Ação de compra clara:</w:t>
+      </w:r>
+      <w:r>
+        <w:t xml:space="preserve"> "Garanta o projeto", "Clique no botão abaixo". Nunca "dá uma olhada" ou "vê se gosta".</w:t>
+      </w:r>
+    </w:p>
+    <w:p>
+      <w:pPr>
+        <w:ind w:left="340"/>
+      </w:pPr>
+      <w:r>
+        <w:t xml:space="preserve">2. </w:t>
+      </w:r>
+      <w:r>
+        <w:rPr>
+          <w:b/>
+        </w:rPr>
+        <w:t>Benefício concreto:</w:t>
+      </w:r>
+      <w:r>
+        <w:t xml:space="preserve"> o que a pessoa ganha (primeira venda esta semana, produto pronto antes do Natal).</w:t>
+      </w:r>
+    </w:p>
+    <w:p>
+      <w:pPr>
+        <w:ind w:left="340"/>
+      </w:pPr>
+      <w:r>
+        <w:t xml:space="preserve">3. </w:t>
+      </w:r>
+      <w:r>
+        <w:rPr>
+          <w:b/>
+        </w:rPr>
+        <w:t>Redução de risco:</w:t>
+      </w:r>
+      <w:r>
+        <w:t xml:space="preserve"> garantia de </w:t>
+      </w:r>
+      <w:r>
+        <w:rPr>
+          <w:b/>
+        </w:rPr>
+        <w:t>[__] dias</w:t>
+      </w:r>
+      <w:r>
+        <w:t>, preço ou conta que fecha.</w:t>
+      </w:r>
+    </w:p>
+    <w:p>
+      <w:pPr>
+        <w:ind w:left="340"/>
+      </w:pPr>
+      <w:r>
+        <w:t xml:space="preserve">4. </w:t>
+      </w:r>
+      <w:r>
+        <w:rPr>
+          <w:b/>
+        </w:rPr>
+        <w:t>Motivo para agir agora:</w:t>
+      </w:r>
+      <w:r>
+        <w:t xml:space="preserve"> prazo de produção do Natal, </w:t>
+      </w:r>
+      <w:r>
+        <w:rPr>
+          <w:b/>
+        </w:rPr>
+        <w:t>[data]</w:t>
+      </w:r>
+      <w:r>
+        <w:t xml:space="preserve"> de corte, bônus ou condição que termina.</w:t>
+      </w:r>
+    </w:p>
+    <w:p>
+      <w:r>
+        <w:rPr>
+          <w:b/>
+        </w:rPr>
+        <w:t>Modelo:</w:t>
+      </w:r>
+      <w:r>
+        <w:t xml:space="preserve"> "Garanta o projeto agora no botão abaixo. Você recebe [benefício], tem [__] dias de garantia e ainda dá tempo de produzir antes do Natal."</w:t>
+      </w:r>
+    </w:p>
+    <w:p>
+      <w:pPr>
+        <w:pStyle w:val="Heading3"/>
+      </w:pPr>
+      <w:r>
+        <w:t>Banco de CTAs para trocar no final de qualquer vídeo</w:t>
+      </w:r>
+    </w:p>
+    <w:p>
+      <w:pPr>
+        <w:pStyle w:val="ListBullet"/>
+      </w:pPr>
+      <w:r>
+        <w:t xml:space="preserve">"Clique no botão abaixo e garanta o projeto da </w:t>
+      </w:r>
+      <w:r>
+        <w:rPr>
+          <w:b/>
+        </w:rPr>
+        <w:t>Necessaire Make</w:t>
+      </w:r>
+      <w:r>
+        <w:t xml:space="preserve"> por </w:t>
+      </w:r>
+      <w:r>
+        <w:rPr>
+          <w:b/>
+        </w:rPr>
+        <w:t>R$ [__]</w:t>
+      </w:r>
+      <w:r>
+        <w:t xml:space="preserve">. São </w:t>
+      </w:r>
+      <w:r>
+        <w:rPr>
+          <w:b/>
+        </w:rPr>
+        <w:t>[__] dias de garantia</w:t>
+      </w:r>
+      <w:r>
+        <w:t xml:space="preserve"> e você já começa hoje."</w:t>
+      </w:r>
+    </w:p>
+    <w:p>
+      <w:pPr>
+        <w:pStyle w:val="ListBullet"/>
+      </w:pPr>
+      <w:r>
+        <w:t xml:space="preserve">"Garanta agora o projeto da </w:t>
+      </w:r>
+      <w:r>
+        <w:rPr>
+          <w:b/>
+        </w:rPr>
+        <w:t>Térmica Mimo</w:t>
+      </w:r>
+      <w:r>
+        <w:t xml:space="preserve"> e comece a vender por </w:t>
+      </w:r>
+      <w:r>
+        <w:rPr>
+          <w:b/>
+        </w:rPr>
+        <w:t>R$ 145</w:t>
+      </w:r>
+      <w:r>
+        <w:t xml:space="preserve"> ainda esta semana."</w:t>
+      </w:r>
+    </w:p>
+    <w:p>
+      <w:pPr>
+        <w:pStyle w:val="ListBullet"/>
+      </w:pPr>
+      <w:r>
+        <w:t xml:space="preserve">"O projeto pode se pagar com </w:t>
+      </w:r>
+      <w:r>
+        <w:rPr>
+          <w:b/>
+        </w:rPr>
+        <w:t>[__] vendas</w:t>
+      </w:r>
+      <w:r>
+        <w:t xml:space="preserve">. Clique em </w:t>
+      </w:r>
+      <w:r>
+        <w:rPr>
+          <w:b/>
+        </w:rPr>
+        <w:t>Quero o projeto</w:t>
+      </w:r>
+      <w:r>
+        <w:t xml:space="preserve"> e faça a conta na prática."</w:t>
+      </w:r>
+    </w:p>
+    <w:p>
+      <w:pPr>
+        <w:pStyle w:val="ListBullet"/>
+      </w:pPr>
+      <w:r>
+        <w:t xml:space="preserve">"Quem entrar até </w:t>
+      </w:r>
+      <w:r>
+        <w:rPr>
+          <w:b/>
+        </w:rPr>
+        <w:t>[data]</w:t>
+      </w:r>
+      <w:r>
+        <w:t xml:space="preserve"> ainda produz e vende antes do Natal. Garanta o seu agora."</w:t>
+      </w:r>
+    </w:p>
+    <w:p>
+      <w:pPr>
+        <w:pStyle w:val="ListBullet"/>
+      </w:pPr>
+      <w:r>
+        <w:t xml:space="preserve">"Garanta hoje, teste por </w:t>
+      </w:r>
+      <w:r>
+        <w:rPr>
+          <w:b/>
+        </w:rPr>
+        <w:t>[__] dias</w:t>
+      </w:r>
+      <w:r>
+        <w:t xml:space="preserve"> e, se não fizer sentido, o seu dinheiro volta. Sem risco."</w:t>
+      </w:r>
+    </w:p>
+    <w:p>
+      <w:pPr>
+        <w:pStyle w:val="ListBullet"/>
+      </w:pPr>
+      <w:r>
+        <w:t xml:space="preserve">"Leve os dois projetos, </w:t>
+      </w:r>
+      <w:r>
+        <w:rPr>
+          <w:b/>
+        </w:rPr>
+        <w:t>Necessaire Make</w:t>
+      </w:r>
+      <w:r>
+        <w:t xml:space="preserve"> e </w:t>
+      </w:r>
+      <w:r>
+        <w:rPr>
+          <w:b/>
+        </w:rPr>
+        <w:t>Térmica Mimo</w:t>
+      </w:r>
+      <w:r>
+        <w:t>, e monte o kit de presente antes do Natal."</w:t>
+      </w:r>
+    </w:p>
+    <w:p>
+      <w:pPr>
+        <w:pStyle w:val="ListBullet"/>
+      </w:pPr>
+      <w:r>
+        <w:t xml:space="preserve">"Só hoje: </w:t>
+      </w:r>
+      <w:r>
+        <w:rPr>
+          <w:b/>
+        </w:rPr>
+        <w:t>[bônus/condição]</w:t>
+      </w:r>
+      <w:r>
+        <w:t xml:space="preserve"> junto com o projeto. Clique no botão abaixo e aproveite."</w:t>
+      </w:r>
+    </w:p>
+    <w:p>
+      <w:r>
+        <w:rPr>
+          <w:b/>
+        </w:rPr>
+        <w:t>Botões de anúncio recomendados:</w:t>
+      </w:r>
+      <w:r>
+        <w:t xml:space="preserve"> Comprar agora · Quero o projeto · Garantir minha vaga.</w:t>
       </w:r>
     </w:p>
     <w:p>
@@ -866,7 +1159,43 @@
           </w:tcPr>
           <w:p>
             <w:r>
-              <w:t>"Se ela conseguiu começando do zero, imagina você que já costura. Tem o passo a passo completo da necessaire e de como apresentar pra cliente. O link tá aqui embaixo. Clica e vê o projeto."</w:t>
+              <w:t xml:space="preserve">"Se ela conseguiu começando do zero, você que já costura pode chegar lá mais rápido. O projeto da </w:t>
+            </w:r>
+            <w:r>
+              <w:rPr>
+                <w:b/>
+              </w:rPr>
+              <w:t>Necessaire Make</w:t>
+            </w:r>
+            <w:r>
+              <w:t xml:space="preserve"> traz o passo a passo completo para produzir e para apresentar a peça à cliente. O investimento é de </w:t>
+            </w:r>
+            <w:r>
+              <w:rPr>
+                <w:b/>
+              </w:rPr>
+              <w:t>R$ [__]</w:t>
+            </w:r>
+            <w:r>
+              <w:t xml:space="preserve">, pode se pagar com </w:t>
+            </w:r>
+            <w:r>
+              <w:rPr>
+                <w:b/>
+              </w:rPr>
+              <w:t>[__] vendas</w:t>
+            </w:r>
+            <w:r>
+              <w:t xml:space="preserve"> e você tem </w:t>
+            </w:r>
+            <w:r>
+              <w:rPr>
+                <w:b/>
+              </w:rPr>
+              <w:t>[__] dias de garantia</w:t>
+            </w:r>
+            <w:r>
+              <w:t>. Clique no botão abaixo, garanta o seu projeto agora e comece a sua primeira necessaire ainda hoje."</w:t>
             </w:r>
           </w:p>
         </w:tc>
@@ -881,7 +1210,25 @@
         <w:t>CTA:</w:t>
       </w:r>
       <w:r>
-        <w:t xml:space="preserve"> "Clica no link e vê o projeto completo."</w:t>
+        <w:t xml:space="preserve"> "Clique no botão abaixo, garanta o projeto da Necessaire Make por </w:t>
+      </w:r>
+      <w:r>
+        <w:rPr>
+          <w:b/>
+        </w:rPr>
+        <w:t>R$ [__]</w:t>
+      </w:r>
+      <w:r>
+        <w:t xml:space="preserve"> e comece a produzir hoje, com </w:t>
+      </w:r>
+      <w:r>
+        <w:rPr>
+          <w:b/>
+        </w:rPr>
+        <w:t>[__] dias de garantia</w:t>
+      </w:r>
+      <w:r>
+        <w:t>."</w:t>
       </w:r>
     </w:p>
     <w:p>
@@ -892,7 +1239,7 @@
         <w:t>Legenda:</w:t>
       </w:r>
       <w:r>
-        <w:t xml:space="preserve"> "A [Maria] vendeu [5] necessaires no primeiro mês. Resultados variam de pessoa para pessoa. Link na bio."</w:t>
+        <w:t xml:space="preserve"> "A [Maria] vendeu [5] necessaires no primeiro mês. Resultados variam de pessoa para pessoa. Garanta o seu projeto pelo link da bio."</w:t>
       </w:r>
     </w:p>
     <w:p>
@@ -1283,7 +1630,7 @@
           </w:tcPr>
           <w:p>
             <w:r>
-              <w:t xml:space="preserve">"Se você quer começar, o projeto tá no link. </w:t>
+              <w:t xml:space="preserve">"Se você quer começar, o projeto está no botão abaixo. </w:t>
             </w:r>
             <w:r>
               <w:rPr>
@@ -1292,7 +1639,16 @@
               <w:t>Resultados variam</w:t>
             </w:r>
             <w:r>
-              <w:t>, mas o passo a passo é o mesmo pra todas."</w:t>
+              <w:t xml:space="preserve">, mas o passo a passo é o mesmo para todas, e você tem </w:t>
+            </w:r>
+            <w:r>
+              <w:rPr>
+                <w:b/>
+              </w:rPr>
+              <w:t>[__] dias de garantia</w:t>
+            </w:r>
+            <w:r>
+              <w:t xml:space="preserve"> para testar sem risco. Garanta o seu agora e comece ainda esta semana."</w:t>
             </w:r>
           </w:p>
         </w:tc>
@@ -1307,7 +1663,7 @@
         <w:t>CTA:</w:t>
       </w:r>
       <w:r>
-        <w:t xml:space="preserve"> "Link na descrição."</w:t>
+        <w:t xml:space="preserve"> "Garanta o projeto agora pelo botão abaixo e comece a sua primeira venda ainda esta semana."</w:t>
       </w:r>
     </w:p>
     <w:p>
@@ -1511,7 +1867,16 @@
           </w:tcPr>
           <w:p>
             <w:r>
-              <w:t>"Se você também quer viver isso, o projeto tá no link. A primeira venda pode ser essa semana."</w:t>
+              <w:t xml:space="preserve">"Se você também quer viver isso, garanta o projeto agora. Com o passo a passo você produz a primeira necessaire e pode fazer a sua primeira venda ainda esta semana. Clique em </w:t>
+            </w:r>
+            <w:r>
+              <w:rPr>
+                <w:b/>
+              </w:rPr>
+              <w:t>Quero o projeto</w:t>
+            </w:r>
+            <w:r>
+              <w:t xml:space="preserve"> e comece hoje."</w:t>
             </w:r>
           </w:p>
         </w:tc>
@@ -1526,7 +1891,7 @@
         <w:t>CTA:</w:t>
       </w:r>
       <w:r>
-        <w:t xml:space="preserve"> "Sua primeira venda pode ser essa semana. Link abaixo."</w:t>
+        <w:t xml:space="preserve"> "A sua primeira venda pode ser esta semana. Clique no botão abaixo e garanta o projeto hoje."</w:t>
       </w:r>
     </w:p>
     <w:p>
@@ -1794,7 +2159,16 @@
           </w:tcPr>
           <w:p>
             <w:r>
-              <w:t>"Quer deixar de ter peça parada e ter produto que sai? Clica no link e dá uma olhada no projeto."</w:t>
+              <w:t xml:space="preserve">"Quer deixar de ter peça parada e passar a ter um produto que sai? Garanta agora o projeto da </w:t>
+            </w:r>
+            <w:r>
+              <w:rPr>
+                <w:b/>
+              </w:rPr>
+              <w:t>Necessaire Make</w:t>
+            </w:r>
+            <w:r>
+              <w:t>, produza a primeira peça esta semana e coloque na vitrine o que a cliente realmente compra. Clique no botão abaixo."</w:t>
             </w:r>
           </w:p>
         </w:tc>
@@ -1809,7 +2183,7 @@
         <w:t>CTA:</w:t>
       </w:r>
       <w:r>
-        <w:t xml:space="preserve"> "Link na bio."</w:t>
+        <w:t xml:space="preserve"> "Garanta o projeto pelo botão abaixo e troque a peça parada por um produto que vende."</w:t>
       </w:r>
     </w:p>
     <w:p>
@@ -2091,7 +2465,25 @@
           </w:tcPr>
           <w:p>
             <w:r>
-              <w:t>"Claro que cada caso é um caso, resultados variam. Mas a conta fecha. O projeto tá no link se você quiser começar."</w:t>
+              <w:t xml:space="preserve">"Cada caso é um caso e os resultados variam, mas a conta fecha. Se ela fecha para você também, garanta o projeto agora: são </w:t>
+            </w:r>
+            <w:r>
+              <w:rPr>
+                <w:b/>
+              </w:rPr>
+              <w:t>R$ [__]</w:t>
+            </w:r>
+            <w:r>
+              <w:t xml:space="preserve"> de investimento que podem se pagar com </w:t>
+            </w:r>
+            <w:r>
+              <w:rPr>
+                <w:b/>
+              </w:rPr>
+              <w:t>[__] vendas</w:t>
+            </w:r>
+            <w:r>
+              <w:t>. O botão está logo abaixo."</w:t>
             </w:r>
           </w:p>
         </w:tc>
@@ -2360,7 +2752,25 @@
               <w:t>e</w:t>
             </w:r>
             <w:r>
-              <w:t xml:space="preserve"> a apresentar. Clica no link e vê como funciona."</w:t>
+              <w:t xml:space="preserve"> a apresentar a peça para a cliente aceitar o preço de </w:t>
+            </w:r>
+            <w:r>
+              <w:rPr>
+                <w:b/>
+              </w:rPr>
+              <w:t>R$ 130</w:t>
+            </w:r>
+            <w:r>
+              <w:t xml:space="preserve">. Garanta o seu agora, com </w:t>
+            </w:r>
+            <w:r>
+              <w:rPr>
+                <w:b/>
+              </w:rPr>
+              <w:t>[__] dias de garantia</w:t>
+            </w:r>
+            <w:r>
+              <w:t>, e comece a vender peças que as clientes valorizam."</w:t>
             </w:r>
           </w:p>
         </w:tc>
@@ -2621,16 +3031,25 @@
           </w:tcPr>
           <w:p>
             <w:r>
-              <w:t xml:space="preserve">"Se você quer um produto com saída garantida entre as mães, o projeto da </w:t>
+              <w:t xml:space="preserve">"Se você quer um produto com saída garantida entre as mães, garanta agora o projeto da </w:t>
             </w:r>
             <w:r>
               <w:rPr>
                 <w:b/>
               </w:rPr>
-              <w:t>Mimo</w:t>
-            </w:r>
-            <w:r>
-              <w:t xml:space="preserve"> está no link."</w:t>
+              <w:t>Térmica Mimo</w:t>
+            </w:r>
+            <w:r>
+              <w:t xml:space="preserve">. Você aprende a fazer e começa a vender por </w:t>
+            </w:r>
+            <w:r>
+              <w:rPr>
+                <w:b/>
+              </w:rPr>
+              <w:t>R$ 145</w:t>
+            </w:r>
+            <w:r>
+              <w:t>. Clique no botão abaixo e comece hoje."</w:t>
             </w:r>
           </w:p>
         </w:tc>
@@ -2836,7 +3255,16 @@
           </w:tcPr>
           <w:p>
             <w:r>
-              <w:t>"Quem faz e vende essa peça tem saída o ano todo. O projeto completo tá no link."</w:t>
+              <w:t xml:space="preserve">"Quem faz e vende essa peça tem saída o ano todo. Garanta agora o projeto completo da </w:t>
+            </w:r>
+            <w:r>
+              <w:rPr>
+                <w:b/>
+              </w:rPr>
+              <w:t>Mimo</w:t>
+            </w:r>
+            <w:r>
+              <w:t xml:space="preserve"> e comece a produzir para o próximo chá de bebê. Clique no botão abaixo."</w:t>
             </w:r>
           </w:p>
         </w:tc>
@@ -3186,7 +3614,7 @@
           </w:tcPr>
           <w:p>
             <w:r>
-              <w:t xml:space="preserve">"Claro, </w:t>
+              <w:t xml:space="preserve">"Os </w:t>
             </w:r>
             <w:r>
               <w:rPr>
@@ -3195,7 +3623,7 @@
               <w:t>resultados variam</w:t>
             </w:r>
             <w:r>
-              <w:t>. Mas se a conta fecha pra você, vale olhar. Link na descrição."</w:t>
+              <w:t>, mas se a conta fecha para você, o momento é agora: garanta o projeto antes do fim de ano e chegue ao Natal com produto pronto e caixa. Clique no botão abaixo."</w:t>
             </w:r>
           </w:p>
         </w:tc>
@@ -3419,7 +3847,7 @@
           </w:tcPr>
           <w:p>
             <w:r>
-              <w:t>"Quer ver como o projeto te ajuda a ter esse tipo de peça? Clica no link."</w:t>
+              <w:t>"Quer ter peças de margem alta no seu ateliê? Garanta o projeto agora, faça a conta com o seu custo real e comece a lucrar já nas primeiras vendas. Clique no botão abaixo."</w:t>
             </w:r>
           </w:p>
         </w:tc>
@@ -3698,7 +4126,16 @@
           </w:tcPr>
           <w:p>
             <w:r>
-              <w:t>"O passo a passo de como produzir e vender tá no projeto. Link na bio."</w:t>
+              <w:t xml:space="preserve">"O passo a passo de produção e de venda está no projeto. Garanta o seu agora, faça a primeira peça esta semana e comece a contar as </w:t>
+            </w:r>
+            <w:r>
+              <w:rPr>
+                <w:b/>
+              </w:rPr>
+              <w:t>[8]</w:t>
+            </w:r>
+            <w:r>
+              <w:t xml:space="preserve"> vendas. Clique no botão abaixo."</w:t>
             </w:r>
           </w:p>
         </w:tc>
@@ -3942,7 +4379,7 @@
           </w:tcPr>
           <w:p>
             <w:r>
-              <w:t>"Clica no link e garante o projeto hoje."</w:t>
+              <w:t>"Quem começar agora produz e vende antes do Natal, e quem deixa para dezembro fica sem tempo. Garanta o projeto hoje, no botão abaixo, e comece a produzir esta semana."</w:t>
             </w:r>
           </w:p>
         </w:tc>
@@ -4173,7 +4610,7 @@
           </w:tcPr>
           <w:p>
             <w:r>
-              <w:t>"Começa hoje. Link na descrição."</w:t>
+              <w:t>"Cada dia que passa são peças a menos para o Natal. Garanta o projeto agora e comece a produzir hoje. O botão está logo abaixo."</w:t>
             </w:r>
           </w:p>
         </w:tc>
@@ -4426,7 +4863,25 @@
           </w:tcPr>
           <w:p>
             <w:r>
-              <w:t>"Os dois projetos estão no link. Escolhe por onde começar."</w:t>
+              <w:t xml:space="preserve">"Escolha por onde começar: </w:t>
+            </w:r>
+            <w:r>
+              <w:rPr>
+                <w:b/>
+              </w:rPr>
+              <w:t>Necessaire Make</w:t>
+            </w:r>
+            <w:r>
+              <w:t xml:space="preserve"> ou </w:t>
+            </w:r>
+            <w:r>
+              <w:rPr>
+                <w:b/>
+              </w:rPr>
+              <w:t>Térmica Mimo</w:t>
+            </w:r>
+            <w:r>
+              <w:t>. Garanta os dois projetos e monte o kit de presente antes do Natal, ou comece por um e adicione o outro depois. Clique no botão abaixo."</w:t>
             </w:r>
           </w:p>
         </w:tc>
@@ -4612,7 +5067,25 @@
           </w:tcPr>
           <w:p>
             <w:r>
-              <w:t>"Coloca essas peças na vitrine e veja o que acontece com o giro. O projeto tá no link."</w:t>
+              <w:t xml:space="preserve">"Coloque na vitrine o que gira. Garanta agora o projeto da </w:t>
+            </w:r>
+            <w:r>
+              <w:rPr>
+                <w:b/>
+              </w:rPr>
+              <w:t>Necessaire Make</w:t>
+            </w:r>
+            <w:r>
+              <w:t xml:space="preserve"> e da </w:t>
+            </w:r>
+            <w:r>
+              <w:rPr>
+                <w:b/>
+              </w:rPr>
+              <w:t>Térmica Mimo</w:t>
+            </w:r>
+            <w:r>
+              <w:t xml:space="preserve"> e troque o que está parado por produtos que a cliente procura. Clique no botão abaixo."</w:t>
             </w:r>
           </w:p>
         </w:tc>
@@ -4825,7 +5298,43 @@
           </w:tcPr>
           <w:p>
             <w:r>
-              <w:t>"Começa pequeno, testa, vende. Se funcionar, repete. O link do projeto está aqui embaixo."</w:t>
+              <w:t xml:space="preserve">"Comece pequeno, teste e venda. Com o projeto de </w:t>
+            </w:r>
+            <w:r>
+              <w:rPr>
+                <w:b/>
+              </w:rPr>
+              <w:t>R$ [__]</w:t>
+            </w:r>
+            <w:r>
+              <w:t xml:space="preserve"> e o material de </w:t>
+            </w:r>
+            <w:r>
+              <w:rPr>
+                <w:b/>
+              </w:rPr>
+              <w:t>R$ [__]</w:t>
+            </w:r>
+            <w:r>
+              <w:t xml:space="preserve"> por peça, você recupera o investimento em </w:t>
+            </w:r>
+            <w:r>
+              <w:rPr>
+                <w:b/>
+              </w:rPr>
+              <w:t>[__] vendas</w:t>
+            </w:r>
+            <w:r>
+              <w:t xml:space="preserve"> e ainda tem </w:t>
+            </w:r>
+            <w:r>
+              <w:rPr>
+                <w:b/>
+              </w:rPr>
+              <w:t>[__] dias de garantia</w:t>
+            </w:r>
+            <w:r>
+              <w:t>. Garanta o seu agora, no botão abaixo."</w:t>
             </w:r>
           </w:p>
         </w:tc>
@@ -5038,7 +5547,16 @@
           </w:tcPr>
           <w:p>
             <w:r>
-              <w:t>"Se o seu ateliê também quer um produto novo, clica no link."</w:t>
+              <w:t xml:space="preserve">"Se o seu ateliê precisa de um produto novo para o fim de ano, garanta agora o projeto da </w:t>
+            </w:r>
+            <w:r>
+              <w:rPr>
+                <w:b/>
+              </w:rPr>
+              <w:t>Necessaire Make</w:t>
+            </w:r>
+            <w:r>
+              <w:t xml:space="preserve"> e coloque na vitrine antes do Natal. Clique no botão abaixo."</w:t>
             </w:r>
           </w:p>
         </w:tc>
@@ -5289,7 +5807,16 @@
           </w:tcPr>
           <w:p>
             <w:r>
-              <w:t>"Sem risco. Volta no link e entra hoje."</w:t>
+              <w:t xml:space="preserve">"Sem risco: são </w:t>
+            </w:r>
+            <w:r>
+              <w:rPr>
+                <w:b/>
+              </w:rPr>
+              <w:t>[__] dias de garantia</w:t>
+            </w:r>
+            <w:r>
+              <w:t>. Se não fizer sentido para você, o seu dinheiro volta. Clique no botão abaixo e entre hoje, antes que o prazo para produzir para o Natal acabe."</w:t>
             </w:r>
           </w:p>
         </w:tc>
@@ -5471,7 +5998,16 @@
           </w:tcPr>
           <w:p>
             <w:r>
-              <w:t>"Se a conta fechou pra você, é hoje. O link está logo abaixo."</w:t>
+              <w:t xml:space="preserve">"Se a conta fechou para você, o momento é hoje. Garanta o projeto agora no botão abaixo: depois de </w:t>
+            </w:r>
+            <w:r>
+              <w:rPr>
+                <w:b/>
+              </w:rPr>
+              <w:t>[data]</w:t>
+            </w:r>
+            <w:r>
+              <w:t xml:space="preserve"> não há mais tempo de produzir e vender antes do Natal."</w:t>
             </w:r>
           </w:p>
         </w:tc>
@@ -5690,7 +6226,16 @@
               <w:t>R$ 130</w:t>
             </w:r>
             <w:r>
-              <w:t>? O projeto completo tá no link."</w:t>
+              <w:t xml:space="preserve">? Garanta o projeto completo agora, com </w:t>
+            </w:r>
+            <w:r>
+              <w:rPr>
+                <w:b/>
+              </w:rPr>
+              <w:t>[__] dias de garantia</w:t>
+            </w:r>
+            <w:r>
+              <w:t>, e comece a produzir hoje. Clique no botão abaixo."</w:t>
             </w:r>
           </w:p>
         </w:tc>
@@ -5838,7 +6383,7 @@
         <w:pStyle w:val="IntenseQuote"/>
       </w:pPr>
       <w:r>
-        <w:t>👉 Clique em "Saiba mais" e comece antes do Natal.</w:t>
+        <w:t>👉 Garanta o projeto hoje em "Saiba mais" e chegue ao Natal com produto pronto e caixa.</w:t>
       </w:r>
     </w:p>
     <w:p>
@@ -5934,7 +6479,16 @@
         <w:pStyle w:val="IntenseQuote"/>
       </w:pPr>
       <w:r>
-        <w:t>👉 Saiba mais no botão abaixo.</w:t>
+        <w:t xml:space="preserve">👉 Garanta o projeto da Necessaire Make por </w:t>
+      </w:r>
+      <w:r>
+        <w:rPr>
+          <w:b/>
+        </w:rPr>
+        <w:t>R$ [__]</w:t>
+      </w:r>
+      <w:r>
+        <w:t xml:space="preserve"> no botão abaixo e comece a produzir hoje.</w:t>
       </w:r>
     </w:p>
     <w:p>
@@ -6036,7 +6590,7 @@
         <w:pStyle w:val="IntenseQuote"/>
       </w:pPr>
       <w:r>
-        <w:t xml:space="preserve">👉 Clique em "Saiba mais" e veja como funciona. </w:t>
+        <w:t xml:space="preserve">👉 Garanta o seu projeto em "Saiba mais" e comece a sua primeira venda ainda este mês. </w:t>
       </w:r>
       <w:r>
         <w:rPr>
@@ -6135,7 +6689,7 @@
         <w:pStyle w:val="IntenseQuote"/>
       </w:pPr>
       <w:r>
-        <w:t>Faça a conta e veja se o projeto se paga. 👇</w:t>
+        <w:t>Faça a conta e garanta o projeto agora no botão abaixo. 👇</w:t>
       </w:r>
     </w:p>
     <w:p>
@@ -6191,7 +6745,7 @@
         <w:pStyle w:val="IntenseQuote"/>
       </w:pPr>
       <w:r>
-        <w:t>Escolha o projeto e comece a produzir agora.</w:t>
+        <w:t>Garanta os dois projetos no botão abaixo e monte o kit de presente antes do Natal.</w:t>
       </w:r>
     </w:p>
     <w:p>
@@ -6285,7 +6839,7 @@
         <w:pStyle w:val="ListBullet"/>
       </w:pPr>
       <w:r>
-        <w:t>"Passo a passo completo. Comece hoje."</w:t>
+        <w:t>"Garanta o projeto hoje e comece a produzir."</w:t>
       </w:r>
     </w:p>
     <w:p>
@@ -6293,7 +6847,7 @@
         <w:pStyle w:val="ListBullet"/>
       </w:pPr>
       <w:r>
-        <w:t>"Produza e venda antes do Natal."</w:t>
+        <w:t>"Produza e venda antes do Natal. Garanta o seu."</w:t>
       </w:r>
     </w:p>
     <w:p>
@@ -6301,7 +6855,7 @@
         <w:pStyle w:val="ListBullet"/>
       </w:pPr>
       <w:r>
-        <w:t>"Projeto pensado para vender."</w:t>
+        <w:t>"Projeto pensado para vender. Compre agora."</w:t>
       </w:r>
     </w:p>
     <w:p>
@@ -6356,7 +6910,7 @@
         <w:t>(Depois de responder:)</w:t>
       </w:r>
       <w:r>
-        <w:t xml:space="preserve"> Então vai gostar. A necessaire vende por </w:t>
+        <w:t xml:space="preserve"> Então você vai gostar. A necessaire vende por </w:t>
       </w:r>
       <w:r>
         <w:rPr>
@@ -6365,7 +6919,25 @@
         <w:t>R$ 130</w:t>
       </w:r>
       <w:r>
-        <w:t xml:space="preserve"> e o projeto te ensina a fazer e a vender. Quer que eu te mande o link?</w:t>
+        <w:t xml:space="preserve"> e o projeto te ensina a fazer e a vender. Hoje ele está por </w:t>
+      </w:r>
+      <w:r>
+        <w:rPr>
+          <w:b/>
+        </w:rPr>
+        <w:t>R$ [__]</w:t>
+      </w:r>
+      <w:r>
+        <w:t xml:space="preserve">, com </w:t>
+      </w:r>
+      <w:r>
+        <w:rPr>
+          <w:b/>
+        </w:rPr>
+        <w:t>[__] dias de garantia</w:t>
+      </w:r>
+      <w:r>
+        <w:t>. Posso te enviar o link para garantir agora?</w:t>
       </w:r>
     </w:p>
     <w:p>
@@ -6390,7 +6962,7 @@
         <w:t>[5]</w:t>
       </w:r>
       <w:r>
-        <w:t xml:space="preserve"> no primeiro mês. Posso te ajudar a escolher por onde começar?</w:t>
+        <w:t xml:space="preserve"> no primeiro mês. Posso te enviar o link para você garantir o seu hoje?</w:t>
       </w:r>
     </w:p>
     <w:p>
@@ -6406,7 +6978,25 @@
         <w:pStyle w:val="IntenseQuote"/>
       </w:pPr>
       <w:r>
-        <w:t>[Nome], o prazo pra produzir antes do Natal está acabando. Se ainda quer garantir, o link está aqui: [link]. Qualquer dúvida é só chamar. 🎄</w:t>
+        <w:t xml:space="preserve">[Nome], o prazo para produzir antes do Natal acaba em </w:t>
+      </w:r>
+      <w:r>
+        <w:rPr>
+          <w:b/>
+        </w:rPr>
+        <w:t>[data]</w:t>
+      </w:r>
+      <w:r>
+        <w:t xml:space="preserve">. Garanta o projeto agora: [link]. Você tem </w:t>
+      </w:r>
+      <w:r>
+        <w:rPr>
+          <w:b/>
+        </w:rPr>
+        <w:t>[__] dias de garantia</w:t>
+      </w:r>
+      <w:r>
+        <w:t>. Se ainda tiver dúvida, me chame que eu respondo agora. 🎄</w:t>
       </w:r>
     </w:p>
     <w:p>
